--- a/William/Node Vue/William_Jackson.docx
+++ b/William/Node Vue/William_Jackson.docx
@@ -175,385 +175,222 @@
         <w:jc w:val="both"/>
         <w:rPr>
           <w:rFonts w:ascii="Arial" w:hAnsi="Arial" w:cs="Arial"/>
-          <w:sz w:val="18"/>
+          <w:sz w:val="14"/>
           <w:szCs w:val="18"/>
         </w:rPr>
       </w:pPr>
       <w:r>
         <w:rPr>
-          <w:rStyle w:val="Strong"/>
-          <w:rFonts w:ascii="Arial" w:hAnsi="Arial" w:cs="Arial"/>
-          <w:sz w:val="18"/>
-          <w:szCs w:val="18"/>
-        </w:rPr>
-        <w:t>Senior Full-Stack Engineer</w:t>
-      </w:r>
-      <w:r>
-        <w:rPr>
-          <w:rFonts w:ascii="Arial" w:hAnsi="Arial" w:cs="Arial"/>
-          <w:sz w:val="18"/>
-          <w:szCs w:val="18"/>
-        </w:rPr>
-        <w:t xml:space="preserve"> with ~10 years building </w:t>
-      </w:r>
-      <w:r>
-        <w:rPr>
-          <w:rStyle w:val="Strong"/>
-          <w:rFonts w:ascii="Arial" w:hAnsi="Arial" w:cs="Arial"/>
-          <w:sz w:val="18"/>
-          <w:szCs w:val="18"/>
-        </w:rPr>
-        <w:t xml:space="preserve">Vue.js + </w:t>
+          <w:sz w:val="20"/>
+        </w:rPr>
+        <w:t xml:space="preserve">Senior Software Engineer with 10+ years of experience delivering </w:t>
+      </w:r>
+      <w:r>
+        <w:rPr>
+          <w:rStyle w:val="Strong"/>
+          <w:sz w:val="20"/>
+        </w:rPr>
+        <w:t>Node.js 8–20</w:t>
+      </w:r>
+      <w:r>
+        <w:rPr>
+          <w:sz w:val="20"/>
+        </w:rPr>
+        <w:t xml:space="preserve">, </w:t>
+      </w:r>
+      <w:r>
+        <w:rPr>
+          <w:rStyle w:val="Strong"/>
+          <w:sz w:val="20"/>
+        </w:rPr>
+        <w:t>Vue.js 2–3</w:t>
+      </w:r>
+      <w:r>
+        <w:rPr>
+          <w:sz w:val="20"/>
+        </w:rPr>
+        <w:t xml:space="preserve">, </w:t>
       </w:r>
       <w:proofErr w:type="spellStart"/>
       <w:r>
         <w:rPr>
           <w:rStyle w:val="Strong"/>
-          <w:rFonts w:ascii="Arial" w:hAnsi="Arial" w:cs="Arial"/>
-          <w:sz w:val="18"/>
-          <w:szCs w:val="18"/>
+          <w:sz w:val="20"/>
         </w:rPr>
         <w:t>TypeScript</w:t>
       </w:r>
       <w:proofErr w:type="spellEnd"/>
       <w:r>
         <w:rPr>
-          <w:rFonts w:ascii="Arial" w:hAnsi="Arial" w:cs="Arial"/>
-          <w:sz w:val="18"/>
-          <w:szCs w:val="18"/>
-        </w:rPr>
-        <w:t xml:space="preserve"> frontends and </w:t>
-      </w:r>
-      <w:r>
-        <w:rPr>
-          <w:rStyle w:val="Strong"/>
-          <w:rFonts w:ascii="Arial" w:hAnsi="Arial" w:cs="Arial"/>
-          <w:sz w:val="18"/>
-          <w:szCs w:val="18"/>
-        </w:rPr>
-        <w:t>Node.js</w:t>
-      </w:r>
-      <w:r>
-        <w:rPr>
-          <w:rFonts w:ascii="Arial" w:hAnsi="Arial" w:cs="Arial"/>
-          <w:sz w:val="18"/>
-          <w:szCs w:val="18"/>
-        </w:rPr>
-        <w:t xml:space="preserve"> backend services on </w:t>
-      </w:r>
-      <w:r>
-        <w:rPr>
-          <w:rStyle w:val="Strong"/>
-          <w:rFonts w:ascii="Arial" w:hAnsi="Arial" w:cs="Arial"/>
-          <w:sz w:val="18"/>
-          <w:szCs w:val="18"/>
-        </w:rPr>
-        <w:t>AWS-first</w:t>
-      </w:r>
-      <w:r>
-        <w:rPr>
-          <w:rFonts w:ascii="Arial" w:hAnsi="Arial" w:cs="Arial"/>
-          <w:sz w:val="18"/>
-          <w:szCs w:val="18"/>
-        </w:rPr>
-        <w:t xml:space="preserve"> architectures. Strong track record designing </w:t>
-      </w:r>
-      <w:r>
-        <w:rPr>
-          <w:rStyle w:val="Strong"/>
-          <w:rFonts w:ascii="Arial" w:hAnsi="Arial" w:cs="Arial"/>
-          <w:sz w:val="18"/>
-          <w:szCs w:val="18"/>
-        </w:rPr>
-        <w:t>API gateway/BFF</w:t>
-      </w:r>
-      <w:r>
-        <w:rPr>
-          <w:rFonts w:ascii="Arial" w:hAnsi="Arial" w:cs="Arial"/>
-          <w:sz w:val="18"/>
-          <w:szCs w:val="18"/>
-        </w:rPr>
-        <w:t xml:space="preserve"> layers, </w:t>
-      </w:r>
-      <w:r>
-        <w:rPr>
-          <w:rStyle w:val="Strong"/>
-          <w:rFonts w:ascii="Arial" w:hAnsi="Arial" w:cs="Arial"/>
-          <w:sz w:val="18"/>
-          <w:szCs w:val="18"/>
-        </w:rPr>
-        <w:t>event-driven</w:t>
-      </w:r>
-      <w:r>
-        <w:rPr>
-          <w:rFonts w:ascii="Arial" w:hAnsi="Arial" w:cs="Arial"/>
-          <w:sz w:val="18"/>
-          <w:szCs w:val="18"/>
-        </w:rPr>
-        <w:t xml:space="preserve"> pipelines, and scalable data flows with </w:t>
-      </w:r>
-      <w:r>
-        <w:rPr>
-          <w:rStyle w:val="Strong"/>
-          <w:rFonts w:ascii="Arial" w:hAnsi="Arial" w:cs="Arial"/>
-          <w:sz w:val="18"/>
-          <w:szCs w:val="18"/>
-        </w:rPr>
-        <w:t>Kafka</w:t>
-      </w:r>
-      <w:r>
-        <w:rPr>
-          <w:rFonts w:ascii="Arial" w:hAnsi="Arial" w:cs="Arial"/>
-          <w:sz w:val="18"/>
-          <w:szCs w:val="18"/>
-        </w:rPr>
-        <w:t xml:space="preserve">, </w:t>
-      </w:r>
-      <w:r>
-        <w:rPr>
-          <w:rStyle w:val="Strong"/>
-          <w:rFonts w:ascii="Arial" w:hAnsi="Arial" w:cs="Arial"/>
-          <w:sz w:val="18"/>
-          <w:szCs w:val="18"/>
-        </w:rPr>
-        <w:t>AWS SQS/SNS</w:t>
-      </w:r>
-      <w:r>
-        <w:rPr>
-          <w:rFonts w:ascii="Arial" w:hAnsi="Arial" w:cs="Arial"/>
-          <w:sz w:val="18"/>
-          <w:szCs w:val="18"/>
+          <w:rStyle w:val="Strong"/>
+          <w:sz w:val="20"/>
+        </w:rPr>
+        <w:t xml:space="preserve"> 3.x–5.x</w:t>
+      </w:r>
+      <w:r>
+        <w:rPr>
+          <w:sz w:val="20"/>
+        </w:rPr>
+        <w:t xml:space="preserve">, and cloud-native web platforms across the </w:t>
+      </w:r>
+      <w:proofErr w:type="spellStart"/>
+      <w:r>
+        <w:rPr>
+          <w:rStyle w:val="Strong"/>
+          <w:sz w:val="20"/>
+        </w:rPr>
+        <w:t>SaaS</w:t>
+      </w:r>
+      <w:proofErr w:type="spellEnd"/>
+      <w:r>
+        <w:rPr>
+          <w:rStyle w:val="Strong"/>
+          <w:sz w:val="20"/>
+        </w:rPr>
+        <w:t>, enterprise software, and data-driven product industry</w:t>
+      </w:r>
+      <w:r>
+        <w:rPr>
+          <w:sz w:val="20"/>
+        </w:rPr>
+        <w:t xml:space="preserve">, with a strong record of building secure APIs, responsive frontends, and scalable backend services. </w:t>
+      </w:r>
+      <w:proofErr w:type="gramStart"/>
+      <w:r>
+        <w:rPr>
+          <w:sz w:val="20"/>
+        </w:rPr>
+        <w:t xml:space="preserve">Strong background in </w:t>
+      </w:r>
+      <w:proofErr w:type="spellStart"/>
+      <w:r>
+        <w:rPr>
+          <w:rStyle w:val="Strong"/>
+          <w:sz w:val="20"/>
+        </w:rPr>
+        <w:t>microservices</w:t>
+      </w:r>
+      <w:proofErr w:type="spellEnd"/>
+      <w:r>
+        <w:rPr>
+          <w:sz w:val="20"/>
+        </w:rPr>
+        <w:t xml:space="preserve">, </w:t>
+      </w:r>
+      <w:r>
+        <w:rPr>
+          <w:rStyle w:val="Strong"/>
+          <w:sz w:val="20"/>
+        </w:rPr>
+        <w:t>REST APIs</w:t>
+      </w:r>
+      <w:r>
+        <w:rPr>
+          <w:sz w:val="20"/>
+        </w:rPr>
+        <w:t xml:space="preserve">, </w:t>
+      </w:r>
+      <w:proofErr w:type="spellStart"/>
+      <w:r>
+        <w:rPr>
+          <w:rStyle w:val="Strong"/>
+          <w:sz w:val="20"/>
+        </w:rPr>
+        <w:t>GraphQL</w:t>
+      </w:r>
+      <w:proofErr w:type="spellEnd"/>
+      <w:r>
+        <w:rPr>
+          <w:sz w:val="20"/>
+        </w:rPr>
+        <w:t xml:space="preserve">, </w:t>
+      </w:r>
+      <w:proofErr w:type="spellStart"/>
+      <w:r>
+        <w:rPr>
+          <w:rStyle w:val="Strong"/>
+          <w:sz w:val="20"/>
+        </w:rPr>
+        <w:t>PostgreSQL</w:t>
+      </w:r>
+      <w:proofErr w:type="spellEnd"/>
+      <w:r>
+        <w:rPr>
+          <w:sz w:val="20"/>
+        </w:rPr>
+        <w:t xml:space="preserve">, </w:t>
+      </w:r>
+      <w:proofErr w:type="spellStart"/>
+      <w:r>
+        <w:rPr>
+          <w:rStyle w:val="Strong"/>
+          <w:sz w:val="20"/>
+        </w:rPr>
+        <w:t>Redis</w:t>
+      </w:r>
+      <w:proofErr w:type="spellEnd"/>
+      <w:r>
+        <w:rPr>
+          <w:sz w:val="20"/>
+        </w:rPr>
+        <w:t xml:space="preserve">, </w:t>
+      </w:r>
+      <w:r>
+        <w:rPr>
+          <w:rStyle w:val="Strong"/>
+          <w:sz w:val="20"/>
+        </w:rPr>
+        <w:t>AWS</w:t>
+      </w:r>
+      <w:r>
+        <w:rPr>
+          <w:sz w:val="20"/>
+        </w:rPr>
+        <w:t xml:space="preserve">, </w:t>
+      </w:r>
+      <w:proofErr w:type="spellStart"/>
+      <w:r>
+        <w:rPr>
+          <w:rStyle w:val="Strong"/>
+          <w:sz w:val="20"/>
+        </w:rPr>
+        <w:t>Docker</w:t>
+      </w:r>
+      <w:proofErr w:type="spellEnd"/>
+      <w:r>
+        <w:rPr>
+          <w:sz w:val="20"/>
         </w:rPr>
         <w:t xml:space="preserve">, and </w:t>
       </w:r>
-      <w:proofErr w:type="spellStart"/>
-      <w:r>
-        <w:rPr>
-          <w:rStyle w:val="Strong"/>
-          <w:rFonts w:ascii="Arial" w:hAnsi="Arial" w:cs="Arial"/>
-          <w:sz w:val="18"/>
-          <w:szCs w:val="18"/>
-        </w:rPr>
-        <w:t>RabbitMQ</w:t>
-      </w:r>
-      <w:proofErr w:type="spellEnd"/>
-      <w:r>
-        <w:rPr>
-          <w:rFonts w:ascii="Arial" w:hAnsi="Arial" w:cs="Arial"/>
-          <w:sz w:val="18"/>
-          <w:szCs w:val="18"/>
-        </w:rPr>
-        <w:t xml:space="preserve">. Experienced modernizing legacy systems into </w:t>
-      </w:r>
-      <w:proofErr w:type="spellStart"/>
-      <w:r>
-        <w:rPr>
-          <w:rStyle w:val="Strong"/>
-          <w:rFonts w:ascii="Arial" w:hAnsi="Arial" w:cs="Arial"/>
-          <w:sz w:val="18"/>
-          <w:szCs w:val="18"/>
-        </w:rPr>
-        <w:t>microservices</w:t>
-      </w:r>
-      <w:proofErr w:type="spellEnd"/>
-      <w:r>
-        <w:rPr>
-          <w:rFonts w:ascii="Arial" w:hAnsi="Arial" w:cs="Arial"/>
-          <w:sz w:val="18"/>
-          <w:szCs w:val="18"/>
-        </w:rPr>
-        <w:t xml:space="preserve"> with </w:t>
-      </w:r>
-      <w:proofErr w:type="spellStart"/>
-      <w:r>
-        <w:rPr>
-          <w:rStyle w:val="Strong"/>
-          <w:rFonts w:ascii="Arial" w:hAnsi="Arial" w:cs="Arial"/>
-          <w:sz w:val="18"/>
-          <w:szCs w:val="18"/>
-        </w:rPr>
-        <w:t>Docker</w:t>
-      </w:r>
-      <w:proofErr w:type="spellEnd"/>
-      <w:r>
-        <w:rPr>
-          <w:rFonts w:ascii="Arial" w:hAnsi="Arial" w:cs="Arial"/>
-          <w:sz w:val="18"/>
-          <w:szCs w:val="18"/>
-        </w:rPr>
-        <w:t xml:space="preserve">, </w:t>
-      </w:r>
-      <w:proofErr w:type="spellStart"/>
-      <w:r>
-        <w:rPr>
-          <w:rStyle w:val="Strong"/>
-          <w:rFonts w:ascii="Arial" w:hAnsi="Arial" w:cs="Arial"/>
-          <w:sz w:val="18"/>
-          <w:szCs w:val="18"/>
-        </w:rPr>
-        <w:t>Kubernetes</w:t>
-      </w:r>
-      <w:proofErr w:type="spellEnd"/>
-      <w:r>
-        <w:rPr>
-          <w:rFonts w:ascii="Arial" w:hAnsi="Arial" w:cs="Arial"/>
-          <w:sz w:val="18"/>
-          <w:szCs w:val="18"/>
-        </w:rPr>
-        <w:t xml:space="preserve">, and disciplined </w:t>
-      </w:r>
-      <w:r>
-        <w:rPr>
-          <w:rStyle w:val="Strong"/>
-          <w:rFonts w:ascii="Arial" w:hAnsi="Arial" w:cs="Arial"/>
-          <w:sz w:val="18"/>
-          <w:szCs w:val="18"/>
+      <w:r>
+        <w:rPr>
+          <w:rStyle w:val="Strong"/>
+          <w:sz w:val="20"/>
         </w:rPr>
         <w:t>CI/CD</w:t>
       </w:r>
       <w:r>
         <w:rPr>
-          <w:rFonts w:ascii="Arial" w:hAnsi="Arial" w:cs="Arial"/>
-          <w:sz w:val="18"/>
-          <w:szCs w:val="18"/>
-        </w:rPr>
-        <w:t xml:space="preserve">, while improving production reliability through </w:t>
-      </w:r>
-      <w:proofErr w:type="spellStart"/>
-      <w:r>
-        <w:rPr>
-          <w:rStyle w:val="Strong"/>
-          <w:rFonts w:ascii="Arial" w:hAnsi="Arial" w:cs="Arial"/>
-          <w:sz w:val="18"/>
-          <w:szCs w:val="18"/>
-        </w:rPr>
-        <w:t>OpenTelemetry</w:t>
-      </w:r>
-      <w:proofErr w:type="spellEnd"/>
-      <w:r>
-        <w:rPr>
-          <w:rFonts w:ascii="Arial" w:hAnsi="Arial" w:cs="Arial"/>
-          <w:sz w:val="18"/>
-          <w:szCs w:val="18"/>
-        </w:rPr>
-        <w:t xml:space="preserve">, </w:t>
-      </w:r>
-      <w:proofErr w:type="spellStart"/>
-      <w:r>
-        <w:rPr>
-          <w:rStyle w:val="Strong"/>
-          <w:rFonts w:ascii="Arial" w:hAnsi="Arial" w:cs="Arial"/>
-          <w:sz w:val="18"/>
-          <w:szCs w:val="18"/>
-        </w:rPr>
-        <w:t>Datadog</w:t>
-      </w:r>
-      <w:proofErr w:type="spellEnd"/>
-      <w:r>
-        <w:rPr>
-          <w:rFonts w:ascii="Arial" w:hAnsi="Arial" w:cs="Arial"/>
-          <w:sz w:val="18"/>
-          <w:szCs w:val="18"/>
-        </w:rPr>
-        <w:t xml:space="preserve">, </w:t>
-      </w:r>
-      <w:r>
-        <w:rPr>
-          <w:rStyle w:val="Strong"/>
-          <w:rFonts w:ascii="Arial" w:hAnsi="Arial" w:cs="Arial"/>
-          <w:sz w:val="18"/>
-          <w:szCs w:val="18"/>
-        </w:rPr>
-        <w:t>Prometheus/</w:t>
-      </w:r>
-      <w:proofErr w:type="spellStart"/>
-      <w:r>
-        <w:rPr>
-          <w:rStyle w:val="Strong"/>
-          <w:rFonts w:ascii="Arial" w:hAnsi="Arial" w:cs="Arial"/>
-          <w:sz w:val="18"/>
-          <w:szCs w:val="18"/>
-        </w:rPr>
-        <w:t>Grafana</w:t>
-      </w:r>
-      <w:proofErr w:type="spellEnd"/>
-      <w:r>
-        <w:rPr>
-          <w:rFonts w:ascii="Arial" w:hAnsi="Arial" w:cs="Arial"/>
-          <w:sz w:val="18"/>
-          <w:szCs w:val="18"/>
-        </w:rPr>
-        <w:t xml:space="preserve">, and actionable </w:t>
-      </w:r>
-      <w:proofErr w:type="spellStart"/>
-      <w:r>
-        <w:rPr>
-          <w:rFonts w:ascii="Arial" w:hAnsi="Arial" w:cs="Arial"/>
-          <w:sz w:val="18"/>
-          <w:szCs w:val="18"/>
-        </w:rPr>
-        <w:t>runbooks</w:t>
-      </w:r>
-      <w:proofErr w:type="spellEnd"/>
-      <w:r>
-        <w:rPr>
-          <w:rFonts w:ascii="Arial" w:hAnsi="Arial" w:cs="Arial"/>
-          <w:sz w:val="18"/>
-          <w:szCs w:val="18"/>
-        </w:rPr>
-        <w:t xml:space="preserve">. Comfortable owning architecture, mentoring engineers, and delivering </w:t>
-      </w:r>
-      <w:r>
-        <w:rPr>
-          <w:rStyle w:val="Strong"/>
-          <w:rFonts w:ascii="Arial" w:hAnsi="Arial" w:cs="Arial"/>
-          <w:sz w:val="18"/>
-          <w:szCs w:val="18"/>
-        </w:rPr>
-        <w:t>secure</w:t>
-      </w:r>
-      <w:r>
-        <w:rPr>
-          <w:rFonts w:ascii="Arial" w:hAnsi="Arial" w:cs="Arial"/>
-          <w:sz w:val="18"/>
-          <w:szCs w:val="18"/>
-        </w:rPr>
-        <w:t xml:space="preserve">, </w:t>
-      </w:r>
-      <w:r>
-        <w:rPr>
-          <w:rStyle w:val="Strong"/>
-          <w:rFonts w:ascii="Arial" w:hAnsi="Arial" w:cs="Arial"/>
-          <w:sz w:val="18"/>
-          <w:szCs w:val="18"/>
-        </w:rPr>
-        <w:t>observable</w:t>
-      </w:r>
-      <w:r>
-        <w:rPr>
-          <w:rFonts w:ascii="Arial" w:hAnsi="Arial" w:cs="Arial"/>
-          <w:sz w:val="18"/>
-          <w:szCs w:val="18"/>
-        </w:rPr>
-        <w:t xml:space="preserve">, and </w:t>
-      </w:r>
-      <w:r>
-        <w:rPr>
-          <w:rStyle w:val="Strong"/>
-          <w:rFonts w:ascii="Arial" w:hAnsi="Arial" w:cs="Arial"/>
-          <w:sz w:val="18"/>
-          <w:szCs w:val="18"/>
-        </w:rPr>
-        <w:t>operable</w:t>
-      </w:r>
-      <w:r>
-        <w:rPr>
-          <w:rFonts w:ascii="Arial" w:hAnsi="Arial" w:cs="Arial"/>
-          <w:sz w:val="18"/>
-          <w:szCs w:val="18"/>
-        </w:rPr>
-        <w:t xml:space="preserve"> systems end-to-end.</w:t>
-      </w:r>
+          <w:sz w:val="20"/>
+        </w:rPr>
+        <w:t>, including modernization of legacy monoliths into maintainable service-based architectures.</w:t>
+      </w:r>
+      <w:proofErr w:type="gramEnd"/>
+      <w:r>
+        <w:rPr>
+          <w:sz w:val="20"/>
+        </w:rPr>
+        <w:t xml:space="preserve"> </w:t>
+      </w:r>
+      <w:proofErr w:type="gramStart"/>
+      <w:r>
+        <w:rPr>
+          <w:sz w:val="20"/>
+        </w:rPr>
+        <w:t>Known for resolving production bottlenecks, stabilizing unreliable releases, improving deployment speed, and shipping new platform features that increased performance, reliability, and developer productivity.</w:t>
+      </w:r>
+      <w:proofErr w:type="gramEnd"/>
     </w:p>
     <w:p>
       <w:pPr>
@@ -578,41 +415,64 @@
         <w:pStyle w:val="NormalWeb"/>
         <w:numPr>
           <w:ilvl w:val="0"/>
-          <w:numId w:val="9"/>
+          <w:numId w:val="26"/>
         </w:numPr>
+        <w:spacing w:before="0" w:beforeAutospacing="0" w:after="0" w:afterAutospacing="0"/>
         <w:jc w:val="both"/>
         <w:rPr>
-          <w:rFonts w:ascii="Arial" w:hAnsi="Arial" w:cs="Arial"/>
-          <w:sz w:val="18"/>
-        </w:rPr>
-      </w:pPr>
-      <w:r>
-        <w:rPr>
-          <w:rStyle w:val="Strong"/>
-          <w:rFonts w:ascii="Arial" w:hAnsi="Arial" w:cs="Arial"/>
-          <w:sz w:val="18"/>
-        </w:rPr>
-        <w:t>Frontend</w:t>
-      </w:r>
-      <w:r>
-        <w:rPr>
-          <w:rFonts w:ascii="Arial" w:hAnsi="Arial" w:cs="Arial"/>
-          <w:sz w:val="18"/>
-        </w:rPr>
-        <w:t xml:space="preserve"> — </w:t>
-      </w:r>
-      <w:r>
-        <w:rPr>
-          <w:rStyle w:val="Strong"/>
-          <w:rFonts w:ascii="Arial" w:hAnsi="Arial" w:cs="Arial"/>
-          <w:sz w:val="18"/>
-        </w:rPr>
-        <w:t>Vue.js</w:t>
-      </w:r>
-      <w:r>
-        <w:rPr>
-          <w:rFonts w:ascii="Arial" w:hAnsi="Arial" w:cs="Arial"/>
-          <w:sz w:val="18"/>
+          <w:b/>
+          <w:sz w:val="20"/>
+        </w:rPr>
+      </w:pPr>
+      <w:r>
+        <w:rPr>
+          <w:rStyle w:val="Strong"/>
+          <w:sz w:val="20"/>
+        </w:rPr>
+        <w:t>Frontend:</w:t>
+      </w:r>
+      <w:r>
+        <w:rPr>
+          <w:sz w:val="20"/>
+        </w:rPr>
+        <w:t xml:space="preserve"> </w:t>
+      </w:r>
+      <w:r>
+        <w:rPr>
+          <w:rStyle w:val="Strong"/>
+          <w:sz w:val="20"/>
+        </w:rPr>
+        <w:t>Vue.js 2–3</w:t>
+      </w:r>
+      <w:r>
+        <w:rPr>
+          <w:sz w:val="20"/>
+        </w:rPr>
+        <w:t xml:space="preserve">, </w:t>
+      </w:r>
+      <w:r>
+        <w:rPr>
+          <w:rStyle w:val="Strong"/>
+          <w:sz w:val="20"/>
+        </w:rPr>
+        <w:t>Nuxt.js 2–3</w:t>
+      </w:r>
+      <w:r>
+        <w:rPr>
+          <w:sz w:val="20"/>
+        </w:rPr>
+        <w:t xml:space="preserve">, </w:t>
+      </w:r>
+      <w:r>
+        <w:rPr>
+          <w:rStyle w:val="Strong"/>
+          <w:sz w:val="20"/>
+        </w:rPr>
+        <w:t>JavaScript ES6+</w:t>
+      </w:r>
+      <w:r>
+        <w:rPr>
+          <w:sz w:val="20"/>
         </w:rPr>
         <w:t xml:space="preserve">, </w:t>
       </w:r>
@@ -620,176 +480,411 @@
       <w:r>
         <w:rPr>
           <w:rStyle w:val="Strong"/>
-          <w:rFonts w:ascii="Arial" w:hAnsi="Arial" w:cs="Arial"/>
-          <w:sz w:val="18"/>
+          <w:sz w:val="20"/>
         </w:rPr>
         <w:t>TypeScript</w:t>
       </w:r>
       <w:proofErr w:type="spellEnd"/>
       <w:r>
         <w:rPr>
-          <w:rFonts w:ascii="Arial" w:hAnsi="Arial" w:cs="Arial"/>
-          <w:sz w:val="18"/>
-        </w:rPr>
-        <w:t xml:space="preserve">, component-driven UI, state management, </w:t>
+          <w:rStyle w:val="Strong"/>
+          <w:sz w:val="20"/>
+        </w:rPr>
+        <w:t xml:space="preserve"> 3.x–5.x</w:t>
+      </w:r>
+      <w:r>
+        <w:rPr>
+          <w:sz w:val="20"/>
+        </w:rPr>
+        <w:t xml:space="preserve">, </w:t>
+      </w:r>
+      <w:r>
+        <w:rPr>
+          <w:rStyle w:val="Strong"/>
+          <w:b w:val="0"/>
+          <w:sz w:val="20"/>
+        </w:rPr>
+        <w:t>HTML5</w:t>
+      </w:r>
+      <w:r>
+        <w:rPr>
+          <w:b/>
+          <w:sz w:val="20"/>
+        </w:rPr>
+        <w:t xml:space="preserve">, </w:t>
+      </w:r>
+      <w:r>
+        <w:rPr>
+          <w:rStyle w:val="Strong"/>
+          <w:b w:val="0"/>
+          <w:sz w:val="20"/>
+        </w:rPr>
+        <w:t>CSS3</w:t>
+      </w:r>
+      <w:r>
+        <w:rPr>
+          <w:b/>
+          <w:sz w:val="20"/>
+        </w:rPr>
+        <w:t xml:space="preserve">, </w:t>
+      </w:r>
+      <w:r>
+        <w:rPr>
+          <w:rStyle w:val="Strong"/>
+          <w:b w:val="0"/>
+          <w:sz w:val="20"/>
+        </w:rPr>
+        <w:t>Sass/SCSS</w:t>
+      </w:r>
+      <w:r>
+        <w:rPr>
+          <w:b/>
+          <w:sz w:val="20"/>
+        </w:rPr>
+        <w:t xml:space="preserve">, </w:t>
+      </w:r>
+      <w:r>
+        <w:rPr>
+          <w:rStyle w:val="Strong"/>
+          <w:b w:val="0"/>
+          <w:sz w:val="20"/>
+        </w:rPr>
+        <w:t>Tailwind CSS</w:t>
+      </w:r>
+      <w:r>
+        <w:rPr>
+          <w:b/>
+          <w:sz w:val="20"/>
+        </w:rPr>
+        <w:t xml:space="preserve">, </w:t>
+      </w:r>
+      <w:r>
+        <w:rPr>
+          <w:rStyle w:val="Strong"/>
+          <w:b w:val="0"/>
+          <w:sz w:val="20"/>
+        </w:rPr>
+        <w:t>Bootstrap</w:t>
+      </w:r>
+      <w:r>
+        <w:rPr>
+          <w:b/>
+          <w:sz w:val="20"/>
+        </w:rPr>
+        <w:t xml:space="preserve">, </w:t>
       </w:r>
       <w:proofErr w:type="spellStart"/>
       <w:r>
         <w:rPr>
           <w:rStyle w:val="Strong"/>
-          <w:rFonts w:ascii="Arial" w:hAnsi="Arial" w:cs="Arial"/>
-          <w:sz w:val="18"/>
+          <w:b w:val="0"/>
+          <w:sz w:val="20"/>
+        </w:rPr>
+        <w:t>Vuex</w:t>
+      </w:r>
+      <w:proofErr w:type="spellEnd"/>
+      <w:r>
+        <w:rPr>
+          <w:b/>
+          <w:sz w:val="20"/>
+        </w:rPr>
+        <w:t xml:space="preserve">, </w:t>
+      </w:r>
+      <w:proofErr w:type="spellStart"/>
+      <w:r>
+        <w:rPr>
+          <w:rStyle w:val="Strong"/>
+          <w:b w:val="0"/>
+          <w:sz w:val="20"/>
+        </w:rPr>
+        <w:t>Pinia</w:t>
+      </w:r>
+      <w:proofErr w:type="spellEnd"/>
+      <w:r>
+        <w:rPr>
+          <w:b/>
+          <w:sz w:val="20"/>
+        </w:rPr>
+        <w:t xml:space="preserve">, </w:t>
+      </w:r>
+      <w:proofErr w:type="spellStart"/>
+      <w:r>
+        <w:rPr>
+          <w:rStyle w:val="Strong"/>
+          <w:b w:val="0"/>
+          <w:sz w:val="20"/>
+        </w:rPr>
+        <w:t>Axios</w:t>
+      </w:r>
+      <w:proofErr w:type="spellEnd"/>
+      <w:r>
+        <w:rPr>
+          <w:b/>
+          <w:sz w:val="20"/>
+        </w:rPr>
+        <w:t xml:space="preserve">, </w:t>
+      </w:r>
+      <w:proofErr w:type="spellStart"/>
+      <w:r>
+        <w:rPr>
+          <w:rStyle w:val="Strong"/>
+          <w:b w:val="0"/>
+          <w:sz w:val="20"/>
+        </w:rPr>
+        <w:t>Webpack</w:t>
+      </w:r>
+      <w:proofErr w:type="spellEnd"/>
+      <w:r>
+        <w:rPr>
+          <w:b/>
+          <w:sz w:val="20"/>
+        </w:rPr>
+        <w:t xml:space="preserve">, </w:t>
+      </w:r>
+      <w:proofErr w:type="spellStart"/>
+      <w:r>
+        <w:rPr>
+          <w:rStyle w:val="Strong"/>
+          <w:b w:val="0"/>
+          <w:sz w:val="20"/>
         </w:rPr>
         <w:t>Vite</w:t>
       </w:r>
       <w:proofErr w:type="spellEnd"/>
-      <w:r>
-        <w:rPr>
-          <w:rFonts w:ascii="Arial" w:hAnsi="Arial" w:cs="Arial"/>
-          <w:sz w:val="18"/>
-        </w:rPr>
-        <w:t xml:space="preserve">, </w:t>
-      </w:r>
-      <w:proofErr w:type="spellStart"/>
-      <w:r>
-        <w:rPr>
-          <w:rStyle w:val="Strong"/>
-          <w:rFonts w:ascii="Arial" w:hAnsi="Arial" w:cs="Arial"/>
-          <w:sz w:val="18"/>
-        </w:rPr>
-        <w:t>Webpack</w:t>
-      </w:r>
-      <w:proofErr w:type="spellEnd"/>
-      <w:r>
-        <w:rPr>
-          <w:rFonts w:ascii="Arial" w:hAnsi="Arial" w:cs="Arial"/>
-          <w:sz w:val="18"/>
-        </w:rPr>
-        <w:t>, HTML5, CSS3, Tailwind CSS, Bootstrap, accessibility, SSR patterns, performance profiling</w:t>
-      </w:r>
     </w:p>
     <w:p>
       <w:pPr>
         <w:pStyle w:val="NormalWeb"/>
         <w:numPr>
           <w:ilvl w:val="0"/>
-          <w:numId w:val="9"/>
+          <w:numId w:val="26"/>
         </w:numPr>
+        <w:spacing w:before="0" w:beforeAutospacing="0" w:after="0" w:afterAutospacing="0"/>
         <w:jc w:val="both"/>
         <w:rPr>
-          <w:rFonts w:ascii="Arial" w:hAnsi="Arial" w:cs="Arial"/>
-          <w:sz w:val="18"/>
-        </w:rPr>
-      </w:pPr>
-      <w:r>
-        <w:rPr>
-          <w:rStyle w:val="Strong"/>
-          <w:rFonts w:ascii="Arial" w:hAnsi="Arial" w:cs="Arial"/>
-          <w:sz w:val="18"/>
-        </w:rPr>
-        <w:t>Backend &amp; APIs</w:t>
-      </w:r>
-      <w:r>
-        <w:rPr>
-          <w:rFonts w:ascii="Arial" w:hAnsi="Arial" w:cs="Arial"/>
-          <w:sz w:val="18"/>
-        </w:rPr>
-        <w:t xml:space="preserve"> — </w:t>
-      </w:r>
-      <w:r>
-        <w:rPr>
-          <w:rStyle w:val="Strong"/>
-          <w:rFonts w:ascii="Arial" w:hAnsi="Arial" w:cs="Arial"/>
-          <w:sz w:val="18"/>
-        </w:rPr>
-        <w:t>Node.js</w:t>
-      </w:r>
-      <w:r>
-        <w:rPr>
-          <w:rFonts w:ascii="Arial" w:hAnsi="Arial" w:cs="Arial"/>
-          <w:sz w:val="18"/>
-        </w:rPr>
-        <w:t xml:space="preserve">, Express, REST APIs, </w:t>
+          <w:b/>
+          <w:sz w:val="20"/>
+        </w:rPr>
+      </w:pPr>
+      <w:r>
+        <w:rPr>
+          <w:rStyle w:val="Strong"/>
+          <w:sz w:val="20"/>
+        </w:rPr>
+        <w:t>Backend &amp; APIs:</w:t>
+      </w:r>
+      <w:r>
+        <w:rPr>
+          <w:sz w:val="20"/>
+        </w:rPr>
+        <w:t xml:space="preserve"> </w:t>
+      </w:r>
+      <w:r>
+        <w:rPr>
+          <w:rStyle w:val="Strong"/>
+          <w:sz w:val="20"/>
+        </w:rPr>
+        <w:t>Node.js 8–20</w:t>
+      </w:r>
+      <w:r>
+        <w:rPr>
+          <w:sz w:val="20"/>
+        </w:rPr>
+        <w:t xml:space="preserve">, </w:t>
+      </w:r>
+      <w:r>
+        <w:rPr>
+          <w:rStyle w:val="Strong"/>
+          <w:sz w:val="20"/>
+        </w:rPr>
+        <w:t>Express.js 4–5</w:t>
+      </w:r>
+      <w:r>
+        <w:rPr>
+          <w:sz w:val="20"/>
+        </w:rPr>
+        <w:t xml:space="preserve">, </w:t>
       </w:r>
       <w:proofErr w:type="spellStart"/>
       <w:r>
         <w:rPr>
-          <w:rFonts w:ascii="Arial" w:hAnsi="Arial" w:cs="Arial"/>
-          <w:sz w:val="18"/>
+          <w:rStyle w:val="Strong"/>
+          <w:sz w:val="20"/>
+        </w:rPr>
+        <w:t>NestJS</w:t>
+      </w:r>
+      <w:proofErr w:type="spellEnd"/>
+      <w:r>
+        <w:rPr>
+          <w:rStyle w:val="Strong"/>
+          <w:sz w:val="20"/>
+        </w:rPr>
+        <w:t xml:space="preserve"> 8–10</w:t>
+      </w:r>
+      <w:r>
+        <w:rPr>
+          <w:sz w:val="20"/>
+        </w:rPr>
+        <w:t xml:space="preserve">, </w:t>
+      </w:r>
+      <w:r>
+        <w:rPr>
+          <w:rStyle w:val="Strong"/>
+          <w:b w:val="0"/>
+          <w:sz w:val="20"/>
+        </w:rPr>
+        <w:t>REST API</w:t>
+      </w:r>
+      <w:r>
+        <w:rPr>
+          <w:b/>
+          <w:sz w:val="20"/>
+        </w:rPr>
+        <w:t xml:space="preserve">, </w:t>
+      </w:r>
+      <w:proofErr w:type="spellStart"/>
+      <w:r>
+        <w:rPr>
+          <w:rStyle w:val="Strong"/>
+          <w:b w:val="0"/>
+          <w:sz w:val="20"/>
         </w:rPr>
         <w:t>GraphQL</w:t>
       </w:r>
       <w:proofErr w:type="spellEnd"/>
       <w:r>
         <w:rPr>
-          <w:rFonts w:ascii="Arial" w:hAnsi="Arial" w:cs="Arial"/>
-          <w:sz w:val="18"/>
+          <w:b/>
+          <w:sz w:val="20"/>
+        </w:rPr>
+        <w:t xml:space="preserve">, </w:t>
+      </w:r>
+      <w:r>
+        <w:rPr>
+          <w:rStyle w:val="Strong"/>
+          <w:b w:val="0"/>
+          <w:sz w:val="20"/>
+        </w:rPr>
+        <w:t>JWT</w:t>
+      </w:r>
+      <w:r>
+        <w:rPr>
+          <w:b/>
+          <w:sz w:val="20"/>
+        </w:rPr>
+        <w:t xml:space="preserve">, </w:t>
+      </w:r>
+      <w:r>
+        <w:rPr>
+          <w:rStyle w:val="Strong"/>
+          <w:b w:val="0"/>
+          <w:sz w:val="20"/>
+        </w:rPr>
+        <w:t>OAuth2</w:t>
+      </w:r>
+      <w:r>
+        <w:rPr>
+          <w:b/>
+          <w:sz w:val="20"/>
         </w:rPr>
         <w:t xml:space="preserve">, </w:t>
       </w:r>
       <w:proofErr w:type="spellStart"/>
       <w:r>
         <w:rPr>
-          <w:rFonts w:ascii="Arial" w:hAnsi="Arial" w:cs="Arial"/>
-          <w:sz w:val="18"/>
-        </w:rPr>
-        <w:t>microservices</w:t>
+          <w:rStyle w:val="Strong"/>
+          <w:b w:val="0"/>
+          <w:sz w:val="20"/>
+        </w:rPr>
+        <w:t>OpenID</w:t>
       </w:r>
       <w:proofErr w:type="spellEnd"/>
       <w:r>
         <w:rPr>
-          <w:rFonts w:ascii="Arial" w:hAnsi="Arial" w:cs="Arial"/>
-          <w:sz w:val="18"/>
-        </w:rPr>
-        <w:t xml:space="preserve">, event-driven architecture, background jobs, </w:t>
+          <w:rStyle w:val="Strong"/>
+          <w:b w:val="0"/>
+          <w:sz w:val="20"/>
+        </w:rPr>
+        <w:t xml:space="preserve"> Connect</w:t>
+      </w:r>
+      <w:r>
+        <w:rPr>
+          <w:b/>
+          <w:sz w:val="20"/>
+        </w:rPr>
+        <w:t xml:space="preserve">, </w:t>
+      </w:r>
+      <w:r>
+        <w:rPr>
+          <w:rStyle w:val="Strong"/>
+          <w:b w:val="0"/>
+          <w:sz w:val="20"/>
+        </w:rPr>
+        <w:t>RBAC</w:t>
+      </w:r>
+      <w:r>
+        <w:rPr>
+          <w:b/>
+          <w:sz w:val="20"/>
+        </w:rPr>
+        <w:t xml:space="preserve">, </w:t>
       </w:r>
       <w:proofErr w:type="spellStart"/>
       <w:r>
         <w:rPr>
-          <w:rFonts w:ascii="Arial" w:hAnsi="Arial" w:cs="Arial"/>
-          <w:sz w:val="18"/>
-        </w:rPr>
-        <w:t>WebSockets</w:t>
+          <w:rStyle w:val="Strong"/>
+          <w:b w:val="0"/>
+          <w:sz w:val="20"/>
+        </w:rPr>
+        <w:t>WebSocket</w:t>
       </w:r>
       <w:proofErr w:type="spellEnd"/>
       <w:r>
         <w:rPr>
-          <w:rFonts w:ascii="Arial" w:hAnsi="Arial" w:cs="Arial"/>
-          <w:sz w:val="18"/>
-        </w:rPr>
-        <w:t xml:space="preserve">, API versioning, rate limiting, </w:t>
+          <w:b/>
+          <w:sz w:val="20"/>
+        </w:rPr>
+        <w:t xml:space="preserve">, </w:t>
       </w:r>
       <w:proofErr w:type="spellStart"/>
       <w:r>
         <w:rPr>
-          <w:rFonts w:ascii="Arial" w:hAnsi="Arial" w:cs="Arial"/>
-          <w:sz w:val="18"/>
-        </w:rPr>
-        <w:t>idempotency</w:t>
+          <w:rStyle w:val="Strong"/>
+          <w:b w:val="0"/>
+          <w:sz w:val="20"/>
+        </w:rPr>
+        <w:t>Microservices</w:t>
       </w:r>
       <w:proofErr w:type="spellEnd"/>
       <w:r>
         <w:rPr>
-          <w:rFonts w:ascii="Arial" w:hAnsi="Arial" w:cs="Arial"/>
-          <w:sz w:val="18"/>
-        </w:rPr>
-        <w:t xml:space="preserve">, </w:t>
-      </w:r>
-      <w:proofErr w:type="spellStart"/>
-      <w:r>
-        <w:rPr>
-          <w:rFonts w:ascii="Arial" w:hAnsi="Arial" w:cs="Arial"/>
-          <w:sz w:val="18"/>
-        </w:rPr>
-        <w:t>deduplication</w:t>
-      </w:r>
-      <w:proofErr w:type="spellEnd"/>
-      <w:r>
-        <w:rPr>
-          <w:rFonts w:ascii="Arial" w:hAnsi="Arial" w:cs="Arial"/>
-          <w:sz w:val="18"/>
-        </w:rPr>
-        <w:t>, OWASP-aligned secure coding</w:t>
+          <w:b/>
+          <w:sz w:val="20"/>
+        </w:rPr>
+        <w:t xml:space="preserve">, </w:t>
+      </w:r>
+      <w:r>
+        <w:rPr>
+          <w:rStyle w:val="Strong"/>
+          <w:b w:val="0"/>
+          <w:sz w:val="20"/>
+        </w:rPr>
+        <w:t>Server-Side Rendering</w:t>
+      </w:r>
+      <w:r>
+        <w:rPr>
+          <w:b/>
+          <w:sz w:val="20"/>
+        </w:rPr>
+        <w:t xml:space="preserve">, </w:t>
+      </w:r>
+      <w:r>
+        <w:rPr>
+          <w:rStyle w:val="Strong"/>
+          <w:b w:val="0"/>
+          <w:sz w:val="20"/>
+        </w:rPr>
+        <w:t>API Gateway Patterns</w:t>
       </w:r>
     </w:p>
     <w:p>
@@ -797,106 +892,115 @@
         <w:pStyle w:val="NormalWeb"/>
         <w:numPr>
           <w:ilvl w:val="0"/>
-          <w:numId w:val="9"/>
+          <w:numId w:val="26"/>
         </w:numPr>
+        <w:spacing w:before="0" w:beforeAutospacing="0" w:after="0" w:afterAutospacing="0"/>
         <w:jc w:val="both"/>
         <w:rPr>
-          <w:rFonts w:ascii="Arial" w:hAnsi="Arial" w:cs="Arial"/>
-          <w:sz w:val="18"/>
-        </w:rPr>
-      </w:pPr>
-      <w:r>
-        <w:rPr>
-          <w:rStyle w:val="Strong"/>
-          <w:rFonts w:ascii="Arial" w:hAnsi="Arial" w:cs="Arial"/>
-          <w:sz w:val="18"/>
+          <w:b/>
+          <w:sz w:val="20"/>
+        </w:rPr>
+      </w:pPr>
+      <w:r>
+        <w:rPr>
+          <w:rStyle w:val="Strong"/>
+          <w:sz w:val="20"/>
         </w:rPr>
         <w:t>Data, Messaging &amp; Search</w:t>
       </w:r>
       <w:r>
         <w:rPr>
-          <w:rFonts w:ascii="Arial" w:hAnsi="Arial" w:cs="Arial"/>
-          <w:sz w:val="18"/>
-        </w:rPr>
-        <w:t xml:space="preserve"> — Relational: </w:t>
+          <w:rStyle w:val="Strong"/>
+          <w:b w:val="0"/>
+          <w:sz w:val="20"/>
+        </w:rPr>
+        <w:t>:</w:t>
+      </w:r>
+      <w:r>
+        <w:rPr>
+          <w:b/>
+          <w:sz w:val="20"/>
+        </w:rPr>
+        <w:t xml:space="preserve"> </w:t>
       </w:r>
       <w:proofErr w:type="spellStart"/>
       <w:r>
         <w:rPr>
           <w:rStyle w:val="Strong"/>
-          <w:rFonts w:ascii="Arial" w:hAnsi="Arial" w:cs="Arial"/>
-          <w:sz w:val="18"/>
+          <w:b w:val="0"/>
+          <w:sz w:val="20"/>
         </w:rPr>
         <w:t>PostgreSQL</w:t>
       </w:r>
       <w:proofErr w:type="spellEnd"/>
       <w:r>
         <w:rPr>
-          <w:rFonts w:ascii="Arial" w:hAnsi="Arial" w:cs="Arial"/>
-          <w:sz w:val="18"/>
-        </w:rPr>
-        <w:t xml:space="preserve">, </w:t>
-      </w:r>
-      <w:r>
-        <w:rPr>
-          <w:rStyle w:val="Strong"/>
-          <w:rFonts w:ascii="Arial" w:hAnsi="Arial" w:cs="Arial"/>
-          <w:sz w:val="18"/>
+          <w:b/>
+          <w:sz w:val="20"/>
+        </w:rPr>
+        <w:t xml:space="preserve">, </w:t>
+      </w:r>
+      <w:r>
+        <w:rPr>
+          <w:rStyle w:val="Strong"/>
+          <w:b w:val="0"/>
+          <w:sz w:val="20"/>
         </w:rPr>
         <w:t>MySQL</w:t>
       </w:r>
       <w:r>
         <w:rPr>
-          <w:rFonts w:ascii="Arial" w:hAnsi="Arial" w:cs="Arial"/>
-          <w:sz w:val="18"/>
-        </w:rPr>
-        <w:t xml:space="preserve">, </w:t>
-      </w:r>
-      <w:r>
-        <w:rPr>
-          <w:rStyle w:val="Strong"/>
-          <w:rFonts w:ascii="Arial" w:hAnsi="Arial" w:cs="Arial"/>
-          <w:sz w:val="18"/>
+          <w:b/>
+          <w:sz w:val="20"/>
+        </w:rPr>
+        <w:t xml:space="preserve">, </w:t>
+      </w:r>
+      <w:r>
+        <w:rPr>
+          <w:rStyle w:val="Strong"/>
+          <w:b w:val="0"/>
+          <w:sz w:val="20"/>
         </w:rPr>
         <w:t>SQL Server</w:t>
       </w:r>
       <w:r>
         <w:rPr>
-          <w:rFonts w:ascii="Arial" w:hAnsi="Arial" w:cs="Arial"/>
-          <w:sz w:val="18"/>
-        </w:rPr>
-        <w:t xml:space="preserve"> • </w:t>
+          <w:b/>
+          <w:sz w:val="20"/>
+        </w:rPr>
+        <w:t xml:space="preserve">, </w:t>
       </w:r>
       <w:proofErr w:type="spellStart"/>
       <w:r>
         <w:rPr>
-          <w:rFonts w:ascii="Arial" w:hAnsi="Arial" w:cs="Arial"/>
-          <w:sz w:val="18"/>
-        </w:rPr>
-        <w:t>NoSQL</w:t>
+          <w:rStyle w:val="Strong"/>
+          <w:b w:val="0"/>
+          <w:sz w:val="20"/>
+        </w:rPr>
+        <w:t>MongoDB</w:t>
       </w:r>
       <w:proofErr w:type="spellEnd"/>
       <w:r>
         <w:rPr>
-          <w:rFonts w:ascii="Arial" w:hAnsi="Arial" w:cs="Arial"/>
-          <w:sz w:val="18"/>
-        </w:rPr>
-        <w:t xml:space="preserve">: </w:t>
+          <w:b/>
+          <w:sz w:val="20"/>
+        </w:rPr>
+        <w:t xml:space="preserve">, </w:t>
       </w:r>
       <w:proofErr w:type="spellStart"/>
       <w:r>
         <w:rPr>
           <w:rStyle w:val="Strong"/>
-          <w:rFonts w:ascii="Arial" w:hAnsi="Arial" w:cs="Arial"/>
-          <w:sz w:val="18"/>
+          <w:b w:val="0"/>
+          <w:sz w:val="20"/>
         </w:rPr>
         <w:t>Redis</w:t>
       </w:r>
       <w:proofErr w:type="spellEnd"/>
       <w:r>
         <w:rPr>
-          <w:rFonts w:ascii="Arial" w:hAnsi="Arial" w:cs="Arial"/>
-          <w:sz w:val="18"/>
+          <w:b/>
+          <w:sz w:val="20"/>
         </w:rPr>
         <w:t xml:space="preserve">, </w:t>
       </w:r>
@@ -904,16 +1008,31 @@
       <w:r>
         <w:rPr>
           <w:rStyle w:val="Strong"/>
-          <w:rFonts w:ascii="Arial" w:hAnsi="Arial" w:cs="Arial"/>
-          <w:sz w:val="18"/>
-        </w:rPr>
-        <w:t>MongoDB</w:t>
+          <w:b w:val="0"/>
+          <w:sz w:val="20"/>
+        </w:rPr>
+        <w:t>DynamoDB</w:t>
       </w:r>
       <w:proofErr w:type="spellEnd"/>
       <w:r>
         <w:rPr>
-          <w:rFonts w:ascii="Arial" w:hAnsi="Arial" w:cs="Arial"/>
-          <w:sz w:val="18"/>
+          <w:b/>
+          <w:sz w:val="20"/>
+        </w:rPr>
+        <w:t xml:space="preserve">, </w:t>
+      </w:r>
+      <w:r>
+        <w:rPr>
+          <w:rStyle w:val="Strong"/>
+          <w:b w:val="0"/>
+          <w:sz w:val="20"/>
+        </w:rPr>
+        <w:t>Kafka</w:t>
+      </w:r>
+      <w:r>
+        <w:rPr>
+          <w:b/>
+          <w:sz w:val="20"/>
         </w:rPr>
         <w:t xml:space="preserve">, </w:t>
       </w:r>
@@ -921,46 +1040,31 @@
       <w:r>
         <w:rPr>
           <w:rStyle w:val="Strong"/>
-          <w:rFonts w:ascii="Arial" w:hAnsi="Arial" w:cs="Arial"/>
-          <w:sz w:val="18"/>
-        </w:rPr>
-        <w:t>DynamoDB</w:t>
+          <w:b w:val="0"/>
+          <w:sz w:val="20"/>
+        </w:rPr>
+        <w:t>RabbitMQ</w:t>
       </w:r>
       <w:proofErr w:type="spellEnd"/>
       <w:r>
         <w:rPr>
-          <w:rFonts w:ascii="Arial" w:hAnsi="Arial" w:cs="Arial"/>
-          <w:sz w:val="18"/>
-        </w:rPr>
-        <w:t xml:space="preserve"> • Queues/streams: </w:t>
-      </w:r>
-      <w:r>
-        <w:rPr>
-          <w:rStyle w:val="Strong"/>
-          <w:rFonts w:ascii="Arial" w:hAnsi="Arial" w:cs="Arial"/>
-          <w:sz w:val="18"/>
+          <w:b/>
+          <w:sz w:val="20"/>
+        </w:rPr>
+        <w:t xml:space="preserve">, </w:t>
+      </w:r>
+      <w:r>
+        <w:rPr>
+          <w:rStyle w:val="Strong"/>
+          <w:b w:val="0"/>
+          <w:sz w:val="20"/>
         </w:rPr>
         <w:t>AWS SQS/SNS</w:t>
       </w:r>
       <w:r>
         <w:rPr>
-          <w:rFonts w:ascii="Arial" w:hAnsi="Arial" w:cs="Arial"/>
-          <w:sz w:val="18"/>
-        </w:rPr>
-        <w:t xml:space="preserve">, </w:t>
-      </w:r>
-      <w:r>
-        <w:rPr>
-          <w:rStyle w:val="Strong"/>
-          <w:rFonts w:ascii="Arial" w:hAnsi="Arial" w:cs="Arial"/>
-          <w:sz w:val="18"/>
-        </w:rPr>
-        <w:t>Kafka</w:t>
-      </w:r>
-      <w:r>
-        <w:rPr>
-          <w:rFonts w:ascii="Arial" w:hAnsi="Arial" w:cs="Arial"/>
-          <w:sz w:val="18"/>
+          <w:b/>
+          <w:sz w:val="20"/>
         </w:rPr>
         <w:t xml:space="preserve">, </w:t>
       </w:r>
@@ -968,72 +1072,55 @@
       <w:r>
         <w:rPr>
           <w:rStyle w:val="Strong"/>
-          <w:rFonts w:ascii="Arial" w:hAnsi="Arial" w:cs="Arial"/>
-          <w:sz w:val="18"/>
-        </w:rPr>
-        <w:t>RabbitMQ</w:t>
+          <w:b w:val="0"/>
+          <w:sz w:val="20"/>
+        </w:rPr>
+        <w:t>Elasticsearch</w:t>
       </w:r>
       <w:proofErr w:type="spellEnd"/>
       <w:r>
         <w:rPr>
-          <w:rFonts w:ascii="Arial" w:hAnsi="Arial" w:cs="Arial"/>
-          <w:sz w:val="18"/>
-        </w:rPr>
-        <w:t xml:space="preserve"> • Search: </w:t>
+          <w:b/>
+          <w:sz w:val="20"/>
+        </w:rPr>
+        <w:t xml:space="preserve">, </w:t>
+      </w:r>
+      <w:r>
+        <w:rPr>
+          <w:rStyle w:val="Strong"/>
+          <w:b w:val="0"/>
+          <w:sz w:val="20"/>
+        </w:rPr>
+        <w:t>OpenSearch</w:t>
+      </w:r>
+      <w:r>
+        <w:rPr>
+          <w:b/>
+          <w:sz w:val="20"/>
+        </w:rPr>
+        <w:t xml:space="preserve">, </w:t>
+      </w:r>
+      <w:r>
+        <w:rPr>
+          <w:rStyle w:val="Strong"/>
+          <w:b w:val="0"/>
+          <w:sz w:val="20"/>
+        </w:rPr>
+        <w:t>Redshift</w:t>
+      </w:r>
+      <w:r>
+        <w:rPr>
+          <w:b/>
+          <w:sz w:val="20"/>
+        </w:rPr>
+        <w:t xml:space="preserve">, </w:t>
       </w:r>
       <w:proofErr w:type="spellStart"/>
       <w:r>
         <w:rPr>
           <w:rStyle w:val="Strong"/>
-          <w:rFonts w:ascii="Arial" w:hAnsi="Arial" w:cs="Arial"/>
-          <w:sz w:val="18"/>
-        </w:rPr>
-        <w:t>Elasticsearch</w:t>
-      </w:r>
-      <w:proofErr w:type="spellEnd"/>
-      <w:r>
-        <w:rPr>
-          <w:rFonts w:ascii="Arial" w:hAnsi="Arial" w:cs="Arial"/>
-          <w:sz w:val="18"/>
-        </w:rPr>
-        <w:t xml:space="preserve">, </w:t>
-      </w:r>
-      <w:r>
-        <w:rPr>
-          <w:rStyle w:val="Strong"/>
-          <w:rFonts w:ascii="Arial" w:hAnsi="Arial" w:cs="Arial"/>
-          <w:sz w:val="18"/>
-        </w:rPr>
-        <w:t>OpenSearch</w:t>
-      </w:r>
-      <w:r>
-        <w:rPr>
-          <w:rFonts w:ascii="Arial" w:hAnsi="Arial" w:cs="Arial"/>
-          <w:sz w:val="18"/>
-        </w:rPr>
-        <w:t xml:space="preserve"> • Analytics: </w:t>
-      </w:r>
-      <w:r>
-        <w:rPr>
-          <w:rStyle w:val="Strong"/>
-          <w:rFonts w:ascii="Arial" w:hAnsi="Arial" w:cs="Arial"/>
-          <w:sz w:val="18"/>
-        </w:rPr>
-        <w:t>Redshift</w:t>
-      </w:r>
-      <w:r>
-        <w:rPr>
-          <w:rFonts w:ascii="Arial" w:hAnsi="Arial" w:cs="Arial"/>
-          <w:sz w:val="18"/>
-        </w:rPr>
-        <w:t xml:space="preserve">, </w:t>
-      </w:r>
-      <w:proofErr w:type="spellStart"/>
-      <w:r>
-        <w:rPr>
-          <w:rStyle w:val="Strong"/>
-          <w:rFonts w:ascii="Arial" w:hAnsi="Arial" w:cs="Arial"/>
-          <w:sz w:val="18"/>
+          <w:b w:val="0"/>
+          <w:sz w:val="20"/>
         </w:rPr>
         <w:t>BigQuery</w:t>
       </w:r>
@@ -1044,19 +1131,19 @@
         <w:pStyle w:val="NormalWeb"/>
         <w:numPr>
           <w:ilvl w:val="0"/>
-          <w:numId w:val="9"/>
+          <w:numId w:val="26"/>
         </w:numPr>
+        <w:spacing w:before="0" w:beforeAutospacing="0" w:after="0" w:afterAutospacing="0"/>
         <w:jc w:val="both"/>
         <w:rPr>
-          <w:rFonts w:ascii="Arial" w:hAnsi="Arial" w:cs="Arial"/>
-          <w:sz w:val="18"/>
-        </w:rPr>
-      </w:pPr>
-      <w:r>
-        <w:rPr>
-          <w:rStyle w:val="Strong"/>
-          <w:rFonts w:ascii="Arial" w:hAnsi="Arial" w:cs="Arial"/>
-          <w:sz w:val="18"/>
+          <w:b/>
+          <w:sz w:val="20"/>
+        </w:rPr>
+      </w:pPr>
+      <w:r>
+        <w:rPr>
+          <w:rStyle w:val="Strong"/>
+          <w:sz w:val="20"/>
         </w:rPr>
         <w:t xml:space="preserve">Cloud &amp; </w:t>
       </w:r>
@@ -1064,60 +1151,175 @@
       <w:r>
         <w:rPr>
           <w:rStyle w:val="Strong"/>
-          <w:rFonts w:ascii="Arial" w:hAnsi="Arial" w:cs="Arial"/>
-          <w:sz w:val="18"/>
+          <w:sz w:val="20"/>
         </w:rPr>
         <w:t>DevOps</w:t>
       </w:r>
       <w:proofErr w:type="spellEnd"/>
       <w:r>
         <w:rPr>
-          <w:rFonts w:ascii="Arial" w:hAnsi="Arial" w:cs="Arial"/>
-          <w:sz w:val="18"/>
-        </w:rPr>
-        <w:t xml:space="preserve"> — </w:t>
-      </w:r>
-      <w:r>
-        <w:rPr>
-          <w:rStyle w:val="Strong"/>
-          <w:rFonts w:ascii="Arial" w:hAnsi="Arial" w:cs="Arial"/>
-          <w:sz w:val="18"/>
-        </w:rPr>
-        <w:t xml:space="preserve">AWS (primary): EKS, ECS, EC2, Lambda, API Gateway, S3, </w:t>
+          <w:rStyle w:val="Strong"/>
+          <w:sz w:val="20"/>
+        </w:rPr>
+        <w:t>:</w:t>
+      </w:r>
+      <w:r>
+        <w:rPr>
+          <w:sz w:val="20"/>
+        </w:rPr>
+        <w:t xml:space="preserve"> </w:t>
+      </w:r>
+      <w:r>
+        <w:rPr>
+          <w:rStyle w:val="Strong"/>
+          <w:b w:val="0"/>
+          <w:sz w:val="20"/>
+        </w:rPr>
+        <w:t>AWS</w:t>
+      </w:r>
+      <w:r>
+        <w:rPr>
+          <w:b/>
+          <w:sz w:val="20"/>
+        </w:rPr>
+        <w:t xml:space="preserve"> (</w:t>
+      </w:r>
+      <w:r>
+        <w:rPr>
+          <w:rStyle w:val="Strong"/>
+          <w:b w:val="0"/>
+          <w:sz w:val="20"/>
+        </w:rPr>
+        <w:t>EC2</w:t>
+      </w:r>
+      <w:r>
+        <w:rPr>
+          <w:b/>
+          <w:sz w:val="20"/>
+        </w:rPr>
+        <w:t xml:space="preserve">, </w:t>
+      </w:r>
+      <w:r>
+        <w:rPr>
+          <w:rStyle w:val="Strong"/>
+          <w:b w:val="0"/>
+          <w:sz w:val="20"/>
+        </w:rPr>
+        <w:t>ECS</w:t>
+      </w:r>
+      <w:r>
+        <w:rPr>
+          <w:b/>
+          <w:sz w:val="20"/>
+        </w:rPr>
+        <w:t xml:space="preserve">, </w:t>
+      </w:r>
+      <w:r>
+        <w:rPr>
+          <w:rStyle w:val="Strong"/>
+          <w:b w:val="0"/>
+          <w:sz w:val="20"/>
+        </w:rPr>
+        <w:t>EKS</w:t>
+      </w:r>
+      <w:r>
+        <w:rPr>
+          <w:b/>
+          <w:sz w:val="20"/>
+        </w:rPr>
+        <w:t xml:space="preserve">, </w:t>
+      </w:r>
+      <w:r>
+        <w:rPr>
+          <w:rStyle w:val="Strong"/>
+          <w:b w:val="0"/>
+          <w:sz w:val="20"/>
+        </w:rPr>
+        <w:t>Lambda</w:t>
+      </w:r>
+      <w:r>
+        <w:rPr>
+          <w:b/>
+          <w:sz w:val="20"/>
+        </w:rPr>
+        <w:t xml:space="preserve">, </w:t>
+      </w:r>
+      <w:r>
+        <w:rPr>
+          <w:rStyle w:val="Strong"/>
+          <w:b w:val="0"/>
+          <w:sz w:val="20"/>
+        </w:rPr>
+        <w:t>API Gateway</w:t>
+      </w:r>
+      <w:r>
+        <w:rPr>
+          <w:b/>
+          <w:sz w:val="20"/>
+        </w:rPr>
+        <w:t xml:space="preserve">, </w:t>
+      </w:r>
+      <w:r>
+        <w:rPr>
+          <w:rStyle w:val="Strong"/>
+          <w:b w:val="0"/>
+          <w:sz w:val="20"/>
+        </w:rPr>
+        <w:t>S3</w:t>
+      </w:r>
+      <w:r>
+        <w:rPr>
+          <w:b/>
+          <w:sz w:val="20"/>
+        </w:rPr>
+        <w:t xml:space="preserve">, </w:t>
       </w:r>
       <w:proofErr w:type="spellStart"/>
       <w:r>
         <w:rPr>
           <w:rStyle w:val="Strong"/>
-          <w:rFonts w:ascii="Arial" w:hAnsi="Arial" w:cs="Arial"/>
-          <w:sz w:val="18"/>
+          <w:b w:val="0"/>
+          <w:sz w:val="20"/>
         </w:rPr>
         <w:t>CloudFront</w:t>
       </w:r>
       <w:proofErr w:type="spellEnd"/>
       <w:r>
         <w:rPr>
-          <w:rStyle w:val="Strong"/>
-          <w:rFonts w:ascii="Arial" w:hAnsi="Arial" w:cs="Arial"/>
-          <w:sz w:val="18"/>
-        </w:rPr>
-        <w:t xml:space="preserve">, RDS, </w:t>
+          <w:b/>
+          <w:sz w:val="20"/>
+        </w:rPr>
+        <w:t xml:space="preserve">, </w:t>
+      </w:r>
+      <w:r>
+        <w:rPr>
+          <w:rStyle w:val="Strong"/>
+          <w:b w:val="0"/>
+          <w:sz w:val="20"/>
+        </w:rPr>
+        <w:t>RDS</w:t>
+      </w:r>
+      <w:r>
+        <w:rPr>
+          <w:b/>
+          <w:sz w:val="20"/>
+        </w:rPr>
+        <w:t xml:space="preserve">, </w:t>
       </w:r>
       <w:proofErr w:type="spellStart"/>
       <w:r>
         <w:rPr>
           <w:rStyle w:val="Strong"/>
-          <w:rFonts w:ascii="Arial" w:hAnsi="Arial" w:cs="Arial"/>
-          <w:sz w:val="18"/>
+          <w:b w:val="0"/>
+          <w:sz w:val="20"/>
         </w:rPr>
         <w:t>DynamoDB</w:t>
       </w:r>
       <w:proofErr w:type="spellEnd"/>
       <w:r>
         <w:rPr>
-          <w:rStyle w:val="Strong"/>
-          <w:rFonts w:ascii="Arial" w:hAnsi="Arial" w:cs="Arial"/>
-          <w:sz w:val="18"/>
+          <w:b/>
+          <w:sz w:val="20"/>
         </w:rPr>
         <w:t xml:space="preserve">, </w:t>
       </w:r>
@@ -1125,17 +1327,16 @@
       <w:r>
         <w:rPr>
           <w:rStyle w:val="Strong"/>
-          <w:rFonts w:ascii="Arial" w:hAnsi="Arial" w:cs="Arial"/>
-          <w:sz w:val="18"/>
+          <w:b w:val="0"/>
+          <w:sz w:val="20"/>
         </w:rPr>
         <w:t>ElastiCache</w:t>
       </w:r>
       <w:proofErr w:type="spellEnd"/>
       <w:r>
         <w:rPr>
-          <w:rStyle w:val="Strong"/>
-          <w:rFonts w:ascii="Arial" w:hAnsi="Arial" w:cs="Arial"/>
-          <w:sz w:val="18"/>
+          <w:b/>
+          <w:sz w:val="20"/>
         </w:rPr>
         <w:t xml:space="preserve">, </w:t>
       </w:r>
@@ -1143,57 +1344,125 @@
       <w:r>
         <w:rPr>
           <w:rStyle w:val="Strong"/>
-          <w:rFonts w:ascii="Arial" w:hAnsi="Arial" w:cs="Arial"/>
-          <w:sz w:val="18"/>
+          <w:b w:val="0"/>
+          <w:sz w:val="20"/>
         </w:rPr>
         <w:t>EventBridge</w:t>
       </w:r>
       <w:proofErr w:type="spellEnd"/>
       <w:r>
         <w:rPr>
-          <w:rStyle w:val="Strong"/>
-          <w:rFonts w:ascii="Arial" w:hAnsi="Arial" w:cs="Arial"/>
-          <w:sz w:val="18"/>
-        </w:rPr>
-        <w:t>, Step Functions, IAM</w:t>
-      </w:r>
-      <w:r>
-        <w:rPr>
-          <w:rFonts w:ascii="Arial" w:hAnsi="Arial" w:cs="Arial"/>
-          <w:sz w:val="18"/>
-        </w:rPr>
-        <w:t xml:space="preserve"> • Azure: AKS, App Service, Azure SQL, Service Bus, Key Vault, Application Insights • GCP: GKE, Cloud Run, Pub/Sub, Cloud Storage, </w:t>
+          <w:b/>
+          <w:sz w:val="20"/>
+        </w:rPr>
+        <w:t xml:space="preserve">, </w:t>
+      </w:r>
+      <w:r>
+        <w:rPr>
+          <w:rStyle w:val="Strong"/>
+          <w:b w:val="0"/>
+          <w:sz w:val="20"/>
+        </w:rPr>
+        <w:t>Step Functions</w:t>
+      </w:r>
+      <w:r>
+        <w:rPr>
+          <w:b/>
+          <w:sz w:val="20"/>
+        </w:rPr>
+        <w:t xml:space="preserve">, </w:t>
+      </w:r>
+      <w:r>
+        <w:rPr>
+          <w:rStyle w:val="Strong"/>
+          <w:b w:val="0"/>
+          <w:sz w:val="20"/>
+        </w:rPr>
+        <w:t>IAM</w:t>
+      </w:r>
+      <w:r>
+        <w:rPr>
+          <w:b/>
+          <w:sz w:val="20"/>
+        </w:rPr>
+        <w:t xml:space="preserve">), </w:t>
+      </w:r>
+      <w:r>
+        <w:rPr>
+          <w:rStyle w:val="Strong"/>
+          <w:b w:val="0"/>
+          <w:sz w:val="20"/>
+        </w:rPr>
+        <w:t>Azure</w:t>
+      </w:r>
+      <w:r>
+        <w:rPr>
+          <w:b/>
+          <w:sz w:val="20"/>
+        </w:rPr>
+        <w:t xml:space="preserve">, </w:t>
+      </w:r>
+      <w:r>
+        <w:rPr>
+          <w:rStyle w:val="Strong"/>
+          <w:b w:val="0"/>
+          <w:sz w:val="20"/>
+        </w:rPr>
+        <w:t>GCP</w:t>
+      </w:r>
+      <w:r>
+        <w:rPr>
+          <w:b/>
+          <w:sz w:val="20"/>
+        </w:rPr>
+        <w:t xml:space="preserve">, </w:t>
       </w:r>
       <w:proofErr w:type="spellStart"/>
       <w:r>
         <w:rPr>
-          <w:rFonts w:ascii="Arial" w:hAnsi="Arial" w:cs="Arial"/>
-          <w:sz w:val="18"/>
-        </w:rPr>
-        <w:t>BigQuery</w:t>
+          <w:rStyle w:val="Strong"/>
+          <w:b w:val="0"/>
+          <w:sz w:val="20"/>
+        </w:rPr>
+        <w:t>Docker</w:t>
       </w:r>
       <w:proofErr w:type="spellEnd"/>
       <w:r>
         <w:rPr>
-          <w:rFonts w:ascii="Arial" w:hAnsi="Arial" w:cs="Arial"/>
-          <w:sz w:val="18"/>
-        </w:rPr>
-        <w:t xml:space="preserve"> • </w:t>
+          <w:b/>
+          <w:sz w:val="20"/>
+        </w:rPr>
+        <w:t xml:space="preserve">, </w:t>
       </w:r>
       <w:proofErr w:type="spellStart"/>
       <w:r>
         <w:rPr>
           <w:rStyle w:val="Strong"/>
-          <w:rFonts w:ascii="Arial" w:hAnsi="Arial" w:cs="Arial"/>
-          <w:sz w:val="18"/>
-        </w:rPr>
-        <w:t>Docker</w:t>
+          <w:b w:val="0"/>
+          <w:sz w:val="20"/>
+        </w:rPr>
+        <w:t>Kubernetes</w:t>
       </w:r>
       <w:proofErr w:type="spellEnd"/>
       <w:r>
         <w:rPr>
-          <w:rFonts w:ascii="Arial" w:hAnsi="Arial" w:cs="Arial"/>
-          <w:sz w:val="18"/>
+          <w:b/>
+          <w:sz w:val="20"/>
+        </w:rPr>
+        <w:t xml:space="preserve">, </w:t>
+      </w:r>
+      <w:r>
+        <w:rPr>
+          <w:rStyle w:val="Strong"/>
+          <w:b w:val="0"/>
+          <w:sz w:val="20"/>
+        </w:rPr>
+        <w:t>Helm</w:t>
+      </w:r>
+      <w:r>
+        <w:rPr>
+          <w:b/>
+          <w:sz w:val="20"/>
         </w:rPr>
         <w:t xml:space="preserve">, </w:t>
       </w:r>
@@ -1201,46 +1470,88 @@
       <w:r>
         <w:rPr>
           <w:rStyle w:val="Strong"/>
-          <w:rFonts w:ascii="Arial" w:hAnsi="Arial" w:cs="Arial"/>
-          <w:sz w:val="18"/>
-        </w:rPr>
-        <w:t>Kubernetes</w:t>
+          <w:b w:val="0"/>
+          <w:sz w:val="20"/>
+        </w:rPr>
+        <w:t>Terraform</w:t>
       </w:r>
       <w:proofErr w:type="spellEnd"/>
       <w:r>
         <w:rPr>
-          <w:rFonts w:ascii="Arial" w:hAnsi="Arial" w:cs="Arial"/>
-          <w:sz w:val="18"/>
-        </w:rPr>
-        <w:t xml:space="preserve">, </w:t>
-      </w:r>
-      <w:r>
-        <w:rPr>
-          <w:rStyle w:val="Strong"/>
-          <w:rFonts w:ascii="Arial" w:hAnsi="Arial" w:cs="Arial"/>
-          <w:sz w:val="18"/>
-        </w:rPr>
-        <w:t>Helm</w:t>
-      </w:r>
-      <w:r>
-        <w:rPr>
-          <w:rFonts w:ascii="Arial" w:hAnsi="Arial" w:cs="Arial"/>
-          <w:sz w:val="18"/>
-        </w:rPr>
-        <w:t xml:space="preserve">, </w:t>
-      </w:r>
-      <w:r>
-        <w:rPr>
-          <w:rStyle w:val="Strong"/>
-          <w:rFonts w:ascii="Arial" w:hAnsi="Arial" w:cs="Arial"/>
-          <w:sz w:val="18"/>
+          <w:b/>
+          <w:sz w:val="20"/>
+        </w:rPr>
+        <w:t xml:space="preserve">, </w:t>
+      </w:r>
+      <w:proofErr w:type="spellStart"/>
+      <w:r>
+        <w:rPr>
+          <w:rStyle w:val="Strong"/>
+          <w:b w:val="0"/>
+          <w:sz w:val="20"/>
+        </w:rPr>
+        <w:t>CloudFormation</w:t>
+      </w:r>
+      <w:proofErr w:type="spellEnd"/>
+      <w:r>
+        <w:rPr>
+          <w:b/>
+          <w:sz w:val="20"/>
+        </w:rPr>
+        <w:t xml:space="preserve">, </w:t>
+      </w:r>
+      <w:proofErr w:type="spellStart"/>
+      <w:r>
+        <w:rPr>
+          <w:rStyle w:val="Strong"/>
+          <w:b w:val="0"/>
+          <w:sz w:val="20"/>
+        </w:rPr>
+        <w:t>GitHub</w:t>
+      </w:r>
+      <w:proofErr w:type="spellEnd"/>
+      <w:r>
+        <w:rPr>
+          <w:rStyle w:val="Strong"/>
+          <w:b w:val="0"/>
+          <w:sz w:val="20"/>
+        </w:rPr>
+        <w:t xml:space="preserve"> Actions</w:t>
+      </w:r>
+      <w:r>
+        <w:rPr>
+          <w:b/>
+          <w:sz w:val="20"/>
+        </w:rPr>
+        <w:t xml:space="preserve">, </w:t>
+      </w:r>
+      <w:r>
+        <w:rPr>
+          <w:rStyle w:val="Strong"/>
+          <w:b w:val="0"/>
+          <w:sz w:val="20"/>
+        </w:rPr>
+        <w:t>Jenkins</w:t>
+      </w:r>
+      <w:r>
+        <w:rPr>
+          <w:b/>
+          <w:sz w:val="20"/>
+        </w:rPr>
+        <w:t xml:space="preserve">, </w:t>
+      </w:r>
+      <w:r>
+        <w:rPr>
+          <w:rStyle w:val="Strong"/>
+          <w:b w:val="0"/>
+          <w:sz w:val="20"/>
         </w:rPr>
         <w:t>Argo CD</w:t>
       </w:r>
       <w:r>
         <w:rPr>
-          <w:rFonts w:ascii="Arial" w:hAnsi="Arial" w:cs="Arial"/>
-          <w:sz w:val="18"/>
+          <w:b/>
+          <w:sz w:val="20"/>
         </w:rPr>
         <w:t xml:space="preserve">, </w:t>
       </w:r>
@@ -1248,141 +1559,10 @@
       <w:r>
         <w:rPr>
           <w:rStyle w:val="Strong"/>
-          <w:rFonts w:ascii="Arial" w:hAnsi="Arial" w:cs="Arial"/>
-          <w:sz w:val="18"/>
+          <w:b w:val="0"/>
+          <w:sz w:val="20"/>
         </w:rPr>
         <w:t>GitOps</w:t>
-      </w:r>
-      <w:proofErr w:type="spellEnd"/>
-      <w:r>
-        <w:rPr>
-          <w:rFonts w:ascii="Arial" w:hAnsi="Arial" w:cs="Arial"/>
-          <w:sz w:val="18"/>
-        </w:rPr>
-        <w:t xml:space="preserve">, </w:t>
-      </w:r>
-      <w:proofErr w:type="spellStart"/>
-      <w:r>
-        <w:rPr>
-          <w:rStyle w:val="Strong"/>
-          <w:rFonts w:ascii="Arial" w:hAnsi="Arial" w:cs="Arial"/>
-          <w:sz w:val="18"/>
-        </w:rPr>
-        <w:t>Terraform</w:t>
-      </w:r>
-      <w:proofErr w:type="spellEnd"/>
-      <w:r>
-        <w:rPr>
-          <w:rFonts w:ascii="Arial" w:hAnsi="Arial" w:cs="Arial"/>
-          <w:sz w:val="18"/>
-        </w:rPr>
-        <w:t xml:space="preserve">, </w:t>
-      </w:r>
-      <w:proofErr w:type="spellStart"/>
-      <w:r>
-        <w:rPr>
-          <w:rStyle w:val="Strong"/>
-          <w:rFonts w:ascii="Arial" w:hAnsi="Arial" w:cs="Arial"/>
-          <w:sz w:val="18"/>
-        </w:rPr>
-        <w:t>CloudFormation</w:t>
-      </w:r>
-      <w:proofErr w:type="spellEnd"/>
-      <w:r>
-        <w:rPr>
-          <w:rFonts w:ascii="Arial" w:hAnsi="Arial" w:cs="Arial"/>
-          <w:sz w:val="18"/>
-        </w:rPr>
-        <w:t xml:space="preserve"> • CI/CD: </w:t>
-      </w:r>
-      <w:proofErr w:type="spellStart"/>
-      <w:r>
-        <w:rPr>
-          <w:rStyle w:val="Strong"/>
-          <w:rFonts w:ascii="Arial" w:hAnsi="Arial" w:cs="Arial"/>
-          <w:sz w:val="18"/>
-        </w:rPr>
-        <w:t>GitHub</w:t>
-      </w:r>
-      <w:proofErr w:type="spellEnd"/>
-      <w:r>
-        <w:rPr>
-          <w:rStyle w:val="Strong"/>
-          <w:rFonts w:ascii="Arial" w:hAnsi="Arial" w:cs="Arial"/>
-          <w:sz w:val="18"/>
-        </w:rPr>
-        <w:t xml:space="preserve"> Actions</w:t>
-      </w:r>
-      <w:r>
-        <w:rPr>
-          <w:rFonts w:ascii="Arial" w:hAnsi="Arial" w:cs="Arial"/>
-          <w:sz w:val="18"/>
-        </w:rPr>
-        <w:t xml:space="preserve">, </w:t>
-      </w:r>
-      <w:proofErr w:type="spellStart"/>
-      <w:r>
-        <w:rPr>
-          <w:rStyle w:val="Strong"/>
-          <w:rFonts w:ascii="Arial" w:hAnsi="Arial" w:cs="Arial"/>
-          <w:sz w:val="18"/>
-        </w:rPr>
-        <w:t>GitLab</w:t>
-      </w:r>
-      <w:proofErr w:type="spellEnd"/>
-      <w:r>
-        <w:rPr>
-          <w:rStyle w:val="Strong"/>
-          <w:rFonts w:ascii="Arial" w:hAnsi="Arial" w:cs="Arial"/>
-          <w:sz w:val="18"/>
-        </w:rPr>
-        <w:t xml:space="preserve"> CI</w:t>
-      </w:r>
-      <w:r>
-        <w:rPr>
-          <w:rFonts w:ascii="Arial" w:hAnsi="Arial" w:cs="Arial"/>
-          <w:sz w:val="18"/>
-        </w:rPr>
-        <w:t xml:space="preserve">, </w:t>
-      </w:r>
-      <w:r>
-        <w:rPr>
-          <w:rStyle w:val="Strong"/>
-          <w:rFonts w:ascii="Arial" w:hAnsi="Arial" w:cs="Arial"/>
-          <w:sz w:val="18"/>
-        </w:rPr>
-        <w:t>Jenkins</w:t>
-      </w:r>
-      <w:r>
-        <w:rPr>
-          <w:rFonts w:ascii="Arial" w:hAnsi="Arial" w:cs="Arial"/>
-          <w:sz w:val="18"/>
-        </w:rPr>
-        <w:t xml:space="preserve">, Azure </w:t>
-      </w:r>
-      <w:proofErr w:type="spellStart"/>
-      <w:r>
-        <w:rPr>
-          <w:rFonts w:ascii="Arial" w:hAnsi="Arial" w:cs="Arial"/>
-          <w:sz w:val="18"/>
-        </w:rPr>
-        <w:t>DevOps</w:t>
-      </w:r>
-      <w:proofErr w:type="spellEnd"/>
-      <w:r>
-        <w:rPr>
-          <w:rFonts w:ascii="Arial" w:hAnsi="Arial" w:cs="Arial"/>
-          <w:sz w:val="18"/>
-        </w:rPr>
-        <w:t xml:space="preserve">, </w:t>
-      </w:r>
-      <w:proofErr w:type="spellStart"/>
-      <w:r>
-        <w:rPr>
-          <w:rFonts w:ascii="Arial" w:hAnsi="Arial" w:cs="Arial"/>
-          <w:sz w:val="18"/>
-        </w:rPr>
-        <w:t>CircleCI</w:t>
       </w:r>
       <w:proofErr w:type="spellEnd"/>
     </w:p>
@@ -1391,20 +1571,19 @@
         <w:pStyle w:val="NormalWeb"/>
         <w:numPr>
           <w:ilvl w:val="0"/>
-          <w:numId w:val="9"/>
+          <w:numId w:val="26"/>
         </w:numPr>
+        <w:spacing w:before="0" w:beforeAutospacing="0" w:after="0" w:afterAutospacing="0"/>
         <w:jc w:val="both"/>
         <w:rPr>
-          <w:rFonts w:ascii="Arial" w:hAnsi="Arial" w:cs="Arial"/>
-          <w:sz w:val="18"/>
+          <w:b/>
         </w:rPr>
       </w:pPr>
       <w:proofErr w:type="spellStart"/>
       <w:r>
         <w:rPr>
           <w:rStyle w:val="Strong"/>
-          <w:rFonts w:ascii="Arial" w:hAnsi="Arial" w:cs="Arial"/>
-          <w:sz w:val="18"/>
+          <w:sz w:val="20"/>
         </w:rPr>
         <w:t>Observability</w:t>
       </w:r>
@@ -1412,32 +1591,156 @@
       <w:r>
         <w:rPr>
           <w:rStyle w:val="Strong"/>
-          <w:rFonts w:ascii="Arial" w:hAnsi="Arial" w:cs="Arial"/>
-          <w:sz w:val="18"/>
-        </w:rPr>
-        <w:t>, Quality &amp; Security</w:t>
-      </w:r>
-      <w:r>
-        <w:rPr>
-          <w:rFonts w:ascii="Arial" w:hAnsi="Arial" w:cs="Arial"/>
-          <w:sz w:val="18"/>
-        </w:rPr>
-        <w:t xml:space="preserve"> — </w:t>
+          <w:sz w:val="20"/>
+        </w:rPr>
+        <w:t>, Quality &amp; Security:</w:t>
+      </w:r>
+      <w:r>
+        <w:rPr>
+          <w:sz w:val="20"/>
+        </w:rPr>
+        <w:t xml:space="preserve"> </w:t>
       </w:r>
       <w:proofErr w:type="spellStart"/>
       <w:r>
         <w:rPr>
           <w:rStyle w:val="Strong"/>
-          <w:rFonts w:ascii="Arial" w:hAnsi="Arial" w:cs="Arial"/>
-          <w:sz w:val="18"/>
+          <w:b w:val="0"/>
+          <w:sz w:val="20"/>
+        </w:rPr>
+        <w:t>Datadog</w:t>
+      </w:r>
+      <w:proofErr w:type="spellEnd"/>
+      <w:r>
+        <w:rPr>
+          <w:b/>
+          <w:sz w:val="20"/>
+        </w:rPr>
+        <w:t xml:space="preserve">, </w:t>
+      </w:r>
+      <w:r>
+        <w:rPr>
+          <w:rStyle w:val="Strong"/>
+          <w:b w:val="0"/>
+          <w:sz w:val="20"/>
+        </w:rPr>
+        <w:t>Prometheus</w:t>
+      </w:r>
+      <w:r>
+        <w:rPr>
+          <w:b/>
+          <w:sz w:val="20"/>
+        </w:rPr>
+        <w:t xml:space="preserve">, </w:t>
+      </w:r>
+      <w:proofErr w:type="spellStart"/>
+      <w:r>
+        <w:rPr>
+          <w:rStyle w:val="Strong"/>
+          <w:b w:val="0"/>
+          <w:sz w:val="20"/>
+        </w:rPr>
+        <w:t>Grafana</w:t>
+      </w:r>
+      <w:proofErr w:type="spellEnd"/>
+      <w:r>
+        <w:rPr>
+          <w:b/>
+          <w:sz w:val="20"/>
+        </w:rPr>
+        <w:t xml:space="preserve">, </w:t>
+      </w:r>
+      <w:proofErr w:type="spellStart"/>
+      <w:r>
+        <w:rPr>
+          <w:rStyle w:val="Strong"/>
+          <w:b w:val="0"/>
+          <w:sz w:val="20"/>
+        </w:rPr>
+        <w:t>CloudWatch</w:t>
+      </w:r>
+      <w:proofErr w:type="spellEnd"/>
+      <w:r>
+        <w:rPr>
+          <w:b/>
+          <w:sz w:val="20"/>
+        </w:rPr>
+        <w:t xml:space="preserve">, </w:t>
+      </w:r>
+      <w:r>
+        <w:rPr>
+          <w:rStyle w:val="Strong"/>
+          <w:b w:val="0"/>
+          <w:sz w:val="20"/>
+        </w:rPr>
+        <w:t>ELK/EFK</w:t>
+      </w:r>
+      <w:r>
+        <w:rPr>
+          <w:b/>
+          <w:sz w:val="20"/>
+        </w:rPr>
+        <w:t xml:space="preserve">, </w:t>
+      </w:r>
+      <w:proofErr w:type="spellStart"/>
+      <w:r>
+        <w:rPr>
+          <w:rStyle w:val="Strong"/>
+          <w:b w:val="0"/>
+          <w:sz w:val="20"/>
         </w:rPr>
         <w:t>OpenTelemetry</w:t>
       </w:r>
       <w:proofErr w:type="spellEnd"/>
       <w:r>
         <w:rPr>
-          <w:rFonts w:ascii="Arial" w:hAnsi="Arial" w:cs="Arial"/>
-          <w:sz w:val="18"/>
+          <w:b/>
+          <w:sz w:val="20"/>
+        </w:rPr>
+        <w:t xml:space="preserve">, </w:t>
+      </w:r>
+      <w:r>
+        <w:rPr>
+          <w:rStyle w:val="Strong"/>
+          <w:b w:val="0"/>
+          <w:sz w:val="20"/>
+        </w:rPr>
+        <w:t>Jest</w:t>
+      </w:r>
+      <w:r>
+        <w:rPr>
+          <w:b/>
+          <w:sz w:val="20"/>
+        </w:rPr>
+        <w:t xml:space="preserve">, </w:t>
+      </w:r>
+      <w:r>
+        <w:rPr>
+          <w:rStyle w:val="Strong"/>
+          <w:b w:val="0"/>
+          <w:sz w:val="20"/>
+        </w:rPr>
+        <w:t>Mocha</w:t>
+      </w:r>
+      <w:r>
+        <w:rPr>
+          <w:b/>
+          <w:sz w:val="20"/>
+        </w:rPr>
+        <w:t xml:space="preserve">, </w:t>
+      </w:r>
+      <w:r>
+        <w:rPr>
+          <w:rStyle w:val="Strong"/>
+          <w:b w:val="0"/>
+          <w:sz w:val="20"/>
+        </w:rPr>
+        <w:t>Chai</w:t>
+      </w:r>
+      <w:r>
+        <w:rPr>
+          <w:b/>
+          <w:sz w:val="20"/>
         </w:rPr>
         <w:t xml:space="preserve">, </w:t>
       </w:r>
@@ -1445,63 +1748,124 @@
       <w:r>
         <w:rPr>
           <w:rStyle w:val="Strong"/>
-          <w:rFonts w:ascii="Arial" w:hAnsi="Arial" w:cs="Arial"/>
-          <w:sz w:val="18"/>
-        </w:rPr>
-        <w:t>Datadog</w:t>
+          <w:b w:val="0"/>
+          <w:sz w:val="20"/>
+        </w:rPr>
+        <w:t>Vue</w:t>
       </w:r>
       <w:proofErr w:type="spellEnd"/>
       <w:r>
         <w:rPr>
-          <w:rFonts w:ascii="Arial" w:hAnsi="Arial" w:cs="Arial"/>
-          <w:sz w:val="18"/>
-        </w:rPr>
-        <w:t xml:space="preserve">, </w:t>
-      </w:r>
-      <w:r>
-        <w:rPr>
-          <w:rStyle w:val="Strong"/>
-          <w:rFonts w:ascii="Arial" w:hAnsi="Arial" w:cs="Arial"/>
-          <w:sz w:val="18"/>
-        </w:rPr>
-        <w:t>Prometheus</w:t>
-      </w:r>
-      <w:r>
-        <w:rPr>
-          <w:rFonts w:ascii="Arial" w:hAnsi="Arial" w:cs="Arial"/>
-          <w:sz w:val="18"/>
-        </w:rPr>
-        <w:t xml:space="preserve">, </w:t>
+          <w:rStyle w:val="Strong"/>
+          <w:b w:val="0"/>
+          <w:sz w:val="20"/>
+        </w:rPr>
+        <w:t xml:space="preserve"> Test </w:t>
       </w:r>
       <w:proofErr w:type="spellStart"/>
       <w:r>
         <w:rPr>
           <w:rStyle w:val="Strong"/>
-          <w:rFonts w:ascii="Arial" w:hAnsi="Arial" w:cs="Arial"/>
-          <w:sz w:val="18"/>
-        </w:rPr>
-        <w:t>Grafana</w:t>
+          <w:b w:val="0"/>
+          <w:sz w:val="20"/>
+        </w:rPr>
+        <w:t>Utils</w:t>
       </w:r>
       <w:proofErr w:type="spellEnd"/>
       <w:r>
         <w:rPr>
-          <w:rFonts w:ascii="Arial" w:hAnsi="Arial" w:cs="Arial"/>
-          <w:sz w:val="18"/>
-        </w:rPr>
-        <w:t xml:space="preserve">, </w:t>
-      </w:r>
-      <w:r>
-        <w:rPr>
-          <w:rStyle w:val="Strong"/>
-          <w:rFonts w:ascii="Arial" w:hAnsi="Arial" w:cs="Arial"/>
-          <w:sz w:val="18"/>
-        </w:rPr>
-        <w:t>ELK/EFK</w:t>
-      </w:r>
-      <w:r>
-        <w:rPr>
-          <w:rFonts w:ascii="Arial" w:hAnsi="Arial" w:cs="Arial"/>
-          <w:sz w:val="18"/>
+          <w:b/>
+          <w:sz w:val="20"/>
+        </w:rPr>
+        <w:t xml:space="preserve">, </w:t>
+      </w:r>
+      <w:r>
+        <w:rPr>
+          <w:rStyle w:val="Strong"/>
+          <w:b w:val="0"/>
+          <w:sz w:val="20"/>
+        </w:rPr>
+        <w:t>Cypress</w:t>
+      </w:r>
+      <w:r>
+        <w:rPr>
+          <w:b/>
+          <w:sz w:val="20"/>
+        </w:rPr>
+        <w:t xml:space="preserve">, </w:t>
+      </w:r>
+      <w:r>
+        <w:rPr>
+          <w:rStyle w:val="Strong"/>
+          <w:b w:val="0"/>
+          <w:sz w:val="20"/>
+        </w:rPr>
+        <w:t>Playwright</w:t>
+      </w:r>
+      <w:r>
+        <w:rPr>
+          <w:b/>
+          <w:sz w:val="20"/>
+        </w:rPr>
+        <w:t xml:space="preserve">, </w:t>
+      </w:r>
+      <w:r>
+        <w:rPr>
+          <w:rStyle w:val="Strong"/>
+          <w:b w:val="0"/>
+          <w:sz w:val="20"/>
+        </w:rPr>
+        <w:t>Pact-style contract testing</w:t>
+      </w:r>
+      <w:r>
+        <w:rPr>
+          <w:b/>
+          <w:sz w:val="20"/>
+        </w:rPr>
+        <w:t xml:space="preserve">, </w:t>
+      </w:r>
+      <w:r>
+        <w:rPr>
+          <w:rStyle w:val="Strong"/>
+          <w:b w:val="0"/>
+          <w:sz w:val="20"/>
+        </w:rPr>
+        <w:t>Rate Limiting</w:t>
+      </w:r>
+      <w:r>
+        <w:rPr>
+          <w:b/>
+          <w:sz w:val="20"/>
+        </w:rPr>
+        <w:t xml:space="preserve">, </w:t>
+      </w:r>
+      <w:r>
+        <w:rPr>
+          <w:rStyle w:val="Strong"/>
+          <w:b w:val="0"/>
+          <w:sz w:val="20"/>
+        </w:rPr>
+        <w:t>Audit Logging</w:t>
+      </w:r>
+      <w:r>
+        <w:rPr>
+          <w:b/>
+          <w:sz w:val="20"/>
+        </w:rPr>
+        <w:t xml:space="preserve">, </w:t>
+      </w:r>
+      <w:r>
+        <w:rPr>
+          <w:rStyle w:val="Strong"/>
+          <w:b w:val="0"/>
+          <w:sz w:val="20"/>
+        </w:rPr>
+        <w:t>Auth0</w:t>
+      </w:r>
+      <w:r>
+        <w:rPr>
+          <w:b/>
+          <w:sz w:val="20"/>
         </w:rPr>
         <w:t xml:space="preserve">, </w:t>
       </w:r>
@@ -1509,228 +1873,37 @@
       <w:r>
         <w:rPr>
           <w:rStyle w:val="Strong"/>
-          <w:rFonts w:ascii="Arial" w:hAnsi="Arial" w:cs="Arial"/>
-          <w:sz w:val="18"/>
-        </w:rPr>
-        <w:t>CloudWatch</w:t>
+          <w:b w:val="0"/>
+          <w:sz w:val="20"/>
+        </w:rPr>
+        <w:t>Okta</w:t>
       </w:r>
       <w:proofErr w:type="spellEnd"/>
       <w:r>
         <w:rPr>
-          <w:rFonts w:ascii="Arial" w:hAnsi="Arial" w:cs="Arial"/>
-          <w:sz w:val="18"/>
-        </w:rPr>
-        <w:t xml:space="preserve">, structured logging • Testing: </w:t>
-      </w:r>
-      <w:r>
-        <w:rPr>
-          <w:rStyle w:val="Strong"/>
-          <w:rFonts w:ascii="Arial" w:hAnsi="Arial" w:cs="Arial"/>
-          <w:sz w:val="18"/>
-        </w:rPr>
-        <w:t>Jest</w:t>
-      </w:r>
-      <w:r>
-        <w:rPr>
-          <w:rFonts w:ascii="Arial" w:hAnsi="Arial" w:cs="Arial"/>
-          <w:sz w:val="18"/>
-        </w:rPr>
-        <w:t xml:space="preserve">, </w:t>
-      </w:r>
-      <w:r>
-        <w:rPr>
-          <w:rStyle w:val="Strong"/>
-          <w:rFonts w:ascii="Arial" w:hAnsi="Arial" w:cs="Arial"/>
-          <w:sz w:val="18"/>
-        </w:rPr>
-        <w:t>Mocha</w:t>
-      </w:r>
-      <w:r>
-        <w:rPr>
-          <w:rFonts w:ascii="Arial" w:hAnsi="Arial" w:cs="Arial"/>
-          <w:sz w:val="18"/>
-        </w:rPr>
-        <w:t xml:space="preserve">, </w:t>
-      </w:r>
-      <w:r>
-        <w:rPr>
-          <w:rStyle w:val="Strong"/>
-          <w:rFonts w:ascii="Arial" w:hAnsi="Arial" w:cs="Arial"/>
-          <w:sz w:val="18"/>
-        </w:rPr>
-        <w:t>Chai</w:t>
-      </w:r>
-      <w:r>
-        <w:rPr>
-          <w:rFonts w:ascii="Arial" w:hAnsi="Arial" w:cs="Arial"/>
-          <w:sz w:val="18"/>
-        </w:rPr>
-        <w:t xml:space="preserve">, React Testing Library, </w:t>
-      </w:r>
-      <w:r>
-        <w:rPr>
-          <w:rStyle w:val="Strong"/>
-          <w:rFonts w:ascii="Arial" w:hAnsi="Arial" w:cs="Arial"/>
-          <w:sz w:val="18"/>
-        </w:rPr>
-        <w:t>Cypress</w:t>
-      </w:r>
-      <w:r>
-        <w:rPr>
-          <w:rFonts w:ascii="Arial" w:hAnsi="Arial" w:cs="Arial"/>
-          <w:sz w:val="18"/>
-        </w:rPr>
-        <w:t xml:space="preserve">, </w:t>
-      </w:r>
-      <w:r>
-        <w:rPr>
-          <w:rStyle w:val="Strong"/>
-          <w:rFonts w:ascii="Arial" w:hAnsi="Arial" w:cs="Arial"/>
-          <w:sz w:val="18"/>
-        </w:rPr>
-        <w:t>Playwright</w:t>
-      </w:r>
-      <w:r>
-        <w:rPr>
-          <w:rFonts w:ascii="Arial" w:hAnsi="Arial" w:cs="Arial"/>
-          <w:sz w:val="18"/>
-        </w:rPr>
-        <w:t xml:space="preserve">, </w:t>
-      </w:r>
-      <w:r>
-        <w:rPr>
-          <w:rStyle w:val="Strong"/>
-          <w:rFonts w:ascii="Arial" w:hAnsi="Arial" w:cs="Arial"/>
-          <w:sz w:val="18"/>
-        </w:rPr>
-        <w:t>Pact-style contract tests</w:t>
-      </w:r>
-      <w:r>
-        <w:rPr>
-          <w:rFonts w:ascii="Arial" w:hAnsi="Arial" w:cs="Arial"/>
-          <w:sz w:val="18"/>
-        </w:rPr>
-        <w:t xml:space="preserve"> • Security: </w:t>
-      </w:r>
-      <w:r>
-        <w:rPr>
-          <w:rStyle w:val="Strong"/>
-          <w:rFonts w:ascii="Arial" w:hAnsi="Arial" w:cs="Arial"/>
-          <w:sz w:val="18"/>
-        </w:rPr>
-        <w:t>OAuth2</w:t>
-      </w:r>
-      <w:r>
-        <w:rPr>
-          <w:rFonts w:ascii="Arial" w:hAnsi="Arial" w:cs="Arial"/>
-          <w:sz w:val="18"/>
-        </w:rPr>
-        <w:t xml:space="preserve">, </w:t>
+          <w:b/>
+          <w:sz w:val="20"/>
+        </w:rPr>
+        <w:t xml:space="preserve">, </w:t>
+      </w:r>
+      <w:r>
+        <w:rPr>
+          <w:rStyle w:val="Strong"/>
+          <w:b w:val="0"/>
+          <w:sz w:val="20"/>
+        </w:rPr>
+        <w:t xml:space="preserve">AWS </w:t>
       </w:r>
       <w:proofErr w:type="spellStart"/>
       <w:r>
         <w:rPr>
           <w:rStyle w:val="Strong"/>
-          <w:rFonts w:ascii="Arial" w:hAnsi="Arial" w:cs="Arial"/>
-          <w:sz w:val="18"/>
-        </w:rPr>
-        <w:t>OpenID</w:t>
+          <w:b w:val="0"/>
+          <w:sz w:val="20"/>
+        </w:rPr>
+        <w:t>Cognito</w:t>
       </w:r>
       <w:proofErr w:type="spellEnd"/>
-      <w:r>
-        <w:rPr>
-          <w:rStyle w:val="Strong"/>
-          <w:rFonts w:ascii="Arial" w:hAnsi="Arial" w:cs="Arial"/>
-          <w:sz w:val="18"/>
-        </w:rPr>
-        <w:t xml:space="preserve"> Connect</w:t>
-      </w:r>
-      <w:r>
-        <w:rPr>
-          <w:rFonts w:ascii="Arial" w:hAnsi="Arial" w:cs="Arial"/>
-          <w:sz w:val="18"/>
-        </w:rPr>
-        <w:t xml:space="preserve">, </w:t>
-      </w:r>
-      <w:r>
-        <w:rPr>
-          <w:rStyle w:val="Strong"/>
-          <w:rFonts w:ascii="Arial" w:hAnsi="Arial" w:cs="Arial"/>
-          <w:sz w:val="18"/>
-        </w:rPr>
-        <w:t>JWT</w:t>
-      </w:r>
-      <w:r>
-        <w:rPr>
-          <w:rFonts w:ascii="Arial" w:hAnsi="Arial" w:cs="Arial"/>
-          <w:sz w:val="18"/>
-        </w:rPr>
-        <w:t xml:space="preserve">, </w:t>
-      </w:r>
-      <w:proofErr w:type="spellStart"/>
-      <w:r>
-        <w:rPr>
-          <w:rFonts w:ascii="Arial" w:hAnsi="Arial" w:cs="Arial"/>
-          <w:sz w:val="18"/>
-        </w:rPr>
-        <w:t>Okta</w:t>
-      </w:r>
-      <w:proofErr w:type="spellEnd"/>
-      <w:r>
-        <w:rPr>
-          <w:rFonts w:ascii="Arial" w:hAnsi="Arial" w:cs="Arial"/>
-          <w:sz w:val="18"/>
-        </w:rPr>
-        <w:t xml:space="preserve">, Auth0, </w:t>
-      </w:r>
-      <w:r>
-        <w:rPr>
-          <w:rStyle w:val="Strong"/>
-          <w:rFonts w:ascii="Arial" w:hAnsi="Arial" w:cs="Arial"/>
-          <w:sz w:val="18"/>
-        </w:rPr>
-        <w:t xml:space="preserve">AWS </w:t>
-      </w:r>
-      <w:proofErr w:type="spellStart"/>
-      <w:r>
-        <w:rPr>
-          <w:rStyle w:val="Strong"/>
-          <w:rFonts w:ascii="Arial" w:hAnsi="Arial" w:cs="Arial"/>
-          <w:sz w:val="18"/>
-        </w:rPr>
-        <w:t>Cognito</w:t>
-      </w:r>
-      <w:proofErr w:type="spellEnd"/>
-      <w:r>
-        <w:rPr>
-          <w:rFonts w:ascii="Arial" w:hAnsi="Arial" w:cs="Arial"/>
-          <w:sz w:val="18"/>
-        </w:rPr>
-        <w:t xml:space="preserve">, rate limiting, </w:t>
-      </w:r>
-      <w:r>
-        <w:rPr>
-          <w:rStyle w:val="Strong"/>
-          <w:rFonts w:ascii="Arial" w:hAnsi="Arial" w:cs="Arial"/>
-          <w:sz w:val="18"/>
-        </w:rPr>
-        <w:t>RBAC/ABAC</w:t>
-      </w:r>
-      <w:r>
-        <w:rPr>
-          <w:rFonts w:ascii="Arial" w:hAnsi="Arial" w:cs="Arial"/>
-          <w:sz w:val="18"/>
-        </w:rPr>
-        <w:t xml:space="preserve">, </w:t>
-      </w:r>
-      <w:r>
-        <w:rPr>
-          <w:rStyle w:val="Strong"/>
-          <w:rFonts w:ascii="Arial" w:hAnsi="Arial" w:cs="Arial"/>
-          <w:sz w:val="18"/>
-        </w:rPr>
-        <w:t>audit logging</w:t>
-      </w:r>
     </w:p>
     <w:p>
       <w:pPr>
@@ -1739,6 +1912,16 @@
         </w:pBdr>
         <w:spacing w:before="120" w:after="80"/>
       </w:pPr>
+      <w:r>
+        <w:rPr>
+          <w:b/>
+          <w:bCs/>
+          <w:color w:val="111111"/>
+          <w:sz w:val="21"/>
+          <w:szCs w:val="21"/>
+        </w:rPr>
+        <w:t xml:space="preserve"> </w:t>
+      </w:r>
       <w:r>
         <w:rPr>
           <w:b/>
@@ -1854,68 +2037,44 @@
         <w:pStyle w:val="NormalWeb"/>
         <w:numPr>
           <w:ilvl w:val="0"/>
-          <w:numId w:val="10"/>
+          <w:numId w:val="27"/>
         </w:numPr>
         <w:jc w:val="both"/>
         <w:rPr>
-          <w:rFonts w:ascii="Arial" w:hAnsi="Arial" w:cs="Arial"/>
-          <w:sz w:val="18"/>
-        </w:rPr>
-      </w:pPr>
-      <w:r>
-        <w:rPr>
-          <w:rFonts w:ascii="Arial" w:hAnsi="Arial" w:cs="Arial"/>
-          <w:sz w:val="18"/>
-        </w:rPr>
-        <w:t xml:space="preserve">Led delivery of a customer-facing </w:t>
-      </w:r>
-      <w:proofErr w:type="spellStart"/>
-      <w:r>
-        <w:rPr>
-          <w:rFonts w:ascii="Arial" w:hAnsi="Arial" w:cs="Arial"/>
-          <w:sz w:val="18"/>
-        </w:rPr>
-        <w:t>SaaS</w:t>
-      </w:r>
-      <w:proofErr w:type="spellEnd"/>
-      <w:r>
-        <w:rPr>
-          <w:rFonts w:ascii="Arial" w:hAnsi="Arial" w:cs="Arial"/>
-          <w:sz w:val="18"/>
-        </w:rPr>
-        <w:t xml:space="preserve"> platform using </w:t>
-      </w:r>
-      <w:r>
-        <w:rPr>
-          <w:rStyle w:val="Strong"/>
-          <w:rFonts w:ascii="Arial" w:hAnsi="Arial" w:cs="Arial"/>
-          <w:sz w:val="18"/>
-        </w:rPr>
-        <w:t>Vue.js</w:t>
-      </w:r>
-      <w:r>
-        <w:rPr>
-          <w:rFonts w:ascii="Arial" w:hAnsi="Arial" w:cs="Arial"/>
-          <w:sz w:val="18"/>
+          <w:sz w:val="20"/>
+        </w:rPr>
+      </w:pPr>
+      <w:r>
+        <w:rPr>
+          <w:sz w:val="20"/>
+        </w:rPr>
+        <w:t xml:space="preserve">Led architecture and delivery of a multi-tenant </w:t>
+      </w:r>
+      <w:r>
+        <w:rPr>
+          <w:rStyle w:val="Strong"/>
+          <w:sz w:val="20"/>
+        </w:rPr>
+        <w:t>Node.js 16–20</w:t>
+      </w:r>
+      <w:r>
+        <w:rPr>
+          <w:sz w:val="20"/>
         </w:rPr>
         <w:t xml:space="preserve"> and </w:t>
       </w:r>
-      <w:proofErr w:type="spellStart"/>
-      <w:r>
-        <w:rPr>
-          <w:rStyle w:val="Strong"/>
-          <w:rFonts w:ascii="Arial" w:hAnsi="Arial" w:cs="Arial"/>
-          <w:sz w:val="18"/>
-        </w:rPr>
-        <w:t>TypeScript</w:t>
-      </w:r>
-      <w:proofErr w:type="spellEnd"/>
-      <w:r>
-        <w:rPr>
-          <w:rFonts w:ascii="Arial" w:hAnsi="Arial" w:cs="Arial"/>
-          <w:sz w:val="18"/>
-        </w:rPr>
-        <w:t>, standardizing reusable components to accelerate feature delivery and reduce UI defects.</w:t>
+      <w:r>
+        <w:rPr>
+          <w:rStyle w:val="Strong"/>
+          <w:sz w:val="20"/>
+        </w:rPr>
+        <w:t>Vue.js 3</w:t>
+      </w:r>
+      <w:r>
+        <w:rPr>
+          <w:sz w:val="20"/>
+        </w:rPr>
+        <w:t xml:space="preserve"> platform that unified customer onboarding, billing workflows, and operational analytics across several enterprise product lines.</w:t>
       </w:r>
     </w:p>
     <w:p>
@@ -1923,35 +2082,74 @@
         <w:pStyle w:val="NormalWeb"/>
         <w:numPr>
           <w:ilvl w:val="0"/>
-          <w:numId w:val="10"/>
+          <w:numId w:val="27"/>
         </w:numPr>
         <w:jc w:val="both"/>
         <w:rPr>
-          <w:rFonts w:ascii="Arial" w:hAnsi="Arial" w:cs="Arial"/>
-          <w:sz w:val="18"/>
-        </w:rPr>
-      </w:pPr>
-      <w:r>
-        <w:rPr>
-          <w:rFonts w:ascii="Arial" w:hAnsi="Arial" w:cs="Arial"/>
-          <w:sz w:val="18"/>
-        </w:rPr>
-        <w:t xml:space="preserve">Built a </w:t>
-      </w:r>
-      <w:r>
-        <w:rPr>
-          <w:rStyle w:val="Strong"/>
-          <w:rFonts w:ascii="Arial" w:hAnsi="Arial" w:cs="Arial"/>
-          <w:sz w:val="18"/>
-        </w:rPr>
-        <w:t>Node.js</w:t>
-      </w:r>
-      <w:r>
-        <w:rPr>
-          <w:rFonts w:ascii="Arial" w:hAnsi="Arial" w:cs="Arial"/>
-          <w:sz w:val="18"/>
-        </w:rPr>
-        <w:t xml:space="preserve"> service layer behind the UI with clear service boundaries, improving ownership and enabling safer, smaller deployments.</w:t>
+          <w:sz w:val="20"/>
+        </w:rPr>
+      </w:pPr>
+      <w:r>
+        <w:rPr>
+          <w:sz w:val="20"/>
+        </w:rPr>
+        <w:t xml:space="preserve">Designed and implemented modular backend services with </w:t>
+      </w:r>
+      <w:proofErr w:type="spellStart"/>
+      <w:r>
+        <w:rPr>
+          <w:rStyle w:val="Strong"/>
+          <w:sz w:val="20"/>
+        </w:rPr>
+        <w:t>NestJS</w:t>
+      </w:r>
+      <w:proofErr w:type="spellEnd"/>
+      <w:r>
+        <w:rPr>
+          <w:sz w:val="20"/>
+        </w:rPr>
+        <w:t xml:space="preserve">, </w:t>
+      </w:r>
+      <w:r>
+        <w:rPr>
+          <w:rStyle w:val="Strong"/>
+          <w:sz w:val="20"/>
+        </w:rPr>
+        <w:t>Express</w:t>
+      </w:r>
+      <w:r>
+        <w:rPr>
+          <w:sz w:val="20"/>
+        </w:rPr>
+        <w:t xml:space="preserve">, and </w:t>
+      </w:r>
+      <w:proofErr w:type="spellStart"/>
+      <w:r>
+        <w:rPr>
+          <w:rStyle w:val="Strong"/>
+          <w:sz w:val="20"/>
+        </w:rPr>
+        <w:t>PostgreSQL</w:t>
+      </w:r>
+      <w:proofErr w:type="spellEnd"/>
+      <w:r>
+        <w:rPr>
+          <w:sz w:val="20"/>
+        </w:rPr>
+        <w:t xml:space="preserve">, replacing tightly coupled legacy modules and reducing average API response time by </w:t>
+      </w:r>
+      <w:r>
+        <w:rPr>
+          <w:rStyle w:val="Strong"/>
+          <w:sz w:val="20"/>
+        </w:rPr>
+        <w:t>38%</w:t>
+      </w:r>
+      <w:r>
+        <w:rPr>
+          <w:sz w:val="20"/>
+        </w:rPr>
+        <w:t xml:space="preserve"> under peak business traffic.</w:t>
       </w:r>
     </w:p>
     <w:p>
@@ -1959,35 +2157,74 @@
         <w:pStyle w:val="NormalWeb"/>
         <w:numPr>
           <w:ilvl w:val="0"/>
-          <w:numId w:val="10"/>
+          <w:numId w:val="27"/>
         </w:numPr>
         <w:jc w:val="both"/>
         <w:rPr>
-          <w:rFonts w:ascii="Arial" w:hAnsi="Arial" w:cs="Arial"/>
-          <w:sz w:val="18"/>
-        </w:rPr>
-      </w:pPr>
-      <w:r>
-        <w:rPr>
-          <w:rFonts w:ascii="Arial" w:hAnsi="Arial" w:cs="Arial"/>
-          <w:sz w:val="18"/>
-        </w:rPr>
-        <w:t xml:space="preserve">Implemented a stable </w:t>
-      </w:r>
-      <w:r>
-        <w:rPr>
-          <w:rStyle w:val="Strong"/>
-          <w:rFonts w:ascii="Arial" w:hAnsi="Arial" w:cs="Arial"/>
-          <w:sz w:val="18"/>
-        </w:rPr>
-        <w:t>BFF/API Gateway</w:t>
-      </w:r>
-      <w:r>
-        <w:rPr>
-          <w:rFonts w:ascii="Arial" w:hAnsi="Arial" w:cs="Arial"/>
-          <w:sz w:val="18"/>
-        </w:rPr>
-        <w:t xml:space="preserve"> pattern with request shaping, validation, and response normalization to keep frontend integration predictable as services evolved.</w:t>
+          <w:sz w:val="20"/>
+        </w:rPr>
+      </w:pPr>
+      <w:r>
+        <w:rPr>
+          <w:sz w:val="20"/>
+        </w:rPr>
+        <w:t xml:space="preserve">Built high-visibility frontend experiences in </w:t>
+      </w:r>
+      <w:r>
+        <w:rPr>
+          <w:rStyle w:val="Strong"/>
+          <w:sz w:val="20"/>
+        </w:rPr>
+        <w:t>Vue.js 3</w:t>
+      </w:r>
+      <w:r>
+        <w:rPr>
+          <w:sz w:val="20"/>
+        </w:rPr>
+        <w:t xml:space="preserve">, </w:t>
+      </w:r>
+      <w:proofErr w:type="spellStart"/>
+      <w:r>
+        <w:rPr>
+          <w:rStyle w:val="Strong"/>
+          <w:sz w:val="20"/>
+        </w:rPr>
+        <w:t>TypeScript</w:t>
+      </w:r>
+      <w:proofErr w:type="spellEnd"/>
+      <w:r>
+        <w:rPr>
+          <w:sz w:val="20"/>
+        </w:rPr>
+        <w:t xml:space="preserve">, and </w:t>
+      </w:r>
+      <w:proofErr w:type="spellStart"/>
+      <w:r>
+        <w:rPr>
+          <w:rStyle w:val="Strong"/>
+          <w:sz w:val="20"/>
+        </w:rPr>
+        <w:t>Pinia</w:t>
+      </w:r>
+      <w:proofErr w:type="spellEnd"/>
+      <w:r>
+        <w:rPr>
+          <w:sz w:val="20"/>
+        </w:rPr>
+        <w:t xml:space="preserve">, improving dashboard rendering speed by </w:t>
+      </w:r>
+      <w:r>
+        <w:rPr>
+          <w:rStyle w:val="Strong"/>
+          <w:sz w:val="20"/>
+        </w:rPr>
+        <w:t>42%</w:t>
+      </w:r>
+      <w:r>
+        <w:rPr>
+          <w:sz w:val="20"/>
+        </w:rPr>
+        <w:t xml:space="preserve"> and significantly reducing state synchronization defects across complex user workflows.</w:t>
       </w:r>
     </w:p>
     <w:p>
@@ -1995,35 +2232,87 @@
         <w:pStyle w:val="NormalWeb"/>
         <w:numPr>
           <w:ilvl w:val="0"/>
-          <w:numId w:val="10"/>
+          <w:numId w:val="27"/>
         </w:numPr>
         <w:jc w:val="both"/>
         <w:rPr>
-          <w:rFonts w:ascii="Arial" w:hAnsi="Arial" w:cs="Arial"/>
-          <w:sz w:val="18"/>
-        </w:rPr>
-      </w:pPr>
-      <w:r>
-        <w:rPr>
-          <w:rFonts w:ascii="Arial" w:hAnsi="Arial" w:cs="Arial"/>
-          <w:sz w:val="18"/>
-        </w:rPr>
-        <w:t xml:space="preserve">Designed </w:t>
-      </w:r>
-      <w:r>
-        <w:rPr>
-          <w:rStyle w:val="Strong"/>
-          <w:rFonts w:ascii="Arial" w:hAnsi="Arial" w:cs="Arial"/>
-          <w:sz w:val="18"/>
-        </w:rPr>
-        <w:t>REST APIs</w:t>
-      </w:r>
-      <w:r>
-        <w:rPr>
-          <w:rFonts w:ascii="Arial" w:hAnsi="Arial" w:cs="Arial"/>
-          <w:sz w:val="18"/>
-        </w:rPr>
-        <w:t xml:space="preserve"> with consistent error contracts, pagination, and resource modeling, reducing integration ambiguity across web clients.</w:t>
+          <w:sz w:val="20"/>
+        </w:rPr>
+      </w:pPr>
+      <w:r>
+        <w:rPr>
+          <w:sz w:val="20"/>
+        </w:rPr>
+        <w:t xml:space="preserve">Migrated older frontend modules from </w:t>
+      </w:r>
+      <w:r>
+        <w:rPr>
+          <w:rStyle w:val="Strong"/>
+          <w:sz w:val="20"/>
+        </w:rPr>
+        <w:t>Vue.js 2</w:t>
+      </w:r>
+      <w:r>
+        <w:rPr>
+          <w:sz w:val="20"/>
+        </w:rPr>
+        <w:t xml:space="preserve"> with </w:t>
+      </w:r>
+      <w:proofErr w:type="spellStart"/>
+      <w:r>
+        <w:rPr>
+          <w:rStyle w:val="Strong"/>
+          <w:sz w:val="20"/>
+        </w:rPr>
+        <w:t>Vuex</w:t>
+      </w:r>
+      <w:proofErr w:type="spellEnd"/>
+      <w:r>
+        <w:rPr>
+          <w:sz w:val="20"/>
+        </w:rPr>
+        <w:t xml:space="preserve"> and legacy bundling into </w:t>
+      </w:r>
+      <w:r>
+        <w:rPr>
+          <w:rStyle w:val="Strong"/>
+          <w:sz w:val="20"/>
+        </w:rPr>
+        <w:t>Vue.js 3</w:t>
+      </w:r>
+      <w:r>
+        <w:rPr>
+          <w:sz w:val="20"/>
+        </w:rPr>
+        <w:t xml:space="preserve"> with </w:t>
+      </w:r>
+      <w:proofErr w:type="spellStart"/>
+      <w:r>
+        <w:rPr>
+          <w:rStyle w:val="Strong"/>
+          <w:sz w:val="20"/>
+        </w:rPr>
+        <w:t>Vite</w:t>
+      </w:r>
+      <w:proofErr w:type="spellEnd"/>
+      <w:r>
+        <w:rPr>
+          <w:sz w:val="20"/>
+        </w:rPr>
+        <w:t xml:space="preserve">, eliminating inconsistent build behavior and cutting local startup time by roughly </w:t>
+      </w:r>
+      <w:r>
+        <w:rPr>
+          <w:rStyle w:val="Strong"/>
+          <w:sz w:val="20"/>
+        </w:rPr>
+        <w:t>55%</w:t>
+      </w:r>
+      <w:r>
+        <w:rPr>
+          <w:sz w:val="20"/>
+        </w:rPr>
+        <w:t>.</w:t>
       </w:r>
     </w:p>
     <w:p>
@@ -2031,50 +2320,33 @@
         <w:pStyle w:val="NormalWeb"/>
         <w:numPr>
           <w:ilvl w:val="0"/>
-          <w:numId w:val="10"/>
+          <w:numId w:val="27"/>
         </w:numPr>
         <w:jc w:val="both"/>
         <w:rPr>
-          <w:rFonts w:ascii="Arial" w:hAnsi="Arial" w:cs="Arial"/>
-          <w:sz w:val="18"/>
-        </w:rPr>
-      </w:pPr>
-      <w:r>
-        <w:rPr>
-          <w:rFonts w:ascii="Arial" w:hAnsi="Arial" w:cs="Arial"/>
-          <w:sz w:val="18"/>
-        </w:rPr>
-        <w:t xml:space="preserve">Implemented </w:t>
-      </w:r>
-      <w:r>
-        <w:rPr>
-          <w:rStyle w:val="Strong"/>
-          <w:rFonts w:ascii="Arial" w:hAnsi="Arial" w:cs="Arial"/>
-          <w:sz w:val="18"/>
-        </w:rPr>
-        <w:t>event-driven</w:t>
-      </w:r>
-      <w:r>
-        <w:rPr>
-          <w:rFonts w:ascii="Arial" w:hAnsi="Arial" w:cs="Arial"/>
-          <w:sz w:val="18"/>
-        </w:rPr>
-        <w:t xml:space="preserve"> workflows using </w:t>
-      </w:r>
-      <w:r>
-        <w:rPr>
-          <w:rStyle w:val="Strong"/>
-          <w:rFonts w:ascii="Arial" w:hAnsi="Arial" w:cs="Arial"/>
-          <w:sz w:val="18"/>
-        </w:rPr>
-        <w:t>Kafka</w:t>
-      </w:r>
-      <w:r>
-        <w:rPr>
-          <w:rFonts w:ascii="Arial" w:hAnsi="Arial" w:cs="Arial"/>
-          <w:sz w:val="18"/>
-        </w:rPr>
-        <w:t xml:space="preserve"> with idempotent consumers, retries, and replay-safe handlers to prevent duplicate side effects.</w:t>
+          <w:sz w:val="20"/>
+        </w:rPr>
+      </w:pPr>
+      <w:r>
+        <w:rPr>
+          <w:sz w:val="20"/>
+        </w:rPr>
+        <w:t xml:space="preserve">Introduced </w:t>
+      </w:r>
+      <w:proofErr w:type="spellStart"/>
+      <w:r>
+        <w:rPr>
+          <w:rStyle w:val="Strong"/>
+          <w:sz w:val="20"/>
+        </w:rPr>
+        <w:t>GraphQL</w:t>
+      </w:r>
+      <w:proofErr w:type="spellEnd"/>
+      <w:r>
+        <w:rPr>
+          <w:sz w:val="20"/>
+        </w:rPr>
+        <w:t xml:space="preserve"> for selected reporting and account management workflows where REST payloads had become too chatty, reducing over-fetching issues and improving page interaction latency for power users.</w:t>
       </w:r>
     </w:p>
     <w:p>
@@ -2082,35 +2354,79 @@
         <w:pStyle w:val="NormalWeb"/>
         <w:numPr>
           <w:ilvl w:val="0"/>
-          <w:numId w:val="10"/>
+          <w:numId w:val="27"/>
         </w:numPr>
         <w:jc w:val="both"/>
         <w:rPr>
-          <w:rFonts w:ascii="Arial" w:hAnsi="Arial" w:cs="Arial"/>
-          <w:sz w:val="18"/>
-        </w:rPr>
-      </w:pPr>
-      <w:r>
-        <w:rPr>
-          <w:rFonts w:ascii="Arial" w:hAnsi="Arial" w:cs="Arial"/>
-          <w:sz w:val="18"/>
-        </w:rPr>
-        <w:t xml:space="preserve">Delivered queue-backed background execution using </w:t>
-      </w:r>
-      <w:r>
-        <w:rPr>
-          <w:rStyle w:val="Strong"/>
-          <w:rFonts w:ascii="Arial" w:hAnsi="Arial" w:cs="Arial"/>
-          <w:sz w:val="18"/>
-        </w:rPr>
-        <w:t>AWS SQS/SNS</w:t>
-      </w:r>
-      <w:r>
-        <w:rPr>
-          <w:rFonts w:ascii="Arial" w:hAnsi="Arial" w:cs="Arial"/>
-          <w:sz w:val="18"/>
-        </w:rPr>
-        <w:t>, supporting long-running tasks and safe backfills without impacting interactive traffic.</w:t>
+          <w:sz w:val="20"/>
+        </w:rPr>
+      </w:pPr>
+      <w:r>
+        <w:rPr>
+          <w:sz w:val="20"/>
+        </w:rPr>
+        <w:t xml:space="preserve">Reworked authentication and authorization flows using </w:t>
+      </w:r>
+      <w:r>
+        <w:rPr>
+          <w:rStyle w:val="Strong"/>
+          <w:sz w:val="20"/>
+        </w:rPr>
+        <w:t>OAuth2</w:t>
+      </w:r>
+      <w:r>
+        <w:rPr>
+          <w:sz w:val="20"/>
+        </w:rPr>
+        <w:t xml:space="preserve">, </w:t>
+      </w:r>
+      <w:proofErr w:type="spellStart"/>
+      <w:r>
+        <w:rPr>
+          <w:rStyle w:val="Strong"/>
+          <w:sz w:val="20"/>
+        </w:rPr>
+        <w:t>OpenID</w:t>
+      </w:r>
+      <w:proofErr w:type="spellEnd"/>
+      <w:r>
+        <w:rPr>
+          <w:rStyle w:val="Strong"/>
+          <w:sz w:val="20"/>
+        </w:rPr>
+        <w:t xml:space="preserve"> Connect</w:t>
+      </w:r>
+      <w:r>
+        <w:rPr>
+          <w:sz w:val="20"/>
+        </w:rPr>
+        <w:t xml:space="preserve">, </w:t>
+      </w:r>
+      <w:r>
+        <w:rPr>
+          <w:rStyle w:val="Strong"/>
+          <w:sz w:val="20"/>
+        </w:rPr>
+        <w:t>JWT</w:t>
+      </w:r>
+      <w:r>
+        <w:rPr>
+          <w:sz w:val="20"/>
+        </w:rPr>
+        <w:t xml:space="preserve">, and </w:t>
+      </w:r>
+      <w:r>
+        <w:rPr>
+          <w:rStyle w:val="Strong"/>
+          <w:sz w:val="20"/>
+        </w:rPr>
+        <w:t>RBAC</w:t>
+      </w:r>
+      <w:r>
+        <w:rPr>
+          <w:sz w:val="20"/>
+        </w:rPr>
+        <w:t>, closing several permission edge cases that had caused support escalations in shared-account enterprise environments.</w:t>
       </w:r>
     </w:p>
     <w:p>
@@ -2118,90 +2434,59 @@
         <w:pStyle w:val="NormalWeb"/>
         <w:numPr>
           <w:ilvl w:val="0"/>
-          <w:numId w:val="10"/>
+          <w:numId w:val="27"/>
         </w:numPr>
         <w:jc w:val="both"/>
         <w:rPr>
-          <w:rFonts w:ascii="Arial" w:hAnsi="Arial" w:cs="Arial"/>
-          <w:sz w:val="18"/>
-        </w:rPr>
-      </w:pPr>
-      <w:r>
-        <w:rPr>
-          <w:rFonts w:ascii="Arial" w:hAnsi="Arial" w:cs="Arial"/>
-          <w:sz w:val="18"/>
-        </w:rPr>
-        <w:t xml:space="preserve">Hardened authentication and authorization using </w:t>
-      </w:r>
-      <w:r>
-        <w:rPr>
-          <w:rStyle w:val="Strong"/>
-          <w:rFonts w:ascii="Arial" w:hAnsi="Arial" w:cs="Arial"/>
-          <w:sz w:val="18"/>
-        </w:rPr>
-        <w:t>OAuth2</w:t>
-      </w:r>
-      <w:r>
-        <w:rPr>
-          <w:rFonts w:ascii="Arial" w:hAnsi="Arial" w:cs="Arial"/>
-          <w:sz w:val="18"/>
-        </w:rPr>
-        <w:t xml:space="preserve">, </w:t>
+          <w:sz w:val="20"/>
+        </w:rPr>
+      </w:pPr>
+      <w:r>
+        <w:rPr>
+          <w:sz w:val="20"/>
+        </w:rPr>
+        <w:t xml:space="preserve">Implemented event-driven processing with </w:t>
+      </w:r>
+      <w:r>
+        <w:rPr>
+          <w:rStyle w:val="Strong"/>
+          <w:sz w:val="20"/>
+        </w:rPr>
+        <w:t>Kafka</w:t>
+      </w:r>
+      <w:r>
+        <w:rPr>
+          <w:sz w:val="20"/>
+        </w:rPr>
+        <w:t xml:space="preserve">, </w:t>
+      </w:r>
+      <w:r>
+        <w:rPr>
+          <w:rStyle w:val="Strong"/>
+          <w:sz w:val="20"/>
+        </w:rPr>
+        <w:t>SQS/SNS</w:t>
+      </w:r>
+      <w:r>
+        <w:rPr>
+          <w:sz w:val="20"/>
+        </w:rPr>
+        <w:t xml:space="preserve">, and </w:t>
       </w:r>
       <w:proofErr w:type="spellStart"/>
       <w:r>
         <w:rPr>
           <w:rStyle w:val="Strong"/>
-          <w:rFonts w:ascii="Arial" w:hAnsi="Arial" w:cs="Arial"/>
-          <w:sz w:val="18"/>
-        </w:rPr>
-        <w:t>OpenID</w:t>
+          <w:sz w:val="20"/>
+        </w:rPr>
+        <w:t>Redis</w:t>
       </w:r>
       <w:proofErr w:type="spellEnd"/>
       <w:r>
         <w:rPr>
-          <w:rStyle w:val="Strong"/>
-          <w:rFonts w:ascii="Arial" w:hAnsi="Arial" w:cs="Arial"/>
-          <w:sz w:val="18"/>
-        </w:rPr>
-        <w:t xml:space="preserve"> Connect</w:t>
-      </w:r>
-      <w:r>
-        <w:rPr>
-          <w:rFonts w:ascii="Arial" w:hAnsi="Arial" w:cs="Arial"/>
-          <w:sz w:val="18"/>
-        </w:rPr>
-        <w:t xml:space="preserve">, </w:t>
-      </w:r>
-      <w:r>
-        <w:rPr>
-          <w:rStyle w:val="Strong"/>
-          <w:rFonts w:ascii="Arial" w:hAnsi="Arial" w:cs="Arial"/>
-          <w:sz w:val="18"/>
-        </w:rPr>
-        <w:t>JWT</w:t>
-      </w:r>
-      <w:r>
-        <w:rPr>
-          <w:rFonts w:ascii="Arial" w:hAnsi="Arial" w:cs="Arial"/>
-          <w:sz w:val="18"/>
-        </w:rPr>
-        <w:t xml:space="preserve">, and </w:t>
-      </w:r>
-      <w:r>
-        <w:rPr>
-          <w:rStyle w:val="Strong"/>
-          <w:rFonts w:ascii="Arial" w:hAnsi="Arial" w:cs="Arial"/>
-          <w:sz w:val="18"/>
-        </w:rPr>
-        <w:t>RBAC/ABAC</w:t>
-      </w:r>
-      <w:r>
-        <w:rPr>
-          <w:rFonts w:ascii="Arial" w:hAnsi="Arial" w:cs="Arial"/>
-          <w:sz w:val="18"/>
-        </w:rPr>
-        <w:t>, enforcing policy checks across API and UI flows.</w:t>
+          <w:sz w:val="20"/>
+        </w:rPr>
+        <w:t xml:space="preserve"> to decouple notifications, billing recalculations, and audit activities, which improved resilience during traffic bursts and release windows.</w:t>
       </w:r>
     </w:p>
     <w:p>
@@ -2209,37 +2494,31 @@
         <w:pStyle w:val="NormalWeb"/>
         <w:numPr>
           <w:ilvl w:val="0"/>
-          <w:numId w:val="10"/>
+          <w:numId w:val="27"/>
         </w:numPr>
         <w:jc w:val="both"/>
         <w:rPr>
-          <w:rFonts w:ascii="Arial" w:hAnsi="Arial" w:cs="Arial"/>
-          <w:sz w:val="18"/>
-        </w:rPr>
-      </w:pPr>
-      <w:r>
-        <w:rPr>
-          <w:rFonts w:ascii="Arial" w:hAnsi="Arial" w:cs="Arial"/>
-          <w:sz w:val="18"/>
-        </w:rPr>
-        <w:t xml:space="preserve">Tuned persistence in </w:t>
-      </w:r>
-      <w:proofErr w:type="spellStart"/>
-      <w:r>
-        <w:rPr>
-          <w:rStyle w:val="Strong"/>
-          <w:rFonts w:ascii="Arial" w:hAnsi="Arial" w:cs="Arial"/>
-          <w:sz w:val="18"/>
-        </w:rPr>
-        <w:t>PostgreSQL</w:t>
-      </w:r>
-      <w:proofErr w:type="spellEnd"/>
-      <w:r>
-        <w:rPr>
-          <w:rFonts w:ascii="Arial" w:hAnsi="Arial" w:cs="Arial"/>
-          <w:sz w:val="18"/>
-        </w:rPr>
-        <w:t xml:space="preserve"> with indexing and query-plan analysis, improving p95 latency for endpoints powering high-traffic screens.</w:t>
+          <w:sz w:val="20"/>
+        </w:rPr>
+      </w:pPr>
+      <w:r>
+        <w:rPr>
+          <w:sz w:val="20"/>
+        </w:rPr>
+        <w:t xml:space="preserve">Solved a recurring memory leak in long-lived </w:t>
+      </w:r>
+      <w:r>
+        <w:rPr>
+          <w:rStyle w:val="Strong"/>
+          <w:sz w:val="20"/>
+        </w:rPr>
+        <w:t>Node.js</w:t>
+      </w:r>
+      <w:r>
+        <w:rPr>
+          <w:sz w:val="20"/>
+        </w:rPr>
+        <w:t xml:space="preserve"> worker processes by tracing unbounded object retention in background job handlers, then refactoring retry logic and queue acknowledgement flow to stabilize runtime behavior.</w:t>
       </w:r>
     </w:p>
     <w:p>
@@ -2247,39 +2526,83 @@
         <w:pStyle w:val="NormalWeb"/>
         <w:numPr>
           <w:ilvl w:val="0"/>
-          <w:numId w:val="10"/>
+          <w:numId w:val="27"/>
         </w:numPr>
         <w:jc w:val="both"/>
         <w:rPr>
-          <w:rFonts w:ascii="Arial" w:hAnsi="Arial" w:cs="Arial"/>
-          <w:sz w:val="18"/>
-        </w:rPr>
-      </w:pPr>
-      <w:r>
-        <w:rPr>
-          <w:rFonts w:ascii="Arial" w:hAnsi="Arial" w:cs="Arial"/>
-          <w:sz w:val="18"/>
-        </w:rPr>
-        <w:t xml:space="preserve">Introduced caching and protection layers using </w:t>
+          <w:sz w:val="20"/>
+        </w:rPr>
+      </w:pPr>
+      <w:r>
+        <w:rPr>
+          <w:sz w:val="20"/>
+        </w:rPr>
+        <w:t xml:space="preserve">Built reusable CI/CD pipelines with </w:t>
       </w:r>
       <w:proofErr w:type="spellStart"/>
-      <w:proofErr w:type="gramStart"/>
-      <w:r>
-        <w:rPr>
-          <w:rStyle w:val="Strong"/>
-          <w:rFonts w:ascii="Arial" w:hAnsi="Arial" w:cs="Arial"/>
-          <w:sz w:val="18"/>
-        </w:rPr>
-        <w:t>Redis</w:t>
+      <w:r>
+        <w:rPr>
+          <w:rStyle w:val="Strong"/>
+          <w:sz w:val="20"/>
+        </w:rPr>
+        <w:t>GitHub</w:t>
       </w:r>
       <w:proofErr w:type="spellEnd"/>
-      <w:proofErr w:type="gramEnd"/>
-      <w:r>
-        <w:rPr>
-          <w:rFonts w:ascii="Arial" w:hAnsi="Arial" w:cs="Arial"/>
-          <w:sz w:val="18"/>
-        </w:rPr>
-        <w:t xml:space="preserve"> for hot lookups and throttling, reducing database pressure during traffic spikes.</w:t>
+      <w:r>
+        <w:rPr>
+          <w:rStyle w:val="Strong"/>
+          <w:sz w:val="20"/>
+        </w:rPr>
+        <w:t xml:space="preserve"> Actions</w:t>
+      </w:r>
+      <w:r>
+        <w:rPr>
+          <w:sz w:val="20"/>
+        </w:rPr>
+        <w:t xml:space="preserve">, </w:t>
+      </w:r>
+      <w:proofErr w:type="spellStart"/>
+      <w:r>
+        <w:rPr>
+          <w:rStyle w:val="Strong"/>
+          <w:sz w:val="20"/>
+        </w:rPr>
+        <w:t>Docker</w:t>
+      </w:r>
+      <w:proofErr w:type="spellEnd"/>
+      <w:r>
+        <w:rPr>
+          <w:sz w:val="20"/>
+        </w:rPr>
+        <w:t xml:space="preserve">, and </w:t>
+      </w:r>
+      <w:proofErr w:type="spellStart"/>
+      <w:r>
+        <w:rPr>
+          <w:rStyle w:val="Strong"/>
+          <w:sz w:val="20"/>
+        </w:rPr>
+        <w:t>Terraform</w:t>
+      </w:r>
+      <w:proofErr w:type="spellEnd"/>
+      <w:r>
+        <w:rPr>
+          <w:sz w:val="20"/>
+        </w:rPr>
+        <w:t xml:space="preserve">, enabling safer deployment promotion, better environment parity, and a measurable </w:t>
+      </w:r>
+      <w:r>
+        <w:rPr>
+          <w:rStyle w:val="Strong"/>
+          <w:sz w:val="20"/>
+        </w:rPr>
+        <w:t>60%</w:t>
+      </w:r>
+      <w:r>
+        <w:rPr>
+          <w:sz w:val="20"/>
+        </w:rPr>
+        <w:t xml:space="preserve"> reduction in manual release coordination effort.</w:t>
       </w:r>
     </w:p>
     <w:p>
@@ -2287,52 +2610,44 @@
         <w:pStyle w:val="NormalWeb"/>
         <w:numPr>
           <w:ilvl w:val="0"/>
-          <w:numId w:val="10"/>
+          <w:numId w:val="27"/>
         </w:numPr>
         <w:jc w:val="both"/>
         <w:rPr>
-          <w:rFonts w:ascii="Arial" w:hAnsi="Arial" w:cs="Arial"/>
-          <w:sz w:val="18"/>
-        </w:rPr>
-      </w:pPr>
-      <w:r>
-        <w:rPr>
-          <w:rFonts w:ascii="Arial" w:hAnsi="Arial" w:cs="Arial"/>
-          <w:sz w:val="18"/>
-        </w:rPr>
-        <w:t xml:space="preserve">Added search-backed experiences by indexing domain data into </w:t>
-      </w:r>
-      <w:proofErr w:type="spellStart"/>
-      <w:r>
-        <w:rPr>
-          <w:rStyle w:val="Strong"/>
-          <w:rFonts w:ascii="Arial" w:hAnsi="Arial" w:cs="Arial"/>
-          <w:sz w:val="18"/>
-        </w:rPr>
-        <w:t>Elasticsearch</w:t>
-      </w:r>
-      <w:proofErr w:type="spellEnd"/>
-      <w:r>
-        <w:rPr>
-          <w:rFonts w:ascii="Arial" w:hAnsi="Arial" w:cs="Arial"/>
-          <w:sz w:val="18"/>
-        </w:rPr>
-        <w:t xml:space="preserve"> and </w:t>
-      </w:r>
-      <w:r>
-        <w:rPr>
-          <w:rStyle w:val="Strong"/>
-          <w:rFonts w:ascii="Arial" w:hAnsi="Arial" w:cs="Arial"/>
-          <w:sz w:val="18"/>
-        </w:rPr>
-        <w:t>OpenSearch</w:t>
-      </w:r>
-      <w:r>
-        <w:rPr>
-          <w:rFonts w:ascii="Arial" w:hAnsi="Arial" w:cs="Arial"/>
-          <w:sz w:val="18"/>
-        </w:rPr>
-        <w:t>, enabling responsive filtering and investigation workflows.</w:t>
+          <w:sz w:val="20"/>
+        </w:rPr>
+      </w:pPr>
+      <w:r>
+        <w:rPr>
+          <w:sz w:val="20"/>
+        </w:rPr>
+        <w:t xml:space="preserve">Containerized core services and deployed them through </w:t>
+      </w:r>
+      <w:r>
+        <w:rPr>
+          <w:rStyle w:val="Strong"/>
+          <w:sz w:val="20"/>
+        </w:rPr>
+        <w:t>AWS ECS</w:t>
+      </w:r>
+      <w:r>
+        <w:rPr>
+          <w:sz w:val="20"/>
+        </w:rPr>
+        <w:t xml:space="preserve"> and later </w:t>
+      </w:r>
+      <w:r>
+        <w:rPr>
+          <w:rStyle w:val="Strong"/>
+          <w:sz w:val="20"/>
+        </w:rPr>
+        <w:t>EKS</w:t>
+      </w:r>
+      <w:r>
+        <w:rPr>
+          <w:sz w:val="20"/>
+        </w:rPr>
+        <w:t>, which improved rollout control, health monitoring, and rollback safety for business-critical services with strict uptime expectations.</w:t>
       </w:r>
     </w:p>
     <w:p>
@@ -2340,50 +2655,90 @@
         <w:pStyle w:val="NormalWeb"/>
         <w:numPr>
           <w:ilvl w:val="0"/>
-          <w:numId w:val="10"/>
+          <w:numId w:val="27"/>
         </w:numPr>
         <w:jc w:val="both"/>
         <w:rPr>
-          <w:rFonts w:ascii="Arial" w:hAnsi="Arial" w:cs="Arial"/>
-          <w:sz w:val="18"/>
-        </w:rPr>
-      </w:pPr>
-      <w:r>
-        <w:rPr>
-          <w:rFonts w:ascii="Arial" w:hAnsi="Arial" w:cs="Arial"/>
-          <w:sz w:val="18"/>
-        </w:rPr>
-        <w:t xml:space="preserve">Standardized </w:t>
-      </w:r>
-      <w:r>
-        <w:rPr>
-          <w:rStyle w:val="Strong"/>
-          <w:rFonts w:ascii="Arial" w:hAnsi="Arial" w:cs="Arial"/>
-          <w:sz w:val="18"/>
-        </w:rPr>
-        <w:t>structured logging</w:t>
-      </w:r>
-      <w:r>
-        <w:rPr>
-          <w:rFonts w:ascii="Arial" w:hAnsi="Arial" w:cs="Arial"/>
-          <w:sz w:val="18"/>
-        </w:rPr>
-        <w:t xml:space="preserve"> and </w:t>
-      </w:r>
-      <w:r>
-        <w:rPr>
-          <w:rStyle w:val="Strong"/>
-          <w:rFonts w:ascii="Arial" w:hAnsi="Arial" w:cs="Arial"/>
-          <w:sz w:val="18"/>
-        </w:rPr>
-        <w:t>audit logging</w:t>
-      </w:r>
-      <w:r>
-        <w:rPr>
-          <w:rFonts w:ascii="Arial" w:hAnsi="Arial" w:cs="Arial"/>
-          <w:sz w:val="18"/>
-        </w:rPr>
-        <w:t xml:space="preserve"> with correlation IDs, making production issues traceable across distributed services.</w:t>
+          <w:sz w:val="20"/>
+        </w:rPr>
+      </w:pPr>
+      <w:r>
+        <w:rPr>
+          <w:sz w:val="20"/>
+        </w:rPr>
+        <w:t xml:space="preserve">Added </w:t>
+      </w:r>
+      <w:proofErr w:type="spellStart"/>
+      <w:r>
+        <w:rPr>
+          <w:sz w:val="20"/>
+        </w:rPr>
+        <w:t>observability</w:t>
+      </w:r>
+      <w:proofErr w:type="spellEnd"/>
+      <w:r>
+        <w:rPr>
+          <w:sz w:val="20"/>
+        </w:rPr>
+        <w:t xml:space="preserve"> with </w:t>
+      </w:r>
+      <w:proofErr w:type="spellStart"/>
+      <w:r>
+        <w:rPr>
+          <w:rStyle w:val="Strong"/>
+          <w:sz w:val="20"/>
+        </w:rPr>
+        <w:t>Datadog</w:t>
+      </w:r>
+      <w:proofErr w:type="spellEnd"/>
+      <w:r>
+        <w:rPr>
+          <w:sz w:val="20"/>
+        </w:rPr>
+        <w:t xml:space="preserve">, </w:t>
+      </w:r>
+      <w:r>
+        <w:rPr>
+          <w:rStyle w:val="Strong"/>
+          <w:sz w:val="20"/>
+        </w:rPr>
+        <w:t>Prometheus</w:t>
+      </w:r>
+      <w:r>
+        <w:rPr>
+          <w:sz w:val="20"/>
+        </w:rPr>
+        <w:t xml:space="preserve">, </w:t>
+      </w:r>
+      <w:proofErr w:type="spellStart"/>
+      <w:r>
+        <w:rPr>
+          <w:rStyle w:val="Strong"/>
+          <w:sz w:val="20"/>
+        </w:rPr>
+        <w:t>Grafana</w:t>
+      </w:r>
+      <w:proofErr w:type="spellEnd"/>
+      <w:r>
+        <w:rPr>
+          <w:sz w:val="20"/>
+        </w:rPr>
+        <w:t xml:space="preserve">, and </w:t>
+      </w:r>
+      <w:proofErr w:type="spellStart"/>
+      <w:r>
+        <w:rPr>
+          <w:rStyle w:val="Strong"/>
+          <w:sz w:val="20"/>
+        </w:rPr>
+        <w:t>OpenTelemetry</w:t>
+      </w:r>
+      <w:proofErr w:type="spellEnd"/>
+      <w:r>
+        <w:rPr>
+          <w:sz w:val="20"/>
+        </w:rPr>
+        <w:t>, allowing the team to identify slow queries, failed queue consumers, and noisy endpoints before they escalated into customer-facing incidents.</w:t>
       </w:r>
     </w:p>
     <w:p>
@@ -2391,435 +2746,29 @@
         <w:pStyle w:val="NormalWeb"/>
         <w:numPr>
           <w:ilvl w:val="0"/>
-          <w:numId w:val="10"/>
+          <w:numId w:val="27"/>
         </w:numPr>
         <w:jc w:val="both"/>
-        <w:rPr>
-          <w:rFonts w:ascii="Arial" w:hAnsi="Arial" w:cs="Arial"/>
-          <w:sz w:val="18"/>
-        </w:rPr>
-      </w:pPr>
-      <w:r>
-        <w:rPr>
-          <w:rFonts w:ascii="Arial" w:hAnsi="Arial" w:cs="Arial"/>
-          <w:sz w:val="18"/>
-        </w:rPr>
-        <w:t xml:space="preserve">Rolled out </w:t>
-      </w:r>
-      <w:r>
-        <w:rPr>
-          <w:rStyle w:val="Strong"/>
-          <w:rFonts w:ascii="Arial" w:hAnsi="Arial" w:cs="Arial"/>
-          <w:sz w:val="18"/>
-        </w:rPr>
-        <w:t>distributed tracing</w:t>
-      </w:r>
-      <w:r>
-        <w:rPr>
-          <w:rFonts w:ascii="Arial" w:hAnsi="Arial" w:cs="Arial"/>
-          <w:sz w:val="18"/>
-        </w:rPr>
-        <w:t xml:space="preserve"> via </w:t>
-      </w:r>
-      <w:proofErr w:type="spellStart"/>
-      <w:r>
-        <w:rPr>
-          <w:rStyle w:val="Strong"/>
-          <w:rFonts w:ascii="Arial" w:hAnsi="Arial" w:cs="Arial"/>
-          <w:sz w:val="18"/>
-        </w:rPr>
-        <w:t>OpenTelemetry</w:t>
-      </w:r>
-      <w:proofErr w:type="spellEnd"/>
-      <w:r>
-        <w:rPr>
-          <w:rFonts w:ascii="Arial" w:hAnsi="Arial" w:cs="Arial"/>
-          <w:sz w:val="18"/>
-        </w:rPr>
-        <w:t>, improving end-to-end visibility from UI requests through downstream dependencies.</w:t>
-      </w:r>
-    </w:p>
-    <w:p>
-      <w:pPr>
-        <w:pStyle w:val="NormalWeb"/>
-        <w:numPr>
-          <w:ilvl w:val="0"/>
-          <w:numId w:val="10"/>
-        </w:numPr>
-        <w:jc w:val="both"/>
-        <w:rPr>
-          <w:rFonts w:ascii="Arial" w:hAnsi="Arial" w:cs="Arial"/>
-          <w:sz w:val="18"/>
-        </w:rPr>
-      </w:pPr>
-      <w:r>
-        <w:rPr>
-          <w:rFonts w:ascii="Arial" w:hAnsi="Arial" w:cs="Arial"/>
-          <w:sz w:val="18"/>
-        </w:rPr>
-        <w:t xml:space="preserve">Built dashboards and alerting using </w:t>
-      </w:r>
-      <w:proofErr w:type="spellStart"/>
-      <w:r>
-        <w:rPr>
-          <w:rStyle w:val="Strong"/>
-          <w:rFonts w:ascii="Arial" w:hAnsi="Arial" w:cs="Arial"/>
-          <w:sz w:val="18"/>
-        </w:rPr>
-        <w:t>Datadog</w:t>
-      </w:r>
-      <w:proofErr w:type="spellEnd"/>
-      <w:r>
-        <w:rPr>
-          <w:rFonts w:ascii="Arial" w:hAnsi="Arial" w:cs="Arial"/>
-          <w:sz w:val="18"/>
-        </w:rPr>
-        <w:t xml:space="preserve">, </w:t>
-      </w:r>
-      <w:r>
-        <w:rPr>
-          <w:rStyle w:val="Strong"/>
-          <w:rFonts w:ascii="Arial" w:hAnsi="Arial" w:cs="Arial"/>
-          <w:sz w:val="18"/>
-        </w:rPr>
-        <w:t>Prometheus</w:t>
-      </w:r>
-      <w:r>
-        <w:rPr>
-          <w:rFonts w:ascii="Arial" w:hAnsi="Arial" w:cs="Arial"/>
-          <w:sz w:val="18"/>
-        </w:rPr>
-        <w:t xml:space="preserve">, </w:t>
-      </w:r>
-      <w:proofErr w:type="spellStart"/>
-      <w:r>
-        <w:rPr>
-          <w:rStyle w:val="Strong"/>
-          <w:rFonts w:ascii="Arial" w:hAnsi="Arial" w:cs="Arial"/>
-          <w:sz w:val="18"/>
-        </w:rPr>
-        <w:t>Grafana</w:t>
-      </w:r>
-      <w:proofErr w:type="spellEnd"/>
-      <w:r>
-        <w:rPr>
-          <w:rFonts w:ascii="Arial" w:hAnsi="Arial" w:cs="Arial"/>
-          <w:sz w:val="18"/>
-        </w:rPr>
-        <w:t xml:space="preserve">, and </w:t>
-      </w:r>
-      <w:proofErr w:type="spellStart"/>
-      <w:r>
-        <w:rPr>
-          <w:rStyle w:val="Strong"/>
-          <w:rFonts w:ascii="Arial" w:hAnsi="Arial" w:cs="Arial"/>
-          <w:sz w:val="18"/>
-        </w:rPr>
-        <w:t>CloudWatch</w:t>
-      </w:r>
-      <w:proofErr w:type="spellEnd"/>
-      <w:r>
-        <w:rPr>
-          <w:rFonts w:ascii="Arial" w:hAnsi="Arial" w:cs="Arial"/>
-          <w:sz w:val="18"/>
-        </w:rPr>
-        <w:t xml:space="preserve">, tying signals to </w:t>
-      </w:r>
-      <w:proofErr w:type="spellStart"/>
-      <w:r>
-        <w:rPr>
-          <w:rFonts w:ascii="Arial" w:hAnsi="Arial" w:cs="Arial"/>
-          <w:sz w:val="18"/>
-        </w:rPr>
-        <w:t>runbooks</w:t>
-      </w:r>
-      <w:proofErr w:type="spellEnd"/>
-      <w:r>
-        <w:rPr>
-          <w:rFonts w:ascii="Arial" w:hAnsi="Arial" w:cs="Arial"/>
-          <w:sz w:val="18"/>
-        </w:rPr>
-        <w:t xml:space="preserve"> to reduce on-call noise.</w:t>
-      </w:r>
-    </w:p>
-    <w:p>
-      <w:pPr>
-        <w:pStyle w:val="NormalWeb"/>
-        <w:numPr>
-          <w:ilvl w:val="0"/>
-          <w:numId w:val="10"/>
-        </w:numPr>
-        <w:jc w:val="both"/>
-        <w:rPr>
-          <w:rFonts w:ascii="Arial" w:hAnsi="Arial" w:cs="Arial"/>
-          <w:sz w:val="18"/>
-        </w:rPr>
-      </w:pPr>
-      <w:r>
-        <w:rPr>
-          <w:rFonts w:ascii="Arial" w:hAnsi="Arial" w:cs="Arial"/>
-          <w:sz w:val="18"/>
-        </w:rPr>
-        <w:t xml:space="preserve">Strengthened release safety with </w:t>
-      </w:r>
-      <w:r>
-        <w:rPr>
-          <w:rStyle w:val="Strong"/>
-          <w:rFonts w:ascii="Arial" w:hAnsi="Arial" w:cs="Arial"/>
-          <w:sz w:val="18"/>
-        </w:rPr>
-        <w:t>Pact-style contract tests</w:t>
-      </w:r>
-      <w:r>
-        <w:rPr>
-          <w:rFonts w:ascii="Arial" w:hAnsi="Arial" w:cs="Arial"/>
-          <w:sz w:val="18"/>
-        </w:rPr>
-        <w:t xml:space="preserve"> and pipeline controls using </w:t>
-      </w:r>
-      <w:proofErr w:type="spellStart"/>
-      <w:r>
-        <w:rPr>
-          <w:rStyle w:val="Strong"/>
-          <w:rFonts w:ascii="Arial" w:hAnsi="Arial" w:cs="Arial"/>
-          <w:sz w:val="18"/>
-        </w:rPr>
-        <w:t>GitHub</w:t>
-      </w:r>
-      <w:proofErr w:type="spellEnd"/>
-      <w:r>
-        <w:rPr>
-          <w:rStyle w:val="Strong"/>
-          <w:rFonts w:ascii="Arial" w:hAnsi="Arial" w:cs="Arial"/>
-          <w:sz w:val="18"/>
-        </w:rPr>
-        <w:t xml:space="preserve"> Actions</w:t>
-      </w:r>
-      <w:r>
-        <w:rPr>
-          <w:rFonts w:ascii="Arial" w:hAnsi="Arial" w:cs="Arial"/>
-          <w:sz w:val="18"/>
-        </w:rPr>
-        <w:t xml:space="preserve"> and </w:t>
-      </w:r>
-      <w:r>
-        <w:rPr>
-          <w:rStyle w:val="Strong"/>
-          <w:rFonts w:ascii="Arial" w:hAnsi="Arial" w:cs="Arial"/>
-          <w:sz w:val="18"/>
-        </w:rPr>
-        <w:t>Jenkins</w:t>
-      </w:r>
-      <w:r>
-        <w:rPr>
-          <w:rFonts w:ascii="Arial" w:hAnsi="Arial" w:cs="Arial"/>
-          <w:sz w:val="18"/>
-        </w:rPr>
-        <w:t xml:space="preserve">, preventing breaking API </w:t>
-      </w:r>
-      <w:proofErr w:type="spellStart"/>
-      <w:r>
-        <w:rPr>
-          <w:rFonts w:ascii="Arial" w:hAnsi="Arial" w:cs="Arial"/>
-          <w:sz w:val="18"/>
-        </w:rPr>
-        <w:t>changes.Shipped</w:t>
-      </w:r>
-      <w:proofErr w:type="spellEnd"/>
-      <w:r>
-        <w:rPr>
-          <w:rFonts w:ascii="Arial" w:hAnsi="Arial" w:cs="Arial"/>
-          <w:sz w:val="18"/>
-        </w:rPr>
-        <w:t xml:space="preserve"> cloud deployments using </w:t>
-      </w:r>
-      <w:proofErr w:type="spellStart"/>
-      <w:r>
-        <w:rPr>
-          <w:rStyle w:val="Strong"/>
-          <w:rFonts w:ascii="Arial" w:hAnsi="Arial" w:cs="Arial"/>
-          <w:sz w:val="18"/>
-        </w:rPr>
-        <w:t>Docker</w:t>
-      </w:r>
-      <w:proofErr w:type="spellEnd"/>
-      <w:r>
-        <w:rPr>
-          <w:rFonts w:ascii="Arial" w:hAnsi="Arial" w:cs="Arial"/>
-          <w:sz w:val="18"/>
-        </w:rPr>
-        <w:t xml:space="preserve">, </w:t>
-      </w:r>
-      <w:proofErr w:type="spellStart"/>
-      <w:r>
-        <w:rPr>
-          <w:rStyle w:val="Strong"/>
-          <w:rFonts w:ascii="Arial" w:hAnsi="Arial" w:cs="Arial"/>
-          <w:sz w:val="18"/>
-        </w:rPr>
-        <w:t>Kubernetes</w:t>
-      </w:r>
-      <w:proofErr w:type="spellEnd"/>
-      <w:r>
-        <w:rPr>
-          <w:rFonts w:ascii="Arial" w:hAnsi="Arial" w:cs="Arial"/>
-          <w:sz w:val="18"/>
-        </w:rPr>
-        <w:t xml:space="preserve">, </w:t>
-      </w:r>
-      <w:r>
-        <w:rPr>
-          <w:rStyle w:val="Strong"/>
-          <w:rFonts w:ascii="Arial" w:hAnsi="Arial" w:cs="Arial"/>
-          <w:sz w:val="18"/>
-        </w:rPr>
-        <w:t>Helm</w:t>
-      </w:r>
-      <w:r>
-        <w:rPr>
-          <w:rFonts w:ascii="Arial" w:hAnsi="Arial" w:cs="Arial"/>
-          <w:sz w:val="18"/>
-        </w:rPr>
-        <w:t xml:space="preserve">, </w:t>
-      </w:r>
-      <w:r>
-        <w:rPr>
-          <w:rStyle w:val="Strong"/>
-          <w:rFonts w:ascii="Arial" w:hAnsi="Arial" w:cs="Arial"/>
-          <w:sz w:val="18"/>
-        </w:rPr>
-        <w:t>Argo CD</w:t>
-      </w:r>
-      <w:r>
-        <w:rPr>
-          <w:rFonts w:ascii="Arial" w:hAnsi="Arial" w:cs="Arial"/>
-          <w:sz w:val="18"/>
-        </w:rPr>
-        <w:t xml:space="preserve">, </w:t>
-      </w:r>
-      <w:proofErr w:type="spellStart"/>
-      <w:r>
-        <w:rPr>
-          <w:rStyle w:val="Strong"/>
-          <w:rFonts w:ascii="Arial" w:hAnsi="Arial" w:cs="Arial"/>
-          <w:sz w:val="18"/>
-        </w:rPr>
-        <w:t>GitOps</w:t>
-      </w:r>
-      <w:proofErr w:type="spellEnd"/>
-      <w:r>
-        <w:rPr>
-          <w:rFonts w:ascii="Arial" w:hAnsi="Arial" w:cs="Arial"/>
-          <w:sz w:val="18"/>
-        </w:rPr>
-        <w:t xml:space="preserve">, </w:t>
-      </w:r>
-      <w:proofErr w:type="spellStart"/>
-      <w:r>
-        <w:rPr>
-          <w:rStyle w:val="Strong"/>
-          <w:rFonts w:ascii="Arial" w:hAnsi="Arial" w:cs="Arial"/>
-          <w:sz w:val="18"/>
-        </w:rPr>
-        <w:t>Terraform</w:t>
-      </w:r>
-      <w:proofErr w:type="spellEnd"/>
-      <w:r>
-        <w:rPr>
-          <w:rFonts w:ascii="Arial" w:hAnsi="Arial" w:cs="Arial"/>
-          <w:sz w:val="18"/>
-        </w:rPr>
-        <w:t xml:space="preserve">, and </w:t>
-      </w:r>
-      <w:proofErr w:type="spellStart"/>
-      <w:r>
-        <w:rPr>
-          <w:rStyle w:val="Strong"/>
-          <w:rFonts w:ascii="Arial" w:hAnsi="Arial" w:cs="Arial"/>
-          <w:sz w:val="18"/>
-        </w:rPr>
-        <w:t>CloudFormation</w:t>
-      </w:r>
-      <w:proofErr w:type="spellEnd"/>
-      <w:r>
-        <w:rPr>
-          <w:rFonts w:ascii="Arial" w:hAnsi="Arial" w:cs="Arial"/>
-          <w:sz w:val="18"/>
-        </w:rPr>
-        <w:t xml:space="preserve"> across </w:t>
-      </w:r>
-      <w:r>
-        <w:rPr>
-          <w:rStyle w:val="Strong"/>
-          <w:rFonts w:ascii="Arial" w:hAnsi="Arial" w:cs="Arial"/>
-          <w:sz w:val="18"/>
-        </w:rPr>
-        <w:t>AWS EKS/ECS/EC2</w:t>
-      </w:r>
-      <w:r>
-        <w:rPr>
-          <w:rFonts w:ascii="Arial" w:hAnsi="Arial" w:cs="Arial"/>
-          <w:sz w:val="18"/>
-        </w:rPr>
-        <w:t xml:space="preserve">, orchestrating workflows with </w:t>
-      </w:r>
-      <w:proofErr w:type="spellStart"/>
-      <w:r>
-        <w:rPr>
-          <w:rStyle w:val="Strong"/>
-          <w:rFonts w:ascii="Arial" w:hAnsi="Arial" w:cs="Arial"/>
-          <w:sz w:val="18"/>
-        </w:rPr>
-        <w:t>EventBridge</w:t>
-      </w:r>
-      <w:proofErr w:type="spellEnd"/>
-      <w:r>
-        <w:rPr>
-          <w:rFonts w:ascii="Arial" w:hAnsi="Arial" w:cs="Arial"/>
-          <w:sz w:val="18"/>
-        </w:rPr>
-        <w:t xml:space="preserve"> and </w:t>
-      </w:r>
-      <w:r>
-        <w:rPr>
-          <w:rStyle w:val="Strong"/>
-          <w:rFonts w:ascii="Arial" w:hAnsi="Arial" w:cs="Arial"/>
-          <w:sz w:val="18"/>
-        </w:rPr>
-        <w:t>Step Functions</w:t>
-      </w:r>
-      <w:r>
-        <w:rPr>
-          <w:rFonts w:ascii="Arial" w:hAnsi="Arial" w:cs="Arial"/>
-          <w:sz w:val="18"/>
-        </w:rPr>
-        <w:t xml:space="preserve"> under least-privilege </w:t>
-      </w:r>
-      <w:r>
-        <w:rPr>
-          <w:rStyle w:val="Strong"/>
-          <w:rFonts w:ascii="Arial" w:hAnsi="Arial" w:cs="Arial"/>
-          <w:sz w:val="18"/>
-        </w:rPr>
-        <w:t>IAM</w:t>
-      </w:r>
-      <w:r>
-        <w:rPr>
-          <w:rFonts w:ascii="Arial" w:hAnsi="Arial" w:cs="Arial"/>
-          <w:sz w:val="18"/>
+      </w:pPr>
+      <w:r>
+        <w:rPr>
+          <w:sz w:val="20"/>
+        </w:rPr>
+        <w:t xml:space="preserve">Partnered with product and support teams to deliver new subscription, reporting, and tenant-management features while maintaining strong release quality, helping improve successful first-release delivery by </w:t>
+      </w:r>
+      <w:r>
+        <w:rPr>
+          <w:rStyle w:val="Strong"/>
+          <w:sz w:val="20"/>
+        </w:rPr>
+        <w:t>30%</w:t>
+      </w:r>
+      <w:r>
+        <w:rPr>
+          <w:sz w:val="20"/>
         </w:rPr>
         <w:t>.</w:t>
       </w:r>
-    </w:p>
-    <w:p>
-      <w:pPr>
-        <w:pStyle w:val="NormalWeb"/>
-        <w:jc w:val="both"/>
-        <w:rPr>
-          <w:rFonts w:ascii="Arial" w:hAnsi="Arial" w:cs="Arial"/>
-          <w:sz w:val="18"/>
-        </w:rPr>
-      </w:pPr>
     </w:p>
     <w:tbl>
       <w:tblPr>
@@ -2863,7 +2812,6 @@
                 <w:sz w:val="19"/>
                 <w:szCs w:val="19"/>
               </w:rPr>
-              <w:lastRenderedPageBreak/>
               <w:t>Software Engineer</w:t>
             </w:r>
           </w:p>
@@ -2926,35 +2874,73 @@
         <w:pStyle w:val="NormalWeb"/>
         <w:numPr>
           <w:ilvl w:val="0"/>
-          <w:numId w:val="12"/>
+          <w:numId w:val="28"/>
         </w:numPr>
         <w:jc w:val="both"/>
         <w:rPr>
-          <w:rFonts w:ascii="Arial" w:hAnsi="Arial" w:cs="Arial"/>
-          <w:sz w:val="18"/>
-        </w:rPr>
-      </w:pPr>
-      <w:r>
-        <w:rPr>
-          <w:rFonts w:ascii="Arial" w:hAnsi="Arial" w:cs="Arial"/>
-          <w:sz w:val="18"/>
-        </w:rPr>
-        <w:t xml:space="preserve">Built operational tooling with </w:t>
-      </w:r>
-      <w:r>
-        <w:rPr>
-          <w:rStyle w:val="Strong"/>
-          <w:rFonts w:ascii="Arial" w:hAnsi="Arial" w:cs="Arial"/>
-          <w:sz w:val="18"/>
-        </w:rPr>
-        <w:t>Vue.js</w:t>
-      </w:r>
-      <w:r>
-        <w:rPr>
-          <w:rFonts w:ascii="Arial" w:hAnsi="Arial" w:cs="Arial"/>
-          <w:sz w:val="18"/>
-        </w:rPr>
-        <w:t xml:space="preserve"> and API-driven screens, reducing manual triage time for support and operations teams.</w:t>
+          <w:sz w:val="20"/>
+        </w:rPr>
+      </w:pPr>
+      <w:r>
+        <w:rPr>
+          <w:sz w:val="20"/>
+        </w:rPr>
+        <w:t xml:space="preserve">Built customer-facing web applications using </w:t>
+      </w:r>
+      <w:r>
+        <w:rPr>
+          <w:rStyle w:val="Strong"/>
+          <w:sz w:val="20"/>
+        </w:rPr>
+        <w:t>Node.js 12–16</w:t>
+      </w:r>
+      <w:r>
+        <w:rPr>
+          <w:sz w:val="20"/>
+        </w:rPr>
+        <w:t xml:space="preserve">, </w:t>
+      </w:r>
+      <w:r>
+        <w:rPr>
+          <w:rStyle w:val="Strong"/>
+          <w:sz w:val="20"/>
+        </w:rPr>
+        <w:t>Vue.js 2–3</w:t>
+      </w:r>
+      <w:r>
+        <w:rPr>
+          <w:sz w:val="20"/>
+        </w:rPr>
+        <w:t xml:space="preserve">, and </w:t>
+      </w:r>
+      <w:proofErr w:type="spellStart"/>
+      <w:r>
+        <w:rPr>
+          <w:rStyle w:val="Strong"/>
+          <w:sz w:val="20"/>
+        </w:rPr>
+        <w:t>TypeScript</w:t>
+      </w:r>
+      <w:proofErr w:type="spellEnd"/>
+      <w:r>
+        <w:rPr>
+          <w:sz w:val="20"/>
+        </w:rPr>
+        <w:t xml:space="preserve">, supporting sales operations, internal workflow automation, and data-heavy reporting across a growing </w:t>
+      </w:r>
+      <w:proofErr w:type="spellStart"/>
+      <w:r>
+        <w:rPr>
+          <w:sz w:val="20"/>
+        </w:rPr>
+        <w:t>SaaS</w:t>
+      </w:r>
+      <w:proofErr w:type="spellEnd"/>
+      <w:r>
+        <w:rPr>
+          <w:sz w:val="20"/>
+        </w:rPr>
+        <w:t xml:space="preserve"> product suite.</w:t>
       </w:r>
     </w:p>
     <w:p>
@@ -2962,51 +2948,61 @@
         <w:pStyle w:val="NormalWeb"/>
         <w:numPr>
           <w:ilvl w:val="0"/>
-          <w:numId w:val="12"/>
+          <w:numId w:val="28"/>
         </w:numPr>
         <w:jc w:val="both"/>
         <w:rPr>
-          <w:rFonts w:ascii="Arial" w:hAnsi="Arial" w:cs="Arial"/>
-          <w:sz w:val="18"/>
-        </w:rPr>
-      </w:pPr>
-      <w:r>
-        <w:rPr>
-          <w:rFonts w:ascii="Arial" w:hAnsi="Arial" w:cs="Arial"/>
-          <w:sz w:val="18"/>
-        </w:rPr>
-        <w:t xml:space="preserve">Developed </w:t>
-      </w:r>
-      <w:r>
-        <w:rPr>
-          <w:rStyle w:val="Strong"/>
-          <w:rFonts w:ascii="Arial" w:hAnsi="Arial" w:cs="Arial"/>
-          <w:sz w:val="18"/>
-        </w:rPr>
-        <w:t>Node.js (Express)</w:t>
-      </w:r>
-      <w:r>
-        <w:rPr>
-          <w:rFonts w:ascii="Arial" w:hAnsi="Arial" w:cs="Arial"/>
-          <w:sz w:val="18"/>
-        </w:rPr>
-        <w:t xml:space="preserve"> services that transformed raw operational events into durable domain records with explicit validation and </w:t>
+          <w:sz w:val="20"/>
+        </w:rPr>
+      </w:pPr>
+      <w:r>
+        <w:rPr>
+          <w:sz w:val="20"/>
+        </w:rPr>
+        <w:t xml:space="preserve">Developed secure REST APIs with </w:t>
+      </w:r>
+      <w:r>
+        <w:rPr>
+          <w:rStyle w:val="Strong"/>
+          <w:sz w:val="20"/>
+        </w:rPr>
+        <w:t>Express.js</w:t>
+      </w:r>
+      <w:r>
+        <w:rPr>
+          <w:sz w:val="20"/>
+        </w:rPr>
+        <w:t xml:space="preserve">, </w:t>
       </w:r>
       <w:proofErr w:type="spellStart"/>
       <w:r>
         <w:rPr>
-          <w:rFonts w:ascii="Arial" w:hAnsi="Arial" w:cs="Arial"/>
-          <w:sz w:val="18"/>
-        </w:rPr>
-        <w:t>deduplication</w:t>
+          <w:rStyle w:val="Strong"/>
+          <w:sz w:val="20"/>
+        </w:rPr>
+        <w:t>PostgreSQL</w:t>
       </w:r>
       <w:proofErr w:type="spellEnd"/>
       <w:r>
         <w:rPr>
-          <w:rFonts w:ascii="Arial" w:hAnsi="Arial" w:cs="Arial"/>
-          <w:sz w:val="18"/>
-        </w:rPr>
-        <w:t>.</w:t>
+          <w:sz w:val="20"/>
+        </w:rPr>
+        <w:t xml:space="preserve">, and </w:t>
+      </w:r>
+      <w:proofErr w:type="spellStart"/>
+      <w:r>
+        <w:rPr>
+          <w:rStyle w:val="Strong"/>
+          <w:sz w:val="20"/>
+        </w:rPr>
+        <w:t>Redis</w:t>
+      </w:r>
+      <w:proofErr w:type="spellEnd"/>
+      <w:r>
+        <w:rPr>
+          <w:sz w:val="20"/>
+        </w:rPr>
+        <w:t>, handling account lifecycle operations, permission-sensitive resources, and asynchronous processing for back-office and client-facing modules.</w:t>
       </w:r>
     </w:p>
     <w:p>
@@ -3014,20 +3010,33 @@
         <w:pStyle w:val="NormalWeb"/>
         <w:numPr>
           <w:ilvl w:val="0"/>
-          <w:numId w:val="12"/>
+          <w:numId w:val="28"/>
         </w:numPr>
         <w:jc w:val="both"/>
         <w:rPr>
-          <w:rFonts w:ascii="Arial" w:hAnsi="Arial" w:cs="Arial"/>
-          <w:sz w:val="18"/>
-        </w:rPr>
-      </w:pPr>
-      <w:r>
-        <w:rPr>
-          <w:rFonts w:ascii="Arial" w:hAnsi="Arial" w:cs="Arial"/>
-          <w:sz w:val="18"/>
-        </w:rPr>
-        <w:t>Implemented REST endpoints with stable payload shapes and consistent HTTP semantics to reduce UI regressions and integration churn.</w:t>
+          <w:sz w:val="20"/>
+        </w:rPr>
+      </w:pPr>
+      <w:r>
+        <w:rPr>
+          <w:sz w:val="20"/>
+        </w:rPr>
+        <w:lastRenderedPageBreak/>
+        <w:t xml:space="preserve">Delivered reusable </w:t>
+      </w:r>
+      <w:proofErr w:type="spellStart"/>
+      <w:r>
+        <w:rPr>
+          <w:sz w:val="20"/>
+        </w:rPr>
+        <w:t>Vue</w:t>
+      </w:r>
+      <w:proofErr w:type="spellEnd"/>
+      <w:r>
+        <w:rPr>
+          <w:sz w:val="20"/>
+        </w:rPr>
+        <w:t xml:space="preserve"> component libraries for forms, tables, and role-aware navigation, which improved development consistency and cut duplicate UI effort across multiple product teams.</w:t>
       </w:r>
     </w:p>
     <w:p>
@@ -3035,68 +3044,18 @@
         <w:pStyle w:val="NormalWeb"/>
         <w:numPr>
           <w:ilvl w:val="0"/>
-          <w:numId w:val="12"/>
+          <w:numId w:val="28"/>
         </w:numPr>
         <w:jc w:val="both"/>
         <w:rPr>
-          <w:rFonts w:ascii="Arial" w:hAnsi="Arial" w:cs="Arial"/>
-          <w:sz w:val="18"/>
-        </w:rPr>
-      </w:pPr>
-      <w:r>
-        <w:rPr>
-          <w:rFonts w:ascii="Arial" w:hAnsi="Arial" w:cs="Arial"/>
-          <w:sz w:val="18"/>
-        </w:rPr>
-        <w:t xml:space="preserve">Built background processing with resilient queue workflows using </w:t>
-      </w:r>
-      <w:proofErr w:type="spellStart"/>
-      <w:r>
-        <w:rPr>
-          <w:rStyle w:val="Strong"/>
-          <w:rFonts w:ascii="Arial" w:hAnsi="Arial" w:cs="Arial"/>
-          <w:sz w:val="18"/>
-        </w:rPr>
-        <w:t>RabbitMQ</w:t>
-      </w:r>
-      <w:proofErr w:type="spellEnd"/>
-      <w:r>
-        <w:rPr>
-          <w:rFonts w:ascii="Arial" w:hAnsi="Arial" w:cs="Arial"/>
-          <w:sz w:val="18"/>
-        </w:rPr>
-        <w:t xml:space="preserve"> and </w:t>
-      </w:r>
-      <w:r>
-        <w:rPr>
-          <w:rStyle w:val="Strong"/>
-          <w:rFonts w:ascii="Arial" w:hAnsi="Arial" w:cs="Arial"/>
-          <w:sz w:val="18"/>
-        </w:rPr>
-        <w:t>AWS SQS/SNS</w:t>
-      </w:r>
-      <w:r>
-        <w:rPr>
-          <w:rFonts w:ascii="Arial" w:hAnsi="Arial" w:cs="Arial"/>
-          <w:sz w:val="18"/>
-        </w:rPr>
-        <w:t xml:space="preserve"> </w:t>
-      </w:r>
-      <w:proofErr w:type="gramStart"/>
-      <w:r>
-        <w:rPr>
-          <w:rFonts w:ascii="Arial" w:hAnsi="Arial" w:cs="Arial"/>
-          <w:sz w:val="18"/>
-        </w:rPr>
-        <w:t>patterns, including retries</w:t>
-      </w:r>
-      <w:proofErr w:type="gramEnd"/>
-      <w:r>
-        <w:rPr>
-          <w:rFonts w:ascii="Arial" w:hAnsi="Arial" w:cs="Arial"/>
-          <w:sz w:val="18"/>
-        </w:rPr>
-        <w:t xml:space="preserve"> and DLQ handling.</w:t>
+          <w:sz w:val="20"/>
+        </w:rPr>
+      </w:pPr>
+      <w:r>
+        <w:rPr>
+          <w:sz w:val="20"/>
+        </w:rPr>
+        <w:t>Migrated selected backend modules from a monolithic service into smaller API domains, reducing deployment risk and allowing independent scaling for reporting, user management, and notification workloads.</w:t>
       </w:r>
     </w:p>
     <w:p>
@@ -3104,67 +3063,18 @@
         <w:pStyle w:val="NormalWeb"/>
         <w:numPr>
           <w:ilvl w:val="0"/>
-          <w:numId w:val="12"/>
+          <w:numId w:val="28"/>
         </w:numPr>
         <w:jc w:val="both"/>
         <w:rPr>
-          <w:rFonts w:ascii="Arial" w:hAnsi="Arial" w:cs="Arial"/>
-          <w:sz w:val="18"/>
-        </w:rPr>
-      </w:pPr>
-      <w:r>
-        <w:rPr>
-          <w:rFonts w:ascii="Arial" w:hAnsi="Arial" w:cs="Arial"/>
-          <w:sz w:val="18"/>
-        </w:rPr>
-        <w:t xml:space="preserve">Improved data correctness and performance across </w:t>
-      </w:r>
-      <w:proofErr w:type="spellStart"/>
-      <w:r>
-        <w:rPr>
-          <w:rStyle w:val="Strong"/>
-          <w:rFonts w:ascii="Arial" w:hAnsi="Arial" w:cs="Arial"/>
-          <w:sz w:val="18"/>
-        </w:rPr>
-        <w:t>PostgreSQL</w:t>
-      </w:r>
-      <w:proofErr w:type="spellEnd"/>
-      <w:r>
-        <w:rPr>
-          <w:rFonts w:ascii="Arial" w:hAnsi="Arial" w:cs="Arial"/>
-          <w:sz w:val="18"/>
-        </w:rPr>
-        <w:t xml:space="preserve">, </w:t>
-      </w:r>
-      <w:r>
-        <w:rPr>
-          <w:rStyle w:val="Strong"/>
-          <w:rFonts w:ascii="Arial" w:hAnsi="Arial" w:cs="Arial"/>
-          <w:sz w:val="18"/>
-        </w:rPr>
-        <w:t>MySQL</w:t>
-      </w:r>
-      <w:r>
-        <w:rPr>
-          <w:rFonts w:ascii="Arial" w:hAnsi="Arial" w:cs="Arial"/>
-          <w:sz w:val="18"/>
-        </w:rPr>
-        <w:t xml:space="preserve">, and </w:t>
-      </w:r>
-      <w:r>
-        <w:rPr>
-          <w:rStyle w:val="Strong"/>
-          <w:rFonts w:ascii="Arial" w:hAnsi="Arial" w:cs="Arial"/>
-          <w:sz w:val="18"/>
-        </w:rPr>
-        <w:t>SQL Server</w:t>
-      </w:r>
-      <w:r>
-        <w:rPr>
-          <w:rFonts w:ascii="Arial" w:hAnsi="Arial" w:cs="Arial"/>
-          <w:sz w:val="18"/>
-        </w:rPr>
-        <w:t xml:space="preserve"> with migrations, index audits, and slow-query cleanup.</w:t>
+          <w:sz w:val="20"/>
+        </w:rPr>
+      </w:pPr>
+      <w:r>
+        <w:rPr>
+          <w:sz w:val="20"/>
+        </w:rPr>
+        <w:t>Resolved a persistent race condition in asynchronous invoice generation by isolating shared update paths and introducing idempotent processing with queue-backed retry controls, which significantly reduced duplicate records.</w:t>
       </w:r>
     </w:p>
     <w:p>
@@ -3172,20 +3082,48 @@
         <w:pStyle w:val="NormalWeb"/>
         <w:numPr>
           <w:ilvl w:val="0"/>
-          <w:numId w:val="12"/>
+          <w:numId w:val="28"/>
         </w:numPr>
         <w:jc w:val="both"/>
         <w:rPr>
-          <w:rFonts w:ascii="Arial" w:hAnsi="Arial" w:cs="Arial"/>
-          <w:sz w:val="18"/>
-        </w:rPr>
-      </w:pPr>
-      <w:r>
-        <w:rPr>
-          <w:rFonts w:ascii="Arial" w:hAnsi="Arial" w:cs="Arial"/>
-          <w:sz w:val="18"/>
-        </w:rPr>
-        <w:t>Integrated vendor systems through adapter layers to isolate third-party behavior and keep product changes decoupled and safe.</w:t>
+          <w:sz w:val="20"/>
+        </w:rPr>
+      </w:pPr>
+      <w:r>
+        <w:rPr>
+          <w:sz w:val="20"/>
+        </w:rPr>
+        <w:t xml:space="preserve">Implemented background processing with </w:t>
+      </w:r>
+      <w:proofErr w:type="spellStart"/>
+      <w:r>
+        <w:rPr>
+          <w:rStyle w:val="Strong"/>
+          <w:sz w:val="20"/>
+        </w:rPr>
+        <w:t>RabbitMQ</w:t>
+      </w:r>
+      <w:proofErr w:type="spellEnd"/>
+      <w:r>
+        <w:rPr>
+          <w:sz w:val="20"/>
+        </w:rPr>
+        <w:t xml:space="preserve"> and </w:t>
+      </w:r>
+      <w:proofErr w:type="spellStart"/>
+      <w:r>
+        <w:rPr>
+          <w:rStyle w:val="Strong"/>
+          <w:sz w:val="20"/>
+        </w:rPr>
+        <w:t>Redis</w:t>
+      </w:r>
+      <w:proofErr w:type="spellEnd"/>
+      <w:r>
+        <w:rPr>
+          <w:sz w:val="20"/>
+        </w:rPr>
+        <w:t xml:space="preserve"> for export generation, email delivery, and scheduled sync tasks, improving responsiveness of the main application during heavy user activity.</w:t>
       </w:r>
     </w:p>
     <w:p>
@@ -3193,35 +3131,35 @@
         <w:pStyle w:val="NormalWeb"/>
         <w:numPr>
           <w:ilvl w:val="0"/>
-          <w:numId w:val="12"/>
+          <w:numId w:val="28"/>
         </w:numPr>
         <w:jc w:val="both"/>
         <w:rPr>
-          <w:rFonts w:ascii="Arial" w:hAnsi="Arial" w:cs="Arial"/>
-          <w:sz w:val="18"/>
-        </w:rPr>
-      </w:pPr>
-      <w:r>
-        <w:rPr>
-          <w:rFonts w:ascii="Arial" w:hAnsi="Arial" w:cs="Arial"/>
-          <w:sz w:val="18"/>
-        </w:rPr>
-        <w:t xml:space="preserve">Hardened access control using </w:t>
-      </w:r>
-      <w:r>
-        <w:rPr>
-          <w:rStyle w:val="Strong"/>
-          <w:rFonts w:ascii="Arial" w:hAnsi="Arial" w:cs="Arial"/>
-          <w:sz w:val="18"/>
-        </w:rPr>
-        <w:t>OAuth2/JWT</w:t>
-      </w:r>
-      <w:r>
-        <w:rPr>
-          <w:rFonts w:ascii="Arial" w:hAnsi="Arial" w:cs="Arial"/>
-          <w:sz w:val="18"/>
-        </w:rPr>
-        <w:t xml:space="preserve"> patterns and role checks consistently enforced across service endpoints.</w:t>
+          <w:sz w:val="20"/>
+        </w:rPr>
+      </w:pPr>
+      <w:r>
+        <w:rPr>
+          <w:sz w:val="20"/>
+        </w:rPr>
+        <w:t xml:space="preserve">Improved search and filtering capabilities with </w:t>
+      </w:r>
+      <w:bookmarkStart w:id="0" w:name="_GoBack"/>
+      <w:proofErr w:type="spellStart"/>
+      <w:r>
+        <w:rPr>
+          <w:rStyle w:val="Strong"/>
+          <w:sz w:val="20"/>
+        </w:rPr>
+        <w:t>Elasticsearch</w:t>
+      </w:r>
+      <w:bookmarkEnd w:id="0"/>
+      <w:proofErr w:type="spellEnd"/>
+      <w:r>
+        <w:rPr>
+          <w:sz w:val="20"/>
+        </w:rPr>
+        <w:t>, allowing users to query larger operational datasets faster and reducing time spent on manual report preparation for account teams.</w:t>
       </w:r>
     </w:p>
     <w:p>
@@ -3229,65 +3167,31 @@
         <w:pStyle w:val="NormalWeb"/>
         <w:numPr>
           <w:ilvl w:val="0"/>
-          <w:numId w:val="12"/>
+          <w:numId w:val="28"/>
         </w:numPr>
         <w:jc w:val="both"/>
         <w:rPr>
-          <w:rFonts w:ascii="Arial" w:hAnsi="Arial" w:cs="Arial"/>
-          <w:sz w:val="18"/>
-        </w:rPr>
-      </w:pPr>
-      <w:r>
-        <w:rPr>
-          <w:rFonts w:ascii="Arial" w:hAnsi="Arial" w:cs="Arial"/>
-          <w:sz w:val="18"/>
-        </w:rPr>
-        <w:t xml:space="preserve">Added automated test coverage using </w:t>
-      </w:r>
-      <w:r>
-        <w:rPr>
-          <w:rStyle w:val="Strong"/>
-          <w:rFonts w:ascii="Arial" w:hAnsi="Arial" w:cs="Arial"/>
-          <w:sz w:val="18"/>
-        </w:rPr>
-        <w:t>Jest</w:t>
-      </w:r>
-      <w:r>
-        <w:rPr>
-          <w:rFonts w:ascii="Arial" w:hAnsi="Arial" w:cs="Arial"/>
-          <w:sz w:val="18"/>
-        </w:rPr>
-        <w:t xml:space="preserve">, </w:t>
-      </w:r>
-      <w:r>
-        <w:rPr>
-          <w:rStyle w:val="Strong"/>
-          <w:rFonts w:ascii="Arial" w:hAnsi="Arial" w:cs="Arial"/>
-          <w:sz w:val="18"/>
-        </w:rPr>
-        <w:t>Mocha</w:t>
-      </w:r>
-      <w:r>
-        <w:rPr>
-          <w:rFonts w:ascii="Arial" w:hAnsi="Arial" w:cs="Arial"/>
-          <w:sz w:val="18"/>
-        </w:rPr>
-        <w:t xml:space="preserve">, and </w:t>
-      </w:r>
-      <w:r>
-        <w:rPr>
-          <w:rStyle w:val="Strong"/>
-          <w:rFonts w:ascii="Arial" w:hAnsi="Arial" w:cs="Arial"/>
-          <w:sz w:val="18"/>
-        </w:rPr>
-        <w:t>Chai</w:t>
-      </w:r>
-      <w:r>
-        <w:rPr>
-          <w:rFonts w:ascii="Arial" w:hAnsi="Arial" w:cs="Arial"/>
-          <w:sz w:val="18"/>
-        </w:rPr>
-        <w:t>, protecting core flows during frequent releases and refactors.</w:t>
+          <w:sz w:val="20"/>
+        </w:rPr>
+      </w:pPr>
+      <w:r>
+        <w:rPr>
+          <w:sz w:val="20"/>
+        </w:rPr>
+        <w:t xml:space="preserve">Strengthened application security by introducing </w:t>
+      </w:r>
+      <w:r>
+        <w:rPr>
+          <w:rStyle w:val="Strong"/>
+          <w:sz w:val="20"/>
+        </w:rPr>
+        <w:t>JWT</w:t>
+      </w:r>
+      <w:r>
+        <w:rPr>
+          <w:sz w:val="20"/>
+        </w:rPr>
+        <w:t xml:space="preserve"> token validation hardening, route-level authorization controls, audit logging, and API rate limiting for sensitive administrative functionality.</w:t>
       </w:r>
     </w:p>
     <w:p>
@@ -3295,52 +3199,45 @@
         <w:pStyle w:val="NormalWeb"/>
         <w:numPr>
           <w:ilvl w:val="0"/>
-          <w:numId w:val="12"/>
+          <w:numId w:val="28"/>
         </w:numPr>
         <w:jc w:val="both"/>
         <w:rPr>
-          <w:rFonts w:ascii="Arial" w:hAnsi="Arial" w:cs="Arial"/>
-          <w:sz w:val="18"/>
-        </w:rPr>
-      </w:pPr>
-      <w:r>
-        <w:rPr>
-          <w:rFonts w:ascii="Arial" w:hAnsi="Arial" w:cs="Arial"/>
-          <w:sz w:val="18"/>
-        </w:rPr>
-        <w:t xml:space="preserve">Delivered operational visibility by exporting logs to </w:t>
-      </w:r>
-      <w:r>
-        <w:rPr>
-          <w:rStyle w:val="Strong"/>
-          <w:rFonts w:ascii="Arial" w:hAnsi="Arial" w:cs="Arial"/>
-          <w:sz w:val="18"/>
-        </w:rPr>
-        <w:t>ELK/EFK</w:t>
-      </w:r>
-      <w:r>
-        <w:rPr>
-          <w:rFonts w:ascii="Arial" w:hAnsi="Arial" w:cs="Arial"/>
-          <w:sz w:val="18"/>
-        </w:rPr>
-        <w:t xml:space="preserve"> and adding </w:t>
+          <w:sz w:val="20"/>
+        </w:rPr>
+      </w:pPr>
+      <w:r>
+        <w:rPr>
+          <w:sz w:val="20"/>
+        </w:rPr>
+        <w:t xml:space="preserve">Helped modernize frontend delivery by moving legacy </w:t>
       </w:r>
       <w:proofErr w:type="spellStart"/>
       <w:r>
         <w:rPr>
-          <w:rStyle w:val="Strong"/>
-          <w:rFonts w:ascii="Arial" w:hAnsi="Arial" w:cs="Arial"/>
-          <w:sz w:val="18"/>
-        </w:rPr>
-        <w:t>CloudWatch</w:t>
+          <w:sz w:val="20"/>
+        </w:rPr>
+        <w:t>webpack</w:t>
       </w:r>
       <w:proofErr w:type="spellEnd"/>
       <w:r>
         <w:rPr>
-          <w:rFonts w:ascii="Arial" w:hAnsi="Arial" w:cs="Arial"/>
-          <w:sz w:val="18"/>
-        </w:rPr>
-        <w:t xml:space="preserve"> alarms around queue depth and error spikes.</w:t>
+          <w:sz w:val="20"/>
+        </w:rPr>
+        <w:t xml:space="preserve">-heavy views toward cleaner </w:t>
+      </w:r>
+      <w:r>
+        <w:rPr>
+          <w:rStyle w:val="Strong"/>
+          <w:sz w:val="20"/>
+        </w:rPr>
+        <w:t>Vue.js</w:t>
+      </w:r>
+      <w:r>
+        <w:rPr>
+          <w:sz w:val="20"/>
+        </w:rPr>
+        <w:t xml:space="preserve"> module boundaries and more maintainable state management patterns ahead of broader platform upgrades.</w:t>
       </w:r>
     </w:p>
     <w:p>
@@ -3348,37 +3245,70 @@
         <w:pStyle w:val="NormalWeb"/>
         <w:numPr>
           <w:ilvl w:val="0"/>
-          <w:numId w:val="12"/>
+          <w:numId w:val="28"/>
         </w:numPr>
         <w:jc w:val="both"/>
         <w:rPr>
-          <w:rFonts w:ascii="Arial" w:hAnsi="Arial" w:cs="Arial"/>
-          <w:sz w:val="18"/>
-        </w:rPr>
-      </w:pPr>
-      <w:r>
-        <w:rPr>
-          <w:rFonts w:ascii="Arial" w:hAnsi="Arial" w:cs="Arial"/>
-          <w:sz w:val="18"/>
-        </w:rPr>
-        <w:t xml:space="preserve">Introduced search indexing using </w:t>
-      </w:r>
-      <w:proofErr w:type="spellStart"/>
-      <w:r>
-        <w:rPr>
-          <w:rStyle w:val="Strong"/>
-          <w:rFonts w:ascii="Arial" w:hAnsi="Arial" w:cs="Arial"/>
-          <w:sz w:val="18"/>
-        </w:rPr>
-        <w:t>Elasticsearch</w:t>
-      </w:r>
-      <w:proofErr w:type="spellEnd"/>
-      <w:r>
-        <w:rPr>
-          <w:rFonts w:ascii="Arial" w:hAnsi="Arial" w:cs="Arial"/>
-          <w:sz w:val="18"/>
-        </w:rPr>
-        <w:t xml:space="preserve"> to speed up investigation workflows without overloading transactional queries.</w:t>
+          <w:sz w:val="20"/>
+        </w:rPr>
+      </w:pPr>
+      <w:r>
+        <w:rPr>
+          <w:sz w:val="20"/>
+        </w:rPr>
+        <w:t xml:space="preserve">Created automated quality gates with </w:t>
+      </w:r>
+      <w:r>
+        <w:rPr>
+          <w:rStyle w:val="Strong"/>
+          <w:sz w:val="20"/>
+        </w:rPr>
+        <w:t>Jest</w:t>
+      </w:r>
+      <w:r>
+        <w:rPr>
+          <w:sz w:val="20"/>
+        </w:rPr>
+        <w:t xml:space="preserve">, </w:t>
+      </w:r>
+      <w:r>
+        <w:rPr>
+          <w:rStyle w:val="Strong"/>
+          <w:sz w:val="20"/>
+        </w:rPr>
+        <w:t>Mocha</w:t>
+      </w:r>
+      <w:r>
+        <w:rPr>
+          <w:sz w:val="20"/>
+        </w:rPr>
+        <w:t xml:space="preserve">, </w:t>
+      </w:r>
+      <w:r>
+        <w:rPr>
+          <w:rStyle w:val="Strong"/>
+          <w:sz w:val="20"/>
+        </w:rPr>
+        <w:t>Cypress</w:t>
+      </w:r>
+      <w:r>
+        <w:rPr>
+          <w:sz w:val="20"/>
+        </w:rPr>
+        <w:t xml:space="preserve">, and API contract tests, which improved confidence in releases and reduced regression issues reported after deployments by </w:t>
+      </w:r>
+      <w:r>
+        <w:rPr>
+          <w:rStyle w:val="Strong"/>
+          <w:sz w:val="20"/>
+        </w:rPr>
+        <w:t>28%</w:t>
+      </w:r>
+      <w:r>
+        <w:rPr>
+          <w:sz w:val="20"/>
+        </w:rPr>
+        <w:t>.</w:t>
       </w:r>
     </w:p>
     <w:p>
@@ -3386,117 +3316,15 @@
         <w:pStyle w:val="NormalWeb"/>
         <w:numPr>
           <w:ilvl w:val="0"/>
-          <w:numId w:val="12"/>
+          <w:numId w:val="28"/>
         </w:numPr>
         <w:jc w:val="both"/>
-        <w:rPr>
-          <w:rFonts w:ascii="Arial" w:hAnsi="Arial" w:cs="Arial"/>
-          <w:sz w:val="18"/>
-        </w:rPr>
-      </w:pPr>
-      <w:r>
-        <w:rPr>
-          <w:rFonts w:ascii="Arial" w:hAnsi="Arial" w:cs="Arial"/>
-          <w:sz w:val="18"/>
-        </w:rPr>
-        <w:t>Optimized hot endpoints by removing N+1 query paths and reducing chatty data access patterns that slowed down UI workflows.</w:t>
-      </w:r>
-    </w:p>
-    <w:p>
-      <w:pPr>
-        <w:pStyle w:val="NormalWeb"/>
-        <w:numPr>
-          <w:ilvl w:val="0"/>
-          <w:numId w:val="12"/>
-        </w:numPr>
-        <w:jc w:val="both"/>
-        <w:rPr>
-          <w:rFonts w:ascii="Arial" w:hAnsi="Arial" w:cs="Arial"/>
-          <w:sz w:val="18"/>
-        </w:rPr>
-      </w:pPr>
-      <w:r>
-        <w:rPr>
-          <w:rFonts w:ascii="Arial" w:hAnsi="Arial" w:cs="Arial"/>
-          <w:sz w:val="18"/>
-        </w:rPr>
-        <w:t xml:space="preserve">Enabled safer releases using progressive delivery practices supported by CI/CD in </w:t>
-      </w:r>
-      <w:proofErr w:type="spellStart"/>
-      <w:r>
-        <w:rPr>
-          <w:rStyle w:val="Strong"/>
-          <w:rFonts w:ascii="Arial" w:hAnsi="Arial" w:cs="Arial"/>
-          <w:sz w:val="18"/>
-        </w:rPr>
-        <w:t>GitLab</w:t>
-      </w:r>
-      <w:proofErr w:type="spellEnd"/>
-      <w:r>
-        <w:rPr>
-          <w:rStyle w:val="Strong"/>
-          <w:rFonts w:ascii="Arial" w:hAnsi="Arial" w:cs="Arial"/>
-          <w:sz w:val="18"/>
-        </w:rPr>
-        <w:t xml:space="preserve"> CI</w:t>
-      </w:r>
-      <w:r>
-        <w:rPr>
-          <w:rFonts w:ascii="Arial" w:hAnsi="Arial" w:cs="Arial"/>
-          <w:sz w:val="18"/>
-        </w:rPr>
-        <w:t xml:space="preserve"> and </w:t>
-      </w:r>
-      <w:r>
-        <w:rPr>
-          <w:rStyle w:val="Strong"/>
-          <w:rFonts w:ascii="Arial" w:hAnsi="Arial" w:cs="Arial"/>
-          <w:sz w:val="18"/>
-        </w:rPr>
-        <w:t>Jenkins</w:t>
-      </w:r>
-      <w:r>
-        <w:rPr>
-          <w:rFonts w:ascii="Arial" w:hAnsi="Arial" w:cs="Arial"/>
-          <w:sz w:val="18"/>
-        </w:rPr>
-        <w:t>.</w:t>
-      </w:r>
-    </w:p>
-    <w:p>
-      <w:pPr>
-        <w:pStyle w:val="NormalWeb"/>
-        <w:numPr>
-          <w:ilvl w:val="0"/>
-          <w:numId w:val="12"/>
-        </w:numPr>
-        <w:jc w:val="both"/>
-        <w:rPr>
-          <w:rFonts w:ascii="Arial" w:hAnsi="Arial" w:cs="Arial"/>
-          <w:sz w:val="18"/>
-        </w:rPr>
-      </w:pPr>
-      <w:r>
-        <w:rPr>
-          <w:rFonts w:ascii="Arial" w:hAnsi="Arial" w:cs="Arial"/>
-          <w:sz w:val="18"/>
-        </w:rPr>
-        <w:t xml:space="preserve">Supported streaming/integration needs using </w:t>
-      </w:r>
-      <w:r>
-        <w:rPr>
-          <w:rStyle w:val="Strong"/>
-          <w:rFonts w:ascii="Arial" w:hAnsi="Arial" w:cs="Arial"/>
-          <w:sz w:val="18"/>
-        </w:rPr>
-        <w:t>Kafka</w:t>
-      </w:r>
-      <w:r>
-        <w:rPr>
-          <w:rFonts w:ascii="Arial" w:hAnsi="Arial" w:cs="Arial"/>
-          <w:sz w:val="18"/>
-        </w:rPr>
-        <w:t xml:space="preserve"> fan-out where high-volume event distribution was required.</w:t>
+      </w:pPr>
+      <w:r>
+        <w:rPr>
+          <w:sz w:val="20"/>
+        </w:rPr>
+        <w:t>Collaborated closely with QA and business stakeholders to ship new workflow features, improve stability, and raise overall release predictability while supporting an expanding enterprise customer base.</w:t>
       </w:r>
     </w:p>
     <w:tbl>
@@ -3603,35 +3431,70 @@
         <w:pStyle w:val="NormalWeb"/>
         <w:numPr>
           <w:ilvl w:val="0"/>
-          <w:numId w:val="20"/>
+          <w:numId w:val="29"/>
         </w:numPr>
         <w:jc w:val="both"/>
         <w:rPr>
-          <w:rFonts w:ascii="Arial" w:hAnsi="Arial" w:cs="Arial"/>
-          <w:sz w:val="18"/>
-        </w:rPr>
-      </w:pPr>
-      <w:r>
-        <w:rPr>
-          <w:rFonts w:ascii="Arial" w:hAnsi="Arial" w:cs="Arial"/>
-          <w:sz w:val="18"/>
-        </w:rPr>
-        <w:t xml:space="preserve">Built internal dashboards with </w:t>
-      </w:r>
-      <w:r>
-        <w:rPr>
-          <w:rStyle w:val="Strong"/>
-          <w:rFonts w:ascii="Arial" w:hAnsi="Arial" w:cs="Arial"/>
-          <w:sz w:val="18"/>
-        </w:rPr>
-        <w:t>Vue.js</w:t>
-      </w:r>
-      <w:r>
-        <w:rPr>
-          <w:rFonts w:ascii="Arial" w:hAnsi="Arial" w:cs="Arial"/>
-          <w:sz w:val="18"/>
-        </w:rPr>
-        <w:t>, delivering API-driven widgets that surfaced operational metrics and workflow state for stakeholders.</w:t>
+          <w:sz w:val="20"/>
+        </w:rPr>
+      </w:pPr>
+      <w:r>
+        <w:rPr>
+          <w:sz w:val="20"/>
+        </w:rPr>
+        <w:t xml:space="preserve">Developed internal and customer-facing applications using </w:t>
+      </w:r>
+      <w:r>
+        <w:rPr>
+          <w:rStyle w:val="Strong"/>
+          <w:sz w:val="20"/>
+        </w:rPr>
+        <w:t>Node.js 8–12</w:t>
+      </w:r>
+      <w:r>
+        <w:rPr>
+          <w:sz w:val="20"/>
+        </w:rPr>
+        <w:t xml:space="preserve">, </w:t>
+      </w:r>
+      <w:r>
+        <w:rPr>
+          <w:rStyle w:val="Strong"/>
+          <w:sz w:val="20"/>
+        </w:rPr>
+        <w:t>Vue.js 2</w:t>
+      </w:r>
+      <w:r>
+        <w:rPr>
+          <w:sz w:val="20"/>
+        </w:rPr>
+        <w:t xml:space="preserve">, </w:t>
+      </w:r>
+      <w:r>
+        <w:rPr>
+          <w:rStyle w:val="Strong"/>
+          <w:sz w:val="20"/>
+        </w:rPr>
+        <w:t>JavaScript</w:t>
+      </w:r>
+      <w:r>
+        <w:rPr>
+          <w:sz w:val="20"/>
+        </w:rPr>
+        <w:t xml:space="preserve">, and </w:t>
+      </w:r>
+      <w:r>
+        <w:rPr>
+          <w:rStyle w:val="Strong"/>
+          <w:sz w:val="20"/>
+        </w:rPr>
+        <w:t>MySQL</w:t>
+      </w:r>
+      <w:r>
+        <w:rPr>
+          <w:sz w:val="20"/>
+        </w:rPr>
+        <w:t>, supporting order management, reporting workflows, and business process automation.</w:t>
       </w:r>
     </w:p>
     <w:p>
@@ -3639,35 +3502,31 @@
         <w:pStyle w:val="NormalWeb"/>
         <w:numPr>
           <w:ilvl w:val="0"/>
-          <w:numId w:val="20"/>
+          <w:numId w:val="29"/>
         </w:numPr>
         <w:jc w:val="both"/>
         <w:rPr>
-          <w:rFonts w:ascii="Arial" w:hAnsi="Arial" w:cs="Arial"/>
-          <w:sz w:val="18"/>
-        </w:rPr>
-      </w:pPr>
-      <w:r>
-        <w:rPr>
-          <w:rFonts w:ascii="Arial" w:hAnsi="Arial" w:cs="Arial"/>
-          <w:sz w:val="18"/>
-        </w:rPr>
-        <w:t xml:space="preserve">Developed </w:t>
-      </w:r>
-      <w:r>
-        <w:rPr>
-          <w:rStyle w:val="Strong"/>
-          <w:rFonts w:ascii="Arial" w:hAnsi="Arial" w:cs="Arial"/>
-          <w:sz w:val="18"/>
-        </w:rPr>
-        <w:t>Node.js</w:t>
-      </w:r>
-      <w:r>
-        <w:rPr>
-          <w:rFonts w:ascii="Arial" w:hAnsi="Arial" w:cs="Arial"/>
-          <w:sz w:val="18"/>
-        </w:rPr>
-        <w:t xml:space="preserve"> backend services that unified upstream sources behind consistent APIs, reducing integration fragility and support load.</w:t>
+          <w:sz w:val="20"/>
+        </w:rPr>
+      </w:pPr>
+      <w:r>
+        <w:rPr>
+          <w:sz w:val="20"/>
+        </w:rPr>
+        <w:t xml:space="preserve">Built and maintained backend APIs with </w:t>
+      </w:r>
+      <w:r>
+        <w:rPr>
+          <w:rStyle w:val="Strong"/>
+          <w:sz w:val="20"/>
+        </w:rPr>
+        <w:t>Express.js</w:t>
+      </w:r>
+      <w:r>
+        <w:rPr>
+          <w:sz w:val="20"/>
+        </w:rPr>
+        <w:t xml:space="preserve"> and SQL-based data access layers, focusing on reliable CRUD behavior, transactional integrity, and practical performance tuning for high-usage modules.</w:t>
       </w:r>
     </w:p>
     <w:p>
@@ -3675,20 +3534,46 @@
         <w:pStyle w:val="NormalWeb"/>
         <w:numPr>
           <w:ilvl w:val="0"/>
-          <w:numId w:val="20"/>
+          <w:numId w:val="29"/>
         </w:numPr>
         <w:jc w:val="both"/>
         <w:rPr>
-          <w:rFonts w:ascii="Arial" w:hAnsi="Arial" w:cs="Arial"/>
-          <w:sz w:val="18"/>
-        </w:rPr>
-      </w:pPr>
-      <w:r>
-        <w:rPr>
-          <w:rFonts w:ascii="Arial" w:hAnsi="Arial" w:cs="Arial"/>
-          <w:sz w:val="18"/>
-        </w:rPr>
-        <w:t>Implemented REST endpoints with strict validation, pagination guardrails, and predictable error handling to support reliable UI integration.</w:t>
+          <w:sz w:val="20"/>
+        </w:rPr>
+      </w:pPr>
+      <w:r>
+        <w:rPr>
+          <w:sz w:val="20"/>
+        </w:rPr>
+        <w:t xml:space="preserve">Created dynamic interfaces with </w:t>
+      </w:r>
+      <w:r>
+        <w:rPr>
+          <w:rStyle w:val="Strong"/>
+          <w:sz w:val="20"/>
+        </w:rPr>
+        <w:t>Vue.js 2</w:t>
+      </w:r>
+      <w:r>
+        <w:rPr>
+          <w:sz w:val="20"/>
+        </w:rPr>
+        <w:t xml:space="preserve">, </w:t>
+      </w:r>
+      <w:proofErr w:type="spellStart"/>
+      <w:r>
+        <w:rPr>
+          <w:rStyle w:val="Strong"/>
+          <w:sz w:val="20"/>
+        </w:rPr>
+        <w:t>Vuex</w:t>
+      </w:r>
+      <w:proofErr w:type="spellEnd"/>
+      <w:r>
+        <w:rPr>
+          <w:sz w:val="20"/>
+        </w:rPr>
+        <w:t>, and reusable UI patterns that made legacy browser-driven workflows easier to maintain and more intuitive for operations users.</w:t>
       </w:r>
     </w:p>
     <w:p>
@@ -3696,52 +3581,46 @@
         <w:pStyle w:val="NormalWeb"/>
         <w:numPr>
           <w:ilvl w:val="0"/>
-          <w:numId w:val="20"/>
+          <w:numId w:val="29"/>
         </w:numPr>
         <w:jc w:val="both"/>
         <w:rPr>
-          <w:rFonts w:ascii="Arial" w:hAnsi="Arial" w:cs="Arial"/>
-          <w:sz w:val="18"/>
-        </w:rPr>
-      </w:pPr>
-      <w:r>
-        <w:rPr>
-          <w:rFonts w:ascii="Arial" w:hAnsi="Arial" w:cs="Arial"/>
-          <w:sz w:val="18"/>
-        </w:rPr>
-        <w:t xml:space="preserve">Designed data access with clear transaction boundaries across </w:t>
+          <w:sz w:val="20"/>
+        </w:rPr>
+      </w:pPr>
+      <w:r>
+        <w:rPr>
+          <w:sz w:val="20"/>
+        </w:rPr>
+        <w:t xml:space="preserve">Solved slow report generation issues by rewriting inefficient SQL joins, adding indexes, and caching repeated lookups with </w:t>
       </w:r>
       <w:proofErr w:type="spellStart"/>
       <w:r>
         <w:rPr>
           <w:rStyle w:val="Strong"/>
-          <w:rFonts w:ascii="Arial" w:hAnsi="Arial" w:cs="Arial"/>
-          <w:sz w:val="18"/>
-        </w:rPr>
-        <w:t>PostgreSQL</w:t>
+          <w:sz w:val="20"/>
+        </w:rPr>
+        <w:t>Redis</w:t>
       </w:r>
       <w:proofErr w:type="spellEnd"/>
       <w:r>
         <w:rPr>
-          <w:rFonts w:ascii="Arial" w:hAnsi="Arial" w:cs="Arial"/>
-          <w:sz w:val="18"/>
-        </w:rPr>
-        <w:t xml:space="preserve"> and </w:t>
-      </w:r>
-      <w:r>
-        <w:rPr>
-          <w:rStyle w:val="Strong"/>
-          <w:rFonts w:ascii="Arial" w:hAnsi="Arial" w:cs="Arial"/>
-          <w:sz w:val="18"/>
-        </w:rPr>
-        <w:t>MySQL</w:t>
-      </w:r>
-      <w:r>
-        <w:rPr>
-          <w:rFonts w:ascii="Arial" w:hAnsi="Arial" w:cs="Arial"/>
-          <w:sz w:val="18"/>
-        </w:rPr>
-        <w:t>, preventing partial writes during reconciliation flows.</w:t>
+          <w:sz w:val="20"/>
+        </w:rPr>
+        <w:t xml:space="preserve">, which improved report execution time by nearly </w:t>
+      </w:r>
+      <w:r>
+        <w:rPr>
+          <w:rStyle w:val="Strong"/>
+          <w:sz w:val="20"/>
+        </w:rPr>
+        <w:t>45%</w:t>
+      </w:r>
+      <w:r>
+        <w:rPr>
+          <w:sz w:val="20"/>
+        </w:rPr>
+        <w:t xml:space="preserve"> for large datasets.</w:t>
       </w:r>
     </w:p>
     <w:p>
@@ -3749,20 +3628,18 @@
         <w:pStyle w:val="NormalWeb"/>
         <w:numPr>
           <w:ilvl w:val="0"/>
-          <w:numId w:val="20"/>
+          <w:numId w:val="29"/>
         </w:numPr>
         <w:jc w:val="both"/>
         <w:rPr>
-          <w:rFonts w:ascii="Arial" w:hAnsi="Arial" w:cs="Arial"/>
-          <w:sz w:val="18"/>
-        </w:rPr>
-      </w:pPr>
-      <w:r>
-        <w:rPr>
-          <w:rFonts w:ascii="Arial" w:hAnsi="Arial" w:cs="Arial"/>
-          <w:sz w:val="18"/>
-        </w:rPr>
-        <w:t>Implemented scheduled processing jobs with retries and alerting, replacing manual checks with automated summaries teams trusted.</w:t>
+          <w:sz w:val="20"/>
+        </w:rPr>
+      </w:pPr>
+      <w:r>
+        <w:rPr>
+          <w:sz w:val="20"/>
+        </w:rPr>
+        <w:t>Introduced structured error handling and centralized logging for API services, making production issues easier to diagnose and reducing repeated support effort on intermittent failures.</w:t>
       </w:r>
     </w:p>
     <w:p>
@@ -3770,20 +3647,18 @@
         <w:pStyle w:val="NormalWeb"/>
         <w:numPr>
           <w:ilvl w:val="0"/>
-          <w:numId w:val="20"/>
+          <w:numId w:val="29"/>
         </w:numPr>
         <w:jc w:val="both"/>
         <w:rPr>
-          <w:rFonts w:ascii="Arial" w:hAnsi="Arial" w:cs="Arial"/>
-          <w:sz w:val="18"/>
-        </w:rPr>
-      </w:pPr>
-      <w:r>
-        <w:rPr>
-          <w:rFonts w:ascii="Arial" w:hAnsi="Arial" w:cs="Arial"/>
-          <w:sz w:val="18"/>
-        </w:rPr>
-        <w:t>Improved performance through targeted indexing and query refactoring, reducing report generation time under heavy usage.</w:t>
+          <w:sz w:val="20"/>
+        </w:rPr>
+      </w:pPr>
+      <w:r>
+        <w:rPr>
+          <w:sz w:val="20"/>
+        </w:rPr>
+        <w:t>Implemented file import and export pipelines for CSV-heavy operational workflows, adding validation, partial failure reporting, and retry-safe processing for business-critical daily tasks.</w:t>
       </w:r>
     </w:p>
     <w:p>
@@ -3791,37 +3666,31 @@
         <w:pStyle w:val="NormalWeb"/>
         <w:numPr>
           <w:ilvl w:val="0"/>
-          <w:numId w:val="20"/>
+          <w:numId w:val="29"/>
         </w:numPr>
         <w:jc w:val="both"/>
         <w:rPr>
-          <w:rFonts w:ascii="Arial" w:hAnsi="Arial" w:cs="Arial"/>
-          <w:sz w:val="18"/>
-        </w:rPr>
-      </w:pPr>
-      <w:r>
-        <w:rPr>
-          <w:rFonts w:ascii="Arial" w:hAnsi="Arial" w:cs="Arial"/>
-          <w:sz w:val="18"/>
-        </w:rPr>
-        <w:t xml:space="preserve">Introduced </w:t>
-      </w:r>
-      <w:proofErr w:type="spellStart"/>
-      <w:r>
-        <w:rPr>
-          <w:rStyle w:val="Strong"/>
-          <w:rFonts w:ascii="Arial" w:hAnsi="Arial" w:cs="Arial"/>
-          <w:sz w:val="18"/>
-        </w:rPr>
-        <w:t>Redis</w:t>
-      </w:r>
-      <w:proofErr w:type="spellEnd"/>
-      <w:r>
-        <w:rPr>
-          <w:rFonts w:ascii="Arial" w:hAnsi="Arial" w:cs="Arial"/>
-          <w:sz w:val="18"/>
-        </w:rPr>
-        <w:t xml:space="preserve"> caching for read-heavy endpoints with disciplined TTLs and invalidation rules to avoid stale critical data.</w:t>
+          <w:sz w:val="20"/>
+        </w:rPr>
+      </w:pPr>
+      <w:r>
+        <w:rPr>
+          <w:sz w:val="20"/>
+        </w:rPr>
+        <w:t xml:space="preserve">Supported gradual migration of older server-rendered pages into component-based </w:t>
+      </w:r>
+      <w:r>
+        <w:rPr>
+          <w:rStyle w:val="Strong"/>
+          <w:sz w:val="20"/>
+        </w:rPr>
+        <w:t>Vue.js</w:t>
+      </w:r>
+      <w:r>
+        <w:rPr>
+          <w:sz w:val="20"/>
+        </w:rPr>
+        <w:t xml:space="preserve"> screens, improving maintainability while allowing the business to continue shipping without disruptive full rewrites.</w:t>
       </w:r>
     </w:p>
     <w:p>
@@ -3829,20 +3698,46 @@
         <w:pStyle w:val="NormalWeb"/>
         <w:numPr>
           <w:ilvl w:val="0"/>
-          <w:numId w:val="20"/>
+          <w:numId w:val="29"/>
         </w:numPr>
         <w:jc w:val="both"/>
         <w:rPr>
-          <w:rFonts w:ascii="Arial" w:hAnsi="Arial" w:cs="Arial"/>
-          <w:sz w:val="18"/>
-        </w:rPr>
-      </w:pPr>
-      <w:r>
-        <w:rPr>
-          <w:rFonts w:ascii="Arial" w:hAnsi="Arial" w:cs="Arial"/>
-          <w:sz w:val="18"/>
-        </w:rPr>
-        <w:t>Implemented robust ingestion with schema checks and quarantining to prevent malformed inputs from poisoning downstream tables.</w:t>
+          <w:sz w:val="20"/>
+        </w:rPr>
+      </w:pPr>
+      <w:r>
+        <w:rPr>
+          <w:sz w:val="20"/>
+        </w:rPr>
+        <w:t xml:space="preserve">Worked on deployment automation with </w:t>
+      </w:r>
+      <w:r>
+        <w:rPr>
+          <w:rStyle w:val="Strong"/>
+          <w:sz w:val="20"/>
+        </w:rPr>
+        <w:t>Jenkins</w:t>
+      </w:r>
+      <w:r>
+        <w:rPr>
+          <w:sz w:val="20"/>
+        </w:rPr>
+        <w:t xml:space="preserve">, </w:t>
+      </w:r>
+      <w:proofErr w:type="spellStart"/>
+      <w:r>
+        <w:rPr>
+          <w:rStyle w:val="Strong"/>
+          <w:sz w:val="20"/>
+        </w:rPr>
+        <w:t>Docker</w:t>
+      </w:r>
+      <w:proofErr w:type="spellEnd"/>
+      <w:r>
+        <w:rPr>
+          <w:sz w:val="20"/>
+        </w:rPr>
+        <w:t>, and scripted environment configuration, reducing manual release steps and improving consistency between staging and production environments.</w:t>
       </w:r>
     </w:p>
     <w:p>
@@ -3850,37 +3745,18 @@
         <w:pStyle w:val="NormalWeb"/>
         <w:numPr>
           <w:ilvl w:val="0"/>
-          <w:numId w:val="20"/>
+          <w:numId w:val="29"/>
         </w:numPr>
         <w:jc w:val="both"/>
         <w:rPr>
-          <w:rFonts w:ascii="Arial" w:hAnsi="Arial" w:cs="Arial"/>
-          <w:sz w:val="18"/>
-        </w:rPr>
-      </w:pPr>
-      <w:r>
-        <w:rPr>
-          <w:rFonts w:ascii="Arial" w:hAnsi="Arial" w:cs="Arial"/>
-          <w:sz w:val="18"/>
-        </w:rPr>
-        <w:t xml:space="preserve">Integrated </w:t>
-      </w:r>
-      <w:proofErr w:type="spellStart"/>
-      <w:r>
-        <w:rPr>
-          <w:rStyle w:val="Strong"/>
-          <w:rFonts w:ascii="Arial" w:hAnsi="Arial" w:cs="Arial"/>
-          <w:sz w:val="18"/>
-        </w:rPr>
-        <w:t>MongoDB</w:t>
-      </w:r>
-      <w:proofErr w:type="spellEnd"/>
-      <w:r>
-        <w:rPr>
-          <w:rFonts w:ascii="Arial" w:hAnsi="Arial" w:cs="Arial"/>
-          <w:sz w:val="18"/>
-        </w:rPr>
-        <w:t xml:space="preserve"> for flexible document storage while keeping relational sources authoritative for transactional workflows.</w:t>
+          <w:sz w:val="20"/>
+        </w:rPr>
+      </w:pPr>
+      <w:r>
+        <w:rPr>
+          <w:sz w:val="20"/>
+        </w:rPr>
+        <w:t>Addressed cross-browser and state synchronization bugs in complex admin screens by simplifying component communication patterns and tightening client-side validation logic before submission.</w:t>
       </w:r>
     </w:p>
     <w:p>
@@ -3888,91 +3764,15 @@
         <w:pStyle w:val="NormalWeb"/>
         <w:numPr>
           <w:ilvl w:val="0"/>
-          <w:numId w:val="20"/>
+          <w:numId w:val="29"/>
         </w:numPr>
         <w:jc w:val="both"/>
-        <w:rPr>
-          <w:rFonts w:ascii="Arial" w:hAnsi="Arial" w:cs="Arial"/>
-          <w:sz w:val="18"/>
-        </w:rPr>
-      </w:pPr>
-      <w:r>
-        <w:rPr>
-          <w:rFonts w:ascii="Arial" w:hAnsi="Arial" w:cs="Arial"/>
-          <w:sz w:val="18"/>
-        </w:rPr>
-        <w:t xml:space="preserve">Added fast filtering by indexing selected entities into </w:t>
-      </w:r>
-      <w:proofErr w:type="spellStart"/>
-      <w:r>
-        <w:rPr>
-          <w:rStyle w:val="Strong"/>
-          <w:rFonts w:ascii="Arial" w:hAnsi="Arial" w:cs="Arial"/>
-          <w:sz w:val="18"/>
-        </w:rPr>
-        <w:t>Elasticsearch</w:t>
-      </w:r>
-      <w:proofErr w:type="spellEnd"/>
-      <w:r>
-        <w:rPr>
-          <w:rFonts w:ascii="Arial" w:hAnsi="Arial" w:cs="Arial"/>
-          <w:sz w:val="18"/>
-        </w:rPr>
-        <w:t>, enabling responsive search without heavy DB load.</w:t>
-      </w:r>
-    </w:p>
-    <w:p>
-      <w:pPr>
-        <w:pStyle w:val="NormalWeb"/>
-        <w:numPr>
-          <w:ilvl w:val="0"/>
-          <w:numId w:val="20"/>
-        </w:numPr>
-        <w:jc w:val="both"/>
-        <w:rPr>
-          <w:rFonts w:ascii="Arial" w:hAnsi="Arial" w:cs="Arial"/>
-          <w:sz w:val="18"/>
-        </w:rPr>
-      </w:pPr>
-      <w:r>
-        <w:rPr>
-          <w:rFonts w:ascii="Arial" w:hAnsi="Arial" w:cs="Arial"/>
-          <w:sz w:val="18"/>
-        </w:rPr>
-        <w:t xml:space="preserve">Established baseline </w:t>
-      </w:r>
-      <w:proofErr w:type="spellStart"/>
-      <w:r>
-        <w:rPr>
-          <w:rFonts w:ascii="Arial" w:hAnsi="Arial" w:cs="Arial"/>
-          <w:sz w:val="18"/>
-        </w:rPr>
-        <w:t>observability</w:t>
-      </w:r>
-      <w:proofErr w:type="spellEnd"/>
-      <w:r>
-        <w:rPr>
-          <w:rFonts w:ascii="Arial" w:hAnsi="Arial" w:cs="Arial"/>
-          <w:sz w:val="18"/>
-        </w:rPr>
-        <w:t xml:space="preserve"> with </w:t>
-      </w:r>
-      <w:proofErr w:type="spellStart"/>
-      <w:r>
-        <w:rPr>
-          <w:rStyle w:val="Strong"/>
-          <w:rFonts w:ascii="Arial" w:hAnsi="Arial" w:cs="Arial"/>
-          <w:sz w:val="18"/>
-        </w:rPr>
-        <w:t>CloudWatch</w:t>
-      </w:r>
-      <w:proofErr w:type="spellEnd"/>
-      <w:r>
-        <w:rPr>
-          <w:rFonts w:ascii="Arial" w:hAnsi="Arial" w:cs="Arial"/>
-          <w:sz w:val="18"/>
-        </w:rPr>
-        <w:t xml:space="preserve"> logs/metrics and structured logging conventions to speed up troubleshooting.</w:t>
+      </w:pPr>
+      <w:r>
+        <w:rPr>
+          <w:sz w:val="20"/>
+        </w:rPr>
+        <w:t>Partnered with senior engineers and analysts to implement new features quickly, fix production issues responsibly, and improve system reliability in an environment with frequent business change requests.</w:t>
       </w:r>
     </w:p>
     <w:tbl>
@@ -4066,35 +3866,96 @@
         <w:pStyle w:val="NormalWeb"/>
         <w:numPr>
           <w:ilvl w:val="0"/>
-          <w:numId w:val="19"/>
+          <w:numId w:val="30"/>
         </w:numPr>
         <w:jc w:val="both"/>
         <w:rPr>
-          <w:rFonts w:ascii="Arial" w:hAnsi="Arial" w:cs="Arial"/>
-          <w:sz w:val="18"/>
-        </w:rPr>
-      </w:pPr>
-      <w:r>
-        <w:rPr>
-          <w:rFonts w:ascii="Arial" w:hAnsi="Arial" w:cs="Arial"/>
-          <w:sz w:val="18"/>
-        </w:rPr>
-        <w:t xml:space="preserve">Delivered internal tools UI using early component-based patterns and integrated screens with </w:t>
-      </w:r>
-      <w:r>
-        <w:rPr>
-          <w:rStyle w:val="Strong"/>
-          <w:rFonts w:ascii="Arial" w:hAnsi="Arial" w:cs="Arial"/>
-          <w:sz w:val="18"/>
-        </w:rPr>
-        <w:t>Node.js</w:t>
-      </w:r>
-      <w:r>
-        <w:rPr>
-          <w:rFonts w:ascii="Arial" w:hAnsi="Arial" w:cs="Arial"/>
-          <w:sz w:val="18"/>
-        </w:rPr>
-        <w:t xml:space="preserve"> APIs to streamline internal workflows.</w:t>
+          <w:sz w:val="20"/>
+        </w:rPr>
+      </w:pPr>
+      <w:r>
+        <w:rPr>
+          <w:sz w:val="20"/>
+        </w:rPr>
+        <w:t xml:space="preserve">Contributed to web application development using </w:t>
+      </w:r>
+      <w:r>
+        <w:rPr>
+          <w:rStyle w:val="Strong"/>
+          <w:sz w:val="20"/>
+        </w:rPr>
+        <w:t>Node.js 6–8</w:t>
+      </w:r>
+      <w:r>
+        <w:rPr>
+          <w:sz w:val="20"/>
+        </w:rPr>
+        <w:t xml:space="preserve">, </w:t>
+      </w:r>
+      <w:r>
+        <w:rPr>
+          <w:rStyle w:val="Strong"/>
+          <w:sz w:val="20"/>
+        </w:rPr>
+        <w:t>JavaScript</w:t>
+      </w:r>
+      <w:r>
+        <w:rPr>
+          <w:sz w:val="20"/>
+        </w:rPr>
+        <w:t xml:space="preserve">, </w:t>
+      </w:r>
+      <w:r>
+        <w:rPr>
+          <w:rStyle w:val="Strong"/>
+          <w:sz w:val="20"/>
+        </w:rPr>
+        <w:t>Vue.js 2</w:t>
+      </w:r>
+      <w:r>
+        <w:rPr>
+          <w:sz w:val="20"/>
+        </w:rPr>
+        <w:t xml:space="preserve">, </w:t>
+      </w:r>
+      <w:r>
+        <w:rPr>
+          <w:rStyle w:val="Strong"/>
+          <w:sz w:val="20"/>
+        </w:rPr>
+        <w:t>HTML5</w:t>
+      </w:r>
+      <w:r>
+        <w:rPr>
+          <w:sz w:val="20"/>
+        </w:rPr>
+        <w:t xml:space="preserve">, </w:t>
+      </w:r>
+      <w:r>
+        <w:rPr>
+          <w:rStyle w:val="Strong"/>
+          <w:sz w:val="20"/>
+        </w:rPr>
+        <w:t>CSS3</w:t>
+      </w:r>
+      <w:r>
+        <w:rPr>
+          <w:sz w:val="20"/>
+        </w:rPr>
+        <w:t xml:space="preserve">, and </w:t>
+      </w:r>
+      <w:r>
+        <w:rPr>
+          <w:rStyle w:val="Strong"/>
+          <w:sz w:val="20"/>
+        </w:rPr>
+        <w:t>SQL Server</w:t>
+      </w:r>
+      <w:r>
+        <w:rPr>
+          <w:sz w:val="20"/>
+        </w:rPr>
+        <w:t>, supporting line-of-business systems and internal administration tools.</w:t>
       </w:r>
     </w:p>
     <w:p>
@@ -4102,20 +3963,18 @@
         <w:pStyle w:val="NormalWeb"/>
         <w:numPr>
           <w:ilvl w:val="0"/>
-          <w:numId w:val="19"/>
+          <w:numId w:val="30"/>
         </w:numPr>
         <w:jc w:val="both"/>
         <w:rPr>
-          <w:rFonts w:ascii="Arial" w:hAnsi="Arial" w:cs="Arial"/>
-          <w:sz w:val="18"/>
-        </w:rPr>
-      </w:pPr>
-      <w:r>
-        <w:rPr>
-          <w:rFonts w:ascii="Arial" w:hAnsi="Arial" w:cs="Arial"/>
-          <w:sz w:val="18"/>
-        </w:rPr>
-        <w:t>Implemented REST-style controllers with predictable validation and error responses, reducing client guesswork and support time.</w:t>
+          <w:sz w:val="20"/>
+        </w:rPr>
+      </w:pPr>
+      <w:r>
+        <w:rPr>
+          <w:sz w:val="20"/>
+        </w:rPr>
+        <w:t>Built foundational API endpoints, form-driven interfaces, and reporting screens while learning practical software design, debugging discipline, and maintainable implementation patterns in a production team.</w:t>
       </w:r>
     </w:p>
     <w:p>
@@ -4123,35 +3982,18 @@
         <w:pStyle w:val="NormalWeb"/>
         <w:numPr>
           <w:ilvl w:val="0"/>
-          <w:numId w:val="19"/>
+          <w:numId w:val="30"/>
         </w:numPr>
         <w:jc w:val="both"/>
         <w:rPr>
-          <w:rFonts w:ascii="Arial" w:hAnsi="Arial" w:cs="Arial"/>
-          <w:sz w:val="18"/>
-        </w:rPr>
-      </w:pPr>
-      <w:r>
-        <w:rPr>
-          <w:rFonts w:ascii="Arial" w:hAnsi="Arial" w:cs="Arial"/>
-          <w:sz w:val="18"/>
-        </w:rPr>
-        <w:t xml:space="preserve">Built data access logic with disciplined transaction handling across </w:t>
-      </w:r>
-      <w:r>
-        <w:rPr>
-          <w:rStyle w:val="Strong"/>
-          <w:rFonts w:ascii="Arial" w:hAnsi="Arial" w:cs="Arial"/>
-          <w:sz w:val="18"/>
-        </w:rPr>
-        <w:t>SQL Server</w:t>
-      </w:r>
-      <w:r>
-        <w:rPr>
-          <w:rFonts w:ascii="Arial" w:hAnsi="Arial" w:cs="Arial"/>
-          <w:sz w:val="18"/>
-        </w:rPr>
-        <w:t>, reducing inconsistencies that previously required manual cleanup.</w:t>
+          <w:sz w:val="20"/>
+        </w:rPr>
+      </w:pPr>
+      <w:r>
+        <w:rPr>
+          <w:sz w:val="20"/>
+        </w:rPr>
+        <w:t>Assisted with enhancement of legacy modules by introducing cleaner component structures and reusable client-side behaviors, reducing duplicate code and making small features faster to implement.</w:t>
       </w:r>
     </w:p>
     <w:p>
@@ -4159,35 +4001,18 @@
         <w:pStyle w:val="NormalWeb"/>
         <w:numPr>
           <w:ilvl w:val="0"/>
-          <w:numId w:val="19"/>
+          <w:numId w:val="30"/>
         </w:numPr>
         <w:jc w:val="both"/>
         <w:rPr>
-          <w:rFonts w:ascii="Arial" w:hAnsi="Arial" w:cs="Arial"/>
-          <w:sz w:val="18"/>
-        </w:rPr>
-      </w:pPr>
-      <w:r>
-        <w:rPr>
-          <w:rFonts w:ascii="Arial" w:hAnsi="Arial" w:cs="Arial"/>
-          <w:sz w:val="18"/>
-        </w:rPr>
-        <w:t xml:space="preserve">Standardized build and deployment hygiene using </w:t>
-      </w:r>
-      <w:r>
-        <w:rPr>
-          <w:rStyle w:val="Strong"/>
-          <w:rFonts w:ascii="Arial" w:hAnsi="Arial" w:cs="Arial"/>
-          <w:sz w:val="18"/>
-        </w:rPr>
-        <w:t>Jenkins</w:t>
-      </w:r>
-      <w:r>
-        <w:rPr>
-          <w:rFonts w:ascii="Arial" w:hAnsi="Arial" w:cs="Arial"/>
-          <w:sz w:val="18"/>
-        </w:rPr>
-        <w:t>, eliminating environment-specific failures during local development and CI.</w:t>
+          <w:sz w:val="20"/>
+        </w:rPr>
+      </w:pPr>
+      <w:r>
+        <w:rPr>
+          <w:sz w:val="20"/>
+        </w:rPr>
+        <w:t>Resolved recurring validation and data formatting issues between frontend forms and backend APIs by standardizing payload handling rules and improving defensive checks on both layers.</w:t>
       </w:r>
     </w:p>
     <w:p>
@@ -4195,50 +4020,45 @@
         <w:pStyle w:val="NormalWeb"/>
         <w:numPr>
           <w:ilvl w:val="0"/>
-          <w:numId w:val="19"/>
+          <w:numId w:val="30"/>
         </w:numPr>
         <w:jc w:val="both"/>
         <w:rPr>
-          <w:rFonts w:ascii="Arial" w:hAnsi="Arial" w:cs="Arial"/>
-          <w:sz w:val="18"/>
-        </w:rPr>
-      </w:pPr>
-      <w:r>
-        <w:rPr>
-          <w:rFonts w:ascii="Arial" w:hAnsi="Arial" w:cs="Arial"/>
-          <w:sz w:val="18"/>
-        </w:rPr>
-        <w:t xml:space="preserve">Added targeted unit tests around failure-prone business rules using </w:t>
-      </w:r>
-      <w:r>
-        <w:rPr>
-          <w:rStyle w:val="Strong"/>
-          <w:rFonts w:ascii="Arial" w:hAnsi="Arial" w:cs="Arial"/>
-          <w:sz w:val="18"/>
-        </w:rPr>
-        <w:t>Mocha</w:t>
-      </w:r>
-      <w:r>
-        <w:rPr>
-          <w:rFonts w:ascii="Arial" w:hAnsi="Arial" w:cs="Arial"/>
-          <w:sz w:val="18"/>
-        </w:rPr>
-        <w:t xml:space="preserve"> and </w:t>
-      </w:r>
-      <w:r>
-        <w:rPr>
-          <w:rStyle w:val="Strong"/>
-          <w:rFonts w:ascii="Arial" w:hAnsi="Arial" w:cs="Arial"/>
-          <w:sz w:val="18"/>
-        </w:rPr>
-        <w:t>Chai</w:t>
-      </w:r>
-      <w:r>
-        <w:rPr>
-          <w:rFonts w:ascii="Arial" w:hAnsi="Arial" w:cs="Arial"/>
-          <w:sz w:val="18"/>
-        </w:rPr>
-        <w:t>, catching regressions earlier in the cycle.</w:t>
+          <w:sz w:val="20"/>
+        </w:rPr>
+      </w:pPr>
+      <w:r>
+        <w:rPr>
+          <w:sz w:val="20"/>
+        </w:rPr>
+        <w:t xml:space="preserve">Supported migration of selected </w:t>
+      </w:r>
+      <w:proofErr w:type="spellStart"/>
+      <w:r>
+        <w:rPr>
+          <w:sz w:val="20"/>
+        </w:rPr>
+        <w:t>jQuery</w:t>
+      </w:r>
+      <w:proofErr w:type="spellEnd"/>
+      <w:r>
+        <w:rPr>
+          <w:sz w:val="20"/>
+        </w:rPr>
+        <w:t xml:space="preserve">-heavy pages into early </w:t>
+      </w:r>
+      <w:r>
+        <w:rPr>
+          <w:rStyle w:val="Strong"/>
+          <w:sz w:val="20"/>
+        </w:rPr>
+        <w:t>Vue.js 2</w:t>
+      </w:r>
+      <w:r>
+        <w:rPr>
+          <w:sz w:val="20"/>
+        </w:rPr>
+        <w:t xml:space="preserve"> components, giving the team a more maintainable front-end path without requiring an immediate full platform rewrite.</w:t>
       </w:r>
     </w:p>
     <w:p>
@@ -4246,53 +4066,18 @@
         <w:pStyle w:val="NormalWeb"/>
         <w:numPr>
           <w:ilvl w:val="0"/>
-          <w:numId w:val="19"/>
+          <w:numId w:val="30"/>
         </w:numPr>
         <w:jc w:val="both"/>
         <w:rPr>
-          <w:rFonts w:ascii="Arial" w:hAnsi="Arial" w:cs="Arial"/>
-          <w:sz w:val="18"/>
-        </w:rPr>
-      </w:pPr>
-      <w:r>
-        <w:rPr>
-          <w:rFonts w:ascii="Arial" w:hAnsi="Arial" w:cs="Arial"/>
-          <w:sz w:val="18"/>
-        </w:rPr>
-        <w:t xml:space="preserve">Supported queue-based background jobs using </w:t>
-      </w:r>
-      <w:proofErr w:type="spellStart"/>
-      <w:r>
-        <w:rPr>
-          <w:rStyle w:val="Strong"/>
-          <w:rFonts w:ascii="Arial" w:hAnsi="Arial" w:cs="Arial"/>
-          <w:sz w:val="18"/>
-        </w:rPr>
-        <w:t>RabbitMQ</w:t>
-      </w:r>
-      <w:proofErr w:type="spellEnd"/>
-      <w:r>
-        <w:rPr>
-          <w:rFonts w:ascii="Arial" w:hAnsi="Arial" w:cs="Arial"/>
-          <w:sz w:val="18"/>
-        </w:rPr>
-        <w:t>, improving retry/</w:t>
-      </w:r>
-      <w:proofErr w:type="spellStart"/>
-      <w:r>
-        <w:rPr>
-          <w:rFonts w:ascii="Arial" w:hAnsi="Arial" w:cs="Arial"/>
-          <w:sz w:val="18"/>
-        </w:rPr>
-        <w:t>backoff</w:t>
-      </w:r>
-      <w:proofErr w:type="spellEnd"/>
-      <w:r>
-        <w:rPr>
-          <w:rFonts w:ascii="Arial" w:hAnsi="Arial" w:cs="Arial"/>
-          <w:sz w:val="18"/>
-        </w:rPr>
-        <w:t xml:space="preserve"> behavior and making job processing more predictable.</w:t>
+          <w:sz w:val="20"/>
+        </w:rPr>
+      </w:pPr>
+      <w:r>
+        <w:rPr>
+          <w:sz w:val="20"/>
+        </w:rPr>
+        <w:t>Wrote SQL queries and stored procedure updates for operational reporting, fixing inaccurate aggregations and improving data consistency for business users who relied on daily summary dashboards.</w:t>
       </w:r>
     </w:p>
     <w:p>
@@ -4300,37 +4085,18 @@
         <w:pStyle w:val="NormalWeb"/>
         <w:numPr>
           <w:ilvl w:val="0"/>
-          <w:numId w:val="19"/>
+          <w:numId w:val="30"/>
         </w:numPr>
         <w:jc w:val="both"/>
         <w:rPr>
-          <w:rFonts w:ascii="Arial" w:hAnsi="Arial" w:cs="Arial"/>
-          <w:sz w:val="18"/>
-        </w:rPr>
-      </w:pPr>
-      <w:r>
-        <w:rPr>
-          <w:rFonts w:ascii="Arial" w:hAnsi="Arial" w:cs="Arial"/>
-          <w:sz w:val="18"/>
-        </w:rPr>
-        <w:t xml:space="preserve">Added basic caching for high-read endpoints using </w:t>
-      </w:r>
-      <w:proofErr w:type="spellStart"/>
-      <w:r>
-        <w:rPr>
-          <w:rStyle w:val="Strong"/>
-          <w:rFonts w:ascii="Arial" w:hAnsi="Arial" w:cs="Arial"/>
-          <w:sz w:val="18"/>
-        </w:rPr>
-        <w:t>Redis</w:t>
-      </w:r>
-      <w:proofErr w:type="spellEnd"/>
-      <w:r>
-        <w:rPr>
-          <w:rFonts w:ascii="Arial" w:hAnsi="Arial" w:cs="Arial"/>
-          <w:sz w:val="18"/>
-        </w:rPr>
-        <w:t>, reducing repeated database reads during peak usage windows.</w:t>
+          <w:sz w:val="20"/>
+        </w:rPr>
+      </w:pPr>
+      <w:r>
+        <w:rPr>
+          <w:sz w:val="20"/>
+        </w:rPr>
+        <w:t>Helped troubleshoot release issues by reviewing logs, reproducing bugs in test environments, and documenting root causes so senior engineers could apply permanent fixes more efficiently.</w:t>
       </w:r>
     </w:p>
     <w:p>
@@ -4338,37 +4104,18 @@
         <w:pStyle w:val="NormalWeb"/>
         <w:numPr>
           <w:ilvl w:val="0"/>
-          <w:numId w:val="19"/>
+          <w:numId w:val="30"/>
         </w:numPr>
         <w:jc w:val="both"/>
         <w:rPr>
-          <w:rFonts w:ascii="Arial" w:hAnsi="Arial" w:cs="Arial"/>
-          <w:sz w:val="18"/>
-        </w:rPr>
-      </w:pPr>
-      <w:r>
-        <w:rPr>
-          <w:rFonts w:ascii="Arial" w:hAnsi="Arial" w:cs="Arial"/>
-          <w:sz w:val="18"/>
-        </w:rPr>
-        <w:t xml:space="preserve">Implemented early search capabilities using </w:t>
-      </w:r>
-      <w:proofErr w:type="spellStart"/>
-      <w:r>
-        <w:rPr>
-          <w:rStyle w:val="Strong"/>
-          <w:rFonts w:ascii="Arial" w:hAnsi="Arial" w:cs="Arial"/>
-          <w:sz w:val="18"/>
-        </w:rPr>
-        <w:t>Elasticsearch</w:t>
-      </w:r>
-      <w:proofErr w:type="spellEnd"/>
-      <w:r>
-        <w:rPr>
-          <w:rFonts w:ascii="Arial" w:hAnsi="Arial" w:cs="Arial"/>
-          <w:sz w:val="18"/>
-        </w:rPr>
-        <w:t>, enabling fast filtering for internal users without heavy database load.</w:t>
+          <w:sz w:val="20"/>
+        </w:rPr>
+      </w:pPr>
+      <w:r>
+        <w:rPr>
+          <w:sz w:val="20"/>
+        </w:rPr>
+        <w:t>Improved application stability by adding safer error messaging, basic unit coverage, and deployment checklists that reduced avoidable rollout mistakes during routine changes.</w:t>
       </w:r>
     </w:p>
     <w:p>
@@ -4376,20 +4123,30 @@
         <w:pStyle w:val="NormalWeb"/>
         <w:numPr>
           <w:ilvl w:val="0"/>
-          <w:numId w:val="19"/>
+          <w:numId w:val="30"/>
         </w:numPr>
         <w:jc w:val="both"/>
-        <w:rPr>
-          <w:rFonts w:ascii="Arial" w:hAnsi="Arial" w:cs="Arial"/>
-          <w:sz w:val="18"/>
-        </w:rPr>
-      </w:pPr>
-      <w:r>
-        <w:rPr>
-          <w:rFonts w:ascii="Arial" w:hAnsi="Arial" w:cs="Arial"/>
-          <w:sz w:val="18"/>
-        </w:rPr>
-        <w:t>Partnered with senior engineers to troubleshoot performance issues using logs and query inspection, improving bottleneck isolation in practice.</w:t>
+      </w:pPr>
+      <w:r>
+        <w:rPr>
+          <w:sz w:val="20"/>
+        </w:rPr>
+        <w:t xml:space="preserve">Gained hands-on experience with </w:t>
+      </w:r>
+      <w:proofErr w:type="spellStart"/>
+      <w:r>
+        <w:rPr>
+          <w:rStyle w:val="Strong"/>
+          <w:sz w:val="20"/>
+        </w:rPr>
+        <w:t>Git</w:t>
+      </w:r>
+      <w:proofErr w:type="spellEnd"/>
+      <w:r>
+        <w:rPr>
+          <w:sz w:val="20"/>
+        </w:rPr>
+        <w:t>, release coordination, and collaborative delivery practices while contributing reliably to feature work, bug fixes, and support-driven engineering priorities.</w:t>
       </w:r>
     </w:p>
     <w:p>
@@ -4599,130 +4356,47 @@
     </w:p>
     <w:p>
       <w:pPr>
-        <w:pStyle w:val="Heading3"/>
-        <w:jc w:val="both"/>
-        <w:rPr>
-          <w:rFonts w:ascii="Arial" w:hAnsi="Arial" w:cs="Arial"/>
-          <w:color w:val="auto"/>
-          <w:sz w:val="18"/>
-        </w:rPr>
-      </w:pPr>
-      <w:proofErr w:type="spellStart"/>
-      <w:r>
-        <w:rPr>
-          <w:rStyle w:val="Strong"/>
-          <w:rFonts w:ascii="Arial" w:hAnsi="Arial" w:cs="Arial"/>
-          <w:bCs w:val="0"/>
-          <w:color w:val="auto"/>
-          <w:sz w:val="18"/>
-        </w:rPr>
-        <w:t>Vue</w:t>
-      </w:r>
-      <w:proofErr w:type="spellEnd"/>
-      <w:r>
-        <w:rPr>
-          <w:rStyle w:val="Strong"/>
-          <w:rFonts w:ascii="Arial" w:hAnsi="Arial" w:cs="Arial"/>
-          <w:bCs w:val="0"/>
-          <w:color w:val="auto"/>
-          <w:sz w:val="18"/>
-        </w:rPr>
-        <w:t xml:space="preserve"> + Node Platform </w:t>
-      </w:r>
-      <w:proofErr w:type="spellStart"/>
-      <w:r>
-        <w:rPr>
-          <w:rStyle w:val="Strong"/>
-          <w:rFonts w:ascii="Arial" w:hAnsi="Arial" w:cs="Arial"/>
-          <w:bCs w:val="0"/>
-          <w:color w:val="auto"/>
-          <w:sz w:val="18"/>
-        </w:rPr>
-        <w:t>Observability</w:t>
-      </w:r>
-      <w:proofErr w:type="spellEnd"/>
-      <w:r>
-        <w:rPr>
-          <w:rStyle w:val="Strong"/>
-          <w:rFonts w:ascii="Arial" w:hAnsi="Arial" w:cs="Arial"/>
-          <w:bCs w:val="0"/>
-          <w:color w:val="auto"/>
-          <w:sz w:val="18"/>
-        </w:rPr>
-        <w:t xml:space="preserve"> Baseline</w:t>
-      </w:r>
-    </w:p>
-    <w:p>
-      <w:pPr>
         <w:pStyle w:val="NormalWeb"/>
         <w:numPr>
           <w:ilvl w:val="0"/>
-          <w:numId w:val="24"/>
+          <w:numId w:val="31"/>
         </w:numPr>
-        <w:spacing w:before="0" w:beforeAutospacing="0" w:after="0" w:afterAutospacing="0"/>
-        <w:jc w:val="both"/>
-        <w:rPr>
-          <w:rFonts w:ascii="Arial" w:hAnsi="Arial" w:cs="Arial"/>
-          <w:sz w:val="18"/>
-        </w:rPr>
-      </w:pPr>
-      <w:r>
-        <w:rPr>
-          <w:rFonts w:ascii="Arial" w:hAnsi="Arial" w:cs="Arial"/>
-          <w:sz w:val="18"/>
-        </w:rPr>
-        <w:t xml:space="preserve">Built a standardized telemetry layer using </w:t>
-      </w:r>
-      <w:proofErr w:type="spellStart"/>
-      <w:r>
-        <w:rPr>
-          <w:rStyle w:val="Strong"/>
-          <w:rFonts w:ascii="Arial" w:hAnsi="Arial" w:cs="Arial"/>
-          <w:sz w:val="18"/>
-        </w:rPr>
-        <w:t>OpenTelemetry</w:t>
-      </w:r>
-      <w:proofErr w:type="spellEnd"/>
-      <w:r>
-        <w:rPr>
-          <w:rFonts w:ascii="Arial" w:hAnsi="Arial" w:cs="Arial"/>
-          <w:sz w:val="18"/>
-        </w:rPr>
-        <w:t xml:space="preserve"> (traces/metrics/logs) exported into </w:t>
-      </w:r>
-      <w:proofErr w:type="spellStart"/>
-      <w:r>
-        <w:rPr>
-          <w:rStyle w:val="Strong"/>
-          <w:rFonts w:ascii="Arial" w:hAnsi="Arial" w:cs="Arial"/>
-          <w:sz w:val="18"/>
-        </w:rPr>
-        <w:t>Datadog</w:t>
-      </w:r>
-      <w:proofErr w:type="spellEnd"/>
-      <w:r>
-        <w:rPr>
-          <w:rFonts w:ascii="Arial" w:hAnsi="Arial" w:cs="Arial"/>
-          <w:sz w:val="18"/>
-        </w:rPr>
-        <w:t xml:space="preserve">, with shared </w:t>
-      </w:r>
-      <w:proofErr w:type="spellStart"/>
-      <w:r>
-        <w:rPr>
-          <w:rStyle w:val="Strong"/>
-          <w:rFonts w:ascii="Arial" w:hAnsi="Arial" w:cs="Arial"/>
-          <w:sz w:val="18"/>
-        </w:rPr>
-        <w:t>Grafana</w:t>
-      </w:r>
-      <w:proofErr w:type="spellEnd"/>
-      <w:r>
-        <w:rPr>
-          <w:rFonts w:ascii="Arial" w:hAnsi="Arial" w:cs="Arial"/>
-          <w:sz w:val="18"/>
-        </w:rPr>
-        <w:t xml:space="preserve"> dashboards for service health and request-level drilldowns.</w:t>
+        <w:rPr>
+          <w:sz w:val="20"/>
+        </w:rPr>
+      </w:pPr>
+      <w:r>
+        <w:rPr>
+          <w:rStyle w:val="Strong"/>
+          <w:sz w:val="20"/>
+        </w:rPr>
+        <w:t>AWS Certified Developer – Associate</w:t>
+      </w:r>
+      <w:r>
+        <w:rPr>
+          <w:sz w:val="20"/>
+        </w:rPr>
+        <w:t xml:space="preserve"> — 2024</w:t>
+      </w:r>
+      <w:r>
+        <w:rPr>
+          <w:sz w:val="20"/>
+        </w:rPr>
+        <w:br/>
+        <w:t xml:space="preserve">Validated hands-on capability in building, deploying, and troubleshooting secure application workloads on </w:t>
+      </w:r>
+      <w:r>
+        <w:rPr>
+          <w:rStyle w:val="Strong"/>
+          <w:sz w:val="20"/>
+        </w:rPr>
+        <w:t>AWS</w:t>
+      </w:r>
+      <w:r>
+        <w:rPr>
+          <w:sz w:val="20"/>
+        </w:rPr>
+        <w:t xml:space="preserve"> using modern development and integration practices.</w:t>
       </w:r>
     </w:p>
     <w:p>
@@ -4730,66 +4404,44 @@
         <w:pStyle w:val="NormalWeb"/>
         <w:numPr>
           <w:ilvl w:val="0"/>
-          <w:numId w:val="24"/>
+          <w:numId w:val="31"/>
         </w:numPr>
-        <w:spacing w:before="0" w:beforeAutospacing="0" w:after="0" w:afterAutospacing="0"/>
-        <w:jc w:val="both"/>
-        <w:rPr>
-          <w:rFonts w:ascii="Arial" w:hAnsi="Arial" w:cs="Arial"/>
-          <w:sz w:val="18"/>
-        </w:rPr>
-      </w:pPr>
-      <w:r>
-        <w:rPr>
-          <w:rFonts w:ascii="Arial" w:hAnsi="Arial" w:cs="Arial"/>
-          <w:sz w:val="18"/>
-        </w:rPr>
-        <w:t xml:space="preserve">Implemented correlation IDs across </w:t>
-      </w:r>
-      <w:r>
-        <w:rPr>
-          <w:rStyle w:val="Strong"/>
-          <w:rFonts w:ascii="Arial" w:hAnsi="Arial" w:cs="Arial"/>
-          <w:sz w:val="18"/>
-        </w:rPr>
-        <w:t>Vue.js → Node.js → downstream services</w:t>
-      </w:r>
-      <w:r>
-        <w:rPr>
-          <w:rFonts w:ascii="Arial" w:hAnsi="Arial" w:cs="Arial"/>
-          <w:sz w:val="18"/>
-        </w:rPr>
-        <w:t xml:space="preserve">, plus </w:t>
-      </w:r>
-      <w:r>
-        <w:rPr>
-          <w:rStyle w:val="Strong"/>
-          <w:rFonts w:ascii="Arial" w:hAnsi="Arial" w:cs="Arial"/>
-          <w:sz w:val="18"/>
-        </w:rPr>
-        <w:t>structured logging</w:t>
-      </w:r>
-      <w:r>
-        <w:rPr>
-          <w:rFonts w:ascii="Arial" w:hAnsi="Arial" w:cs="Arial"/>
-          <w:sz w:val="18"/>
-        </w:rPr>
-        <w:t xml:space="preserve"> and </w:t>
-      </w:r>
-      <w:r>
-        <w:rPr>
-          <w:rStyle w:val="Strong"/>
-          <w:rFonts w:ascii="Arial" w:hAnsi="Arial" w:cs="Arial"/>
-          <w:sz w:val="18"/>
-        </w:rPr>
-        <w:t>audit logging</w:t>
-      </w:r>
-      <w:r>
-        <w:rPr>
-          <w:rFonts w:ascii="Arial" w:hAnsi="Arial" w:cs="Arial"/>
-          <w:sz w:val="18"/>
-        </w:rPr>
-        <w:t>, reducing mean time to isolate failures during incidents.</w:t>
+        <w:rPr>
+          <w:sz w:val="20"/>
+        </w:rPr>
+      </w:pPr>
+      <w:r>
+        <w:rPr>
+          <w:rStyle w:val="Strong"/>
+          <w:sz w:val="20"/>
+        </w:rPr>
+        <w:t>Microsoft Certified: Azure Developer Associate</w:t>
+      </w:r>
+      <w:r>
+        <w:rPr>
+          <w:sz w:val="20"/>
+        </w:rPr>
+        <w:t xml:space="preserve"> — 2023</w:t>
+      </w:r>
+      <w:r>
+        <w:rPr>
+          <w:sz w:val="20"/>
+        </w:rPr>
+        <w:br/>
+        <w:t xml:space="preserve">Demonstrated practical understanding of cloud application development, deployment pipelines, identity integration, and service-based design patterns in </w:t>
+      </w:r>
+      <w:r>
+        <w:rPr>
+          <w:rStyle w:val="Strong"/>
+          <w:sz w:val="20"/>
+        </w:rPr>
+        <w:t>Azure</w:t>
+      </w:r>
+      <w:r>
+        <w:rPr>
+          <w:sz w:val="20"/>
+        </w:rPr>
+        <w:t xml:space="preserve"> environments.</w:t>
       </w:r>
     </w:p>
     <w:p>
@@ -4797,358 +4449,87 @@
         <w:pStyle w:val="NormalWeb"/>
         <w:numPr>
           <w:ilvl w:val="0"/>
-          <w:numId w:val="24"/>
+          <w:numId w:val="31"/>
         </w:numPr>
-        <w:spacing w:before="0" w:beforeAutospacing="0" w:after="0" w:afterAutospacing="0"/>
-        <w:jc w:val="both"/>
-        <w:rPr>
-          <w:rFonts w:ascii="Arial" w:hAnsi="Arial" w:cs="Arial"/>
-          <w:sz w:val="18"/>
-        </w:rPr>
-      </w:pPr>
-      <w:r>
-        <w:rPr>
-          <w:rFonts w:ascii="Arial" w:hAnsi="Arial" w:cs="Arial"/>
-          <w:sz w:val="18"/>
-        </w:rPr>
-        <w:t xml:space="preserve">Added SLO-driven alerting using </w:t>
-      </w:r>
-      <w:r>
-        <w:rPr>
-          <w:rStyle w:val="Strong"/>
-          <w:rFonts w:ascii="Arial" w:hAnsi="Arial" w:cs="Arial"/>
-          <w:sz w:val="18"/>
-        </w:rPr>
-        <w:t>Prometheus</w:t>
-      </w:r>
-      <w:r>
-        <w:rPr>
-          <w:rFonts w:ascii="Arial" w:hAnsi="Arial" w:cs="Arial"/>
-          <w:sz w:val="18"/>
-        </w:rPr>
-        <w:t xml:space="preserve"> signals and </w:t>
+      </w:pPr>
+      <w:r>
+        <w:rPr>
+          <w:rStyle w:val="Strong"/>
+          <w:sz w:val="20"/>
+        </w:rPr>
+        <w:t xml:space="preserve">Certified </w:t>
       </w:r>
       <w:proofErr w:type="spellStart"/>
       <w:r>
         <w:rPr>
           <w:rStyle w:val="Strong"/>
-          <w:rFonts w:ascii="Arial" w:hAnsi="Arial" w:cs="Arial"/>
-          <w:sz w:val="18"/>
-        </w:rPr>
-        <w:t>CloudWatch</w:t>
+          <w:sz w:val="20"/>
+        </w:rPr>
+        <w:t>Kubernetes</w:t>
       </w:r>
       <w:proofErr w:type="spellEnd"/>
       <w:r>
         <w:rPr>
-          <w:rFonts w:ascii="Arial" w:hAnsi="Arial" w:cs="Arial"/>
-          <w:sz w:val="18"/>
-        </w:rPr>
-        <w:t xml:space="preserve"> alarms, tying alerts to </w:t>
+          <w:rStyle w:val="Strong"/>
+          <w:sz w:val="20"/>
+        </w:rPr>
+        <w:t xml:space="preserve"> Application Developer (CKAD)</w:t>
+      </w:r>
+      <w:r>
+        <w:rPr>
+          <w:sz w:val="20"/>
+        </w:rPr>
+        <w:t xml:space="preserve"> — 2022</w:t>
+      </w:r>
+      <w:r>
+        <w:rPr>
+          <w:sz w:val="20"/>
+        </w:rPr>
+        <w:br/>
+      </w:r>
+      <w:proofErr w:type="gramStart"/>
+      <w:r>
+        <w:rPr>
+          <w:sz w:val="20"/>
+        </w:rPr>
+        <w:t>Confirmed</w:t>
+      </w:r>
+      <w:proofErr w:type="gramEnd"/>
+      <w:r>
+        <w:rPr>
+          <w:sz w:val="20"/>
+        </w:rPr>
+        <w:t xml:space="preserve"> strong skills in containerized application design, deployment behavior, </w:t>
       </w:r>
       <w:proofErr w:type="spellStart"/>
       <w:r>
         <w:rPr>
-          <w:rFonts w:ascii="Arial" w:hAnsi="Arial" w:cs="Arial"/>
-          <w:sz w:val="18"/>
-        </w:rPr>
-        <w:t>runbooks</w:t>
+          <w:sz w:val="20"/>
+        </w:rPr>
+        <w:t>observability</w:t>
       </w:r>
       <w:proofErr w:type="spellEnd"/>
       <w:r>
         <w:rPr>
-          <w:rFonts w:ascii="Arial" w:hAnsi="Arial" w:cs="Arial"/>
-          <w:sz w:val="18"/>
-        </w:rPr>
-        <w:t xml:space="preserve"> to cut noisy pages and improve on-call outcomes.</w:t>
-      </w:r>
-    </w:p>
-    <w:p>
-      <w:pPr>
-        <w:pStyle w:val="Heading3"/>
-        <w:jc w:val="both"/>
-        <w:rPr>
-          <w:rFonts w:ascii="Arial" w:hAnsi="Arial" w:cs="Arial"/>
-          <w:color w:val="auto"/>
-          <w:sz w:val="18"/>
-        </w:rPr>
-      </w:pPr>
-      <w:r>
-        <w:rPr>
-          <w:rStyle w:val="Strong"/>
-          <w:rFonts w:ascii="Arial" w:hAnsi="Arial" w:cs="Arial"/>
-          <w:bCs w:val="0"/>
-          <w:color w:val="auto"/>
-          <w:sz w:val="18"/>
-        </w:rPr>
-        <w:t>Event-Driven Background Processing for Data Sync &amp; Reporting</w:t>
-      </w:r>
-    </w:p>
-    <w:p>
-      <w:pPr>
-        <w:pStyle w:val="NormalWeb"/>
-        <w:numPr>
-          <w:ilvl w:val="0"/>
-          <w:numId w:val="25"/>
-        </w:numPr>
-        <w:spacing w:before="0" w:beforeAutospacing="0" w:after="0" w:afterAutospacing="0"/>
-        <w:jc w:val="both"/>
-        <w:rPr>
-          <w:rFonts w:ascii="Arial" w:hAnsi="Arial" w:cs="Arial"/>
-          <w:sz w:val="18"/>
-        </w:rPr>
-      </w:pPr>
-      <w:r>
-        <w:rPr>
-          <w:rFonts w:ascii="Arial" w:hAnsi="Arial" w:cs="Arial"/>
-          <w:sz w:val="18"/>
-        </w:rPr>
-        <w:t xml:space="preserve">Designed </w:t>
+          <w:sz w:val="20"/>
+        </w:rPr>
+        <w:t xml:space="preserve">, configuration management, and day-to-day workload operation in </w:t>
       </w:r>
       <w:proofErr w:type="spellStart"/>
       <w:r>
         <w:rPr>
-          <w:rFonts w:ascii="Arial" w:hAnsi="Arial" w:cs="Arial"/>
-          <w:sz w:val="18"/>
-        </w:rPr>
-        <w:t>async</w:t>
+          <w:rStyle w:val="Strong"/>
+          <w:sz w:val="20"/>
+        </w:rPr>
+        <w:t>Kubernetes</w:t>
       </w:r>
       <w:proofErr w:type="spellEnd"/>
       <w:r>
         <w:rPr>
-          <w:rFonts w:ascii="Arial" w:hAnsi="Arial" w:cs="Arial"/>
-          <w:sz w:val="18"/>
-        </w:rPr>
-        <w:t xml:space="preserve"> pipelines using </w:t>
-      </w:r>
-      <w:r>
-        <w:rPr>
-          <w:rStyle w:val="Strong"/>
-          <w:rFonts w:ascii="Arial" w:hAnsi="Arial" w:cs="Arial"/>
-          <w:sz w:val="18"/>
-        </w:rPr>
-        <w:t>AWS SQS/SNS</w:t>
-      </w:r>
-      <w:r>
-        <w:rPr>
-          <w:rFonts w:ascii="Arial" w:hAnsi="Arial" w:cs="Arial"/>
-          <w:sz w:val="18"/>
-        </w:rPr>
-        <w:t xml:space="preserve"> with optional fan-out via </w:t>
-      </w:r>
-      <w:r>
-        <w:rPr>
-          <w:rStyle w:val="Strong"/>
-          <w:rFonts w:ascii="Arial" w:hAnsi="Arial" w:cs="Arial"/>
-          <w:sz w:val="18"/>
-        </w:rPr>
-        <w:t>Kafka</w:t>
-      </w:r>
-      <w:r>
-        <w:rPr>
-          <w:rFonts w:ascii="Arial" w:hAnsi="Arial" w:cs="Arial"/>
-          <w:sz w:val="18"/>
-        </w:rPr>
-        <w:t xml:space="preserve"> and </w:t>
-      </w:r>
-      <w:proofErr w:type="spellStart"/>
-      <w:r>
-        <w:rPr>
-          <w:rStyle w:val="Strong"/>
-          <w:rFonts w:ascii="Arial" w:hAnsi="Arial" w:cs="Arial"/>
-          <w:sz w:val="18"/>
-        </w:rPr>
-        <w:t>RabbitMQ</w:t>
-      </w:r>
-      <w:proofErr w:type="spellEnd"/>
-      <w:r>
-        <w:rPr>
-          <w:rFonts w:ascii="Arial" w:hAnsi="Arial" w:cs="Arial"/>
-          <w:sz w:val="18"/>
-        </w:rPr>
-        <w:t xml:space="preserve">, persisting results into </w:t>
-      </w:r>
-      <w:proofErr w:type="spellStart"/>
-      <w:r>
-        <w:rPr>
-          <w:rStyle w:val="Strong"/>
-          <w:rFonts w:ascii="Arial" w:hAnsi="Arial" w:cs="Arial"/>
-          <w:sz w:val="18"/>
-        </w:rPr>
-        <w:t>PostgreSQL</w:t>
-      </w:r>
-      <w:proofErr w:type="spellEnd"/>
-      <w:r>
-        <w:rPr>
-          <w:rFonts w:ascii="Arial" w:hAnsi="Arial" w:cs="Arial"/>
-          <w:sz w:val="18"/>
-        </w:rPr>
-        <w:t xml:space="preserve"> and </w:t>
-      </w:r>
-      <w:proofErr w:type="spellStart"/>
-      <w:r>
-        <w:rPr>
-          <w:rStyle w:val="Strong"/>
-          <w:rFonts w:ascii="Arial" w:hAnsi="Arial" w:cs="Arial"/>
-          <w:sz w:val="18"/>
-        </w:rPr>
-        <w:t>DynamoDB</w:t>
-      </w:r>
-      <w:proofErr w:type="spellEnd"/>
-      <w:r>
-        <w:rPr>
-          <w:rFonts w:ascii="Arial" w:hAnsi="Arial" w:cs="Arial"/>
-          <w:sz w:val="18"/>
-        </w:rPr>
-        <w:t xml:space="preserve"> with DLQs and replay-safe consumers.</w:t>
-      </w:r>
-    </w:p>
-    <w:p>
-      <w:pPr>
-        <w:pStyle w:val="NormalWeb"/>
-        <w:numPr>
-          <w:ilvl w:val="0"/>
-          <w:numId w:val="25"/>
-        </w:numPr>
-        <w:spacing w:before="0" w:beforeAutospacing="0" w:after="0" w:afterAutospacing="0"/>
-        <w:jc w:val="both"/>
-        <w:rPr>
-          <w:rFonts w:ascii="Arial" w:hAnsi="Arial" w:cs="Arial"/>
-          <w:sz w:val="18"/>
-        </w:rPr>
-      </w:pPr>
-      <w:r>
-        <w:rPr>
-          <w:rFonts w:ascii="Arial" w:hAnsi="Arial" w:cs="Arial"/>
-          <w:sz w:val="18"/>
-        </w:rPr>
-        <w:t xml:space="preserve">Implemented data exploration and operational search by indexing into </w:t>
-      </w:r>
-      <w:proofErr w:type="spellStart"/>
-      <w:r>
-        <w:rPr>
-          <w:rStyle w:val="Strong"/>
-          <w:rFonts w:ascii="Arial" w:hAnsi="Arial" w:cs="Arial"/>
-          <w:sz w:val="18"/>
-        </w:rPr>
-        <w:t>Elasticsearch</w:t>
-      </w:r>
-      <w:proofErr w:type="spellEnd"/>
-      <w:r>
-        <w:rPr>
-          <w:rFonts w:ascii="Arial" w:hAnsi="Arial" w:cs="Arial"/>
-          <w:sz w:val="18"/>
-        </w:rPr>
-        <w:t xml:space="preserve"> and </w:t>
-      </w:r>
-      <w:r>
-        <w:rPr>
-          <w:rStyle w:val="Strong"/>
-          <w:rFonts w:ascii="Arial" w:hAnsi="Arial" w:cs="Arial"/>
-          <w:sz w:val="18"/>
-        </w:rPr>
-        <w:t>OpenSearch</w:t>
-      </w:r>
-      <w:r>
-        <w:rPr>
-          <w:rFonts w:ascii="Arial" w:hAnsi="Arial" w:cs="Arial"/>
-          <w:sz w:val="18"/>
-        </w:rPr>
-        <w:t>, supporting rapid investigations without hammering transactional stores.</w:t>
-      </w:r>
-    </w:p>
-    <w:p>
-      <w:pPr>
-        <w:pStyle w:val="NormalWeb"/>
-        <w:numPr>
-          <w:ilvl w:val="0"/>
-          <w:numId w:val="25"/>
-        </w:numPr>
-        <w:spacing w:before="0" w:beforeAutospacing="0" w:after="0" w:afterAutospacing="0"/>
-        <w:jc w:val="both"/>
-        <w:rPr>
-          <w:rFonts w:ascii="Arial" w:hAnsi="Arial" w:cs="Arial"/>
-          <w:sz w:val="18"/>
-        </w:rPr>
-      </w:pPr>
-      <w:r>
-        <w:rPr>
-          <w:rFonts w:ascii="Arial" w:hAnsi="Arial" w:cs="Arial"/>
-          <w:sz w:val="18"/>
-        </w:rPr>
-        <w:t xml:space="preserve">Enforced release safety with </w:t>
-      </w:r>
-      <w:r>
-        <w:rPr>
-          <w:rStyle w:val="Strong"/>
-          <w:rFonts w:ascii="Arial" w:hAnsi="Arial" w:cs="Arial"/>
-          <w:sz w:val="18"/>
-        </w:rPr>
-        <w:t>Pact-style contract tests</w:t>
-      </w:r>
-      <w:r>
-        <w:rPr>
-          <w:rFonts w:ascii="Arial" w:hAnsi="Arial" w:cs="Arial"/>
-          <w:sz w:val="18"/>
-        </w:rPr>
-        <w:t xml:space="preserve">, service tests using </w:t>
-      </w:r>
-      <w:r>
-        <w:rPr>
-          <w:rStyle w:val="Strong"/>
-          <w:rFonts w:ascii="Arial" w:hAnsi="Arial" w:cs="Arial"/>
-          <w:sz w:val="18"/>
-        </w:rPr>
-        <w:t>Jest/Mocha/Chai</w:t>
-      </w:r>
-      <w:r>
-        <w:rPr>
-          <w:rFonts w:ascii="Arial" w:hAnsi="Arial" w:cs="Arial"/>
-          <w:sz w:val="18"/>
-        </w:rPr>
-        <w:t xml:space="preserve">, and UI verification with </w:t>
-      </w:r>
-      <w:r>
-        <w:rPr>
-          <w:rStyle w:val="Strong"/>
-          <w:rFonts w:ascii="Arial" w:hAnsi="Arial" w:cs="Arial"/>
-          <w:sz w:val="18"/>
-        </w:rPr>
-        <w:t>Cypress/Playwright</w:t>
-      </w:r>
-      <w:r>
-        <w:rPr>
-          <w:rFonts w:ascii="Arial" w:hAnsi="Arial" w:cs="Arial"/>
-          <w:sz w:val="18"/>
-        </w:rPr>
-        <w:t xml:space="preserve">, all gated through </w:t>
-      </w:r>
-      <w:proofErr w:type="spellStart"/>
-      <w:r>
-        <w:rPr>
-          <w:rStyle w:val="Strong"/>
-          <w:rFonts w:ascii="Arial" w:hAnsi="Arial" w:cs="Arial"/>
-          <w:sz w:val="18"/>
-        </w:rPr>
-        <w:t>GitHub</w:t>
-      </w:r>
-      <w:proofErr w:type="spellEnd"/>
-      <w:r>
-        <w:rPr>
-          <w:rStyle w:val="Strong"/>
-          <w:rFonts w:ascii="Arial" w:hAnsi="Arial" w:cs="Arial"/>
-          <w:sz w:val="18"/>
-        </w:rPr>
-        <w:t xml:space="preserve"> Actions/Jenkins</w:t>
-      </w:r>
-      <w:r>
-        <w:rPr>
-          <w:rFonts w:ascii="Arial" w:hAnsi="Arial" w:cs="Arial"/>
-          <w:sz w:val="18"/>
-        </w:rPr>
-        <w:t xml:space="preserve"> CI/CD.</w:t>
-      </w:r>
-      <w:bookmarkStart w:id="0" w:name="_GoBack"/>
-      <w:bookmarkEnd w:id="0"/>
+          <w:sz w:val="20"/>
+        </w:rPr>
+        <w:t>.</w:t>
+      </w:r>
     </w:p>
     <w:sectPr>
       <w:pgSz w:w="11906" w:h="16838"/>
@@ -6413,6 +5794,120 @@
     </w:lvl>
   </w:abstractNum>
   <w:abstractNum w:abstractNumId="10">
+    <w:nsid w:val="2E996D84"/>
+    <w:multiLevelType w:val="hybridMultilevel"/>
+    <w:tmpl w:val="0D4800A6"/>
+    <w:lvl w:ilvl="0" w:tplc="4DD2C1F0">
+      <w:start w:val="1"/>
+      <w:numFmt w:val="bullet"/>
+      <w:lvlText w:val="-"/>
+      <w:lvlJc w:val="left"/>
+      <w:pPr>
+        <w:ind w:left="360" w:hanging="360"/>
+      </w:pPr>
+      <w:rPr>
+        <w:rFonts w:ascii="Tw Cen MT" w:hAnsi="Tw Cen MT" w:hint="default"/>
+        <w:sz w:val="20"/>
+      </w:rPr>
+    </w:lvl>
+    <w:lvl w:ilvl="1" w:tplc="04090003" w:tentative="1">
+      <w:start w:val="1"/>
+      <w:numFmt w:val="bullet"/>
+      <w:lvlText w:val="o"/>
+      <w:lvlJc w:val="left"/>
+      <w:pPr>
+        <w:ind w:left="1080" w:hanging="360"/>
+      </w:pPr>
+      <w:rPr>
+        <w:rFonts w:ascii="Courier New" w:hAnsi="Courier New" w:cs="Courier New" w:hint="default"/>
+      </w:rPr>
+    </w:lvl>
+    <w:lvl w:ilvl="2" w:tplc="04090005" w:tentative="1">
+      <w:start w:val="1"/>
+      <w:numFmt w:val="bullet"/>
+      <w:lvlText w:val=""/>
+      <w:lvlJc w:val="left"/>
+      <w:pPr>
+        <w:ind w:left="1800" w:hanging="360"/>
+      </w:pPr>
+      <w:rPr>
+        <w:rFonts w:ascii="Wingdings" w:hAnsi="Wingdings" w:hint="default"/>
+      </w:rPr>
+    </w:lvl>
+    <w:lvl w:ilvl="3" w:tplc="04090001" w:tentative="1">
+      <w:start w:val="1"/>
+      <w:numFmt w:val="bullet"/>
+      <w:lvlText w:val=""/>
+      <w:lvlJc w:val="left"/>
+      <w:pPr>
+        <w:ind w:left="2520" w:hanging="360"/>
+      </w:pPr>
+      <w:rPr>
+        <w:rFonts w:ascii="Symbol" w:hAnsi="Symbol" w:hint="default"/>
+      </w:rPr>
+    </w:lvl>
+    <w:lvl w:ilvl="4" w:tplc="04090003" w:tentative="1">
+      <w:start w:val="1"/>
+      <w:numFmt w:val="bullet"/>
+      <w:lvlText w:val="o"/>
+      <w:lvlJc w:val="left"/>
+      <w:pPr>
+        <w:ind w:left="3240" w:hanging="360"/>
+      </w:pPr>
+      <w:rPr>
+        <w:rFonts w:ascii="Courier New" w:hAnsi="Courier New" w:cs="Courier New" w:hint="default"/>
+      </w:rPr>
+    </w:lvl>
+    <w:lvl w:ilvl="5" w:tplc="04090005" w:tentative="1">
+      <w:start w:val="1"/>
+      <w:numFmt w:val="bullet"/>
+      <w:lvlText w:val=""/>
+      <w:lvlJc w:val="left"/>
+      <w:pPr>
+        <w:ind w:left="3960" w:hanging="360"/>
+      </w:pPr>
+      <w:rPr>
+        <w:rFonts w:ascii="Wingdings" w:hAnsi="Wingdings" w:hint="default"/>
+      </w:rPr>
+    </w:lvl>
+    <w:lvl w:ilvl="6" w:tplc="04090001" w:tentative="1">
+      <w:start w:val="1"/>
+      <w:numFmt w:val="bullet"/>
+      <w:lvlText w:val=""/>
+      <w:lvlJc w:val="left"/>
+      <w:pPr>
+        <w:ind w:left="4680" w:hanging="360"/>
+      </w:pPr>
+      <w:rPr>
+        <w:rFonts w:ascii="Symbol" w:hAnsi="Symbol" w:hint="default"/>
+      </w:rPr>
+    </w:lvl>
+    <w:lvl w:ilvl="7" w:tplc="04090003" w:tentative="1">
+      <w:start w:val="1"/>
+      <w:numFmt w:val="bullet"/>
+      <w:lvlText w:val="o"/>
+      <w:lvlJc w:val="left"/>
+      <w:pPr>
+        <w:ind w:left="5400" w:hanging="360"/>
+      </w:pPr>
+      <w:rPr>
+        <w:rFonts w:ascii="Courier New" w:hAnsi="Courier New" w:cs="Courier New" w:hint="default"/>
+      </w:rPr>
+    </w:lvl>
+    <w:lvl w:ilvl="8" w:tplc="04090005" w:tentative="1">
+      <w:start w:val="1"/>
+      <w:numFmt w:val="bullet"/>
+      <w:lvlText w:val=""/>
+      <w:lvlJc w:val="left"/>
+      <w:pPr>
+        <w:ind w:left="6120" w:hanging="360"/>
+      </w:pPr>
+      <w:rPr>
+        <w:rFonts w:ascii="Wingdings" w:hAnsi="Wingdings" w:hint="default"/>
+      </w:rPr>
+    </w:lvl>
+  </w:abstractNum>
+  <w:abstractNum w:abstractNumId="11">
     <w:nsid w:val="334777AF"/>
     <w:multiLevelType w:val="hybridMultilevel"/>
     <w:tmpl w:val="A17CC1A6"/>
@@ -6525,7 +6020,7 @@
       </w:rPr>
     </w:lvl>
   </w:abstractNum>
-  <w:abstractNum w:abstractNumId="11">
+  <w:abstractNum w:abstractNumId="12">
     <w:nsid w:val="37921EE2"/>
     <w:multiLevelType w:val="hybridMultilevel"/>
     <w:tmpl w:val="BF7A2574"/>
@@ -6638,7 +6133,7 @@
       </w:rPr>
     </w:lvl>
   </w:abstractNum>
-  <w:abstractNum w:abstractNumId="12">
+  <w:abstractNum w:abstractNumId="13">
     <w:nsid w:val="40745A8C"/>
     <w:multiLevelType w:val="multilevel"/>
     <w:tmpl w:val="EB3CEF12"/>
@@ -6787,7 +6282,7 @@
       </w:rPr>
     </w:lvl>
   </w:abstractNum>
-  <w:abstractNum w:abstractNumId="13">
+  <w:abstractNum w:abstractNumId="14">
     <w:nsid w:val="4154681F"/>
     <w:multiLevelType w:val="hybridMultilevel"/>
     <w:tmpl w:val="61F0BC8C"/>
@@ -6900,7 +6395,349 @@
       </w:rPr>
     </w:lvl>
   </w:abstractNum>
-  <w:abstractNum w:abstractNumId="14">
+  <w:abstractNum w:abstractNumId="15">
+    <w:nsid w:val="422B3E67"/>
+    <w:multiLevelType w:val="hybridMultilevel"/>
+    <w:tmpl w:val="6456AC5C"/>
+    <w:lvl w:ilvl="0" w:tplc="3E6E6F98">
+      <w:start w:val="1"/>
+      <w:numFmt w:val="bullet"/>
+      <w:lvlText w:val="-"/>
+      <w:lvlJc w:val="left"/>
+      <w:pPr>
+        <w:ind w:left="360" w:hanging="360"/>
+      </w:pPr>
+      <w:rPr>
+        <w:rFonts w:ascii="Tw Cen MT" w:hAnsi="Tw Cen MT" w:hint="default"/>
+        <w:sz w:val="20"/>
+      </w:rPr>
+    </w:lvl>
+    <w:lvl w:ilvl="1" w:tplc="04090003" w:tentative="1">
+      <w:start w:val="1"/>
+      <w:numFmt w:val="bullet"/>
+      <w:lvlText w:val="o"/>
+      <w:lvlJc w:val="left"/>
+      <w:pPr>
+        <w:ind w:left="1440" w:hanging="360"/>
+      </w:pPr>
+      <w:rPr>
+        <w:rFonts w:ascii="Courier New" w:hAnsi="Courier New" w:cs="Courier New" w:hint="default"/>
+      </w:rPr>
+    </w:lvl>
+    <w:lvl w:ilvl="2" w:tplc="04090005" w:tentative="1">
+      <w:start w:val="1"/>
+      <w:numFmt w:val="bullet"/>
+      <w:lvlText w:val=""/>
+      <w:lvlJc w:val="left"/>
+      <w:pPr>
+        <w:ind w:left="2160" w:hanging="360"/>
+      </w:pPr>
+      <w:rPr>
+        <w:rFonts w:ascii="Wingdings" w:hAnsi="Wingdings" w:hint="default"/>
+      </w:rPr>
+    </w:lvl>
+    <w:lvl w:ilvl="3" w:tplc="04090001" w:tentative="1">
+      <w:start w:val="1"/>
+      <w:numFmt w:val="bullet"/>
+      <w:lvlText w:val=""/>
+      <w:lvlJc w:val="left"/>
+      <w:pPr>
+        <w:ind w:left="2880" w:hanging="360"/>
+      </w:pPr>
+      <w:rPr>
+        <w:rFonts w:ascii="Symbol" w:hAnsi="Symbol" w:hint="default"/>
+      </w:rPr>
+    </w:lvl>
+    <w:lvl w:ilvl="4" w:tplc="04090003" w:tentative="1">
+      <w:start w:val="1"/>
+      <w:numFmt w:val="bullet"/>
+      <w:lvlText w:val="o"/>
+      <w:lvlJc w:val="left"/>
+      <w:pPr>
+        <w:ind w:left="3600" w:hanging="360"/>
+      </w:pPr>
+      <w:rPr>
+        <w:rFonts w:ascii="Courier New" w:hAnsi="Courier New" w:cs="Courier New" w:hint="default"/>
+      </w:rPr>
+    </w:lvl>
+    <w:lvl w:ilvl="5" w:tplc="04090005" w:tentative="1">
+      <w:start w:val="1"/>
+      <w:numFmt w:val="bullet"/>
+      <w:lvlText w:val=""/>
+      <w:lvlJc w:val="left"/>
+      <w:pPr>
+        <w:ind w:left="4320" w:hanging="360"/>
+      </w:pPr>
+      <w:rPr>
+        <w:rFonts w:ascii="Wingdings" w:hAnsi="Wingdings" w:hint="default"/>
+      </w:rPr>
+    </w:lvl>
+    <w:lvl w:ilvl="6" w:tplc="04090001" w:tentative="1">
+      <w:start w:val="1"/>
+      <w:numFmt w:val="bullet"/>
+      <w:lvlText w:val=""/>
+      <w:lvlJc w:val="left"/>
+      <w:pPr>
+        <w:ind w:left="5040" w:hanging="360"/>
+      </w:pPr>
+      <w:rPr>
+        <w:rFonts w:ascii="Symbol" w:hAnsi="Symbol" w:hint="default"/>
+      </w:rPr>
+    </w:lvl>
+    <w:lvl w:ilvl="7" w:tplc="04090003" w:tentative="1">
+      <w:start w:val="1"/>
+      <w:numFmt w:val="bullet"/>
+      <w:lvlText w:val="o"/>
+      <w:lvlJc w:val="left"/>
+      <w:pPr>
+        <w:ind w:left="5760" w:hanging="360"/>
+      </w:pPr>
+      <w:rPr>
+        <w:rFonts w:ascii="Courier New" w:hAnsi="Courier New" w:cs="Courier New" w:hint="default"/>
+      </w:rPr>
+    </w:lvl>
+    <w:lvl w:ilvl="8" w:tplc="04090005" w:tentative="1">
+      <w:start w:val="1"/>
+      <w:numFmt w:val="bullet"/>
+      <w:lvlText w:val=""/>
+      <w:lvlJc w:val="left"/>
+      <w:pPr>
+        <w:ind w:left="6480" w:hanging="360"/>
+      </w:pPr>
+      <w:rPr>
+        <w:rFonts w:ascii="Wingdings" w:hAnsi="Wingdings" w:hint="default"/>
+      </w:rPr>
+    </w:lvl>
+  </w:abstractNum>
+  <w:abstractNum w:abstractNumId="16">
+    <w:nsid w:val="45602E8F"/>
+    <w:multiLevelType w:val="hybridMultilevel"/>
+    <w:tmpl w:val="AE186BAA"/>
+    <w:lvl w:ilvl="0" w:tplc="3E6E6F98">
+      <w:start w:val="1"/>
+      <w:numFmt w:val="bullet"/>
+      <w:lvlText w:val="-"/>
+      <w:lvlJc w:val="left"/>
+      <w:pPr>
+        <w:ind w:left="360" w:hanging="360"/>
+      </w:pPr>
+      <w:rPr>
+        <w:rFonts w:ascii="Tw Cen MT" w:hAnsi="Tw Cen MT" w:hint="default"/>
+        <w:sz w:val="20"/>
+      </w:rPr>
+    </w:lvl>
+    <w:lvl w:ilvl="1" w:tplc="04090003" w:tentative="1">
+      <w:start w:val="1"/>
+      <w:numFmt w:val="bullet"/>
+      <w:lvlText w:val="o"/>
+      <w:lvlJc w:val="left"/>
+      <w:pPr>
+        <w:ind w:left="1080" w:hanging="360"/>
+      </w:pPr>
+      <w:rPr>
+        <w:rFonts w:ascii="Courier New" w:hAnsi="Courier New" w:cs="Courier New" w:hint="default"/>
+      </w:rPr>
+    </w:lvl>
+    <w:lvl w:ilvl="2" w:tplc="04090005" w:tentative="1">
+      <w:start w:val="1"/>
+      <w:numFmt w:val="bullet"/>
+      <w:lvlText w:val=""/>
+      <w:lvlJc w:val="left"/>
+      <w:pPr>
+        <w:ind w:left="1800" w:hanging="360"/>
+      </w:pPr>
+      <w:rPr>
+        <w:rFonts w:ascii="Wingdings" w:hAnsi="Wingdings" w:hint="default"/>
+      </w:rPr>
+    </w:lvl>
+    <w:lvl w:ilvl="3" w:tplc="04090001" w:tentative="1">
+      <w:start w:val="1"/>
+      <w:numFmt w:val="bullet"/>
+      <w:lvlText w:val=""/>
+      <w:lvlJc w:val="left"/>
+      <w:pPr>
+        <w:ind w:left="2520" w:hanging="360"/>
+      </w:pPr>
+      <w:rPr>
+        <w:rFonts w:ascii="Symbol" w:hAnsi="Symbol" w:hint="default"/>
+      </w:rPr>
+    </w:lvl>
+    <w:lvl w:ilvl="4" w:tplc="04090003" w:tentative="1">
+      <w:start w:val="1"/>
+      <w:numFmt w:val="bullet"/>
+      <w:lvlText w:val="o"/>
+      <w:lvlJc w:val="left"/>
+      <w:pPr>
+        <w:ind w:left="3240" w:hanging="360"/>
+      </w:pPr>
+      <w:rPr>
+        <w:rFonts w:ascii="Courier New" w:hAnsi="Courier New" w:cs="Courier New" w:hint="default"/>
+      </w:rPr>
+    </w:lvl>
+    <w:lvl w:ilvl="5" w:tplc="04090005" w:tentative="1">
+      <w:start w:val="1"/>
+      <w:numFmt w:val="bullet"/>
+      <w:lvlText w:val=""/>
+      <w:lvlJc w:val="left"/>
+      <w:pPr>
+        <w:ind w:left="3960" w:hanging="360"/>
+      </w:pPr>
+      <w:rPr>
+        <w:rFonts w:ascii="Wingdings" w:hAnsi="Wingdings" w:hint="default"/>
+      </w:rPr>
+    </w:lvl>
+    <w:lvl w:ilvl="6" w:tplc="04090001" w:tentative="1">
+      <w:start w:val="1"/>
+      <w:numFmt w:val="bullet"/>
+      <w:lvlText w:val=""/>
+      <w:lvlJc w:val="left"/>
+      <w:pPr>
+        <w:ind w:left="4680" w:hanging="360"/>
+      </w:pPr>
+      <w:rPr>
+        <w:rFonts w:ascii="Symbol" w:hAnsi="Symbol" w:hint="default"/>
+      </w:rPr>
+    </w:lvl>
+    <w:lvl w:ilvl="7" w:tplc="04090003" w:tentative="1">
+      <w:start w:val="1"/>
+      <w:numFmt w:val="bullet"/>
+      <w:lvlText w:val="o"/>
+      <w:lvlJc w:val="left"/>
+      <w:pPr>
+        <w:ind w:left="5400" w:hanging="360"/>
+      </w:pPr>
+      <w:rPr>
+        <w:rFonts w:ascii="Courier New" w:hAnsi="Courier New" w:cs="Courier New" w:hint="default"/>
+      </w:rPr>
+    </w:lvl>
+    <w:lvl w:ilvl="8" w:tplc="04090005" w:tentative="1">
+      <w:start w:val="1"/>
+      <w:numFmt w:val="bullet"/>
+      <w:lvlText w:val=""/>
+      <w:lvlJc w:val="left"/>
+      <w:pPr>
+        <w:ind w:left="6120" w:hanging="360"/>
+      </w:pPr>
+      <w:rPr>
+        <w:rFonts w:ascii="Wingdings" w:hAnsi="Wingdings" w:hint="default"/>
+      </w:rPr>
+    </w:lvl>
+  </w:abstractNum>
+  <w:abstractNum w:abstractNumId="17">
+    <w:nsid w:val="4B3F056C"/>
+    <w:multiLevelType w:val="hybridMultilevel"/>
+    <w:tmpl w:val="0384292C"/>
+    <w:lvl w:ilvl="0" w:tplc="024EC828">
+      <w:start w:val="1"/>
+      <w:numFmt w:val="bullet"/>
+      <w:lvlText w:val="-"/>
+      <w:lvlJc w:val="left"/>
+      <w:pPr>
+        <w:ind w:left="360" w:hanging="360"/>
+      </w:pPr>
+      <w:rPr>
+        <w:rFonts w:ascii="Tw Cen MT" w:hAnsi="Tw Cen MT" w:hint="default"/>
+        <w:sz w:val="20"/>
+      </w:rPr>
+    </w:lvl>
+    <w:lvl w:ilvl="1" w:tplc="04090003" w:tentative="1">
+      <w:start w:val="1"/>
+      <w:numFmt w:val="bullet"/>
+      <w:lvlText w:val="o"/>
+      <w:lvlJc w:val="left"/>
+      <w:pPr>
+        <w:ind w:left="1080" w:hanging="360"/>
+      </w:pPr>
+      <w:rPr>
+        <w:rFonts w:ascii="Courier New" w:hAnsi="Courier New" w:cs="Courier New" w:hint="default"/>
+      </w:rPr>
+    </w:lvl>
+    <w:lvl w:ilvl="2" w:tplc="04090005" w:tentative="1">
+      <w:start w:val="1"/>
+      <w:numFmt w:val="bullet"/>
+      <w:lvlText w:val=""/>
+      <w:lvlJc w:val="left"/>
+      <w:pPr>
+        <w:ind w:left="1800" w:hanging="360"/>
+      </w:pPr>
+      <w:rPr>
+        <w:rFonts w:ascii="Wingdings" w:hAnsi="Wingdings" w:hint="default"/>
+      </w:rPr>
+    </w:lvl>
+    <w:lvl w:ilvl="3" w:tplc="04090001" w:tentative="1">
+      <w:start w:val="1"/>
+      <w:numFmt w:val="bullet"/>
+      <w:lvlText w:val=""/>
+      <w:lvlJc w:val="left"/>
+      <w:pPr>
+        <w:ind w:left="2520" w:hanging="360"/>
+      </w:pPr>
+      <w:rPr>
+        <w:rFonts w:ascii="Symbol" w:hAnsi="Symbol" w:hint="default"/>
+      </w:rPr>
+    </w:lvl>
+    <w:lvl w:ilvl="4" w:tplc="04090003" w:tentative="1">
+      <w:start w:val="1"/>
+      <w:numFmt w:val="bullet"/>
+      <w:lvlText w:val="o"/>
+      <w:lvlJc w:val="left"/>
+      <w:pPr>
+        <w:ind w:left="3240" w:hanging="360"/>
+      </w:pPr>
+      <w:rPr>
+        <w:rFonts w:ascii="Courier New" w:hAnsi="Courier New" w:cs="Courier New" w:hint="default"/>
+      </w:rPr>
+    </w:lvl>
+    <w:lvl w:ilvl="5" w:tplc="04090005" w:tentative="1">
+      <w:start w:val="1"/>
+      <w:numFmt w:val="bullet"/>
+      <w:lvlText w:val=""/>
+      <w:lvlJc w:val="left"/>
+      <w:pPr>
+        <w:ind w:left="3960" w:hanging="360"/>
+      </w:pPr>
+      <w:rPr>
+        <w:rFonts w:ascii="Wingdings" w:hAnsi="Wingdings" w:hint="default"/>
+      </w:rPr>
+    </w:lvl>
+    <w:lvl w:ilvl="6" w:tplc="04090001" w:tentative="1">
+      <w:start w:val="1"/>
+      <w:numFmt w:val="bullet"/>
+      <w:lvlText w:val=""/>
+      <w:lvlJc w:val="left"/>
+      <w:pPr>
+        <w:ind w:left="4680" w:hanging="360"/>
+      </w:pPr>
+      <w:rPr>
+        <w:rFonts w:ascii="Symbol" w:hAnsi="Symbol" w:hint="default"/>
+      </w:rPr>
+    </w:lvl>
+    <w:lvl w:ilvl="7" w:tplc="04090003" w:tentative="1">
+      <w:start w:val="1"/>
+      <w:numFmt w:val="bullet"/>
+      <w:lvlText w:val="o"/>
+      <w:lvlJc w:val="left"/>
+      <w:pPr>
+        <w:ind w:left="5400" w:hanging="360"/>
+      </w:pPr>
+      <w:rPr>
+        <w:rFonts w:ascii="Courier New" w:hAnsi="Courier New" w:cs="Courier New" w:hint="default"/>
+      </w:rPr>
+    </w:lvl>
+    <w:lvl w:ilvl="8" w:tplc="04090005" w:tentative="1">
+      <w:start w:val="1"/>
+      <w:numFmt w:val="bullet"/>
+      <w:lvlText w:val=""/>
+      <w:lvlJc w:val="left"/>
+      <w:pPr>
+        <w:ind w:left="6120" w:hanging="360"/>
+      </w:pPr>
+      <w:rPr>
+        <w:rFonts w:ascii="Wingdings" w:hAnsi="Wingdings" w:hint="default"/>
+      </w:rPr>
+    </w:lvl>
+  </w:abstractNum>
+  <w:abstractNum w:abstractNumId="18">
     <w:nsid w:val="541F7259"/>
     <w:multiLevelType w:val="hybridMultilevel"/>
     <w:tmpl w:val="21DAEF7C"/>
@@ -6986,7 +6823,7 @@
       </w:pPr>
     </w:lvl>
   </w:abstractNum>
-  <w:abstractNum w:abstractNumId="15">
+  <w:abstractNum w:abstractNumId="19">
     <w:nsid w:val="550A31FD"/>
     <w:multiLevelType w:val="multilevel"/>
     <w:tmpl w:val="CF1053AA"/>
@@ -7135,7 +6972,7 @@
       </w:rPr>
     </w:lvl>
   </w:abstractNum>
-  <w:abstractNum w:abstractNumId="16">
+  <w:abstractNum w:abstractNumId="20">
     <w:nsid w:val="5580592F"/>
     <w:multiLevelType w:val="hybridMultilevel"/>
     <w:tmpl w:val="3F3AE058"/>
@@ -7248,7 +7085,7 @@
       </w:rPr>
     </w:lvl>
   </w:abstractNum>
-  <w:abstractNum w:abstractNumId="17">
+  <w:abstractNum w:abstractNumId="21">
     <w:nsid w:val="57B336E3"/>
     <w:multiLevelType w:val="hybridMultilevel"/>
     <w:tmpl w:val="DA84A0A6"/>
@@ -7361,7 +7198,120 @@
       </w:rPr>
     </w:lvl>
   </w:abstractNum>
-  <w:abstractNum w:abstractNumId="18">
+  <w:abstractNum w:abstractNumId="22">
+    <w:nsid w:val="6153683F"/>
+    <w:multiLevelType w:val="hybridMultilevel"/>
+    <w:tmpl w:val="2F3EB84C"/>
+    <w:lvl w:ilvl="0" w:tplc="7054EACA">
+      <w:start w:val="1"/>
+      <w:numFmt w:val="bullet"/>
+      <w:lvlText w:val="-"/>
+      <w:lvlJc w:val="left"/>
+      <w:pPr>
+        <w:ind w:left="360" w:hanging="360"/>
+      </w:pPr>
+      <w:rPr>
+        <w:rFonts w:ascii="Tw Cen MT" w:hAnsi="Tw Cen MT" w:hint="default"/>
+      </w:rPr>
+    </w:lvl>
+    <w:lvl w:ilvl="1" w:tplc="04090003" w:tentative="1">
+      <w:start w:val="1"/>
+      <w:numFmt w:val="bullet"/>
+      <w:lvlText w:val="o"/>
+      <w:lvlJc w:val="left"/>
+      <w:pPr>
+        <w:ind w:left="1080" w:hanging="360"/>
+      </w:pPr>
+      <w:rPr>
+        <w:rFonts w:ascii="Courier New" w:hAnsi="Courier New" w:cs="Courier New" w:hint="default"/>
+      </w:rPr>
+    </w:lvl>
+    <w:lvl w:ilvl="2" w:tplc="04090005" w:tentative="1">
+      <w:start w:val="1"/>
+      <w:numFmt w:val="bullet"/>
+      <w:lvlText w:val=""/>
+      <w:lvlJc w:val="left"/>
+      <w:pPr>
+        <w:ind w:left="1800" w:hanging="360"/>
+      </w:pPr>
+      <w:rPr>
+        <w:rFonts w:ascii="Wingdings" w:hAnsi="Wingdings" w:hint="default"/>
+      </w:rPr>
+    </w:lvl>
+    <w:lvl w:ilvl="3" w:tplc="04090001" w:tentative="1">
+      <w:start w:val="1"/>
+      <w:numFmt w:val="bullet"/>
+      <w:lvlText w:val=""/>
+      <w:lvlJc w:val="left"/>
+      <w:pPr>
+        <w:ind w:left="2520" w:hanging="360"/>
+      </w:pPr>
+      <w:rPr>
+        <w:rFonts w:ascii="Symbol" w:hAnsi="Symbol" w:hint="default"/>
+      </w:rPr>
+    </w:lvl>
+    <w:lvl w:ilvl="4" w:tplc="04090003" w:tentative="1">
+      <w:start w:val="1"/>
+      <w:numFmt w:val="bullet"/>
+      <w:lvlText w:val="o"/>
+      <w:lvlJc w:val="left"/>
+      <w:pPr>
+        <w:ind w:left="3240" w:hanging="360"/>
+      </w:pPr>
+      <w:rPr>
+        <w:rFonts w:ascii="Courier New" w:hAnsi="Courier New" w:cs="Courier New" w:hint="default"/>
+      </w:rPr>
+    </w:lvl>
+    <w:lvl w:ilvl="5" w:tplc="04090005" w:tentative="1">
+      <w:start w:val="1"/>
+      <w:numFmt w:val="bullet"/>
+      <w:lvlText w:val=""/>
+      <w:lvlJc w:val="left"/>
+      <w:pPr>
+        <w:ind w:left="3960" w:hanging="360"/>
+      </w:pPr>
+      <w:rPr>
+        <w:rFonts w:ascii="Wingdings" w:hAnsi="Wingdings" w:hint="default"/>
+      </w:rPr>
+    </w:lvl>
+    <w:lvl w:ilvl="6" w:tplc="04090001" w:tentative="1">
+      <w:start w:val="1"/>
+      <w:numFmt w:val="bullet"/>
+      <w:lvlText w:val=""/>
+      <w:lvlJc w:val="left"/>
+      <w:pPr>
+        <w:ind w:left="4680" w:hanging="360"/>
+      </w:pPr>
+      <w:rPr>
+        <w:rFonts w:ascii="Symbol" w:hAnsi="Symbol" w:hint="default"/>
+      </w:rPr>
+    </w:lvl>
+    <w:lvl w:ilvl="7" w:tplc="04090003" w:tentative="1">
+      <w:start w:val="1"/>
+      <w:numFmt w:val="bullet"/>
+      <w:lvlText w:val="o"/>
+      <w:lvlJc w:val="left"/>
+      <w:pPr>
+        <w:ind w:left="5400" w:hanging="360"/>
+      </w:pPr>
+      <w:rPr>
+        <w:rFonts w:ascii="Courier New" w:hAnsi="Courier New" w:cs="Courier New" w:hint="default"/>
+      </w:rPr>
+    </w:lvl>
+    <w:lvl w:ilvl="8" w:tplc="04090005" w:tentative="1">
+      <w:start w:val="1"/>
+      <w:numFmt w:val="bullet"/>
+      <w:lvlText w:val=""/>
+      <w:lvlJc w:val="left"/>
+      <w:pPr>
+        <w:ind w:left="6120" w:hanging="360"/>
+      </w:pPr>
+      <w:rPr>
+        <w:rFonts w:ascii="Wingdings" w:hAnsi="Wingdings" w:hint="default"/>
+      </w:rPr>
+    </w:lvl>
+  </w:abstractNum>
+  <w:abstractNum w:abstractNumId="23">
     <w:nsid w:val="658439D6"/>
     <w:multiLevelType w:val="hybridMultilevel"/>
     <w:tmpl w:val="1E0623F0"/>
@@ -7474,7 +7424,7 @@
       </w:rPr>
     </w:lvl>
   </w:abstractNum>
-  <w:abstractNum w:abstractNumId="19">
+  <w:abstractNum w:abstractNumId="24">
     <w:nsid w:val="6D5070CE"/>
     <w:multiLevelType w:val="hybridMultilevel"/>
     <w:tmpl w:val="CD0267C2"/>
@@ -7587,7 +7537,7 @@
       </w:rPr>
     </w:lvl>
   </w:abstractNum>
-  <w:abstractNum w:abstractNumId="20">
+  <w:abstractNum w:abstractNumId="25">
     <w:nsid w:val="6F3B6F99"/>
     <w:multiLevelType w:val="hybridMultilevel"/>
     <w:tmpl w:val="24DC63F2"/>
@@ -7700,7 +7650,121 @@
       </w:rPr>
     </w:lvl>
   </w:abstractNum>
-  <w:abstractNum w:abstractNumId="21">
+  <w:abstractNum w:abstractNumId="26">
+    <w:nsid w:val="71407486"/>
+    <w:multiLevelType w:val="hybridMultilevel"/>
+    <w:tmpl w:val="D4487EA0"/>
+    <w:lvl w:ilvl="0" w:tplc="3E6E6F98">
+      <w:start w:val="1"/>
+      <w:numFmt w:val="bullet"/>
+      <w:lvlText w:val="-"/>
+      <w:lvlJc w:val="left"/>
+      <w:pPr>
+        <w:ind w:left="360" w:hanging="360"/>
+      </w:pPr>
+      <w:rPr>
+        <w:rFonts w:ascii="Tw Cen MT" w:hAnsi="Tw Cen MT" w:hint="default"/>
+        <w:sz w:val="20"/>
+      </w:rPr>
+    </w:lvl>
+    <w:lvl w:ilvl="1" w:tplc="04090003" w:tentative="1">
+      <w:start w:val="1"/>
+      <w:numFmt w:val="bullet"/>
+      <w:lvlText w:val="o"/>
+      <w:lvlJc w:val="left"/>
+      <w:pPr>
+        <w:ind w:left="1080" w:hanging="360"/>
+      </w:pPr>
+      <w:rPr>
+        <w:rFonts w:ascii="Courier New" w:hAnsi="Courier New" w:cs="Courier New" w:hint="default"/>
+      </w:rPr>
+    </w:lvl>
+    <w:lvl w:ilvl="2" w:tplc="04090005" w:tentative="1">
+      <w:start w:val="1"/>
+      <w:numFmt w:val="bullet"/>
+      <w:lvlText w:val=""/>
+      <w:lvlJc w:val="left"/>
+      <w:pPr>
+        <w:ind w:left="1800" w:hanging="360"/>
+      </w:pPr>
+      <w:rPr>
+        <w:rFonts w:ascii="Wingdings" w:hAnsi="Wingdings" w:hint="default"/>
+      </w:rPr>
+    </w:lvl>
+    <w:lvl w:ilvl="3" w:tplc="04090001" w:tentative="1">
+      <w:start w:val="1"/>
+      <w:numFmt w:val="bullet"/>
+      <w:lvlText w:val=""/>
+      <w:lvlJc w:val="left"/>
+      <w:pPr>
+        <w:ind w:left="2520" w:hanging="360"/>
+      </w:pPr>
+      <w:rPr>
+        <w:rFonts w:ascii="Symbol" w:hAnsi="Symbol" w:hint="default"/>
+      </w:rPr>
+    </w:lvl>
+    <w:lvl w:ilvl="4" w:tplc="04090003" w:tentative="1">
+      <w:start w:val="1"/>
+      <w:numFmt w:val="bullet"/>
+      <w:lvlText w:val="o"/>
+      <w:lvlJc w:val="left"/>
+      <w:pPr>
+        <w:ind w:left="3240" w:hanging="360"/>
+      </w:pPr>
+      <w:rPr>
+        <w:rFonts w:ascii="Courier New" w:hAnsi="Courier New" w:cs="Courier New" w:hint="default"/>
+      </w:rPr>
+    </w:lvl>
+    <w:lvl w:ilvl="5" w:tplc="04090005" w:tentative="1">
+      <w:start w:val="1"/>
+      <w:numFmt w:val="bullet"/>
+      <w:lvlText w:val=""/>
+      <w:lvlJc w:val="left"/>
+      <w:pPr>
+        <w:ind w:left="3960" w:hanging="360"/>
+      </w:pPr>
+      <w:rPr>
+        <w:rFonts w:ascii="Wingdings" w:hAnsi="Wingdings" w:hint="default"/>
+      </w:rPr>
+    </w:lvl>
+    <w:lvl w:ilvl="6" w:tplc="04090001" w:tentative="1">
+      <w:start w:val="1"/>
+      <w:numFmt w:val="bullet"/>
+      <w:lvlText w:val=""/>
+      <w:lvlJc w:val="left"/>
+      <w:pPr>
+        <w:ind w:left="4680" w:hanging="360"/>
+      </w:pPr>
+      <w:rPr>
+        <w:rFonts w:ascii="Symbol" w:hAnsi="Symbol" w:hint="default"/>
+      </w:rPr>
+    </w:lvl>
+    <w:lvl w:ilvl="7" w:tplc="04090003" w:tentative="1">
+      <w:start w:val="1"/>
+      <w:numFmt w:val="bullet"/>
+      <w:lvlText w:val="o"/>
+      <w:lvlJc w:val="left"/>
+      <w:pPr>
+        <w:ind w:left="5400" w:hanging="360"/>
+      </w:pPr>
+      <w:rPr>
+        <w:rFonts w:ascii="Courier New" w:hAnsi="Courier New" w:cs="Courier New" w:hint="default"/>
+      </w:rPr>
+    </w:lvl>
+    <w:lvl w:ilvl="8" w:tplc="04090005" w:tentative="1">
+      <w:start w:val="1"/>
+      <w:numFmt w:val="bullet"/>
+      <w:lvlText w:val=""/>
+      <w:lvlJc w:val="left"/>
+      <w:pPr>
+        <w:ind w:left="6120" w:hanging="360"/>
+      </w:pPr>
+      <w:rPr>
+        <w:rFonts w:ascii="Wingdings" w:hAnsi="Wingdings" w:hint="default"/>
+      </w:rPr>
+    </w:lvl>
+  </w:abstractNum>
+  <w:abstractNum w:abstractNumId="27">
     <w:nsid w:val="74FA6D96"/>
     <w:multiLevelType w:val="hybridMultilevel"/>
     <w:tmpl w:val="A308DCE6"/>
@@ -7789,7 +7853,7 @@
       </w:pPr>
     </w:lvl>
   </w:abstractNum>
-  <w:abstractNum w:abstractNumId="22">
+  <w:abstractNum w:abstractNumId="28">
     <w:nsid w:val="78732326"/>
     <w:multiLevelType w:val="hybridMultilevel"/>
     <w:tmpl w:val="2D9AF204"/>
@@ -7902,7 +7966,7 @@
       </w:rPr>
     </w:lvl>
   </w:abstractNum>
-  <w:abstractNum w:abstractNumId="23">
+  <w:abstractNum w:abstractNumId="29">
     <w:nsid w:val="7B3F7699"/>
     <w:multiLevelType w:val="hybridMultilevel"/>
     <w:tmpl w:val="34DE97F4"/>
@@ -8015,7 +8079,7 @@
       </w:rPr>
     </w:lvl>
   </w:abstractNum>
-  <w:abstractNum w:abstractNumId="24">
+  <w:abstractNum w:abstractNumId="30">
     <w:nsid w:val="7F292910"/>
     <w:multiLevelType w:val="hybridMultilevel"/>
     <w:tmpl w:val="0F22ED9A"/>
@@ -8138,43 +8202,43 @@
     <w:abstractNumId w:val="6"/>
   </w:num>
   <w:num w:numId="4">
-    <w:abstractNumId w:val="15"/>
+    <w:abstractNumId w:val="19"/>
   </w:num>
   <w:num w:numId="5">
-    <w:abstractNumId w:val="19"/>
+    <w:abstractNumId w:val="24"/>
   </w:num>
   <w:num w:numId="6">
-    <w:abstractNumId w:val="10"/>
+    <w:abstractNumId w:val="11"/>
   </w:num>
   <w:num w:numId="7">
-    <w:abstractNumId w:val="16"/>
+    <w:abstractNumId w:val="20"/>
   </w:num>
   <w:num w:numId="8">
-    <w:abstractNumId w:val="17"/>
+    <w:abstractNumId w:val="21"/>
   </w:num>
   <w:num w:numId="9">
-    <w:abstractNumId w:val="20"/>
+    <w:abstractNumId w:val="25"/>
   </w:num>
   <w:num w:numId="10">
-    <w:abstractNumId w:val="13"/>
+    <w:abstractNumId w:val="14"/>
   </w:num>
   <w:num w:numId="11">
-    <w:abstractNumId w:val="24"/>
+    <w:abstractNumId w:val="30"/>
   </w:num>
   <w:num w:numId="12">
-    <w:abstractNumId w:val="23"/>
+    <w:abstractNumId w:val="29"/>
   </w:num>
   <w:num w:numId="13">
-    <w:abstractNumId w:val="11"/>
+    <w:abstractNumId w:val="12"/>
   </w:num>
   <w:num w:numId="14">
-    <w:abstractNumId w:val="22"/>
+    <w:abstractNumId w:val="28"/>
   </w:num>
   <w:num w:numId="15">
     <w:abstractNumId w:val="3"/>
   </w:num>
   <w:num w:numId="16">
-    <w:abstractNumId w:val="14"/>
+    <w:abstractNumId w:val="18"/>
   </w:num>
   <w:num w:numId="17">
     <w:abstractNumId w:val="0"/>
@@ -8183,10 +8247,10 @@
     <w:abstractNumId w:val="7"/>
   </w:num>
   <w:num w:numId="19">
-    <w:abstractNumId w:val="21"/>
+    <w:abstractNumId w:val="27"/>
   </w:num>
   <w:num w:numId="20">
-    <w:abstractNumId w:val="18"/>
+    <w:abstractNumId w:val="23"/>
   </w:num>
   <w:num w:numId="21">
     <w:abstractNumId w:val="1"/>
@@ -8198,10 +8262,28 @@
     <w:abstractNumId w:val="4"/>
   </w:num>
   <w:num w:numId="24">
-    <w:abstractNumId w:val="12"/>
+    <w:abstractNumId w:val="13"/>
   </w:num>
   <w:num w:numId="25">
     <w:abstractNumId w:val="5"/>
+  </w:num>
+  <w:num w:numId="26">
+    <w:abstractNumId w:val="10"/>
+  </w:num>
+  <w:num w:numId="27">
+    <w:abstractNumId w:val="26"/>
+  </w:num>
+  <w:num w:numId="28">
+    <w:abstractNumId w:val="15"/>
+  </w:num>
+  <w:num w:numId="29">
+    <w:abstractNumId w:val="22"/>
+  </w:num>
+  <w:num w:numId="30">
+    <w:abstractNumId w:val="16"/>
+  </w:num>
+  <w:num w:numId="31">
+    <w:abstractNumId w:val="17"/>
   </w:num>
   <w:numIdMacAtCleanup w:val="8"/>
 </w:numbering>
@@ -9197,7 +9279,7 @@
 </file>
 
 <file path=customXml/itemProps1.xml><?xml version="1.0" encoding="utf-8"?>
-<ds:datastoreItem xmlns:ds="http://schemas.openxmlformats.org/officeDocument/2006/customXml" ds:itemID="{838A952F-FCB1-4B61-AEFB-845BD7E952BF}">
+<ds:datastoreItem xmlns:ds="http://schemas.openxmlformats.org/officeDocument/2006/customXml" ds:itemID="{E5915D66-EE70-4130-BD84-83F8E896EC01}">
   <ds:schemaRefs>
     <ds:schemaRef ds:uri="http://schemas.openxmlformats.org/officeDocument/2006/bibliography"/>
   </ds:schemaRefs>

--- a/William/Node Vue/William_Jackson.docx
+++ b/William/Node Vue/William_Jackson.docx
@@ -15,7 +15,7 @@
           <w:sz w:val="44"/>
           <w:szCs w:val="44"/>
         </w:rPr>
-        <w:t>WILLIAM</w:t>
+        <w:t>William</w:t>
       </w:r>
       <w:r>
         <w:rPr>
@@ -25,7 +25,7 @@
           <w:sz w:val="44"/>
           <w:szCs w:val="44"/>
         </w:rPr>
-        <w:t xml:space="preserve"> JACKSON</w:t>
+        <w:t xml:space="preserve"> Jackson</w:t>
       </w:r>
     </w:p>
     <w:p>
@@ -41,6 +41,73 @@
           <w:szCs w:val="19"/>
         </w:rPr>
         <w:t>Senior Software Engineer</w:t>
+      </w:r>
+      <w:r>
+        <w:rPr>
+          <w:rFonts w:ascii="Arial" w:eastAsia="Arial" w:hAnsi="Arial" w:cs="Arial"/>
+          <w:color w:val="555555"/>
+          <w:sz w:val="19"/>
+          <w:szCs w:val="19"/>
+        </w:rPr>
+        <w:t xml:space="preserve"> – </w:t>
+      </w:r>
+      <w:proofErr w:type="spellStart"/>
+      <w:r>
+        <w:rPr>
+          <w:rFonts w:ascii="Arial" w:eastAsia="Arial" w:hAnsi="Arial" w:cs="Arial"/>
+          <w:color w:val="555555"/>
+          <w:sz w:val="19"/>
+          <w:szCs w:val="19"/>
+        </w:rPr>
+        <w:t>Vue</w:t>
+      </w:r>
+      <w:proofErr w:type="spellEnd"/>
+      <w:r>
+        <w:rPr>
+          <w:rFonts w:ascii="Arial" w:eastAsia="Arial" w:hAnsi="Arial" w:cs="Arial"/>
+          <w:color w:val="555555"/>
+          <w:sz w:val="19"/>
+          <w:szCs w:val="19"/>
+        </w:rPr>
+        <w:t xml:space="preserve"> Node</w:t>
+      </w:r>
+      <w:r>
+        <w:rPr>
+          <w:rFonts w:ascii="Arial" w:eastAsia="Arial" w:hAnsi="Arial" w:cs="Arial"/>
+          <w:color w:val="555555"/>
+          <w:sz w:val="19"/>
+          <w:szCs w:val="19"/>
+        </w:rPr>
+        <w:t xml:space="preserve"> </w:t>
+      </w:r>
+      <w:r>
+        <w:rPr>
+          <w:rFonts w:ascii="Arial" w:eastAsia="Arial" w:hAnsi="Arial" w:cs="Arial"/>
+          <w:color w:val="555555"/>
+          <w:sz w:val="19"/>
+          <w:szCs w:val="19"/>
+        </w:rPr>
+        <w:t>(Express/</w:t>
+      </w:r>
+      <w:proofErr w:type="spellStart"/>
+      <w:r>
+        <w:rPr>
+          <w:rFonts w:ascii="Arial" w:eastAsia="Arial" w:hAnsi="Arial" w:cs="Arial"/>
+          <w:color w:val="555555"/>
+          <w:sz w:val="19"/>
+          <w:szCs w:val="19"/>
+        </w:rPr>
+        <w:t>NestJS</w:t>
+      </w:r>
+      <w:proofErr w:type="spellEnd"/>
+      <w:r>
+        <w:rPr>
+          <w:rFonts w:ascii="Arial" w:eastAsia="Arial" w:hAnsi="Arial" w:cs="Arial"/>
+          <w:color w:val="555555"/>
+          <w:sz w:val="19"/>
+          <w:szCs w:val="19"/>
+        </w:rPr>
+        <w:t xml:space="preserve">) AWS </w:t>
       </w:r>
     </w:p>
     <w:tbl>
@@ -62,7 +129,7 @@
         <w:tblLook w:val="04A0" w:firstRow="1" w:lastRow="0" w:firstColumn="1" w:lastColumn="0" w:noHBand="0" w:noVBand="1"/>
       </w:tblPr>
       <w:tblGrid>
-        <w:gridCol w:w="10340"/>
+        <w:gridCol w:w="10626"/>
       </w:tblGrid>
       <w:tr>
         <w:tc>
@@ -103,7 +170,25 @@
                 <w:sz w:val="17"/>
                 <w:szCs w:val="17"/>
               </w:rPr>
+              <w:t xml:space="preserve">| </w:t>
+            </w:r>
+            <w:r>
+              <w:rPr>
+                <w:rFonts w:ascii="Arial" w:eastAsia="Arial" w:hAnsi="Arial" w:cs="Arial"/>
+                <w:color w:val="FFFFFF"/>
+                <w:sz w:val="17"/>
+                <w:szCs w:val="17"/>
+              </w:rPr>
               <w:t>+1 (725) 258-7943</w:t>
+            </w:r>
+            <w:r>
+              <w:rPr>
+                <w:rFonts w:ascii="Arial" w:eastAsia="Arial" w:hAnsi="Arial" w:cs="Arial"/>
+                <w:color w:val="FFFFFF"/>
+                <w:sz w:val="17"/>
+                <w:szCs w:val="17"/>
+              </w:rPr>
+              <w:t xml:space="preserve"> </w:t>
             </w:r>
             <w:r>
               <w:rPr>
@@ -121,7 +206,7 @@
                 <w:sz w:val="17"/>
                 <w:szCs w:val="17"/>
               </w:rPr>
-              <w:t>williamjacksondev@outlook.com</w:t>
+              <w:t xml:space="preserve">williamjackson.pro@outlook.com </w:t>
             </w:r>
             <w:r>
               <w:rPr>
@@ -139,7 +224,16 @@
                 <w:sz w:val="17"/>
                 <w:szCs w:val="17"/>
               </w:rPr>
-              <w:t>linkedin.com/in/william-jackson-3816183aa</w:t>
+              <w:t>linkedin.com/in/william-jackson-</w:t>
+            </w:r>
+            <w:r>
+              <w:rPr>
+                <w:rFonts w:ascii="Arial" w:eastAsia="Arial" w:hAnsi="Arial" w:cs="Arial"/>
+                <w:color w:val="FFFFFF"/>
+                <w:sz w:val="17"/>
+                <w:szCs w:val="17"/>
+              </w:rPr>
+              <w:t>75b9343b6</w:t>
             </w:r>
           </w:p>
         </w:tc>
@@ -147,22 +241,20 @@
     </w:tbl>
     <w:p>
       <w:pPr>
-        <w:spacing w:after="120"/>
-      </w:pPr>
-    </w:p>
-    <w:p>
-      <w:pPr>
         <w:pBdr>
           <w:bottom w:val="single" w:sz="6" w:space="0" w:color="B91C1C"/>
         </w:pBdr>
         <w:spacing w:before="120" w:after="80"/>
+        <w:rPr>
+          <w:sz w:val="24"/>
+        </w:rPr>
       </w:pPr>
       <w:r>
         <w:rPr>
           <w:b/>
           <w:bCs/>
           <w:color w:val="111111"/>
-          <w:sz w:val="21"/>
+          <w:sz w:val="24"/>
           <w:szCs w:val="21"/>
         </w:rPr>
         <w:t>PROFESSIONAL SUMMARY</w:t>
@@ -175,39 +267,39 @@
         <w:jc w:val="both"/>
         <w:rPr>
           <w:rFonts w:ascii="Arial" w:hAnsi="Arial" w:cs="Arial"/>
-          <w:sz w:val="14"/>
+          <w:sz w:val="16"/>
           <w:szCs w:val="18"/>
         </w:rPr>
       </w:pPr>
       <w:r>
         <w:rPr>
-          <w:sz w:val="20"/>
+          <w:sz w:val="22"/>
         </w:rPr>
         <w:t xml:space="preserve">Senior Software Engineer with 10+ years of experience delivering </w:t>
       </w:r>
       <w:r>
         <w:rPr>
           <w:rStyle w:val="Strong"/>
-          <w:sz w:val="20"/>
+          <w:sz w:val="22"/>
         </w:rPr>
         <w:t>Node.js 8–20</w:t>
       </w:r>
       <w:r>
         <w:rPr>
-          <w:sz w:val="20"/>
-        </w:rPr>
-        <w:t xml:space="preserve">, </w:t>
-      </w:r>
-      <w:r>
-        <w:rPr>
-          <w:rStyle w:val="Strong"/>
-          <w:sz w:val="20"/>
+          <w:sz w:val="22"/>
+        </w:rPr>
+        <w:t xml:space="preserve">, </w:t>
+      </w:r>
+      <w:r>
+        <w:rPr>
+          <w:rStyle w:val="Strong"/>
+          <w:sz w:val="22"/>
         </w:rPr>
         <w:t>Vue.js 2–3</w:t>
       </w:r>
       <w:r>
         <w:rPr>
-          <w:sz w:val="20"/>
+          <w:sz w:val="22"/>
         </w:rPr>
         <w:t xml:space="preserve">, </w:t>
       </w:r>
@@ -215,7 +307,7 @@
       <w:r>
         <w:rPr>
           <w:rStyle w:val="Strong"/>
-          <w:sz w:val="20"/>
+          <w:sz w:val="22"/>
         </w:rPr>
         <w:t>TypeScript</w:t>
       </w:r>
@@ -223,13 +315,13 @@
       <w:r>
         <w:rPr>
           <w:rStyle w:val="Strong"/>
-          <w:sz w:val="20"/>
+          <w:sz w:val="22"/>
         </w:rPr>
         <w:t xml:space="preserve"> 3.x–5.x</w:t>
       </w:r>
       <w:r>
         <w:rPr>
-          <w:sz w:val="20"/>
+          <w:sz w:val="22"/>
         </w:rPr>
         <w:t xml:space="preserve">, and cloud-native web platforms across the </w:t>
       </w:r>
@@ -237,7 +329,7 @@
       <w:r>
         <w:rPr>
           <w:rStyle w:val="Strong"/>
-          <w:sz w:val="20"/>
+          <w:sz w:val="22"/>
         </w:rPr>
         <w:t>SaaS</w:t>
       </w:r>
@@ -245,20 +337,20 @@
       <w:r>
         <w:rPr>
           <w:rStyle w:val="Strong"/>
-          <w:sz w:val="20"/>
+          <w:sz w:val="22"/>
         </w:rPr>
         <w:t>, enterprise software, and data-driven product industry</w:t>
       </w:r>
       <w:r>
         <w:rPr>
-          <w:sz w:val="20"/>
+          <w:sz w:val="22"/>
         </w:rPr>
         <w:t xml:space="preserve">, with a strong record of building secure APIs, responsive frontends, and scalable backend services. </w:t>
       </w:r>
       <w:proofErr w:type="gramStart"/>
       <w:r>
         <w:rPr>
-          <w:sz w:val="20"/>
+          <w:sz w:val="22"/>
         </w:rPr>
         <w:t xml:space="preserve">Strong background in </w:t>
       </w:r>
@@ -266,27 +358,27 @@
       <w:r>
         <w:rPr>
           <w:rStyle w:val="Strong"/>
-          <w:sz w:val="20"/>
+          <w:sz w:val="22"/>
         </w:rPr>
         <w:t>microservices</w:t>
       </w:r>
       <w:proofErr w:type="spellEnd"/>
       <w:r>
         <w:rPr>
-          <w:sz w:val="20"/>
-        </w:rPr>
-        <w:t xml:space="preserve">, </w:t>
-      </w:r>
-      <w:r>
-        <w:rPr>
-          <w:rStyle w:val="Strong"/>
-          <w:sz w:val="20"/>
+          <w:sz w:val="22"/>
+        </w:rPr>
+        <w:t xml:space="preserve">, </w:t>
+      </w:r>
+      <w:r>
+        <w:rPr>
+          <w:rStyle w:val="Strong"/>
+          <w:sz w:val="22"/>
         </w:rPr>
         <w:t>REST APIs</w:t>
       </w:r>
       <w:r>
         <w:rPr>
-          <w:sz w:val="20"/>
+          <w:sz w:val="22"/>
         </w:rPr>
         <w:t xml:space="preserve">, </w:t>
       </w:r>
@@ -294,14 +386,14 @@
       <w:r>
         <w:rPr>
           <w:rStyle w:val="Strong"/>
-          <w:sz w:val="20"/>
+          <w:sz w:val="22"/>
         </w:rPr>
         <w:t>GraphQL</w:t>
       </w:r>
       <w:proofErr w:type="spellEnd"/>
       <w:r>
         <w:rPr>
-          <w:sz w:val="20"/>
+          <w:sz w:val="22"/>
         </w:rPr>
         <w:t xml:space="preserve">, </w:t>
       </w:r>
@@ -309,14 +401,14 @@
       <w:r>
         <w:rPr>
           <w:rStyle w:val="Strong"/>
-          <w:sz w:val="20"/>
+          <w:sz w:val="22"/>
         </w:rPr>
         <w:t>PostgreSQL</w:t>
       </w:r>
       <w:proofErr w:type="spellEnd"/>
       <w:r>
         <w:rPr>
-          <w:sz w:val="20"/>
+          <w:sz w:val="22"/>
         </w:rPr>
         <w:t xml:space="preserve">, </w:t>
       </w:r>
@@ -324,27 +416,27 @@
       <w:r>
         <w:rPr>
           <w:rStyle w:val="Strong"/>
-          <w:sz w:val="20"/>
+          <w:sz w:val="22"/>
         </w:rPr>
         <w:t>Redis</w:t>
       </w:r>
       <w:proofErr w:type="spellEnd"/>
       <w:r>
         <w:rPr>
-          <w:sz w:val="20"/>
-        </w:rPr>
-        <w:t xml:space="preserve">, </w:t>
-      </w:r>
-      <w:r>
-        <w:rPr>
-          <w:rStyle w:val="Strong"/>
-          <w:sz w:val="20"/>
+          <w:sz w:val="22"/>
+        </w:rPr>
+        <w:t xml:space="preserve">, </w:t>
+      </w:r>
+      <w:r>
+        <w:rPr>
+          <w:rStyle w:val="Strong"/>
+          <w:sz w:val="22"/>
         </w:rPr>
         <w:t>AWS</w:t>
       </w:r>
       <w:r>
         <w:rPr>
-          <w:sz w:val="20"/>
+          <w:sz w:val="22"/>
         </w:rPr>
         <w:t xml:space="preserve">, </w:t>
       </w:r>
@@ -352,41 +444,41 @@
       <w:r>
         <w:rPr>
           <w:rStyle w:val="Strong"/>
-          <w:sz w:val="20"/>
+          <w:sz w:val="22"/>
         </w:rPr>
         <w:t>Docker</w:t>
       </w:r>
       <w:proofErr w:type="spellEnd"/>
       <w:r>
         <w:rPr>
-          <w:sz w:val="20"/>
+          <w:sz w:val="22"/>
         </w:rPr>
         <w:t xml:space="preserve">, and </w:t>
       </w:r>
       <w:r>
         <w:rPr>
           <w:rStyle w:val="Strong"/>
-          <w:sz w:val="20"/>
+          <w:sz w:val="22"/>
         </w:rPr>
         <w:t>CI/CD</w:t>
       </w:r>
       <w:r>
         <w:rPr>
-          <w:sz w:val="20"/>
+          <w:sz w:val="22"/>
         </w:rPr>
         <w:t>, including modernization of legacy monoliths into maintainable service-based architectures.</w:t>
       </w:r>
       <w:proofErr w:type="gramEnd"/>
       <w:r>
         <w:rPr>
-          <w:sz w:val="20"/>
+          <w:sz w:val="22"/>
         </w:rPr>
         <w:t xml:space="preserve"> </w:t>
       </w:r>
       <w:proofErr w:type="gramStart"/>
       <w:r>
         <w:rPr>
-          <w:sz w:val="20"/>
+          <w:sz w:val="22"/>
         </w:rPr>
         <w:t>Known for resolving production bottlenecks, stabilizing unreliable releases, improving deployment speed, and shipping new platform features that increased performance, reliability, and developer productivity.</w:t>
       </w:r>
@@ -398,13 +490,16 @@
           <w:bottom w:val="single" w:sz="6" w:space="0" w:color="B91C1C"/>
         </w:pBdr>
         <w:spacing w:before="120" w:after="80"/>
+        <w:rPr>
+          <w:sz w:val="24"/>
+        </w:rPr>
       </w:pPr>
       <w:r>
         <w:rPr>
           <w:b/>
           <w:bCs/>
           <w:color w:val="111111"/>
-          <w:sz w:val="21"/>
+          <w:sz w:val="24"/>
           <w:szCs w:val="21"/>
         </w:rPr>
         <w:t>SKILLS</w:t>
@@ -421,58 +516,58 @@
         <w:jc w:val="both"/>
         <w:rPr>
           <w:b/>
-          <w:sz w:val="20"/>
-        </w:rPr>
-      </w:pPr>
-      <w:r>
-        <w:rPr>
-          <w:rStyle w:val="Strong"/>
-          <w:sz w:val="20"/>
+          <w:sz w:val="22"/>
+        </w:rPr>
+      </w:pPr>
+      <w:r>
+        <w:rPr>
+          <w:rStyle w:val="Strong"/>
+          <w:sz w:val="22"/>
         </w:rPr>
         <w:t>Frontend:</w:t>
       </w:r>
       <w:r>
         <w:rPr>
-          <w:sz w:val="20"/>
+          <w:sz w:val="22"/>
         </w:rPr>
         <w:t xml:space="preserve"> </w:t>
       </w:r>
       <w:r>
         <w:rPr>
           <w:rStyle w:val="Strong"/>
-          <w:sz w:val="20"/>
+          <w:sz w:val="22"/>
         </w:rPr>
         <w:t>Vue.js 2–3</w:t>
       </w:r>
       <w:r>
         <w:rPr>
-          <w:sz w:val="20"/>
-        </w:rPr>
-        <w:t xml:space="preserve">, </w:t>
-      </w:r>
-      <w:r>
-        <w:rPr>
-          <w:rStyle w:val="Strong"/>
-          <w:sz w:val="20"/>
+          <w:sz w:val="22"/>
+        </w:rPr>
+        <w:t xml:space="preserve">, </w:t>
+      </w:r>
+      <w:r>
+        <w:rPr>
+          <w:rStyle w:val="Strong"/>
+          <w:sz w:val="22"/>
         </w:rPr>
         <w:t>Nuxt.js 2–3</w:t>
       </w:r>
       <w:r>
         <w:rPr>
-          <w:sz w:val="20"/>
-        </w:rPr>
-        <w:t xml:space="preserve">, </w:t>
-      </w:r>
-      <w:r>
-        <w:rPr>
-          <w:rStyle w:val="Strong"/>
-          <w:sz w:val="20"/>
+          <w:sz w:val="22"/>
+        </w:rPr>
+        <w:t xml:space="preserve">, </w:t>
+      </w:r>
+      <w:r>
+        <w:rPr>
+          <w:rStyle w:val="Strong"/>
+          <w:sz w:val="22"/>
         </w:rPr>
         <w:t>JavaScript ES6+</w:t>
       </w:r>
       <w:r>
         <w:rPr>
-          <w:sz w:val="20"/>
+          <w:sz w:val="22"/>
         </w:rPr>
         <w:t xml:space="preserve">, </w:t>
       </w:r>
@@ -480,7 +575,7 @@
       <w:r>
         <w:rPr>
           <w:rStyle w:val="Strong"/>
-          <w:sz w:val="20"/>
+          <w:sz w:val="22"/>
         </w:rPr>
         <w:t>TypeScript</w:t>
       </w:r>
@@ -488,13 +583,13 @@
       <w:r>
         <w:rPr>
           <w:rStyle w:val="Strong"/>
-          <w:sz w:val="20"/>
+          <w:sz w:val="22"/>
         </w:rPr>
         <w:t xml:space="preserve"> 3.x–5.x</w:t>
       </w:r>
       <w:r>
         <w:rPr>
-          <w:sz w:val="20"/>
+          <w:sz w:val="22"/>
         </w:rPr>
         <w:t xml:space="preserve">, </w:t>
       </w:r>
@@ -502,14 +597,14 @@
         <w:rPr>
           <w:rStyle w:val="Strong"/>
           <w:b w:val="0"/>
-          <w:sz w:val="20"/>
+          <w:sz w:val="22"/>
         </w:rPr>
         <w:t>HTML5</w:t>
       </w:r>
       <w:r>
         <w:rPr>
           <w:b/>
-          <w:sz w:val="20"/>
+          <w:sz w:val="22"/>
         </w:rPr>
         <w:t xml:space="preserve">, </w:t>
       </w:r>
@@ -517,14 +612,14 @@
         <w:rPr>
           <w:rStyle w:val="Strong"/>
           <w:b w:val="0"/>
-          <w:sz w:val="20"/>
+          <w:sz w:val="22"/>
         </w:rPr>
         <w:t>CSS3</w:t>
       </w:r>
       <w:r>
         <w:rPr>
           <w:b/>
-          <w:sz w:val="20"/>
+          <w:sz w:val="22"/>
         </w:rPr>
         <w:t xml:space="preserve">, </w:t>
       </w:r>
@@ -532,14 +627,14 @@
         <w:rPr>
           <w:rStyle w:val="Strong"/>
           <w:b w:val="0"/>
-          <w:sz w:val="20"/>
+          <w:sz w:val="22"/>
         </w:rPr>
         <w:t>Sass/SCSS</w:t>
       </w:r>
       <w:r>
         <w:rPr>
           <w:b/>
-          <w:sz w:val="20"/>
+          <w:sz w:val="22"/>
         </w:rPr>
         <w:t xml:space="preserve">, </w:t>
       </w:r>
@@ -547,14 +642,14 @@
         <w:rPr>
           <w:rStyle w:val="Strong"/>
           <w:b w:val="0"/>
-          <w:sz w:val="20"/>
+          <w:sz w:val="22"/>
         </w:rPr>
         <w:t>Tailwind CSS</w:t>
       </w:r>
       <w:r>
         <w:rPr>
           <w:b/>
-          <w:sz w:val="20"/>
+          <w:sz w:val="22"/>
         </w:rPr>
         <w:t xml:space="preserve">, </w:t>
       </w:r>
@@ -562,14 +657,14 @@
         <w:rPr>
           <w:rStyle w:val="Strong"/>
           <w:b w:val="0"/>
-          <w:sz w:val="20"/>
+          <w:sz w:val="22"/>
         </w:rPr>
         <w:t>Bootstrap</w:t>
       </w:r>
       <w:r>
         <w:rPr>
           <w:b/>
-          <w:sz w:val="20"/>
+          <w:sz w:val="22"/>
         </w:rPr>
         <w:t xml:space="preserve">, </w:t>
       </w:r>
@@ -578,7 +673,7 @@
         <w:rPr>
           <w:rStyle w:val="Strong"/>
           <w:b w:val="0"/>
-          <w:sz w:val="20"/>
+          <w:sz w:val="22"/>
         </w:rPr>
         <w:t>Vuex</w:t>
       </w:r>
@@ -586,7 +681,7 @@
       <w:r>
         <w:rPr>
           <w:b/>
-          <w:sz w:val="20"/>
+          <w:sz w:val="22"/>
         </w:rPr>
         <w:t xml:space="preserve">, </w:t>
       </w:r>
@@ -595,7 +690,7 @@
         <w:rPr>
           <w:rStyle w:val="Strong"/>
           <w:b w:val="0"/>
-          <w:sz w:val="20"/>
+          <w:sz w:val="22"/>
         </w:rPr>
         <w:t>Pinia</w:t>
       </w:r>
@@ -603,7 +698,7 @@
       <w:r>
         <w:rPr>
           <w:b/>
-          <w:sz w:val="20"/>
+          <w:sz w:val="22"/>
         </w:rPr>
         <w:t xml:space="preserve">, </w:t>
       </w:r>
@@ -612,7 +707,7 @@
         <w:rPr>
           <w:rStyle w:val="Strong"/>
           <w:b w:val="0"/>
-          <w:sz w:val="20"/>
+          <w:sz w:val="22"/>
         </w:rPr>
         <w:t>Axios</w:t>
       </w:r>
@@ -620,7 +715,7 @@
       <w:r>
         <w:rPr>
           <w:b/>
-          <w:sz w:val="20"/>
+          <w:sz w:val="22"/>
         </w:rPr>
         <w:t xml:space="preserve">, </w:t>
       </w:r>
@@ -629,7 +724,7 @@
         <w:rPr>
           <w:rStyle w:val="Strong"/>
           <w:b w:val="0"/>
-          <w:sz w:val="20"/>
+          <w:sz w:val="22"/>
         </w:rPr>
         <w:t>Webpack</w:t>
       </w:r>
@@ -637,7 +732,7 @@
       <w:r>
         <w:rPr>
           <w:b/>
-          <w:sz w:val="20"/>
+          <w:sz w:val="22"/>
         </w:rPr>
         <w:t xml:space="preserve">, </w:t>
       </w:r>
@@ -646,7 +741,7 @@
         <w:rPr>
           <w:rStyle w:val="Strong"/>
           <w:b w:val="0"/>
-          <w:sz w:val="20"/>
+          <w:sz w:val="22"/>
         </w:rPr>
         <w:t>Vite</w:t>
       </w:r>
@@ -663,45 +758,45 @@
         <w:jc w:val="both"/>
         <w:rPr>
           <w:b/>
-          <w:sz w:val="20"/>
-        </w:rPr>
-      </w:pPr>
-      <w:r>
-        <w:rPr>
-          <w:rStyle w:val="Strong"/>
-          <w:sz w:val="20"/>
+          <w:sz w:val="22"/>
+        </w:rPr>
+      </w:pPr>
+      <w:r>
+        <w:rPr>
+          <w:rStyle w:val="Strong"/>
+          <w:sz w:val="22"/>
         </w:rPr>
         <w:t>Backend &amp; APIs:</w:t>
       </w:r>
       <w:r>
         <w:rPr>
-          <w:sz w:val="20"/>
+          <w:sz w:val="22"/>
         </w:rPr>
         <w:t xml:space="preserve"> </w:t>
       </w:r>
       <w:r>
         <w:rPr>
           <w:rStyle w:val="Strong"/>
-          <w:sz w:val="20"/>
+          <w:sz w:val="22"/>
         </w:rPr>
         <w:t>Node.js 8–20</w:t>
       </w:r>
       <w:r>
         <w:rPr>
-          <w:sz w:val="20"/>
-        </w:rPr>
-        <w:t xml:space="preserve">, </w:t>
-      </w:r>
-      <w:r>
-        <w:rPr>
-          <w:rStyle w:val="Strong"/>
-          <w:sz w:val="20"/>
+          <w:sz w:val="22"/>
+        </w:rPr>
+        <w:t xml:space="preserve">, </w:t>
+      </w:r>
+      <w:r>
+        <w:rPr>
+          <w:rStyle w:val="Strong"/>
+          <w:sz w:val="22"/>
         </w:rPr>
         <w:t>Express.js 4–5</w:t>
       </w:r>
       <w:r>
         <w:rPr>
-          <w:sz w:val="20"/>
+          <w:sz w:val="22"/>
         </w:rPr>
         <w:t xml:space="preserve">, </w:t>
       </w:r>
@@ -709,7 +804,7 @@
       <w:r>
         <w:rPr>
           <w:rStyle w:val="Strong"/>
-          <w:sz w:val="20"/>
+          <w:sz w:val="22"/>
         </w:rPr>
         <w:t>NestJS</w:t>
       </w:r>
@@ -717,13 +812,13 @@
       <w:r>
         <w:rPr>
           <w:rStyle w:val="Strong"/>
-          <w:sz w:val="20"/>
+          <w:sz w:val="22"/>
         </w:rPr>
         <w:t xml:space="preserve"> 8–10</w:t>
       </w:r>
       <w:r>
         <w:rPr>
-          <w:sz w:val="20"/>
+          <w:sz w:val="22"/>
         </w:rPr>
         <w:t xml:space="preserve">, </w:t>
       </w:r>
@@ -731,14 +826,14 @@
         <w:rPr>
           <w:rStyle w:val="Strong"/>
           <w:b w:val="0"/>
-          <w:sz w:val="20"/>
+          <w:sz w:val="22"/>
         </w:rPr>
         <w:t>REST API</w:t>
       </w:r>
       <w:r>
         <w:rPr>
           <w:b/>
-          <w:sz w:val="20"/>
+          <w:sz w:val="22"/>
         </w:rPr>
         <w:t xml:space="preserve">, </w:t>
       </w:r>
@@ -747,7 +842,7 @@
         <w:rPr>
           <w:rStyle w:val="Strong"/>
           <w:b w:val="0"/>
-          <w:sz w:val="20"/>
+          <w:sz w:val="22"/>
         </w:rPr>
         <w:t>GraphQL</w:t>
       </w:r>
@@ -755,7 +850,7 @@
       <w:r>
         <w:rPr>
           <w:b/>
-          <w:sz w:val="20"/>
+          <w:sz w:val="22"/>
         </w:rPr>
         <w:t xml:space="preserve">, </w:t>
       </w:r>
@@ -763,14 +858,14 @@
         <w:rPr>
           <w:rStyle w:val="Strong"/>
           <w:b w:val="0"/>
-          <w:sz w:val="20"/>
+          <w:sz w:val="22"/>
         </w:rPr>
         <w:t>JWT</w:t>
       </w:r>
       <w:r>
         <w:rPr>
           <w:b/>
-          <w:sz w:val="20"/>
+          <w:sz w:val="22"/>
         </w:rPr>
         <w:t xml:space="preserve">, </w:t>
       </w:r>
@@ -778,14 +873,14 @@
         <w:rPr>
           <w:rStyle w:val="Strong"/>
           <w:b w:val="0"/>
-          <w:sz w:val="20"/>
+          <w:sz w:val="22"/>
         </w:rPr>
         <w:t>OAuth2</w:t>
       </w:r>
       <w:r>
         <w:rPr>
           <w:b/>
-          <w:sz w:val="20"/>
+          <w:sz w:val="22"/>
         </w:rPr>
         <w:t xml:space="preserve">, </w:t>
       </w:r>
@@ -794,7 +889,7 @@
         <w:rPr>
           <w:rStyle w:val="Strong"/>
           <w:b w:val="0"/>
-          <w:sz w:val="20"/>
+          <w:sz w:val="22"/>
         </w:rPr>
         <w:t>OpenID</w:t>
       </w:r>
@@ -803,14 +898,14 @@
         <w:rPr>
           <w:rStyle w:val="Strong"/>
           <w:b w:val="0"/>
-          <w:sz w:val="20"/>
+          <w:sz w:val="22"/>
         </w:rPr>
         <w:t xml:space="preserve"> Connect</w:t>
       </w:r>
       <w:r>
         <w:rPr>
           <w:b/>
-          <w:sz w:val="20"/>
+          <w:sz w:val="22"/>
         </w:rPr>
         <w:t xml:space="preserve">, </w:t>
       </w:r>
@@ -818,14 +913,14 @@
         <w:rPr>
           <w:rStyle w:val="Strong"/>
           <w:b w:val="0"/>
-          <w:sz w:val="20"/>
+          <w:sz w:val="22"/>
         </w:rPr>
         <w:t>RBAC</w:t>
       </w:r>
       <w:r>
         <w:rPr>
           <w:b/>
-          <w:sz w:val="20"/>
+          <w:sz w:val="22"/>
         </w:rPr>
         <w:t xml:space="preserve">, </w:t>
       </w:r>
@@ -834,7 +929,7 @@
         <w:rPr>
           <w:rStyle w:val="Strong"/>
           <w:b w:val="0"/>
-          <w:sz w:val="20"/>
+          <w:sz w:val="22"/>
         </w:rPr>
         <w:t>WebSocket</w:t>
       </w:r>
@@ -842,7 +937,7 @@
       <w:r>
         <w:rPr>
           <w:b/>
-          <w:sz w:val="20"/>
+          <w:sz w:val="22"/>
         </w:rPr>
         <w:t xml:space="preserve">, </w:t>
       </w:r>
@@ -851,7 +946,7 @@
         <w:rPr>
           <w:rStyle w:val="Strong"/>
           <w:b w:val="0"/>
-          <w:sz w:val="20"/>
+          <w:sz w:val="22"/>
         </w:rPr>
         <w:t>Microservices</w:t>
       </w:r>
@@ -859,7 +954,7 @@
       <w:r>
         <w:rPr>
           <w:b/>
-          <w:sz w:val="20"/>
+          <w:sz w:val="22"/>
         </w:rPr>
         <w:t xml:space="preserve">, </w:t>
       </w:r>
@@ -867,14 +962,14 @@
         <w:rPr>
           <w:rStyle w:val="Strong"/>
           <w:b w:val="0"/>
-          <w:sz w:val="20"/>
+          <w:sz w:val="22"/>
         </w:rPr>
         <w:t>Server-Side Rendering</w:t>
       </w:r>
       <w:r>
         <w:rPr>
           <w:b/>
-          <w:sz w:val="20"/>
+          <w:sz w:val="22"/>
         </w:rPr>
         <w:t xml:space="preserve">, </w:t>
       </w:r>
@@ -882,7 +977,7 @@
         <w:rPr>
           <w:rStyle w:val="Strong"/>
           <w:b w:val="0"/>
-          <w:sz w:val="20"/>
+          <w:sz w:val="22"/>
         </w:rPr>
         <w:t>API Gateway Patterns</w:t>
       </w:r>
@@ -898,13 +993,13 @@
         <w:jc w:val="both"/>
         <w:rPr>
           <w:b/>
-          <w:sz w:val="20"/>
-        </w:rPr>
-      </w:pPr>
-      <w:r>
-        <w:rPr>
-          <w:rStyle w:val="Strong"/>
-          <w:sz w:val="20"/>
+          <w:sz w:val="22"/>
+        </w:rPr>
+      </w:pPr>
+      <w:r>
+        <w:rPr>
+          <w:rStyle w:val="Strong"/>
+          <w:sz w:val="22"/>
         </w:rPr>
         <w:t>Data, Messaging &amp; Search</w:t>
       </w:r>
@@ -912,14 +1007,14 @@
         <w:rPr>
           <w:rStyle w:val="Strong"/>
           <w:b w:val="0"/>
-          <w:sz w:val="20"/>
+          <w:sz w:val="22"/>
         </w:rPr>
         <w:t>:</w:t>
       </w:r>
       <w:r>
         <w:rPr>
           <w:b/>
-          <w:sz w:val="20"/>
+          <w:sz w:val="22"/>
         </w:rPr>
         <w:t xml:space="preserve"> </w:t>
       </w:r>
@@ -928,7 +1023,7 @@
         <w:rPr>
           <w:rStyle w:val="Strong"/>
           <w:b w:val="0"/>
-          <w:sz w:val="20"/>
+          <w:sz w:val="22"/>
         </w:rPr>
         <w:t>PostgreSQL</w:t>
       </w:r>
@@ -936,7 +1031,7 @@
       <w:r>
         <w:rPr>
           <w:b/>
-          <w:sz w:val="20"/>
+          <w:sz w:val="22"/>
         </w:rPr>
         <w:t xml:space="preserve">, </w:t>
       </w:r>
@@ -944,14 +1039,14 @@
         <w:rPr>
           <w:rStyle w:val="Strong"/>
           <w:b w:val="0"/>
-          <w:sz w:val="20"/>
+          <w:sz w:val="22"/>
         </w:rPr>
         <w:t>MySQL</w:t>
       </w:r>
       <w:r>
         <w:rPr>
           <w:b/>
-          <w:sz w:val="20"/>
+          <w:sz w:val="22"/>
         </w:rPr>
         <w:t xml:space="preserve">, </w:t>
       </w:r>
@@ -959,14 +1054,14 @@
         <w:rPr>
           <w:rStyle w:val="Strong"/>
           <w:b w:val="0"/>
-          <w:sz w:val="20"/>
+          <w:sz w:val="22"/>
         </w:rPr>
         <w:t>SQL Server</w:t>
       </w:r>
       <w:r>
         <w:rPr>
           <w:b/>
-          <w:sz w:val="20"/>
+          <w:sz w:val="22"/>
         </w:rPr>
         <w:t xml:space="preserve">, </w:t>
       </w:r>
@@ -975,7 +1070,7 @@
         <w:rPr>
           <w:rStyle w:val="Strong"/>
           <w:b w:val="0"/>
-          <w:sz w:val="20"/>
+          <w:sz w:val="22"/>
         </w:rPr>
         <w:t>MongoDB</w:t>
       </w:r>
@@ -983,7 +1078,7 @@
       <w:r>
         <w:rPr>
           <w:b/>
-          <w:sz w:val="20"/>
+          <w:sz w:val="22"/>
         </w:rPr>
         <w:t xml:space="preserve">, </w:t>
       </w:r>
@@ -992,7 +1087,7 @@
         <w:rPr>
           <w:rStyle w:val="Strong"/>
           <w:b w:val="0"/>
-          <w:sz w:val="20"/>
+          <w:sz w:val="22"/>
         </w:rPr>
         <w:t>Redis</w:t>
       </w:r>
@@ -1000,7 +1095,7 @@
       <w:r>
         <w:rPr>
           <w:b/>
-          <w:sz w:val="20"/>
+          <w:sz w:val="22"/>
         </w:rPr>
         <w:t xml:space="preserve">, </w:t>
       </w:r>
@@ -1009,7 +1104,7 @@
         <w:rPr>
           <w:rStyle w:val="Strong"/>
           <w:b w:val="0"/>
-          <w:sz w:val="20"/>
+          <w:sz w:val="22"/>
         </w:rPr>
         <w:t>DynamoDB</w:t>
       </w:r>
@@ -1017,7 +1112,7 @@
       <w:r>
         <w:rPr>
           <w:b/>
-          <w:sz w:val="20"/>
+          <w:sz w:val="22"/>
         </w:rPr>
         <w:t xml:space="preserve">, </w:t>
       </w:r>
@@ -1025,14 +1120,14 @@
         <w:rPr>
           <w:rStyle w:val="Strong"/>
           <w:b w:val="0"/>
-          <w:sz w:val="20"/>
+          <w:sz w:val="22"/>
         </w:rPr>
         <w:t>Kafka</w:t>
       </w:r>
       <w:r>
         <w:rPr>
           <w:b/>
-          <w:sz w:val="20"/>
+          <w:sz w:val="22"/>
         </w:rPr>
         <w:t xml:space="preserve">, </w:t>
       </w:r>
@@ -1041,7 +1136,7 @@
         <w:rPr>
           <w:rStyle w:val="Strong"/>
           <w:b w:val="0"/>
-          <w:sz w:val="20"/>
+          <w:sz w:val="22"/>
         </w:rPr>
         <w:t>RabbitMQ</w:t>
       </w:r>
@@ -1049,7 +1144,7 @@
       <w:r>
         <w:rPr>
           <w:b/>
-          <w:sz w:val="20"/>
+          <w:sz w:val="22"/>
         </w:rPr>
         <w:t xml:space="preserve">, </w:t>
       </w:r>
@@ -1057,14 +1152,14 @@
         <w:rPr>
           <w:rStyle w:val="Strong"/>
           <w:b w:val="0"/>
-          <w:sz w:val="20"/>
+          <w:sz w:val="22"/>
         </w:rPr>
         <w:t>AWS SQS/SNS</w:t>
       </w:r>
       <w:r>
         <w:rPr>
           <w:b/>
-          <w:sz w:val="20"/>
+          <w:sz w:val="22"/>
         </w:rPr>
         <w:t xml:space="preserve">, </w:t>
       </w:r>
@@ -1073,7 +1168,7 @@
         <w:rPr>
           <w:rStyle w:val="Strong"/>
           <w:b w:val="0"/>
-          <w:sz w:val="20"/>
+          <w:sz w:val="22"/>
         </w:rPr>
         <w:t>Elasticsearch</w:t>
       </w:r>
@@ -1081,7 +1176,7 @@
       <w:r>
         <w:rPr>
           <w:b/>
-          <w:sz w:val="20"/>
+          <w:sz w:val="22"/>
         </w:rPr>
         <w:t xml:space="preserve">, </w:t>
       </w:r>
@@ -1089,14 +1184,14 @@
         <w:rPr>
           <w:rStyle w:val="Strong"/>
           <w:b w:val="0"/>
-          <w:sz w:val="20"/>
+          <w:sz w:val="22"/>
         </w:rPr>
         <w:t>OpenSearch</w:t>
       </w:r>
       <w:r>
         <w:rPr>
           <w:b/>
-          <w:sz w:val="20"/>
+          <w:sz w:val="22"/>
         </w:rPr>
         <w:t xml:space="preserve">, </w:t>
       </w:r>
@@ -1104,14 +1199,14 @@
         <w:rPr>
           <w:rStyle w:val="Strong"/>
           <w:b w:val="0"/>
-          <w:sz w:val="20"/>
+          <w:sz w:val="22"/>
         </w:rPr>
         <w:t>Redshift</w:t>
       </w:r>
       <w:r>
         <w:rPr>
           <w:b/>
-          <w:sz w:val="20"/>
+          <w:sz w:val="22"/>
         </w:rPr>
         <w:t xml:space="preserve">, </w:t>
       </w:r>
@@ -1120,7 +1215,7 @@
         <w:rPr>
           <w:rStyle w:val="Strong"/>
           <w:b w:val="0"/>
-          <w:sz w:val="20"/>
+          <w:sz w:val="22"/>
         </w:rPr>
         <w:t>BigQuery</w:t>
       </w:r>
@@ -1137,13 +1232,13 @@
         <w:jc w:val="both"/>
         <w:rPr>
           <w:b/>
-          <w:sz w:val="20"/>
-        </w:rPr>
-      </w:pPr>
-      <w:r>
-        <w:rPr>
-          <w:rStyle w:val="Strong"/>
-          <w:sz w:val="20"/>
+          <w:sz w:val="22"/>
+        </w:rPr>
+      </w:pPr>
+      <w:r>
+        <w:rPr>
+          <w:rStyle w:val="Strong"/>
+          <w:sz w:val="22"/>
         </w:rPr>
         <w:t xml:space="preserve">Cloud &amp; </w:t>
       </w:r>
@@ -1151,7 +1246,7 @@
       <w:r>
         <w:rPr>
           <w:rStyle w:val="Strong"/>
-          <w:sz w:val="20"/>
+          <w:sz w:val="22"/>
         </w:rPr>
         <w:t>DevOps</w:t>
       </w:r>
@@ -1159,13 +1254,13 @@
       <w:r>
         <w:rPr>
           <w:rStyle w:val="Strong"/>
-          <w:sz w:val="20"/>
+          <w:sz w:val="22"/>
         </w:rPr>
         <w:t>:</w:t>
       </w:r>
       <w:r>
         <w:rPr>
-          <w:sz w:val="20"/>
+          <w:sz w:val="22"/>
         </w:rPr>
         <w:t xml:space="preserve"> </w:t>
       </w:r>
@@ -1173,14 +1268,14 @@
         <w:rPr>
           <w:rStyle w:val="Strong"/>
           <w:b w:val="0"/>
-          <w:sz w:val="20"/>
+          <w:sz w:val="22"/>
         </w:rPr>
         <w:t>AWS</w:t>
       </w:r>
       <w:r>
         <w:rPr>
           <w:b/>
-          <w:sz w:val="20"/>
+          <w:sz w:val="22"/>
         </w:rPr>
         <w:t xml:space="preserve"> (</w:t>
       </w:r>
@@ -1188,14 +1283,14 @@
         <w:rPr>
           <w:rStyle w:val="Strong"/>
           <w:b w:val="0"/>
-          <w:sz w:val="20"/>
+          <w:sz w:val="22"/>
         </w:rPr>
         <w:t>EC2</w:t>
       </w:r>
       <w:r>
         <w:rPr>
           <w:b/>
-          <w:sz w:val="20"/>
+          <w:sz w:val="22"/>
         </w:rPr>
         <w:t xml:space="preserve">, </w:t>
       </w:r>
@@ -1203,14 +1298,14 @@
         <w:rPr>
           <w:rStyle w:val="Strong"/>
           <w:b w:val="0"/>
-          <w:sz w:val="20"/>
+          <w:sz w:val="22"/>
         </w:rPr>
         <w:t>ECS</w:t>
       </w:r>
       <w:r>
         <w:rPr>
           <w:b/>
-          <w:sz w:val="20"/>
+          <w:sz w:val="22"/>
         </w:rPr>
         <w:t xml:space="preserve">, </w:t>
       </w:r>
@@ -1218,14 +1313,14 @@
         <w:rPr>
           <w:rStyle w:val="Strong"/>
           <w:b w:val="0"/>
-          <w:sz w:val="20"/>
+          <w:sz w:val="22"/>
         </w:rPr>
         <w:t>EKS</w:t>
       </w:r>
       <w:r>
         <w:rPr>
           <w:b/>
-          <w:sz w:val="20"/>
+          <w:sz w:val="22"/>
         </w:rPr>
         <w:t xml:space="preserve">, </w:t>
       </w:r>
@@ -1233,14 +1328,14 @@
         <w:rPr>
           <w:rStyle w:val="Strong"/>
           <w:b w:val="0"/>
-          <w:sz w:val="20"/>
+          <w:sz w:val="22"/>
         </w:rPr>
         <w:t>Lambda</w:t>
       </w:r>
       <w:r>
         <w:rPr>
           <w:b/>
-          <w:sz w:val="20"/>
+          <w:sz w:val="22"/>
         </w:rPr>
         <w:t xml:space="preserve">, </w:t>
       </w:r>
@@ -1248,14 +1343,14 @@
         <w:rPr>
           <w:rStyle w:val="Strong"/>
           <w:b w:val="0"/>
-          <w:sz w:val="20"/>
+          <w:sz w:val="22"/>
         </w:rPr>
         <w:t>API Gateway</w:t>
       </w:r>
       <w:r>
         <w:rPr>
           <w:b/>
-          <w:sz w:val="20"/>
+          <w:sz w:val="22"/>
         </w:rPr>
         <w:t xml:space="preserve">, </w:t>
       </w:r>
@@ -1263,14 +1358,14 @@
         <w:rPr>
           <w:rStyle w:val="Strong"/>
           <w:b w:val="0"/>
-          <w:sz w:val="20"/>
+          <w:sz w:val="22"/>
         </w:rPr>
         <w:t>S3</w:t>
       </w:r>
       <w:r>
         <w:rPr>
           <w:b/>
-          <w:sz w:val="20"/>
+          <w:sz w:val="22"/>
         </w:rPr>
         <w:t xml:space="preserve">, </w:t>
       </w:r>
@@ -1279,7 +1374,7 @@
         <w:rPr>
           <w:rStyle w:val="Strong"/>
           <w:b w:val="0"/>
-          <w:sz w:val="20"/>
+          <w:sz w:val="22"/>
         </w:rPr>
         <w:t>CloudFront</w:t>
       </w:r>
@@ -1287,7 +1382,7 @@
       <w:r>
         <w:rPr>
           <w:b/>
-          <w:sz w:val="20"/>
+          <w:sz w:val="22"/>
         </w:rPr>
         <w:t xml:space="preserve">, </w:t>
       </w:r>
@@ -1295,14 +1390,14 @@
         <w:rPr>
           <w:rStyle w:val="Strong"/>
           <w:b w:val="0"/>
-          <w:sz w:val="20"/>
+          <w:sz w:val="22"/>
         </w:rPr>
         <w:t>RDS</w:t>
       </w:r>
       <w:r>
         <w:rPr>
           <w:b/>
-          <w:sz w:val="20"/>
+          <w:sz w:val="22"/>
         </w:rPr>
         <w:t xml:space="preserve">, </w:t>
       </w:r>
@@ -1311,7 +1406,7 @@
         <w:rPr>
           <w:rStyle w:val="Strong"/>
           <w:b w:val="0"/>
-          <w:sz w:val="20"/>
+          <w:sz w:val="22"/>
         </w:rPr>
         <w:t>DynamoDB</w:t>
       </w:r>
@@ -1319,7 +1414,7 @@
       <w:r>
         <w:rPr>
           <w:b/>
-          <w:sz w:val="20"/>
+          <w:sz w:val="22"/>
         </w:rPr>
         <w:t xml:space="preserve">, </w:t>
       </w:r>
@@ -1328,7 +1423,7 @@
         <w:rPr>
           <w:rStyle w:val="Strong"/>
           <w:b w:val="0"/>
-          <w:sz w:val="20"/>
+          <w:sz w:val="22"/>
         </w:rPr>
         <w:t>ElastiCache</w:t>
       </w:r>
@@ -1336,7 +1431,7 @@
       <w:r>
         <w:rPr>
           <w:b/>
-          <w:sz w:val="20"/>
+          <w:sz w:val="22"/>
         </w:rPr>
         <w:t xml:space="preserve">, </w:t>
       </w:r>
@@ -1345,7 +1440,7 @@
         <w:rPr>
           <w:rStyle w:val="Strong"/>
           <w:b w:val="0"/>
-          <w:sz w:val="20"/>
+          <w:sz w:val="22"/>
         </w:rPr>
         <w:t>EventBridge</w:t>
       </w:r>
@@ -1353,7 +1448,7 @@
       <w:r>
         <w:rPr>
           <w:b/>
-          <w:sz w:val="20"/>
+          <w:sz w:val="22"/>
         </w:rPr>
         <w:t xml:space="preserve">, </w:t>
       </w:r>
@@ -1361,14 +1456,14 @@
         <w:rPr>
           <w:rStyle w:val="Strong"/>
           <w:b w:val="0"/>
-          <w:sz w:val="20"/>
+          <w:sz w:val="22"/>
         </w:rPr>
         <w:t>Step Functions</w:t>
       </w:r>
       <w:r>
         <w:rPr>
           <w:b/>
-          <w:sz w:val="20"/>
+          <w:sz w:val="22"/>
         </w:rPr>
         <w:t xml:space="preserve">, </w:t>
       </w:r>
@@ -1376,14 +1471,14 @@
         <w:rPr>
           <w:rStyle w:val="Strong"/>
           <w:b w:val="0"/>
-          <w:sz w:val="20"/>
+          <w:sz w:val="22"/>
         </w:rPr>
         <w:t>IAM</w:t>
       </w:r>
       <w:r>
         <w:rPr>
           <w:b/>
-          <w:sz w:val="20"/>
+          <w:sz w:val="22"/>
         </w:rPr>
         <w:t xml:space="preserve">), </w:t>
       </w:r>
@@ -1391,14 +1486,14 @@
         <w:rPr>
           <w:rStyle w:val="Strong"/>
           <w:b w:val="0"/>
-          <w:sz w:val="20"/>
+          <w:sz w:val="22"/>
         </w:rPr>
         <w:t>Azure</w:t>
       </w:r>
       <w:r>
         <w:rPr>
           <w:b/>
-          <w:sz w:val="20"/>
+          <w:sz w:val="22"/>
         </w:rPr>
         <w:t xml:space="preserve">, </w:t>
       </w:r>
@@ -1406,14 +1501,14 @@
         <w:rPr>
           <w:rStyle w:val="Strong"/>
           <w:b w:val="0"/>
-          <w:sz w:val="20"/>
+          <w:sz w:val="22"/>
         </w:rPr>
         <w:t>GCP</w:t>
       </w:r>
       <w:r>
         <w:rPr>
           <w:b/>
-          <w:sz w:val="20"/>
+          <w:sz w:val="22"/>
         </w:rPr>
         <w:t xml:space="preserve">, </w:t>
       </w:r>
@@ -1422,7 +1517,7 @@
         <w:rPr>
           <w:rStyle w:val="Strong"/>
           <w:b w:val="0"/>
-          <w:sz w:val="20"/>
+          <w:sz w:val="22"/>
         </w:rPr>
         <w:t>Docker</w:t>
       </w:r>
@@ -1430,7 +1525,7 @@
       <w:r>
         <w:rPr>
           <w:b/>
-          <w:sz w:val="20"/>
+          <w:sz w:val="22"/>
         </w:rPr>
         <w:t xml:space="preserve">, </w:t>
       </w:r>
@@ -1439,7 +1534,7 @@
         <w:rPr>
           <w:rStyle w:val="Strong"/>
           <w:b w:val="0"/>
-          <w:sz w:val="20"/>
+          <w:sz w:val="22"/>
         </w:rPr>
         <w:t>Kubernetes</w:t>
       </w:r>
@@ -1447,7 +1542,7 @@
       <w:r>
         <w:rPr>
           <w:b/>
-          <w:sz w:val="20"/>
+          <w:sz w:val="22"/>
         </w:rPr>
         <w:t xml:space="preserve">, </w:t>
       </w:r>
@@ -1455,14 +1550,14 @@
         <w:rPr>
           <w:rStyle w:val="Strong"/>
           <w:b w:val="0"/>
-          <w:sz w:val="20"/>
+          <w:sz w:val="22"/>
         </w:rPr>
         <w:t>Helm</w:t>
       </w:r>
       <w:r>
         <w:rPr>
           <w:b/>
-          <w:sz w:val="20"/>
+          <w:sz w:val="22"/>
         </w:rPr>
         <w:t xml:space="preserve">, </w:t>
       </w:r>
@@ -1471,7 +1566,7 @@
         <w:rPr>
           <w:rStyle w:val="Strong"/>
           <w:b w:val="0"/>
-          <w:sz w:val="20"/>
+          <w:sz w:val="22"/>
         </w:rPr>
         <w:t>Terraform</w:t>
       </w:r>
@@ -1479,7 +1574,7 @@
       <w:r>
         <w:rPr>
           <w:b/>
-          <w:sz w:val="20"/>
+          <w:sz w:val="22"/>
         </w:rPr>
         <w:t xml:space="preserve">, </w:t>
       </w:r>
@@ -1488,7 +1583,7 @@
         <w:rPr>
           <w:rStyle w:val="Strong"/>
           <w:b w:val="0"/>
-          <w:sz w:val="20"/>
+          <w:sz w:val="22"/>
         </w:rPr>
         <w:t>CloudFormation</w:t>
       </w:r>
@@ -1496,7 +1591,7 @@
       <w:r>
         <w:rPr>
           <w:b/>
-          <w:sz w:val="20"/>
+          <w:sz w:val="22"/>
         </w:rPr>
         <w:t xml:space="preserve">, </w:t>
       </w:r>
@@ -1505,7 +1600,7 @@
         <w:rPr>
           <w:rStyle w:val="Strong"/>
           <w:b w:val="0"/>
-          <w:sz w:val="20"/>
+          <w:sz w:val="22"/>
         </w:rPr>
         <w:t>GitHub</w:t>
       </w:r>
@@ -1514,14 +1609,14 @@
         <w:rPr>
           <w:rStyle w:val="Strong"/>
           <w:b w:val="0"/>
-          <w:sz w:val="20"/>
+          <w:sz w:val="22"/>
         </w:rPr>
         <w:t xml:space="preserve"> Actions</w:t>
       </w:r>
       <w:r>
         <w:rPr>
           <w:b/>
-          <w:sz w:val="20"/>
+          <w:sz w:val="22"/>
         </w:rPr>
         <w:t xml:space="preserve">, </w:t>
       </w:r>
@@ -1529,14 +1624,14 @@
         <w:rPr>
           <w:rStyle w:val="Strong"/>
           <w:b w:val="0"/>
-          <w:sz w:val="20"/>
+          <w:sz w:val="22"/>
         </w:rPr>
         <w:t>Jenkins</w:t>
       </w:r>
       <w:r>
         <w:rPr>
           <w:b/>
-          <w:sz w:val="20"/>
+          <w:sz w:val="22"/>
         </w:rPr>
         <w:t xml:space="preserve">, </w:t>
       </w:r>
@@ -1544,14 +1639,14 @@
         <w:rPr>
           <w:rStyle w:val="Strong"/>
           <w:b w:val="0"/>
-          <w:sz w:val="20"/>
+          <w:sz w:val="22"/>
         </w:rPr>
         <w:t>Argo CD</w:t>
       </w:r>
       <w:r>
         <w:rPr>
           <w:b/>
-          <w:sz w:val="20"/>
+          <w:sz w:val="22"/>
         </w:rPr>
         <w:t xml:space="preserve">, </w:t>
       </w:r>
@@ -1560,7 +1655,7 @@
         <w:rPr>
           <w:rStyle w:val="Strong"/>
           <w:b w:val="0"/>
-          <w:sz w:val="20"/>
+          <w:sz w:val="22"/>
         </w:rPr>
         <w:t>GitOps</w:t>
       </w:r>
@@ -1577,13 +1672,14 @@
         <w:jc w:val="both"/>
         <w:rPr>
           <w:b/>
+          <w:sz w:val="28"/>
         </w:rPr>
       </w:pPr>
       <w:proofErr w:type="spellStart"/>
       <w:r>
         <w:rPr>
           <w:rStyle w:val="Strong"/>
-          <w:sz w:val="20"/>
+          <w:sz w:val="22"/>
         </w:rPr>
         <w:t>Observability</w:t>
       </w:r>
@@ -1591,13 +1687,13 @@
       <w:r>
         <w:rPr>
           <w:rStyle w:val="Strong"/>
-          <w:sz w:val="20"/>
+          <w:sz w:val="22"/>
         </w:rPr>
         <w:t>, Quality &amp; Security:</w:t>
       </w:r>
       <w:r>
         <w:rPr>
-          <w:sz w:val="20"/>
+          <w:sz w:val="22"/>
         </w:rPr>
         <w:t xml:space="preserve"> </w:t>
       </w:r>
@@ -1606,7 +1702,7 @@
         <w:rPr>
           <w:rStyle w:val="Strong"/>
           <w:b w:val="0"/>
-          <w:sz w:val="20"/>
+          <w:sz w:val="22"/>
         </w:rPr>
         <w:t>Datadog</w:t>
       </w:r>
@@ -1614,7 +1710,7 @@
       <w:r>
         <w:rPr>
           <w:b/>
-          <w:sz w:val="20"/>
+          <w:sz w:val="22"/>
         </w:rPr>
         <w:t xml:space="preserve">, </w:t>
       </w:r>
@@ -1622,14 +1718,14 @@
         <w:rPr>
           <w:rStyle w:val="Strong"/>
           <w:b w:val="0"/>
-          <w:sz w:val="20"/>
+          <w:sz w:val="22"/>
         </w:rPr>
         <w:t>Prometheus</w:t>
       </w:r>
       <w:r>
         <w:rPr>
           <w:b/>
-          <w:sz w:val="20"/>
+          <w:sz w:val="22"/>
         </w:rPr>
         <w:t xml:space="preserve">, </w:t>
       </w:r>
@@ -1638,7 +1734,7 @@
         <w:rPr>
           <w:rStyle w:val="Strong"/>
           <w:b w:val="0"/>
-          <w:sz w:val="20"/>
+          <w:sz w:val="22"/>
         </w:rPr>
         <w:t>Grafana</w:t>
       </w:r>
@@ -1646,7 +1742,7 @@
       <w:r>
         <w:rPr>
           <w:b/>
-          <w:sz w:val="20"/>
+          <w:sz w:val="22"/>
         </w:rPr>
         <w:t xml:space="preserve">, </w:t>
       </w:r>
@@ -1655,7 +1751,7 @@
         <w:rPr>
           <w:rStyle w:val="Strong"/>
           <w:b w:val="0"/>
-          <w:sz w:val="20"/>
+          <w:sz w:val="22"/>
         </w:rPr>
         <w:t>CloudWatch</w:t>
       </w:r>
@@ -1663,7 +1759,7 @@
       <w:r>
         <w:rPr>
           <w:b/>
-          <w:sz w:val="20"/>
+          <w:sz w:val="22"/>
         </w:rPr>
         <w:t xml:space="preserve">, </w:t>
       </w:r>
@@ -1671,14 +1767,14 @@
         <w:rPr>
           <w:rStyle w:val="Strong"/>
           <w:b w:val="0"/>
-          <w:sz w:val="20"/>
+          <w:sz w:val="22"/>
         </w:rPr>
         <w:t>ELK/EFK</w:t>
       </w:r>
       <w:r>
         <w:rPr>
           <w:b/>
-          <w:sz w:val="20"/>
+          <w:sz w:val="22"/>
         </w:rPr>
         <w:t xml:space="preserve">, </w:t>
       </w:r>
@@ -1687,7 +1783,7 @@
         <w:rPr>
           <w:rStyle w:val="Strong"/>
           <w:b w:val="0"/>
-          <w:sz w:val="20"/>
+          <w:sz w:val="22"/>
         </w:rPr>
         <w:t>OpenTelemetry</w:t>
       </w:r>
@@ -1695,7 +1791,7 @@
       <w:r>
         <w:rPr>
           <w:b/>
-          <w:sz w:val="20"/>
+          <w:sz w:val="22"/>
         </w:rPr>
         <w:t xml:space="preserve">, </w:t>
       </w:r>
@@ -1703,14 +1799,14 @@
         <w:rPr>
           <w:rStyle w:val="Strong"/>
           <w:b w:val="0"/>
-          <w:sz w:val="20"/>
+          <w:sz w:val="22"/>
         </w:rPr>
         <w:t>Jest</w:t>
       </w:r>
       <w:r>
         <w:rPr>
           <w:b/>
-          <w:sz w:val="20"/>
+          <w:sz w:val="22"/>
         </w:rPr>
         <w:t xml:space="preserve">, </w:t>
       </w:r>
@@ -1718,14 +1814,14 @@
         <w:rPr>
           <w:rStyle w:val="Strong"/>
           <w:b w:val="0"/>
-          <w:sz w:val="20"/>
+          <w:sz w:val="22"/>
         </w:rPr>
         <w:t>Mocha</w:t>
       </w:r>
       <w:r>
         <w:rPr>
           <w:b/>
-          <w:sz w:val="20"/>
+          <w:sz w:val="22"/>
         </w:rPr>
         <w:t xml:space="preserve">, </w:t>
       </w:r>
@@ -1733,14 +1829,14 @@
         <w:rPr>
           <w:rStyle w:val="Strong"/>
           <w:b w:val="0"/>
-          <w:sz w:val="20"/>
+          <w:sz w:val="22"/>
         </w:rPr>
         <w:t>Chai</w:t>
       </w:r>
       <w:r>
         <w:rPr>
           <w:b/>
-          <w:sz w:val="20"/>
+          <w:sz w:val="22"/>
         </w:rPr>
         <w:t xml:space="preserve">, </w:t>
       </w:r>
@@ -1749,7 +1845,7 @@
         <w:rPr>
           <w:rStyle w:val="Strong"/>
           <w:b w:val="0"/>
-          <w:sz w:val="20"/>
+          <w:sz w:val="22"/>
         </w:rPr>
         <w:t>Vue</w:t>
       </w:r>
@@ -1758,7 +1854,7 @@
         <w:rPr>
           <w:rStyle w:val="Strong"/>
           <w:b w:val="0"/>
-          <w:sz w:val="20"/>
+          <w:sz w:val="22"/>
         </w:rPr>
         <w:t xml:space="preserve"> Test </w:t>
       </w:r>
@@ -1767,7 +1863,7 @@
         <w:rPr>
           <w:rStyle w:val="Strong"/>
           <w:b w:val="0"/>
-          <w:sz w:val="20"/>
+          <w:sz w:val="22"/>
         </w:rPr>
         <w:t>Utils</w:t>
       </w:r>
@@ -1775,7 +1871,7 @@
       <w:r>
         <w:rPr>
           <w:b/>
-          <w:sz w:val="20"/>
+          <w:sz w:val="22"/>
         </w:rPr>
         <w:t xml:space="preserve">, </w:t>
       </w:r>
@@ -1783,14 +1879,14 @@
         <w:rPr>
           <w:rStyle w:val="Strong"/>
           <w:b w:val="0"/>
-          <w:sz w:val="20"/>
+          <w:sz w:val="22"/>
         </w:rPr>
         <w:t>Cypress</w:t>
       </w:r>
       <w:r>
         <w:rPr>
           <w:b/>
-          <w:sz w:val="20"/>
+          <w:sz w:val="22"/>
         </w:rPr>
         <w:t xml:space="preserve">, </w:t>
       </w:r>
@@ -1798,14 +1894,14 @@
         <w:rPr>
           <w:rStyle w:val="Strong"/>
           <w:b w:val="0"/>
-          <w:sz w:val="20"/>
+          <w:sz w:val="22"/>
         </w:rPr>
         <w:t>Playwright</w:t>
       </w:r>
       <w:r>
         <w:rPr>
           <w:b/>
-          <w:sz w:val="20"/>
+          <w:sz w:val="22"/>
         </w:rPr>
         <w:t xml:space="preserve">, </w:t>
       </w:r>
@@ -1813,14 +1909,14 @@
         <w:rPr>
           <w:rStyle w:val="Strong"/>
           <w:b w:val="0"/>
-          <w:sz w:val="20"/>
+          <w:sz w:val="22"/>
         </w:rPr>
         <w:t>Pact-style contract testing</w:t>
       </w:r>
       <w:r>
         <w:rPr>
           <w:b/>
-          <w:sz w:val="20"/>
+          <w:sz w:val="22"/>
         </w:rPr>
         <w:t xml:space="preserve">, </w:t>
       </w:r>
@@ -1828,14 +1924,14 @@
         <w:rPr>
           <w:rStyle w:val="Strong"/>
           <w:b w:val="0"/>
-          <w:sz w:val="20"/>
+          <w:sz w:val="22"/>
         </w:rPr>
         <w:t>Rate Limiting</w:t>
       </w:r>
       <w:r>
         <w:rPr>
           <w:b/>
-          <w:sz w:val="20"/>
+          <w:sz w:val="22"/>
         </w:rPr>
         <w:t xml:space="preserve">, </w:t>
       </w:r>
@@ -1843,14 +1939,14 @@
         <w:rPr>
           <w:rStyle w:val="Strong"/>
           <w:b w:val="0"/>
-          <w:sz w:val="20"/>
+          <w:sz w:val="22"/>
         </w:rPr>
         <w:t>Audit Logging</w:t>
       </w:r>
       <w:r>
         <w:rPr>
           <w:b/>
-          <w:sz w:val="20"/>
+          <w:sz w:val="22"/>
         </w:rPr>
         <w:t xml:space="preserve">, </w:t>
       </w:r>
@@ -1858,14 +1954,14 @@
         <w:rPr>
           <w:rStyle w:val="Strong"/>
           <w:b w:val="0"/>
-          <w:sz w:val="20"/>
+          <w:sz w:val="22"/>
         </w:rPr>
         <w:t>Auth0</w:t>
       </w:r>
       <w:r>
         <w:rPr>
           <w:b/>
-          <w:sz w:val="20"/>
+          <w:sz w:val="22"/>
         </w:rPr>
         <w:t xml:space="preserve">, </w:t>
       </w:r>
@@ -1874,7 +1970,7 @@
         <w:rPr>
           <w:rStyle w:val="Strong"/>
           <w:b w:val="0"/>
-          <w:sz w:val="20"/>
+          <w:sz w:val="22"/>
         </w:rPr>
         <w:t>Okta</w:t>
       </w:r>
@@ -1882,7 +1978,7 @@
       <w:r>
         <w:rPr>
           <w:b/>
-          <w:sz w:val="20"/>
+          <w:sz w:val="22"/>
         </w:rPr>
         <w:t xml:space="preserve">, </w:t>
       </w:r>
@@ -1890,7 +1986,7 @@
         <w:rPr>
           <w:rStyle w:val="Strong"/>
           <w:b w:val="0"/>
-          <w:sz w:val="20"/>
+          <w:sz w:val="22"/>
         </w:rPr>
         <w:t xml:space="preserve">AWS </w:t>
       </w:r>
@@ -1899,7 +1995,7 @@
         <w:rPr>
           <w:rStyle w:val="Strong"/>
           <w:b w:val="0"/>
-          <w:sz w:val="20"/>
+          <w:sz w:val="22"/>
         </w:rPr>
         <w:t>Cognito</w:t>
       </w:r>
@@ -1911,23 +2007,16 @@
           <w:bottom w:val="single" w:sz="6" w:space="0" w:color="B91C1C"/>
         </w:pBdr>
         <w:spacing w:before="120" w:after="80"/>
+        <w:rPr>
+          <w:sz w:val="24"/>
+        </w:rPr>
       </w:pPr>
       <w:r>
         <w:rPr>
           <w:b/>
           <w:bCs/>
           <w:color w:val="111111"/>
-          <w:sz w:val="21"/>
-          <w:szCs w:val="21"/>
-        </w:rPr>
-        <w:t xml:space="preserve"> </w:t>
-      </w:r>
-      <w:r>
-        <w:rPr>
-          <w:b/>
-          <w:bCs/>
-          <w:color w:val="111111"/>
-          <w:sz w:val="21"/>
+          <w:sz w:val="24"/>
           <w:szCs w:val="21"/>
         </w:rPr>
         <w:t>WORK HISTORY</w:t>
@@ -1951,8 +2040,8 @@
         <w:tblLook w:val="04A0" w:firstRow="1" w:lastRow="0" w:firstColumn="1" w:lastColumn="0" w:noHBand="0" w:noVBand="1"/>
       </w:tblPr>
       <w:tblGrid>
-        <w:gridCol w:w="7140"/>
-        <w:gridCol w:w="3060"/>
+        <w:gridCol w:w="7340"/>
+        <w:gridCol w:w="3146"/>
       </w:tblGrid>
       <w:tr>
         <w:tc>
@@ -1966,13 +2055,18 @@
             </w:tcBorders>
           </w:tcPr>
           <w:p>
+            <w:pPr>
+              <w:rPr>
+                <w:sz w:val="24"/>
+              </w:rPr>
+            </w:pPr>
             <w:r>
               <w:rPr>
                 <w:rFonts w:ascii="Arial" w:eastAsia="Arial" w:hAnsi="Arial" w:cs="Arial"/>
                 <w:b/>
                 <w:bCs/>
                 <w:color w:val="111111"/>
-                <w:sz w:val="19"/>
+                <w:sz w:val="22"/>
                 <w:szCs w:val="19"/>
               </w:rPr>
               <w:t>Senior Software Engineer</w:t>
@@ -1992,12 +2086,14 @@
           <w:p>
             <w:pPr>
               <w:jc w:val="right"/>
+              <w:rPr>
+                <w:sz w:val="24"/>
+              </w:rPr>
             </w:pPr>
             <w:r>
               <w:rPr>
                 <w:rFonts w:ascii="Arial" w:eastAsia="Arial" w:hAnsi="Arial" w:cs="Arial"/>
                 <w:color w:val="111111"/>
-                <w:sz w:val="17"/>
                 <w:szCs w:val="17"/>
               </w:rPr>
               <w:t>February 2021 to December 2025</w:t>
@@ -2007,6 +2103,11 @@
       </w:tr>
     </w:tbl>
     <w:p>
+      <w:pPr>
+        <w:rPr>
+          <w:sz w:val="24"/>
+        </w:rPr>
+      </w:pPr>
       <w:proofErr w:type="spellStart"/>
       <w:r>
         <w:rPr>
@@ -2014,7 +2115,7 @@
           <w:b/>
           <w:bCs/>
           <w:color w:val="111111"/>
-          <w:sz w:val="18"/>
+          <w:sz w:val="22"/>
           <w:szCs w:val="18"/>
         </w:rPr>
         <w:t>Viaro</w:t>
@@ -2026,7 +2127,7 @@
           <w:b/>
           <w:bCs/>
           <w:color w:val="111111"/>
-          <w:sz w:val="18"/>
+          <w:sz w:val="22"/>
           <w:szCs w:val="18"/>
         </w:rPr>
         <w:t xml:space="preserve"> Networks Inc. - Delaware, United States</w:t>
@@ -2041,38 +2142,38 @@
         </w:numPr>
         <w:jc w:val="both"/>
         <w:rPr>
-          <w:sz w:val="20"/>
-        </w:rPr>
-      </w:pPr>
-      <w:r>
-        <w:rPr>
-          <w:sz w:val="20"/>
+          <w:sz w:val="22"/>
+        </w:rPr>
+      </w:pPr>
+      <w:r>
+        <w:rPr>
+          <w:sz w:val="22"/>
         </w:rPr>
         <w:t xml:space="preserve">Led architecture and delivery of a multi-tenant </w:t>
       </w:r>
       <w:r>
         <w:rPr>
           <w:rStyle w:val="Strong"/>
-          <w:sz w:val="20"/>
+          <w:sz w:val="22"/>
         </w:rPr>
         <w:t>Node.js 16–20</w:t>
       </w:r>
       <w:r>
         <w:rPr>
-          <w:sz w:val="20"/>
+          <w:sz w:val="22"/>
         </w:rPr>
         <w:t xml:space="preserve"> and </w:t>
       </w:r>
       <w:r>
         <w:rPr>
           <w:rStyle w:val="Strong"/>
-          <w:sz w:val="20"/>
+          <w:sz w:val="22"/>
         </w:rPr>
         <w:t>Vue.js 3</w:t>
       </w:r>
       <w:r>
         <w:rPr>
-          <w:sz w:val="20"/>
+          <w:sz w:val="22"/>
         </w:rPr>
         <w:t xml:space="preserve"> platform that unified customer onboarding, billing workflows, and operational analytics across several enterprise product lines.</w:t>
       </w:r>
@@ -2086,12 +2187,12 @@
         </w:numPr>
         <w:jc w:val="both"/>
         <w:rPr>
-          <w:sz w:val="20"/>
-        </w:rPr>
-      </w:pPr>
-      <w:r>
-        <w:rPr>
-          <w:sz w:val="20"/>
+          <w:sz w:val="22"/>
+        </w:rPr>
+      </w:pPr>
+      <w:r>
+        <w:rPr>
+          <w:sz w:val="22"/>
         </w:rPr>
         <w:t xml:space="preserve">Designed and implemented modular backend services with </w:t>
       </w:r>
@@ -2099,27 +2200,27 @@
       <w:r>
         <w:rPr>
           <w:rStyle w:val="Strong"/>
-          <w:sz w:val="20"/>
+          <w:sz w:val="22"/>
         </w:rPr>
         <w:t>NestJS</w:t>
       </w:r>
       <w:proofErr w:type="spellEnd"/>
       <w:r>
         <w:rPr>
-          <w:sz w:val="20"/>
-        </w:rPr>
-        <w:t xml:space="preserve">, </w:t>
-      </w:r>
-      <w:r>
-        <w:rPr>
-          <w:rStyle w:val="Strong"/>
-          <w:sz w:val="20"/>
+          <w:sz w:val="22"/>
+        </w:rPr>
+        <w:t xml:space="preserve">, </w:t>
+      </w:r>
+      <w:r>
+        <w:rPr>
+          <w:rStyle w:val="Strong"/>
+          <w:sz w:val="22"/>
         </w:rPr>
         <w:t>Express</w:t>
       </w:r>
       <w:r>
         <w:rPr>
-          <w:sz w:val="20"/>
+          <w:sz w:val="22"/>
         </w:rPr>
         <w:t xml:space="preserve">, and </w:t>
       </w:r>
@@ -2127,27 +2228,27 @@
       <w:r>
         <w:rPr>
           <w:rStyle w:val="Strong"/>
-          <w:sz w:val="20"/>
+          <w:sz w:val="22"/>
         </w:rPr>
         <w:t>PostgreSQL</w:t>
       </w:r>
       <w:proofErr w:type="spellEnd"/>
       <w:r>
         <w:rPr>
-          <w:sz w:val="20"/>
+          <w:sz w:val="22"/>
         </w:rPr>
         <w:t xml:space="preserve">, replacing tightly coupled legacy modules and reducing average API response time by </w:t>
       </w:r>
       <w:r>
         <w:rPr>
           <w:rStyle w:val="Strong"/>
-          <w:sz w:val="20"/>
+          <w:sz w:val="22"/>
         </w:rPr>
         <w:t>38%</w:t>
       </w:r>
       <w:r>
         <w:rPr>
-          <w:sz w:val="20"/>
+          <w:sz w:val="22"/>
         </w:rPr>
         <w:t xml:space="preserve"> under peak business traffic.</w:t>
       </w:r>
@@ -2161,25 +2262,25 @@
         </w:numPr>
         <w:jc w:val="both"/>
         <w:rPr>
-          <w:sz w:val="20"/>
-        </w:rPr>
-      </w:pPr>
-      <w:r>
-        <w:rPr>
-          <w:sz w:val="20"/>
+          <w:sz w:val="22"/>
+        </w:rPr>
+      </w:pPr>
+      <w:r>
+        <w:rPr>
+          <w:sz w:val="22"/>
         </w:rPr>
         <w:t xml:space="preserve">Built high-visibility frontend experiences in </w:t>
       </w:r>
       <w:r>
         <w:rPr>
           <w:rStyle w:val="Strong"/>
-          <w:sz w:val="20"/>
+          <w:sz w:val="22"/>
         </w:rPr>
         <w:t>Vue.js 3</w:t>
       </w:r>
       <w:r>
         <w:rPr>
-          <w:sz w:val="20"/>
+          <w:sz w:val="22"/>
         </w:rPr>
         <w:t xml:space="preserve">, </w:t>
       </w:r>
@@ -2187,14 +2288,14 @@
       <w:r>
         <w:rPr>
           <w:rStyle w:val="Strong"/>
-          <w:sz w:val="20"/>
+          <w:sz w:val="22"/>
         </w:rPr>
         <w:t>TypeScript</w:t>
       </w:r>
       <w:proofErr w:type="spellEnd"/>
       <w:r>
         <w:rPr>
-          <w:sz w:val="20"/>
+          <w:sz w:val="22"/>
         </w:rPr>
         <w:t xml:space="preserve">, and </w:t>
       </w:r>
@@ -2202,27 +2303,27 @@
       <w:r>
         <w:rPr>
           <w:rStyle w:val="Strong"/>
-          <w:sz w:val="20"/>
+          <w:sz w:val="22"/>
         </w:rPr>
         <w:t>Pinia</w:t>
       </w:r>
       <w:proofErr w:type="spellEnd"/>
       <w:r>
         <w:rPr>
-          <w:sz w:val="20"/>
+          <w:sz w:val="22"/>
         </w:rPr>
         <w:t xml:space="preserve">, improving dashboard rendering speed by </w:t>
       </w:r>
       <w:r>
         <w:rPr>
           <w:rStyle w:val="Strong"/>
-          <w:sz w:val="20"/>
+          <w:sz w:val="22"/>
         </w:rPr>
         <w:t>42%</w:t>
       </w:r>
       <w:r>
         <w:rPr>
-          <w:sz w:val="20"/>
+          <w:sz w:val="22"/>
         </w:rPr>
         <w:t xml:space="preserve"> and significantly reducing state synchronization defects across complex user workflows.</w:t>
       </w:r>
@@ -2236,25 +2337,25 @@
         </w:numPr>
         <w:jc w:val="both"/>
         <w:rPr>
-          <w:sz w:val="20"/>
-        </w:rPr>
-      </w:pPr>
-      <w:r>
-        <w:rPr>
-          <w:sz w:val="20"/>
+          <w:sz w:val="22"/>
+        </w:rPr>
+      </w:pPr>
+      <w:r>
+        <w:rPr>
+          <w:sz w:val="22"/>
         </w:rPr>
         <w:t xml:space="preserve">Migrated older frontend modules from </w:t>
       </w:r>
       <w:r>
         <w:rPr>
           <w:rStyle w:val="Strong"/>
-          <w:sz w:val="20"/>
+          <w:sz w:val="22"/>
         </w:rPr>
         <w:t>Vue.js 2</w:t>
       </w:r>
       <w:r>
         <w:rPr>
-          <w:sz w:val="20"/>
+          <w:sz w:val="22"/>
         </w:rPr>
         <w:t xml:space="preserve"> with </w:t>
       </w:r>
@@ -2262,27 +2363,27 @@
       <w:r>
         <w:rPr>
           <w:rStyle w:val="Strong"/>
-          <w:sz w:val="20"/>
+          <w:sz w:val="22"/>
         </w:rPr>
         <w:t>Vuex</w:t>
       </w:r>
       <w:proofErr w:type="spellEnd"/>
       <w:r>
         <w:rPr>
-          <w:sz w:val="20"/>
+          <w:sz w:val="22"/>
         </w:rPr>
         <w:t xml:space="preserve"> and legacy bundling into </w:t>
       </w:r>
       <w:r>
         <w:rPr>
           <w:rStyle w:val="Strong"/>
-          <w:sz w:val="20"/>
+          <w:sz w:val="22"/>
         </w:rPr>
         <w:t>Vue.js 3</w:t>
       </w:r>
       <w:r>
         <w:rPr>
-          <w:sz w:val="20"/>
+          <w:sz w:val="22"/>
         </w:rPr>
         <w:t xml:space="preserve"> with </w:t>
       </w:r>
@@ -2290,27 +2391,27 @@
       <w:r>
         <w:rPr>
           <w:rStyle w:val="Strong"/>
-          <w:sz w:val="20"/>
+          <w:sz w:val="22"/>
         </w:rPr>
         <w:t>Vite</w:t>
       </w:r>
       <w:proofErr w:type="spellEnd"/>
       <w:r>
         <w:rPr>
-          <w:sz w:val="20"/>
+          <w:sz w:val="22"/>
         </w:rPr>
         <w:t xml:space="preserve">, eliminating inconsistent build behavior and cutting local startup time by roughly </w:t>
       </w:r>
       <w:r>
         <w:rPr>
           <w:rStyle w:val="Strong"/>
-          <w:sz w:val="20"/>
+          <w:sz w:val="22"/>
         </w:rPr>
         <w:t>55%</w:t>
       </w:r>
       <w:r>
         <w:rPr>
-          <w:sz w:val="20"/>
+          <w:sz w:val="22"/>
         </w:rPr>
         <w:t>.</w:t>
       </w:r>
@@ -2324,12 +2425,12 @@
         </w:numPr>
         <w:jc w:val="both"/>
         <w:rPr>
-          <w:sz w:val="20"/>
-        </w:rPr>
-      </w:pPr>
-      <w:r>
-        <w:rPr>
-          <w:sz w:val="20"/>
+          <w:sz w:val="22"/>
+        </w:rPr>
+      </w:pPr>
+      <w:r>
+        <w:rPr>
+          <w:sz w:val="22"/>
         </w:rPr>
         <w:t xml:space="preserve">Introduced </w:t>
       </w:r>
@@ -2337,14 +2438,14 @@
       <w:r>
         <w:rPr>
           <w:rStyle w:val="Strong"/>
-          <w:sz w:val="20"/>
+          <w:sz w:val="22"/>
         </w:rPr>
         <w:t>GraphQL</w:t>
       </w:r>
       <w:proofErr w:type="spellEnd"/>
       <w:r>
         <w:rPr>
-          <w:sz w:val="20"/>
+          <w:sz w:val="22"/>
         </w:rPr>
         <w:t xml:space="preserve"> for selected reporting and account management workflows where REST payloads had become too chatty, reducing over-fetching issues and improving page interaction latency for power users.</w:t>
       </w:r>
@@ -2358,25 +2459,25 @@
         </w:numPr>
         <w:jc w:val="both"/>
         <w:rPr>
-          <w:sz w:val="20"/>
-        </w:rPr>
-      </w:pPr>
-      <w:r>
-        <w:rPr>
-          <w:sz w:val="20"/>
+          <w:sz w:val="22"/>
+        </w:rPr>
+      </w:pPr>
+      <w:r>
+        <w:rPr>
+          <w:sz w:val="22"/>
         </w:rPr>
         <w:t xml:space="preserve">Reworked authentication and authorization flows using </w:t>
       </w:r>
       <w:r>
         <w:rPr>
           <w:rStyle w:val="Strong"/>
-          <w:sz w:val="20"/>
+          <w:sz w:val="22"/>
         </w:rPr>
         <w:t>OAuth2</w:t>
       </w:r>
       <w:r>
         <w:rPr>
-          <w:sz w:val="20"/>
+          <w:sz w:val="22"/>
         </w:rPr>
         <w:t xml:space="preserve">, </w:t>
       </w:r>
@@ -2384,7 +2485,7 @@
       <w:r>
         <w:rPr>
           <w:rStyle w:val="Strong"/>
-          <w:sz w:val="20"/>
+          <w:sz w:val="22"/>
         </w:rPr>
         <w:t>OpenID</w:t>
       </w:r>
@@ -2392,39 +2493,39 @@
       <w:r>
         <w:rPr>
           <w:rStyle w:val="Strong"/>
-          <w:sz w:val="20"/>
+          <w:sz w:val="22"/>
         </w:rPr>
         <w:t xml:space="preserve"> Connect</w:t>
       </w:r>
       <w:r>
         <w:rPr>
-          <w:sz w:val="20"/>
-        </w:rPr>
-        <w:t xml:space="preserve">, </w:t>
-      </w:r>
-      <w:r>
-        <w:rPr>
-          <w:rStyle w:val="Strong"/>
-          <w:sz w:val="20"/>
+          <w:sz w:val="22"/>
+        </w:rPr>
+        <w:t xml:space="preserve">, </w:t>
+      </w:r>
+      <w:r>
+        <w:rPr>
+          <w:rStyle w:val="Strong"/>
+          <w:sz w:val="22"/>
         </w:rPr>
         <w:t>JWT</w:t>
       </w:r>
       <w:r>
         <w:rPr>
-          <w:sz w:val="20"/>
+          <w:sz w:val="22"/>
         </w:rPr>
         <w:t xml:space="preserve">, and </w:t>
       </w:r>
       <w:r>
         <w:rPr>
           <w:rStyle w:val="Strong"/>
-          <w:sz w:val="20"/>
+          <w:sz w:val="22"/>
         </w:rPr>
         <w:t>RBAC</w:t>
       </w:r>
       <w:r>
         <w:rPr>
-          <w:sz w:val="20"/>
+          <w:sz w:val="22"/>
         </w:rPr>
         <w:t>, closing several permission edge cases that had caused support escalations in shared-account enterprise environments.</w:t>
       </w:r>
@@ -2438,38 +2539,38 @@
         </w:numPr>
         <w:jc w:val="both"/>
         <w:rPr>
-          <w:sz w:val="20"/>
-        </w:rPr>
-      </w:pPr>
-      <w:r>
-        <w:rPr>
-          <w:sz w:val="20"/>
+          <w:sz w:val="22"/>
+        </w:rPr>
+      </w:pPr>
+      <w:r>
+        <w:rPr>
+          <w:sz w:val="22"/>
         </w:rPr>
         <w:t xml:space="preserve">Implemented event-driven processing with </w:t>
       </w:r>
       <w:r>
         <w:rPr>
           <w:rStyle w:val="Strong"/>
-          <w:sz w:val="20"/>
+          <w:sz w:val="22"/>
         </w:rPr>
         <w:t>Kafka</w:t>
       </w:r>
       <w:r>
         <w:rPr>
-          <w:sz w:val="20"/>
-        </w:rPr>
-        <w:t xml:space="preserve">, </w:t>
-      </w:r>
-      <w:r>
-        <w:rPr>
-          <w:rStyle w:val="Strong"/>
-          <w:sz w:val="20"/>
+          <w:sz w:val="22"/>
+        </w:rPr>
+        <w:t xml:space="preserve">, </w:t>
+      </w:r>
+      <w:r>
+        <w:rPr>
+          <w:rStyle w:val="Strong"/>
+          <w:sz w:val="22"/>
         </w:rPr>
         <w:t>SQS/SNS</w:t>
       </w:r>
       <w:r>
         <w:rPr>
-          <w:sz w:val="20"/>
+          <w:sz w:val="22"/>
         </w:rPr>
         <w:t xml:space="preserve">, and </w:t>
       </w:r>
@@ -2477,14 +2578,14 @@
       <w:r>
         <w:rPr>
           <w:rStyle w:val="Strong"/>
-          <w:sz w:val="20"/>
+          <w:sz w:val="22"/>
         </w:rPr>
         <w:t>Redis</w:t>
       </w:r>
       <w:proofErr w:type="spellEnd"/>
       <w:r>
         <w:rPr>
-          <w:sz w:val="20"/>
+          <w:sz w:val="22"/>
         </w:rPr>
         <w:t xml:space="preserve"> to decouple notifications, billing recalculations, and audit activities, which improved resilience during traffic bursts and release windows.</w:t>
       </w:r>
@@ -2498,25 +2599,25 @@
         </w:numPr>
         <w:jc w:val="both"/>
         <w:rPr>
-          <w:sz w:val="20"/>
-        </w:rPr>
-      </w:pPr>
-      <w:r>
-        <w:rPr>
-          <w:sz w:val="20"/>
+          <w:sz w:val="22"/>
+        </w:rPr>
+      </w:pPr>
+      <w:r>
+        <w:rPr>
+          <w:sz w:val="22"/>
         </w:rPr>
         <w:t xml:space="preserve">Solved a recurring memory leak in long-lived </w:t>
       </w:r>
       <w:r>
         <w:rPr>
           <w:rStyle w:val="Strong"/>
-          <w:sz w:val="20"/>
+          <w:sz w:val="22"/>
         </w:rPr>
         <w:t>Node.js</w:t>
       </w:r>
       <w:r>
         <w:rPr>
-          <w:sz w:val="20"/>
+          <w:sz w:val="22"/>
         </w:rPr>
         <w:t xml:space="preserve"> worker processes by tracing unbounded object retention in background job handlers, then refactoring retry logic and queue acknowledgement flow to stabilize runtime behavior.</w:t>
       </w:r>
@@ -2530,12 +2631,12 @@
         </w:numPr>
         <w:jc w:val="both"/>
         <w:rPr>
-          <w:sz w:val="20"/>
-        </w:rPr>
-      </w:pPr>
-      <w:r>
-        <w:rPr>
-          <w:sz w:val="20"/>
+          <w:sz w:val="22"/>
+        </w:rPr>
+      </w:pPr>
+      <w:r>
+        <w:rPr>
+          <w:sz w:val="22"/>
         </w:rPr>
         <w:t xml:space="preserve">Built reusable CI/CD pipelines with </w:t>
       </w:r>
@@ -2543,7 +2644,7 @@
       <w:r>
         <w:rPr>
           <w:rStyle w:val="Strong"/>
-          <w:sz w:val="20"/>
+          <w:sz w:val="22"/>
         </w:rPr>
         <w:t>GitHub</w:t>
       </w:r>
@@ -2551,13 +2652,13 @@
       <w:r>
         <w:rPr>
           <w:rStyle w:val="Strong"/>
-          <w:sz w:val="20"/>
+          <w:sz w:val="22"/>
         </w:rPr>
         <w:t xml:space="preserve"> Actions</w:t>
       </w:r>
       <w:r>
         <w:rPr>
-          <w:sz w:val="20"/>
+          <w:sz w:val="22"/>
         </w:rPr>
         <w:t xml:space="preserve">, </w:t>
       </w:r>
@@ -2565,14 +2666,14 @@
       <w:r>
         <w:rPr>
           <w:rStyle w:val="Strong"/>
-          <w:sz w:val="20"/>
+          <w:sz w:val="22"/>
         </w:rPr>
         <w:t>Docker</w:t>
       </w:r>
       <w:proofErr w:type="spellEnd"/>
       <w:r>
         <w:rPr>
-          <w:sz w:val="20"/>
+          <w:sz w:val="22"/>
         </w:rPr>
         <w:t xml:space="preserve">, and </w:t>
       </w:r>
@@ -2580,27 +2681,27 @@
       <w:r>
         <w:rPr>
           <w:rStyle w:val="Strong"/>
-          <w:sz w:val="20"/>
+          <w:sz w:val="22"/>
         </w:rPr>
         <w:t>Terraform</w:t>
       </w:r>
       <w:proofErr w:type="spellEnd"/>
       <w:r>
         <w:rPr>
-          <w:sz w:val="20"/>
+          <w:sz w:val="22"/>
         </w:rPr>
         <w:t xml:space="preserve">, enabling safer deployment promotion, better environment parity, and a measurable </w:t>
       </w:r>
       <w:r>
         <w:rPr>
           <w:rStyle w:val="Strong"/>
-          <w:sz w:val="20"/>
+          <w:sz w:val="22"/>
         </w:rPr>
         <w:t>60%</w:t>
       </w:r>
       <w:r>
         <w:rPr>
-          <w:sz w:val="20"/>
+          <w:sz w:val="22"/>
         </w:rPr>
         <w:t xml:space="preserve"> reduction in manual release coordination effort.</w:t>
       </w:r>
@@ -2614,38 +2715,38 @@
         </w:numPr>
         <w:jc w:val="both"/>
         <w:rPr>
-          <w:sz w:val="20"/>
-        </w:rPr>
-      </w:pPr>
-      <w:r>
-        <w:rPr>
-          <w:sz w:val="20"/>
+          <w:sz w:val="22"/>
+        </w:rPr>
+      </w:pPr>
+      <w:r>
+        <w:rPr>
+          <w:sz w:val="22"/>
         </w:rPr>
         <w:t xml:space="preserve">Containerized core services and deployed them through </w:t>
       </w:r>
       <w:r>
         <w:rPr>
           <w:rStyle w:val="Strong"/>
-          <w:sz w:val="20"/>
+          <w:sz w:val="22"/>
         </w:rPr>
         <w:t>AWS ECS</w:t>
       </w:r>
       <w:r>
         <w:rPr>
-          <w:sz w:val="20"/>
+          <w:sz w:val="22"/>
         </w:rPr>
         <w:t xml:space="preserve"> and later </w:t>
       </w:r>
       <w:r>
         <w:rPr>
           <w:rStyle w:val="Strong"/>
-          <w:sz w:val="20"/>
+          <w:sz w:val="22"/>
         </w:rPr>
         <w:t>EKS</w:t>
       </w:r>
       <w:r>
         <w:rPr>
-          <w:sz w:val="20"/>
+          <w:sz w:val="22"/>
         </w:rPr>
         <w:t>, which improved rollout control, health monitoring, and rollback safety for business-critical services with strict uptime expectations.</w:t>
       </w:r>
@@ -2659,26 +2760,26 @@
         </w:numPr>
         <w:jc w:val="both"/>
         <w:rPr>
-          <w:sz w:val="20"/>
-        </w:rPr>
-      </w:pPr>
-      <w:r>
-        <w:rPr>
-          <w:sz w:val="20"/>
+          <w:sz w:val="22"/>
+        </w:rPr>
+      </w:pPr>
+      <w:r>
+        <w:rPr>
+          <w:sz w:val="22"/>
         </w:rPr>
         <w:t xml:space="preserve">Added </w:t>
       </w:r>
       <w:proofErr w:type="spellStart"/>
       <w:r>
         <w:rPr>
-          <w:sz w:val="20"/>
+          <w:sz w:val="22"/>
         </w:rPr>
         <w:t>observability</w:t>
       </w:r>
       <w:proofErr w:type="spellEnd"/>
       <w:r>
         <w:rPr>
-          <w:sz w:val="20"/>
+          <w:sz w:val="22"/>
         </w:rPr>
         <w:t xml:space="preserve"> with </w:t>
       </w:r>
@@ -2686,27 +2787,27 @@
       <w:r>
         <w:rPr>
           <w:rStyle w:val="Strong"/>
-          <w:sz w:val="20"/>
+          <w:sz w:val="22"/>
         </w:rPr>
         <w:t>Datadog</w:t>
       </w:r>
       <w:proofErr w:type="spellEnd"/>
       <w:r>
         <w:rPr>
-          <w:sz w:val="20"/>
-        </w:rPr>
-        <w:t xml:space="preserve">, </w:t>
-      </w:r>
-      <w:r>
-        <w:rPr>
-          <w:rStyle w:val="Strong"/>
-          <w:sz w:val="20"/>
+          <w:sz w:val="22"/>
+        </w:rPr>
+        <w:t xml:space="preserve">, </w:t>
+      </w:r>
+      <w:r>
+        <w:rPr>
+          <w:rStyle w:val="Strong"/>
+          <w:sz w:val="22"/>
         </w:rPr>
         <w:t>Prometheus</w:t>
       </w:r>
       <w:r>
         <w:rPr>
-          <w:sz w:val="20"/>
+          <w:sz w:val="22"/>
         </w:rPr>
         <w:t xml:space="preserve">, </w:t>
       </w:r>
@@ -2714,14 +2815,14 @@
       <w:r>
         <w:rPr>
           <w:rStyle w:val="Strong"/>
-          <w:sz w:val="20"/>
+          <w:sz w:val="22"/>
         </w:rPr>
         <w:t>Grafana</w:t>
       </w:r>
       <w:proofErr w:type="spellEnd"/>
       <w:r>
         <w:rPr>
-          <w:sz w:val="20"/>
+          <w:sz w:val="22"/>
         </w:rPr>
         <w:t xml:space="preserve">, and </w:t>
       </w:r>
@@ -2729,14 +2830,14 @@
       <w:r>
         <w:rPr>
           <w:rStyle w:val="Strong"/>
-          <w:sz w:val="20"/>
+          <w:sz w:val="22"/>
         </w:rPr>
         <w:t>OpenTelemetry</w:t>
       </w:r>
       <w:proofErr w:type="spellEnd"/>
       <w:r>
         <w:rPr>
-          <w:sz w:val="20"/>
+          <w:sz w:val="22"/>
         </w:rPr>
         <w:t>, allowing the team to identify slow queries, failed queue consumers, and noisy endpoints before they escalated into customer-facing incidents.</w:t>
       </w:r>
@@ -2749,23 +2850,26 @@
           <w:numId w:val="27"/>
         </w:numPr>
         <w:jc w:val="both"/>
-      </w:pPr>
-      <w:r>
-        <w:rPr>
-          <w:sz w:val="20"/>
+        <w:rPr>
+          <w:sz w:val="28"/>
+        </w:rPr>
+      </w:pPr>
+      <w:r>
+        <w:rPr>
+          <w:sz w:val="22"/>
         </w:rPr>
         <w:t xml:space="preserve">Partnered with product and support teams to deliver new subscription, reporting, and tenant-management features while maintaining strong release quality, helping improve successful first-release delivery by </w:t>
       </w:r>
       <w:r>
         <w:rPr>
           <w:rStyle w:val="Strong"/>
-          <w:sz w:val="20"/>
+          <w:sz w:val="22"/>
         </w:rPr>
         <w:t>30%</w:t>
       </w:r>
       <w:r>
         <w:rPr>
-          <w:sz w:val="20"/>
+          <w:sz w:val="22"/>
         </w:rPr>
         <w:t>.</w:t>
       </w:r>
@@ -2788,8 +2892,8 @@
         <w:tblLook w:val="04A0" w:firstRow="1" w:lastRow="0" w:firstColumn="1" w:lastColumn="0" w:noHBand="0" w:noVBand="1"/>
       </w:tblPr>
       <w:tblGrid>
-        <w:gridCol w:w="7140"/>
-        <w:gridCol w:w="3060"/>
+        <w:gridCol w:w="7340"/>
+        <w:gridCol w:w="3146"/>
       </w:tblGrid>
       <w:tr>
         <w:tc>
@@ -2803,15 +2907,21 @@
             </w:tcBorders>
           </w:tcPr>
           <w:p>
+            <w:pPr>
+              <w:rPr>
+                <w:sz w:val="24"/>
+              </w:rPr>
+            </w:pPr>
             <w:r>
               <w:rPr>
                 <w:rFonts w:ascii="Arial" w:eastAsia="Arial" w:hAnsi="Arial" w:cs="Arial"/>
                 <w:b/>
                 <w:bCs/>
                 <w:color w:val="111111"/>
-                <w:sz w:val="19"/>
+                <w:sz w:val="22"/>
                 <w:szCs w:val="19"/>
               </w:rPr>
+              <w:lastRenderedPageBreak/>
               <w:t>Software Engineer</w:t>
             </w:r>
           </w:p>
@@ -2829,12 +2939,14 @@
           <w:p>
             <w:pPr>
               <w:jc w:val="right"/>
+              <w:rPr>
+                <w:sz w:val="24"/>
+              </w:rPr>
             </w:pPr>
             <w:r>
               <w:rPr>
                 <w:rFonts w:ascii="Arial" w:eastAsia="Arial" w:hAnsi="Arial" w:cs="Arial"/>
                 <w:color w:val="111111"/>
-                <w:sz w:val="17"/>
                 <w:szCs w:val="17"/>
               </w:rPr>
               <w:t>October 2018 to January 2021</w:t>
@@ -2844,6 +2956,11 @@
       </w:tr>
     </w:tbl>
     <w:p>
+      <w:pPr>
+        <w:rPr>
+          <w:sz w:val="24"/>
+        </w:rPr>
+      </w:pPr>
       <w:proofErr w:type="spellStart"/>
       <w:r>
         <w:rPr>
@@ -2851,7 +2968,7 @@
           <w:b/>
           <w:bCs/>
           <w:color w:val="111111"/>
-          <w:sz w:val="18"/>
+          <w:sz w:val="22"/>
           <w:szCs w:val="18"/>
         </w:rPr>
         <w:t>Avantia</w:t>
@@ -2863,7 +2980,7 @@
           <w:b/>
           <w:bCs/>
           <w:color w:val="111111"/>
-          <w:sz w:val="18"/>
+          <w:sz w:val="22"/>
           <w:szCs w:val="18"/>
         </w:rPr>
         <w:t>, Inc. - Ohio, United States</w:t>
@@ -2878,38 +2995,38 @@
         </w:numPr>
         <w:jc w:val="both"/>
         <w:rPr>
-          <w:sz w:val="20"/>
-        </w:rPr>
-      </w:pPr>
-      <w:r>
-        <w:rPr>
-          <w:sz w:val="20"/>
+          <w:sz w:val="22"/>
+        </w:rPr>
+      </w:pPr>
+      <w:r>
+        <w:rPr>
+          <w:sz w:val="22"/>
         </w:rPr>
         <w:t xml:space="preserve">Built customer-facing web applications using </w:t>
       </w:r>
       <w:r>
         <w:rPr>
           <w:rStyle w:val="Strong"/>
-          <w:sz w:val="20"/>
+          <w:sz w:val="22"/>
         </w:rPr>
         <w:t>Node.js 12–16</w:t>
       </w:r>
       <w:r>
         <w:rPr>
-          <w:sz w:val="20"/>
-        </w:rPr>
-        <w:t xml:space="preserve">, </w:t>
-      </w:r>
-      <w:r>
-        <w:rPr>
-          <w:rStyle w:val="Strong"/>
-          <w:sz w:val="20"/>
+          <w:sz w:val="22"/>
+        </w:rPr>
+        <w:t xml:space="preserve">, </w:t>
+      </w:r>
+      <w:r>
+        <w:rPr>
+          <w:rStyle w:val="Strong"/>
+          <w:sz w:val="22"/>
         </w:rPr>
         <w:t>Vue.js 2–3</w:t>
       </w:r>
       <w:r>
         <w:rPr>
-          <w:sz w:val="20"/>
+          <w:sz w:val="22"/>
         </w:rPr>
         <w:t xml:space="preserve">, and </w:t>
       </w:r>
@@ -2917,28 +3034,28 @@
       <w:r>
         <w:rPr>
           <w:rStyle w:val="Strong"/>
-          <w:sz w:val="20"/>
+          <w:sz w:val="22"/>
         </w:rPr>
         <w:t>TypeScript</w:t>
       </w:r>
       <w:proofErr w:type="spellEnd"/>
       <w:r>
         <w:rPr>
-          <w:sz w:val="20"/>
+          <w:sz w:val="22"/>
         </w:rPr>
         <w:t xml:space="preserve">, supporting sales operations, internal workflow automation, and data-heavy reporting across a growing </w:t>
       </w:r>
       <w:proofErr w:type="spellStart"/>
       <w:r>
         <w:rPr>
-          <w:sz w:val="20"/>
+          <w:sz w:val="22"/>
         </w:rPr>
         <w:t>SaaS</w:t>
       </w:r>
       <w:proofErr w:type="spellEnd"/>
       <w:r>
         <w:rPr>
-          <w:sz w:val="20"/>
+          <w:sz w:val="22"/>
         </w:rPr>
         <w:t xml:space="preserve"> product suite.</w:t>
       </w:r>
@@ -2952,25 +3069,25 @@
         </w:numPr>
         <w:jc w:val="both"/>
         <w:rPr>
-          <w:sz w:val="20"/>
-        </w:rPr>
-      </w:pPr>
-      <w:r>
-        <w:rPr>
-          <w:sz w:val="20"/>
+          <w:sz w:val="22"/>
+        </w:rPr>
+      </w:pPr>
+      <w:r>
+        <w:rPr>
+          <w:sz w:val="22"/>
         </w:rPr>
         <w:t xml:space="preserve">Developed secure REST APIs with </w:t>
       </w:r>
       <w:r>
         <w:rPr>
           <w:rStyle w:val="Strong"/>
-          <w:sz w:val="20"/>
+          <w:sz w:val="22"/>
         </w:rPr>
         <w:t>Express.js</w:t>
       </w:r>
       <w:r>
         <w:rPr>
-          <w:sz w:val="20"/>
+          <w:sz w:val="22"/>
         </w:rPr>
         <w:t xml:space="preserve">, </w:t>
       </w:r>
@@ -2978,14 +3095,14 @@
       <w:r>
         <w:rPr>
           <w:rStyle w:val="Strong"/>
-          <w:sz w:val="20"/>
+          <w:sz w:val="22"/>
         </w:rPr>
         <w:t>PostgreSQL</w:t>
       </w:r>
       <w:proofErr w:type="spellEnd"/>
       <w:r>
         <w:rPr>
-          <w:sz w:val="20"/>
+          <w:sz w:val="22"/>
         </w:rPr>
         <w:t xml:space="preserve">, and </w:t>
       </w:r>
@@ -2993,14 +3110,14 @@
       <w:r>
         <w:rPr>
           <w:rStyle w:val="Strong"/>
-          <w:sz w:val="20"/>
+          <w:sz w:val="22"/>
         </w:rPr>
         <w:t>Redis</w:t>
       </w:r>
       <w:proofErr w:type="spellEnd"/>
       <w:r>
         <w:rPr>
-          <w:sz w:val="20"/>
+          <w:sz w:val="22"/>
         </w:rPr>
         <w:t>, handling account lifecycle operations, permission-sensitive resources, and asynchronous processing for back-office and client-facing modules.</w:t>
       </w:r>
@@ -3014,27 +3131,26 @@
         </w:numPr>
         <w:jc w:val="both"/>
         <w:rPr>
-          <w:sz w:val="20"/>
-        </w:rPr>
-      </w:pPr>
-      <w:r>
-        <w:rPr>
-          <w:sz w:val="20"/>
-        </w:rPr>
-        <w:lastRenderedPageBreak/>
+          <w:sz w:val="22"/>
+        </w:rPr>
+      </w:pPr>
+      <w:r>
+        <w:rPr>
+          <w:sz w:val="22"/>
+        </w:rPr>
         <w:t xml:space="preserve">Delivered reusable </w:t>
       </w:r>
       <w:proofErr w:type="spellStart"/>
       <w:r>
         <w:rPr>
-          <w:sz w:val="20"/>
+          <w:sz w:val="22"/>
         </w:rPr>
         <w:t>Vue</w:t>
       </w:r>
       <w:proofErr w:type="spellEnd"/>
       <w:r>
         <w:rPr>
-          <w:sz w:val="20"/>
+          <w:sz w:val="22"/>
         </w:rPr>
         <w:t xml:space="preserve"> component libraries for forms, tables, and role-aware navigation, which improved development consistency and cut duplicate UI effort across multiple product teams.</w:t>
       </w:r>
@@ -3048,12 +3164,12 @@
         </w:numPr>
         <w:jc w:val="both"/>
         <w:rPr>
-          <w:sz w:val="20"/>
-        </w:rPr>
-      </w:pPr>
-      <w:r>
-        <w:rPr>
-          <w:sz w:val="20"/>
+          <w:sz w:val="22"/>
+        </w:rPr>
+      </w:pPr>
+      <w:r>
+        <w:rPr>
+          <w:sz w:val="22"/>
         </w:rPr>
         <w:t>Migrated selected backend modules from a monolithic service into smaller API domains, reducing deployment risk and allowing independent scaling for reporting, user management, and notification workloads.</w:t>
       </w:r>
@@ -3067,12 +3183,12 @@
         </w:numPr>
         <w:jc w:val="both"/>
         <w:rPr>
-          <w:sz w:val="20"/>
-        </w:rPr>
-      </w:pPr>
-      <w:r>
-        <w:rPr>
-          <w:sz w:val="20"/>
+          <w:sz w:val="22"/>
+        </w:rPr>
+      </w:pPr>
+      <w:r>
+        <w:rPr>
+          <w:sz w:val="22"/>
         </w:rPr>
         <w:t>Resolved a persistent race condition in asynchronous invoice generation by isolating shared update paths and introducing idempotent processing with queue-backed retry controls, which significantly reduced duplicate records.</w:t>
       </w:r>
@@ -3086,12 +3202,12 @@
         </w:numPr>
         <w:jc w:val="both"/>
         <w:rPr>
-          <w:sz w:val="20"/>
-        </w:rPr>
-      </w:pPr>
-      <w:r>
-        <w:rPr>
-          <w:sz w:val="20"/>
+          <w:sz w:val="22"/>
+        </w:rPr>
+      </w:pPr>
+      <w:r>
+        <w:rPr>
+          <w:sz w:val="22"/>
         </w:rPr>
         <w:t xml:space="preserve">Implemented background processing with </w:t>
       </w:r>
@@ -3099,14 +3215,14 @@
       <w:r>
         <w:rPr>
           <w:rStyle w:val="Strong"/>
-          <w:sz w:val="20"/>
+          <w:sz w:val="22"/>
         </w:rPr>
         <w:t>RabbitMQ</w:t>
       </w:r>
       <w:proofErr w:type="spellEnd"/>
       <w:r>
         <w:rPr>
-          <w:sz w:val="20"/>
+          <w:sz w:val="22"/>
         </w:rPr>
         <w:t xml:space="preserve"> and </w:t>
       </w:r>
@@ -3114,14 +3230,14 @@
       <w:r>
         <w:rPr>
           <w:rStyle w:val="Strong"/>
-          <w:sz w:val="20"/>
+          <w:sz w:val="22"/>
         </w:rPr>
         <w:t>Redis</w:t>
       </w:r>
       <w:proofErr w:type="spellEnd"/>
       <w:r>
         <w:rPr>
-          <w:sz w:val="20"/>
+          <w:sz w:val="22"/>
         </w:rPr>
         <w:t xml:space="preserve"> for export generation, email delivery, and scheduled sync tasks, improving responsiveness of the main application during heavy user activity.</w:t>
       </w:r>
@@ -3135,29 +3251,27 @@
         </w:numPr>
         <w:jc w:val="both"/>
         <w:rPr>
-          <w:sz w:val="20"/>
-        </w:rPr>
-      </w:pPr>
-      <w:r>
-        <w:rPr>
-          <w:sz w:val="20"/>
+          <w:sz w:val="22"/>
+        </w:rPr>
+      </w:pPr>
+      <w:r>
+        <w:rPr>
+          <w:sz w:val="22"/>
         </w:rPr>
         <w:t xml:space="preserve">Improved search and filtering capabilities with </w:t>
       </w:r>
-      <w:bookmarkStart w:id="0" w:name="_GoBack"/>
       <w:proofErr w:type="spellStart"/>
       <w:r>
         <w:rPr>
           <w:rStyle w:val="Strong"/>
-          <w:sz w:val="20"/>
+          <w:sz w:val="22"/>
         </w:rPr>
         <w:t>Elasticsearch</w:t>
       </w:r>
-      <w:bookmarkEnd w:id="0"/>
       <w:proofErr w:type="spellEnd"/>
       <w:r>
         <w:rPr>
-          <w:sz w:val="20"/>
+          <w:sz w:val="22"/>
         </w:rPr>
         <w:t>, allowing users to query larger operational datasets faster and reducing time spent on manual report preparation for account teams.</w:t>
       </w:r>
@@ -3171,25 +3285,25 @@
         </w:numPr>
         <w:jc w:val="both"/>
         <w:rPr>
-          <w:sz w:val="20"/>
-        </w:rPr>
-      </w:pPr>
-      <w:r>
-        <w:rPr>
-          <w:sz w:val="20"/>
+          <w:sz w:val="22"/>
+        </w:rPr>
+      </w:pPr>
+      <w:r>
+        <w:rPr>
+          <w:sz w:val="22"/>
         </w:rPr>
         <w:t xml:space="preserve">Strengthened application security by introducing </w:t>
       </w:r>
       <w:r>
         <w:rPr>
           <w:rStyle w:val="Strong"/>
-          <w:sz w:val="20"/>
+          <w:sz w:val="22"/>
         </w:rPr>
         <w:t>JWT</w:t>
       </w:r>
       <w:r>
         <w:rPr>
-          <w:sz w:val="20"/>
+          <w:sz w:val="22"/>
         </w:rPr>
         <w:t xml:space="preserve"> token validation hardening, route-level authorization controls, audit logging, and API rate limiting for sensitive administrative functionality.</w:t>
       </w:r>
@@ -3203,39 +3317,39 @@
         </w:numPr>
         <w:jc w:val="both"/>
         <w:rPr>
-          <w:sz w:val="20"/>
-        </w:rPr>
-      </w:pPr>
-      <w:r>
-        <w:rPr>
-          <w:sz w:val="20"/>
+          <w:sz w:val="22"/>
+        </w:rPr>
+      </w:pPr>
+      <w:r>
+        <w:rPr>
+          <w:sz w:val="22"/>
         </w:rPr>
         <w:t xml:space="preserve">Helped modernize frontend delivery by moving legacy </w:t>
       </w:r>
       <w:proofErr w:type="spellStart"/>
       <w:r>
         <w:rPr>
-          <w:sz w:val="20"/>
+          <w:sz w:val="22"/>
         </w:rPr>
         <w:t>webpack</w:t>
       </w:r>
       <w:proofErr w:type="spellEnd"/>
       <w:r>
         <w:rPr>
-          <w:sz w:val="20"/>
+          <w:sz w:val="22"/>
         </w:rPr>
         <w:t xml:space="preserve">-heavy views toward cleaner </w:t>
       </w:r>
       <w:r>
         <w:rPr>
           <w:rStyle w:val="Strong"/>
-          <w:sz w:val="20"/>
+          <w:sz w:val="22"/>
         </w:rPr>
         <w:t>Vue.js</w:t>
       </w:r>
       <w:r>
         <w:rPr>
-          <w:sz w:val="20"/>
+          <w:sz w:val="22"/>
         </w:rPr>
         <w:t xml:space="preserve"> module boundaries and more maintainable state management patterns ahead of broader platform upgrades.</w:t>
       </w:r>
@@ -3249,64 +3363,64 @@
         </w:numPr>
         <w:jc w:val="both"/>
         <w:rPr>
-          <w:sz w:val="20"/>
-        </w:rPr>
-      </w:pPr>
-      <w:r>
-        <w:rPr>
-          <w:sz w:val="20"/>
+          <w:sz w:val="22"/>
+        </w:rPr>
+      </w:pPr>
+      <w:r>
+        <w:rPr>
+          <w:sz w:val="22"/>
         </w:rPr>
         <w:t xml:space="preserve">Created automated quality gates with </w:t>
       </w:r>
       <w:r>
         <w:rPr>
           <w:rStyle w:val="Strong"/>
-          <w:sz w:val="20"/>
+          <w:sz w:val="22"/>
         </w:rPr>
         <w:t>Jest</w:t>
       </w:r>
       <w:r>
         <w:rPr>
-          <w:sz w:val="20"/>
-        </w:rPr>
-        <w:t xml:space="preserve">, </w:t>
-      </w:r>
-      <w:r>
-        <w:rPr>
-          <w:rStyle w:val="Strong"/>
-          <w:sz w:val="20"/>
+          <w:sz w:val="22"/>
+        </w:rPr>
+        <w:t xml:space="preserve">, </w:t>
+      </w:r>
+      <w:r>
+        <w:rPr>
+          <w:rStyle w:val="Strong"/>
+          <w:sz w:val="22"/>
         </w:rPr>
         <w:t>Mocha</w:t>
       </w:r>
       <w:r>
         <w:rPr>
-          <w:sz w:val="20"/>
-        </w:rPr>
-        <w:t xml:space="preserve">, </w:t>
-      </w:r>
-      <w:r>
-        <w:rPr>
-          <w:rStyle w:val="Strong"/>
-          <w:sz w:val="20"/>
+          <w:sz w:val="22"/>
+        </w:rPr>
+        <w:t xml:space="preserve">, </w:t>
+      </w:r>
+      <w:r>
+        <w:rPr>
+          <w:rStyle w:val="Strong"/>
+          <w:sz w:val="22"/>
         </w:rPr>
         <w:t>Cypress</w:t>
       </w:r>
       <w:r>
         <w:rPr>
-          <w:sz w:val="20"/>
+          <w:sz w:val="22"/>
         </w:rPr>
         <w:t xml:space="preserve">, and API contract tests, which improved confidence in releases and reduced regression issues reported after deployments by </w:t>
       </w:r>
       <w:r>
         <w:rPr>
           <w:rStyle w:val="Strong"/>
-          <w:sz w:val="20"/>
+          <w:sz w:val="22"/>
         </w:rPr>
         <w:t>28%</w:t>
       </w:r>
       <w:r>
         <w:rPr>
-          <w:sz w:val="20"/>
+          <w:sz w:val="22"/>
         </w:rPr>
         <w:t>.</w:t>
       </w:r>
@@ -3319,10 +3433,13 @@
           <w:numId w:val="28"/>
         </w:numPr>
         <w:jc w:val="both"/>
-      </w:pPr>
-      <w:r>
-        <w:rPr>
-          <w:sz w:val="20"/>
+        <w:rPr>
+          <w:sz w:val="28"/>
+        </w:rPr>
+      </w:pPr>
+      <w:r>
+        <w:rPr>
+          <w:sz w:val="22"/>
         </w:rPr>
         <w:t>Collaborated closely with QA and business stakeholders to ship new workflow features, improve stability, and raise overall release predictability while supporting an expanding enterprise customer base.</w:t>
       </w:r>
@@ -3345,8 +3462,8 @@
         <w:tblLook w:val="04A0" w:firstRow="1" w:lastRow="0" w:firstColumn="1" w:lastColumn="0" w:noHBand="0" w:noVBand="1"/>
       </w:tblPr>
       <w:tblGrid>
-        <w:gridCol w:w="7140"/>
-        <w:gridCol w:w="3060"/>
+        <w:gridCol w:w="7340"/>
+        <w:gridCol w:w="3146"/>
       </w:tblGrid>
       <w:tr>
         <w:tc>
@@ -3360,13 +3477,18 @@
             </w:tcBorders>
           </w:tcPr>
           <w:p>
+            <w:pPr>
+              <w:rPr>
+                <w:sz w:val="24"/>
+              </w:rPr>
+            </w:pPr>
             <w:r>
               <w:rPr>
                 <w:rFonts w:ascii="Arial" w:eastAsia="Arial" w:hAnsi="Arial" w:cs="Arial"/>
                 <w:b/>
                 <w:bCs/>
                 <w:color w:val="111111"/>
-                <w:sz w:val="19"/>
+                <w:sz w:val="22"/>
                 <w:szCs w:val="19"/>
               </w:rPr>
               <w:t>Software Developer</w:t>
@@ -3386,12 +3508,14 @@
           <w:p>
             <w:pPr>
               <w:jc w:val="right"/>
+              <w:rPr>
+                <w:sz w:val="24"/>
+              </w:rPr>
             </w:pPr>
             <w:r>
               <w:rPr>
                 <w:rFonts w:ascii="Arial" w:eastAsia="Arial" w:hAnsi="Arial" w:cs="Arial"/>
                 <w:color w:val="111111"/>
-                <w:sz w:val="17"/>
                 <w:szCs w:val="17"/>
               </w:rPr>
               <w:t>March 2016 to September 2018</w:t>
@@ -3401,6 +3525,11 @@
       </w:tr>
     </w:tbl>
     <w:p>
+      <w:pPr>
+        <w:rPr>
+          <w:sz w:val="24"/>
+        </w:rPr>
+      </w:pPr>
       <w:proofErr w:type="spellStart"/>
       <w:r>
         <w:rPr>
@@ -3408,7 +3537,7 @@
           <w:b/>
           <w:bCs/>
           <w:color w:val="111111"/>
-          <w:sz w:val="18"/>
+          <w:sz w:val="22"/>
           <w:szCs w:val="18"/>
         </w:rPr>
         <w:t>ArnAmy</w:t>
@@ -3420,7 +3549,7 @@
           <w:b/>
           <w:bCs/>
           <w:color w:val="111111"/>
-          <w:sz w:val="18"/>
+          <w:sz w:val="22"/>
           <w:szCs w:val="18"/>
         </w:rPr>
         <w:t>, Inc. - Florida, United States</w:t>
@@ -3435,64 +3564,64 @@
         </w:numPr>
         <w:jc w:val="both"/>
         <w:rPr>
-          <w:sz w:val="20"/>
-        </w:rPr>
-      </w:pPr>
-      <w:r>
-        <w:rPr>
-          <w:sz w:val="20"/>
+          <w:sz w:val="22"/>
+        </w:rPr>
+      </w:pPr>
+      <w:r>
+        <w:rPr>
+          <w:sz w:val="22"/>
         </w:rPr>
         <w:t xml:space="preserve">Developed internal and customer-facing applications using </w:t>
       </w:r>
       <w:r>
         <w:rPr>
           <w:rStyle w:val="Strong"/>
-          <w:sz w:val="20"/>
+          <w:sz w:val="22"/>
         </w:rPr>
         <w:t>Node.js 8–12</w:t>
       </w:r>
       <w:r>
         <w:rPr>
-          <w:sz w:val="20"/>
-        </w:rPr>
-        <w:t xml:space="preserve">, </w:t>
-      </w:r>
-      <w:r>
-        <w:rPr>
-          <w:rStyle w:val="Strong"/>
-          <w:sz w:val="20"/>
+          <w:sz w:val="22"/>
+        </w:rPr>
+        <w:t xml:space="preserve">, </w:t>
+      </w:r>
+      <w:r>
+        <w:rPr>
+          <w:rStyle w:val="Strong"/>
+          <w:sz w:val="22"/>
         </w:rPr>
         <w:t>Vue.js 2</w:t>
       </w:r>
       <w:r>
         <w:rPr>
-          <w:sz w:val="20"/>
-        </w:rPr>
-        <w:t xml:space="preserve">, </w:t>
-      </w:r>
-      <w:r>
-        <w:rPr>
-          <w:rStyle w:val="Strong"/>
-          <w:sz w:val="20"/>
+          <w:sz w:val="22"/>
+        </w:rPr>
+        <w:t xml:space="preserve">, </w:t>
+      </w:r>
+      <w:r>
+        <w:rPr>
+          <w:rStyle w:val="Strong"/>
+          <w:sz w:val="22"/>
         </w:rPr>
         <w:t>JavaScript</w:t>
       </w:r>
       <w:r>
         <w:rPr>
-          <w:sz w:val="20"/>
+          <w:sz w:val="22"/>
         </w:rPr>
         <w:t xml:space="preserve">, and </w:t>
       </w:r>
       <w:r>
         <w:rPr>
           <w:rStyle w:val="Strong"/>
-          <w:sz w:val="20"/>
+          <w:sz w:val="22"/>
         </w:rPr>
         <w:t>MySQL</w:t>
       </w:r>
       <w:r>
         <w:rPr>
-          <w:sz w:val="20"/>
+          <w:sz w:val="22"/>
         </w:rPr>
         <w:t>, supporting order management, reporting workflows, and business process automation.</w:t>
       </w:r>
@@ -3506,25 +3635,25 @@
         </w:numPr>
         <w:jc w:val="both"/>
         <w:rPr>
-          <w:sz w:val="20"/>
-        </w:rPr>
-      </w:pPr>
-      <w:r>
-        <w:rPr>
-          <w:sz w:val="20"/>
+          <w:sz w:val="22"/>
+        </w:rPr>
+      </w:pPr>
+      <w:r>
+        <w:rPr>
+          <w:sz w:val="22"/>
         </w:rPr>
         <w:t xml:space="preserve">Built and maintained backend APIs with </w:t>
       </w:r>
       <w:r>
         <w:rPr>
           <w:rStyle w:val="Strong"/>
-          <w:sz w:val="20"/>
+          <w:sz w:val="22"/>
         </w:rPr>
         <w:t>Express.js</w:t>
       </w:r>
       <w:r>
         <w:rPr>
-          <w:sz w:val="20"/>
+          <w:sz w:val="22"/>
         </w:rPr>
         <w:t xml:space="preserve"> and SQL-based data access layers, focusing on reliable CRUD behavior, transactional integrity, and practical performance tuning for high-usage modules.</w:t>
       </w:r>
@@ -3538,25 +3667,25 @@
         </w:numPr>
         <w:jc w:val="both"/>
         <w:rPr>
-          <w:sz w:val="20"/>
-        </w:rPr>
-      </w:pPr>
-      <w:r>
-        <w:rPr>
-          <w:sz w:val="20"/>
+          <w:sz w:val="22"/>
+        </w:rPr>
+      </w:pPr>
+      <w:r>
+        <w:rPr>
+          <w:sz w:val="22"/>
         </w:rPr>
         <w:t xml:space="preserve">Created dynamic interfaces with </w:t>
       </w:r>
       <w:r>
         <w:rPr>
           <w:rStyle w:val="Strong"/>
-          <w:sz w:val="20"/>
+          <w:sz w:val="22"/>
         </w:rPr>
         <w:t>Vue.js 2</w:t>
       </w:r>
       <w:r>
         <w:rPr>
-          <w:sz w:val="20"/>
+          <w:sz w:val="22"/>
         </w:rPr>
         <w:t xml:space="preserve">, </w:t>
       </w:r>
@@ -3564,14 +3693,14 @@
       <w:r>
         <w:rPr>
           <w:rStyle w:val="Strong"/>
-          <w:sz w:val="20"/>
+          <w:sz w:val="22"/>
         </w:rPr>
         <w:t>Vuex</w:t>
       </w:r>
       <w:proofErr w:type="spellEnd"/>
       <w:r>
         <w:rPr>
-          <w:sz w:val="20"/>
+          <w:sz w:val="22"/>
         </w:rPr>
         <w:t>, and reusable UI patterns that made legacy browser-driven workflows easier to maintain and more intuitive for operations users.</w:t>
       </w:r>
@@ -3585,12 +3714,12 @@
         </w:numPr>
         <w:jc w:val="both"/>
         <w:rPr>
-          <w:sz w:val="20"/>
-        </w:rPr>
-      </w:pPr>
-      <w:r>
-        <w:rPr>
-          <w:sz w:val="20"/>
+          <w:sz w:val="22"/>
+        </w:rPr>
+      </w:pPr>
+      <w:r>
+        <w:rPr>
+          <w:sz w:val="22"/>
         </w:rPr>
         <w:t xml:space="preserve">Solved slow report generation issues by rewriting inefficient SQL joins, adding indexes, and caching repeated lookups with </w:t>
       </w:r>
@@ -3598,27 +3727,27 @@
       <w:r>
         <w:rPr>
           <w:rStyle w:val="Strong"/>
-          <w:sz w:val="20"/>
+          <w:sz w:val="22"/>
         </w:rPr>
         <w:t>Redis</w:t>
       </w:r>
       <w:proofErr w:type="spellEnd"/>
       <w:r>
         <w:rPr>
-          <w:sz w:val="20"/>
+          <w:sz w:val="22"/>
         </w:rPr>
         <w:t xml:space="preserve">, which improved report execution time by nearly </w:t>
       </w:r>
       <w:r>
         <w:rPr>
           <w:rStyle w:val="Strong"/>
-          <w:sz w:val="20"/>
+          <w:sz w:val="22"/>
         </w:rPr>
         <w:t>45%</w:t>
       </w:r>
       <w:r>
         <w:rPr>
-          <w:sz w:val="20"/>
+          <w:sz w:val="22"/>
         </w:rPr>
         <w:t xml:space="preserve"> for large datasets.</w:t>
       </w:r>
@@ -3632,12 +3761,12 @@
         </w:numPr>
         <w:jc w:val="both"/>
         <w:rPr>
-          <w:sz w:val="20"/>
-        </w:rPr>
-      </w:pPr>
-      <w:r>
-        <w:rPr>
-          <w:sz w:val="20"/>
+          <w:sz w:val="22"/>
+        </w:rPr>
+      </w:pPr>
+      <w:r>
+        <w:rPr>
+          <w:sz w:val="22"/>
         </w:rPr>
         <w:t>Introduced structured error handling and centralized logging for API services, making production issues easier to diagnose and reducing repeated support effort on intermittent failures.</w:t>
       </w:r>
@@ -3651,12 +3780,12 @@
         </w:numPr>
         <w:jc w:val="both"/>
         <w:rPr>
-          <w:sz w:val="20"/>
-        </w:rPr>
-      </w:pPr>
-      <w:r>
-        <w:rPr>
-          <w:sz w:val="20"/>
+          <w:sz w:val="22"/>
+        </w:rPr>
+      </w:pPr>
+      <w:r>
+        <w:rPr>
+          <w:sz w:val="22"/>
         </w:rPr>
         <w:t>Implemented file import and export pipelines for CSV-heavy operational workflows, adding validation, partial failure reporting, and retry-safe processing for business-critical daily tasks.</w:t>
       </w:r>
@@ -3670,25 +3799,25 @@
         </w:numPr>
         <w:jc w:val="both"/>
         <w:rPr>
-          <w:sz w:val="20"/>
-        </w:rPr>
-      </w:pPr>
-      <w:r>
-        <w:rPr>
-          <w:sz w:val="20"/>
+          <w:sz w:val="22"/>
+        </w:rPr>
+      </w:pPr>
+      <w:r>
+        <w:rPr>
+          <w:sz w:val="22"/>
         </w:rPr>
         <w:t xml:space="preserve">Supported gradual migration of older server-rendered pages into component-based </w:t>
       </w:r>
       <w:r>
         <w:rPr>
           <w:rStyle w:val="Strong"/>
-          <w:sz w:val="20"/>
+          <w:sz w:val="22"/>
         </w:rPr>
         <w:t>Vue.js</w:t>
       </w:r>
       <w:r>
         <w:rPr>
-          <w:sz w:val="20"/>
+          <w:sz w:val="22"/>
         </w:rPr>
         <w:t xml:space="preserve"> screens, improving maintainability while allowing the business to continue shipping without disruptive full rewrites.</w:t>
       </w:r>
@@ -3702,25 +3831,25 @@
         </w:numPr>
         <w:jc w:val="both"/>
         <w:rPr>
-          <w:sz w:val="20"/>
-        </w:rPr>
-      </w:pPr>
-      <w:r>
-        <w:rPr>
-          <w:sz w:val="20"/>
+          <w:sz w:val="22"/>
+        </w:rPr>
+      </w:pPr>
+      <w:r>
+        <w:rPr>
+          <w:sz w:val="22"/>
         </w:rPr>
         <w:t xml:space="preserve">Worked on deployment automation with </w:t>
       </w:r>
       <w:r>
         <w:rPr>
           <w:rStyle w:val="Strong"/>
-          <w:sz w:val="20"/>
+          <w:sz w:val="22"/>
         </w:rPr>
         <w:t>Jenkins</w:t>
       </w:r>
       <w:r>
         <w:rPr>
-          <w:sz w:val="20"/>
+          <w:sz w:val="22"/>
         </w:rPr>
         <w:t xml:space="preserve">, </w:t>
       </w:r>
@@ -3728,14 +3857,14 @@
       <w:r>
         <w:rPr>
           <w:rStyle w:val="Strong"/>
-          <w:sz w:val="20"/>
+          <w:sz w:val="22"/>
         </w:rPr>
         <w:t>Docker</w:t>
       </w:r>
       <w:proofErr w:type="spellEnd"/>
       <w:r>
         <w:rPr>
-          <w:sz w:val="20"/>
+          <w:sz w:val="22"/>
         </w:rPr>
         <w:t>, and scripted environment configuration, reducing manual release steps and improving consistency between staging and production environments.</w:t>
       </w:r>
@@ -3749,12 +3878,12 @@
         </w:numPr>
         <w:jc w:val="both"/>
         <w:rPr>
-          <w:sz w:val="20"/>
-        </w:rPr>
-      </w:pPr>
-      <w:r>
-        <w:rPr>
-          <w:sz w:val="20"/>
+          <w:sz w:val="22"/>
+        </w:rPr>
+      </w:pPr>
+      <w:r>
+        <w:rPr>
+          <w:sz w:val="22"/>
         </w:rPr>
         <w:t>Addressed cross-browser and state synchronization bugs in complex admin screens by simplifying component communication patterns and tightening client-side validation logic before submission.</w:t>
       </w:r>
@@ -3767,13 +3896,34 @@
           <w:numId w:val="29"/>
         </w:numPr>
         <w:jc w:val="both"/>
-      </w:pPr>
-      <w:r>
-        <w:rPr>
-          <w:sz w:val="20"/>
+        <w:rPr>
+          <w:sz w:val="28"/>
+        </w:rPr>
+      </w:pPr>
+      <w:r>
+        <w:rPr>
+          <w:sz w:val="22"/>
         </w:rPr>
         <w:t>Partnered with senior engineers and analysts to implement new features quickly, fix production issues responsibly, and improve system reliability in an environment with frequent business change requests.</w:t>
       </w:r>
+    </w:p>
+    <w:p>
+      <w:pPr>
+        <w:pStyle w:val="NormalWeb"/>
+        <w:jc w:val="both"/>
+        <w:rPr>
+          <w:sz w:val="22"/>
+        </w:rPr>
+      </w:pPr>
+    </w:p>
+    <w:p>
+      <w:pPr>
+        <w:pStyle w:val="NormalWeb"/>
+        <w:jc w:val="both"/>
+        <w:rPr>
+          <w:sz w:val="28"/>
+        </w:rPr>
+      </w:pPr>
     </w:p>
     <w:tbl>
       <w:tblPr>
@@ -3793,8 +3943,8 @@
         <w:tblLook w:val="04A0" w:firstRow="1" w:lastRow="0" w:firstColumn="1" w:lastColumn="0" w:noHBand="0" w:noVBand="1"/>
       </w:tblPr>
       <w:tblGrid>
-        <w:gridCol w:w="7140"/>
-        <w:gridCol w:w="3060"/>
+        <w:gridCol w:w="7340"/>
+        <w:gridCol w:w="3146"/>
       </w:tblGrid>
       <w:tr>
         <w:tc>
@@ -3808,15 +3958,21 @@
             </w:tcBorders>
           </w:tcPr>
           <w:p>
+            <w:pPr>
+              <w:rPr>
+                <w:sz w:val="24"/>
+              </w:rPr>
+            </w:pPr>
             <w:r>
               <w:rPr>
                 <w:rFonts w:ascii="Arial" w:eastAsia="Arial" w:hAnsi="Arial" w:cs="Arial"/>
                 <w:b/>
                 <w:bCs/>
                 <w:color w:val="111111"/>
-                <w:sz w:val="19"/>
+                <w:sz w:val="22"/>
                 <w:szCs w:val="19"/>
               </w:rPr>
+              <w:lastRenderedPageBreak/>
               <w:t>Junior Software Developer</w:t>
             </w:r>
           </w:p>
@@ -3834,12 +3990,14 @@
           <w:p>
             <w:pPr>
               <w:jc w:val="right"/>
+              <w:rPr>
+                <w:sz w:val="24"/>
+              </w:rPr>
             </w:pPr>
             <w:r>
               <w:rPr>
                 <w:rFonts w:ascii="Arial" w:eastAsia="Arial" w:hAnsi="Arial" w:cs="Arial"/>
                 <w:color w:val="111111"/>
-                <w:sz w:val="17"/>
                 <w:szCs w:val="17"/>
               </w:rPr>
               <w:t>October 2014 to February 2016</w:t>
@@ -3849,13 +4007,18 @@
       </w:tr>
     </w:tbl>
     <w:p>
+      <w:pPr>
+        <w:rPr>
+          <w:sz w:val="24"/>
+        </w:rPr>
+      </w:pPr>
       <w:r>
         <w:rPr>
           <w:rFonts w:ascii="Arial" w:eastAsia="Arial" w:hAnsi="Arial" w:cs="Arial"/>
           <w:b/>
           <w:bCs/>
           <w:color w:val="111111"/>
-          <w:sz w:val="18"/>
+          <w:sz w:val="22"/>
           <w:szCs w:val="18"/>
         </w:rPr>
         <w:t>Centric Tech Inc. - New Jersey, United States</w:t>
@@ -3870,90 +4033,90 @@
         </w:numPr>
         <w:jc w:val="both"/>
         <w:rPr>
-          <w:sz w:val="20"/>
-        </w:rPr>
-      </w:pPr>
-      <w:r>
-        <w:rPr>
-          <w:sz w:val="20"/>
+          <w:sz w:val="22"/>
+        </w:rPr>
+      </w:pPr>
+      <w:r>
+        <w:rPr>
+          <w:sz w:val="22"/>
         </w:rPr>
         <w:t xml:space="preserve">Contributed to web application development using </w:t>
       </w:r>
       <w:r>
         <w:rPr>
           <w:rStyle w:val="Strong"/>
-          <w:sz w:val="20"/>
+          <w:sz w:val="22"/>
         </w:rPr>
         <w:t>Node.js 6–8</w:t>
       </w:r>
       <w:r>
         <w:rPr>
-          <w:sz w:val="20"/>
-        </w:rPr>
-        <w:t xml:space="preserve">, </w:t>
-      </w:r>
-      <w:r>
-        <w:rPr>
-          <w:rStyle w:val="Strong"/>
-          <w:sz w:val="20"/>
+          <w:sz w:val="22"/>
+        </w:rPr>
+        <w:t xml:space="preserve">, </w:t>
+      </w:r>
+      <w:r>
+        <w:rPr>
+          <w:rStyle w:val="Strong"/>
+          <w:sz w:val="22"/>
         </w:rPr>
         <w:t>JavaScript</w:t>
       </w:r>
       <w:r>
         <w:rPr>
-          <w:sz w:val="20"/>
-        </w:rPr>
-        <w:t xml:space="preserve">, </w:t>
-      </w:r>
-      <w:r>
-        <w:rPr>
-          <w:rStyle w:val="Strong"/>
-          <w:sz w:val="20"/>
+          <w:sz w:val="22"/>
+        </w:rPr>
+        <w:t xml:space="preserve">, </w:t>
+      </w:r>
+      <w:r>
+        <w:rPr>
+          <w:rStyle w:val="Strong"/>
+          <w:sz w:val="22"/>
         </w:rPr>
         <w:t>Vue.js 2</w:t>
       </w:r>
       <w:r>
         <w:rPr>
-          <w:sz w:val="20"/>
-        </w:rPr>
-        <w:t xml:space="preserve">, </w:t>
-      </w:r>
-      <w:r>
-        <w:rPr>
-          <w:rStyle w:val="Strong"/>
-          <w:sz w:val="20"/>
+          <w:sz w:val="22"/>
+        </w:rPr>
+        <w:t xml:space="preserve">, </w:t>
+      </w:r>
+      <w:r>
+        <w:rPr>
+          <w:rStyle w:val="Strong"/>
+          <w:sz w:val="22"/>
         </w:rPr>
         <w:t>HTML5</w:t>
       </w:r>
       <w:r>
         <w:rPr>
-          <w:sz w:val="20"/>
-        </w:rPr>
-        <w:t xml:space="preserve">, </w:t>
-      </w:r>
-      <w:r>
-        <w:rPr>
-          <w:rStyle w:val="Strong"/>
-          <w:sz w:val="20"/>
+          <w:sz w:val="22"/>
+        </w:rPr>
+        <w:t xml:space="preserve">, </w:t>
+      </w:r>
+      <w:r>
+        <w:rPr>
+          <w:rStyle w:val="Strong"/>
+          <w:sz w:val="22"/>
         </w:rPr>
         <w:t>CSS3</w:t>
       </w:r>
       <w:r>
         <w:rPr>
-          <w:sz w:val="20"/>
+          <w:sz w:val="22"/>
         </w:rPr>
         <w:t xml:space="preserve">, and </w:t>
       </w:r>
       <w:r>
         <w:rPr>
           <w:rStyle w:val="Strong"/>
-          <w:sz w:val="20"/>
+          <w:sz w:val="22"/>
         </w:rPr>
         <w:t>SQL Server</w:t>
       </w:r>
       <w:r>
         <w:rPr>
-          <w:sz w:val="20"/>
+          <w:sz w:val="22"/>
         </w:rPr>
         <w:t>, supporting line-of-business systems and internal administration tools.</w:t>
       </w:r>
@@ -3967,12 +4130,12 @@
         </w:numPr>
         <w:jc w:val="both"/>
         <w:rPr>
-          <w:sz w:val="20"/>
-        </w:rPr>
-      </w:pPr>
-      <w:r>
-        <w:rPr>
-          <w:sz w:val="20"/>
+          <w:sz w:val="22"/>
+        </w:rPr>
+      </w:pPr>
+      <w:r>
+        <w:rPr>
+          <w:sz w:val="22"/>
         </w:rPr>
         <w:t>Built foundational API endpoints, form-driven interfaces, and reporting screens while learning practical software design, debugging discipline, and maintainable implementation patterns in a production team.</w:t>
       </w:r>
@@ -3986,12 +4149,12 @@
         </w:numPr>
         <w:jc w:val="both"/>
         <w:rPr>
-          <w:sz w:val="20"/>
-        </w:rPr>
-      </w:pPr>
-      <w:r>
-        <w:rPr>
-          <w:sz w:val="20"/>
+          <w:sz w:val="22"/>
+        </w:rPr>
+      </w:pPr>
+      <w:r>
+        <w:rPr>
+          <w:sz w:val="22"/>
         </w:rPr>
         <w:t>Assisted with enhancement of legacy modules by introducing cleaner component structures and reusable client-side behaviors, reducing duplicate code and making small features faster to implement.</w:t>
       </w:r>
@@ -4005,12 +4168,12 @@
         </w:numPr>
         <w:jc w:val="both"/>
         <w:rPr>
-          <w:sz w:val="20"/>
-        </w:rPr>
-      </w:pPr>
-      <w:r>
-        <w:rPr>
-          <w:sz w:val="20"/>
+          <w:sz w:val="22"/>
+        </w:rPr>
+      </w:pPr>
+      <w:r>
+        <w:rPr>
+          <w:sz w:val="22"/>
         </w:rPr>
         <w:t>Resolved recurring validation and data formatting issues between frontend forms and backend APIs by standardizing payload handling rules and improving defensive checks on both layers.</w:t>
       </w:r>
@@ -4024,39 +4187,39 @@
         </w:numPr>
         <w:jc w:val="both"/>
         <w:rPr>
-          <w:sz w:val="20"/>
-        </w:rPr>
-      </w:pPr>
-      <w:r>
-        <w:rPr>
-          <w:sz w:val="20"/>
+          <w:sz w:val="22"/>
+        </w:rPr>
+      </w:pPr>
+      <w:r>
+        <w:rPr>
+          <w:sz w:val="22"/>
         </w:rPr>
         <w:t xml:space="preserve">Supported migration of selected </w:t>
       </w:r>
       <w:proofErr w:type="spellStart"/>
       <w:r>
         <w:rPr>
-          <w:sz w:val="20"/>
+          <w:sz w:val="22"/>
         </w:rPr>
         <w:t>jQuery</w:t>
       </w:r>
       <w:proofErr w:type="spellEnd"/>
       <w:r>
         <w:rPr>
-          <w:sz w:val="20"/>
+          <w:sz w:val="22"/>
         </w:rPr>
         <w:t xml:space="preserve">-heavy pages into early </w:t>
       </w:r>
       <w:r>
         <w:rPr>
           <w:rStyle w:val="Strong"/>
-          <w:sz w:val="20"/>
+          <w:sz w:val="22"/>
         </w:rPr>
         <w:t>Vue.js 2</w:t>
       </w:r>
       <w:r>
         <w:rPr>
-          <w:sz w:val="20"/>
+          <w:sz w:val="22"/>
         </w:rPr>
         <w:t xml:space="preserve"> components, giving the team a more maintainable front-end path without requiring an immediate full platform rewrite.</w:t>
       </w:r>
@@ -4070,12 +4233,12 @@
         </w:numPr>
         <w:jc w:val="both"/>
         <w:rPr>
-          <w:sz w:val="20"/>
-        </w:rPr>
-      </w:pPr>
-      <w:r>
-        <w:rPr>
-          <w:sz w:val="20"/>
+          <w:sz w:val="22"/>
+        </w:rPr>
+      </w:pPr>
+      <w:r>
+        <w:rPr>
+          <w:sz w:val="22"/>
         </w:rPr>
         <w:t>Wrote SQL queries and stored procedure updates for operational reporting, fixing inaccurate aggregations and improving data consistency for business users who relied on daily summary dashboards.</w:t>
       </w:r>
@@ -4089,12 +4252,12 @@
         </w:numPr>
         <w:jc w:val="both"/>
         <w:rPr>
-          <w:sz w:val="20"/>
-        </w:rPr>
-      </w:pPr>
-      <w:r>
-        <w:rPr>
-          <w:sz w:val="20"/>
+          <w:sz w:val="22"/>
+        </w:rPr>
+      </w:pPr>
+      <w:r>
+        <w:rPr>
+          <w:sz w:val="22"/>
         </w:rPr>
         <w:t>Helped troubleshoot release issues by reviewing logs, reproducing bugs in test environments, and documenting root causes so senior engineers could apply permanent fixes more efficiently.</w:t>
       </w:r>
@@ -4108,12 +4271,12 @@
         </w:numPr>
         <w:jc w:val="both"/>
         <w:rPr>
-          <w:sz w:val="20"/>
-        </w:rPr>
-      </w:pPr>
-      <w:r>
-        <w:rPr>
-          <w:sz w:val="20"/>
+          <w:sz w:val="22"/>
+        </w:rPr>
+      </w:pPr>
+      <w:r>
+        <w:rPr>
+          <w:sz w:val="22"/>
         </w:rPr>
         <w:t>Improved application stability by adding safer error messaging, basic unit coverage, and deployment checklists that reduced avoidable rollout mistakes during routine changes.</w:t>
       </w:r>
@@ -4126,10 +4289,13 @@
           <w:numId w:val="30"/>
         </w:numPr>
         <w:jc w:val="both"/>
-      </w:pPr>
-      <w:r>
-        <w:rPr>
-          <w:sz w:val="20"/>
+        <w:rPr>
+          <w:sz w:val="28"/>
+        </w:rPr>
+      </w:pPr>
+      <w:r>
+        <w:rPr>
+          <w:sz w:val="22"/>
         </w:rPr>
         <w:t xml:space="preserve">Gained hands-on experience with </w:t>
       </w:r>
@@ -4137,14 +4303,14 @@
       <w:r>
         <w:rPr>
           <w:rStyle w:val="Strong"/>
-          <w:sz w:val="20"/>
+          <w:sz w:val="22"/>
         </w:rPr>
         <w:t>Git</w:t>
       </w:r>
       <w:proofErr w:type="spellEnd"/>
       <w:r>
         <w:rPr>
-          <w:sz w:val="20"/>
+          <w:sz w:val="22"/>
         </w:rPr>
         <w:t>, release coordination, and collaborative delivery practices while contributing reliably to feature work, bug fixes, and support-driven engineering priorities.</w:t>
       </w:r>
@@ -4155,27 +4321,31 @@
           <w:bottom w:val="single" w:sz="6" w:space="0" w:color="B91C1C"/>
         </w:pBdr>
         <w:spacing w:before="120" w:after="80"/>
+        <w:rPr>
+          <w:sz w:val="24"/>
+        </w:rPr>
       </w:pPr>
       <w:r>
         <w:rPr>
           <w:b/>
           <w:bCs/>
           <w:color w:val="111111"/>
-          <w:sz w:val="21"/>
+          <w:sz w:val="24"/>
           <w:szCs w:val="21"/>
         </w:rPr>
-        <w:lastRenderedPageBreak/>
-        <w:t xml:space="preserve"> </w:t>
-      </w:r>
+        <w:t>EDUCA</w:t>
+      </w:r>
+      <w:bookmarkStart w:id="0" w:name="_GoBack"/>
+      <w:bookmarkEnd w:id="0"/>
       <w:r>
         <w:rPr>
           <w:b/>
           <w:bCs/>
           <w:color w:val="111111"/>
-          <w:sz w:val="21"/>
+          <w:sz w:val="24"/>
           <w:szCs w:val="21"/>
         </w:rPr>
-        <w:t>EDUCATION</w:t>
+        <w:t>TION</w:t>
       </w:r>
     </w:p>
     <w:tbl>
@@ -4196,8 +4366,8 @@
         <w:tblLook w:val="04A0" w:firstRow="1" w:lastRow="0" w:firstColumn="1" w:lastColumn="0" w:noHBand="0" w:noVBand="1"/>
       </w:tblPr>
       <w:tblGrid>
-        <w:gridCol w:w="7140"/>
-        <w:gridCol w:w="3060"/>
+        <w:gridCol w:w="7340"/>
+        <w:gridCol w:w="3146"/>
       </w:tblGrid>
       <w:tr>
         <w:tc>
@@ -4211,13 +4381,17 @@
             </w:tcBorders>
           </w:tcPr>
           <w:p>
+            <w:pPr>
+              <w:rPr>
+                <w:sz w:val="22"/>
+              </w:rPr>
+            </w:pPr>
             <w:r>
               <w:rPr>
                 <w:rFonts w:ascii="Arial" w:eastAsia="Arial" w:hAnsi="Arial" w:cs="Arial"/>
                 <w:b/>
                 <w:bCs/>
                 <w:color w:val="111111"/>
-                <w:sz w:val="19"/>
                 <w:szCs w:val="19"/>
               </w:rPr>
               <w:t>Bachelor’s degree in Computer Science</w:t>
@@ -4237,12 +4411,15 @@
           <w:p>
             <w:pPr>
               <w:jc w:val="right"/>
+              <w:rPr>
+                <w:sz w:val="22"/>
+              </w:rPr>
             </w:pPr>
             <w:r>
               <w:rPr>
                 <w:rFonts w:ascii="Arial" w:eastAsia="Arial" w:hAnsi="Arial" w:cs="Arial"/>
                 <w:color w:val="111111"/>
-                <w:sz w:val="17"/>
+                <w:sz w:val="18"/>
                 <w:szCs w:val="17"/>
               </w:rPr>
               <w:t>2010 to 2014</w:t>
@@ -4252,13 +4429,17 @@
       </w:tr>
     </w:tbl>
     <w:p>
+      <w:pPr>
+        <w:rPr>
+          <w:sz w:val="22"/>
+        </w:rPr>
+      </w:pPr>
       <w:r>
         <w:rPr>
           <w:rFonts w:ascii="Arial" w:eastAsia="Arial" w:hAnsi="Arial" w:cs="Arial"/>
           <w:b/>
           <w:bCs/>
           <w:color w:val="111111"/>
-          <w:sz w:val="18"/>
           <w:szCs w:val="18"/>
         </w:rPr>
         <w:t>Stanford University Department of Computer Science</w:t>
@@ -4269,72 +4450,58 @@
         <w:pStyle w:val="ListParagraph"/>
         <w:numPr>
           <w:ilvl w:val="0"/>
-          <w:numId w:val="2"/>
+          <w:numId w:val="32"/>
         </w:numPr>
         <w:jc w:val="both"/>
         <w:rPr>
-          <w:rFonts w:ascii="Arial" w:hAnsi="Arial" w:cs="Arial"/>
-          <w:sz w:val="18"/>
-        </w:rPr>
-      </w:pPr>
-      <w:r>
-        <w:rPr>
-          <w:rFonts w:ascii="Arial" w:hAnsi="Arial" w:cs="Arial"/>
-          <w:sz w:val="18"/>
+          <w:sz w:val="22"/>
+        </w:rPr>
+      </w:pPr>
+      <w:r>
+        <w:rPr>
+          <w:sz w:val="22"/>
         </w:rPr>
         <w:t xml:space="preserve">Built strong foundations in </w:t>
       </w:r>
       <w:r>
         <w:rPr>
           <w:rStyle w:val="Strong"/>
-          <w:rFonts w:ascii="Arial" w:hAnsi="Arial" w:cs="Arial"/>
-          <w:sz w:val="18"/>
+          <w:sz w:val="22"/>
         </w:rPr>
         <w:t>algorithms</w:t>
       </w:r>
       <w:r>
         <w:rPr>
-          <w:rFonts w:ascii="Arial" w:hAnsi="Arial" w:cs="Arial"/>
-          <w:sz w:val="18"/>
-        </w:rPr>
-        <w:t xml:space="preserve">, </w:t>
-      </w:r>
-      <w:r>
-        <w:rPr>
-          <w:rStyle w:val="Strong"/>
-          <w:rFonts w:ascii="Arial" w:hAnsi="Arial" w:cs="Arial"/>
-          <w:sz w:val="18"/>
+          <w:sz w:val="22"/>
+        </w:rPr>
+        <w:t xml:space="preserve">, </w:t>
+      </w:r>
+      <w:r>
+        <w:rPr>
+          <w:rStyle w:val="Strong"/>
+          <w:sz w:val="22"/>
         </w:rPr>
         <w:t>databases</w:t>
       </w:r>
       <w:r>
         <w:rPr>
-          <w:rFonts w:ascii="Arial" w:hAnsi="Arial" w:cs="Arial"/>
-          <w:sz w:val="18"/>
+          <w:sz w:val="22"/>
         </w:rPr>
         <w:t xml:space="preserve">, and </w:t>
       </w:r>
       <w:r>
         <w:rPr>
           <w:rStyle w:val="Strong"/>
-          <w:rFonts w:ascii="Arial" w:hAnsi="Arial" w:cs="Arial"/>
-          <w:sz w:val="18"/>
+          <w:sz w:val="22"/>
         </w:rPr>
         <w:t>software engineering</w:t>
       </w:r>
       <w:r>
         <w:rPr>
-          <w:rFonts w:ascii="Arial" w:hAnsi="Arial" w:cs="Arial"/>
-          <w:sz w:val="18"/>
+          <w:sz w:val="22"/>
         </w:rPr>
         <w:t>, applying coursework through practical team projects and production-style system design.</w:t>
       </w:r>
-    </w:p>
-    <w:p>
-      <w:pPr>
-        <w:pStyle w:val="ListParagraph"/>
-        <w:ind w:left="360"/>
-      </w:pPr>
     </w:p>
     <w:p>
       <w:pPr>
@@ -4342,16 +4509,19 @@
           <w:bottom w:val="single" w:sz="6" w:space="0" w:color="B91C1C"/>
         </w:pBdr>
         <w:spacing w:before="120" w:after="80"/>
+        <w:rPr>
+          <w:sz w:val="24"/>
+        </w:rPr>
       </w:pPr>
       <w:r>
         <w:rPr>
           <w:b/>
           <w:bCs/>
           <w:color w:val="111111"/>
-          <w:sz w:val="21"/>
+          <w:sz w:val="24"/>
           <w:szCs w:val="21"/>
         </w:rPr>
-        <w:t>PROJECTS</w:t>
+        <w:t>CERTIFICATIONS</w:t>
       </w:r>
     </w:p>
     <w:p>
@@ -4361,87 +4531,156 @@
           <w:ilvl w:val="0"/>
           <w:numId w:val="31"/>
         </w:numPr>
-        <w:rPr>
-          <w:sz w:val="20"/>
-        </w:rPr>
-      </w:pPr>
-      <w:r>
-        <w:rPr>
-          <w:rStyle w:val="Strong"/>
-          <w:sz w:val="20"/>
+        <w:spacing w:before="0" w:beforeAutospacing="0" w:after="0" w:afterAutospacing="0"/>
+        <w:jc w:val="both"/>
+        <w:rPr>
+          <w:sz w:val="22"/>
+          <w:szCs w:val="22"/>
+        </w:rPr>
+      </w:pPr>
+      <w:r>
+        <w:rPr>
+          <w:rStyle w:val="Strong"/>
+          <w:sz w:val="22"/>
+          <w:szCs w:val="22"/>
         </w:rPr>
         <w:t>AWS Certified Developer – Associate</w:t>
       </w:r>
       <w:r>
         <w:rPr>
-          <w:sz w:val="20"/>
-        </w:rPr>
-        <w:t xml:space="preserve"> — 2024</w:t>
-      </w:r>
-      <w:r>
-        <w:rPr>
-          <w:sz w:val="20"/>
-        </w:rPr>
-        <w:br/>
+          <w:sz w:val="22"/>
+          <w:szCs w:val="22"/>
+        </w:rPr>
+        <w:t xml:space="preserve"> — </w:t>
+      </w:r>
+      <w:r>
+        <w:rPr>
+          <w:b/>
+          <w:sz w:val="22"/>
+          <w:szCs w:val="22"/>
+        </w:rPr>
+        <w:t>2024</w:t>
+      </w:r>
+    </w:p>
+    <w:p>
+      <w:pPr>
+        <w:pStyle w:val="NormalWeb"/>
+        <w:spacing w:before="0" w:beforeAutospacing="0" w:after="0" w:afterAutospacing="0"/>
+        <w:ind w:left="360"/>
+        <w:jc w:val="both"/>
+        <w:rPr>
+          <w:sz w:val="22"/>
+          <w:szCs w:val="22"/>
+        </w:rPr>
+      </w:pPr>
+      <w:proofErr w:type="gramStart"/>
+      <w:r>
+        <w:rPr>
+          <w:sz w:val="22"/>
+          <w:szCs w:val="22"/>
+        </w:rPr>
         <w:t xml:space="preserve">Validated hands-on capability in building, deploying, and troubleshooting secure application workloads on </w:t>
       </w:r>
       <w:r>
         <w:rPr>
           <w:rStyle w:val="Strong"/>
-          <w:sz w:val="20"/>
+          <w:sz w:val="22"/>
+          <w:szCs w:val="22"/>
         </w:rPr>
         <w:t>AWS</w:t>
       </w:r>
       <w:r>
         <w:rPr>
-          <w:sz w:val="20"/>
+          <w:sz w:val="22"/>
+          <w:szCs w:val="22"/>
         </w:rPr>
         <w:t xml:space="preserve"> using modern development and integration practices.</w:t>
       </w:r>
+      <w:proofErr w:type="gramEnd"/>
     </w:p>
     <w:p>
       <w:pPr>
         <w:pStyle w:val="NormalWeb"/>
         <w:numPr>
           <w:ilvl w:val="0"/>
-          <w:numId w:val="31"/>
+          <w:numId w:val="35"/>
         </w:numPr>
-        <w:rPr>
-          <w:sz w:val="20"/>
-        </w:rPr>
-      </w:pPr>
-      <w:r>
-        <w:rPr>
-          <w:rStyle w:val="Strong"/>
-          <w:sz w:val="20"/>
-        </w:rPr>
-        <w:t>Microsoft Certified: Azure Developer Associate</w:t>
-      </w:r>
-      <w:r>
-        <w:rPr>
-          <w:sz w:val="20"/>
-        </w:rPr>
-        <w:t xml:space="preserve"> — 2023</w:t>
-      </w:r>
-      <w:r>
-        <w:rPr>
-          <w:sz w:val="20"/>
-        </w:rPr>
-        <w:br/>
-        <w:t xml:space="preserve">Demonstrated practical understanding of cloud application development, deployment pipelines, identity integration, and service-based design patterns in </w:t>
-      </w:r>
-      <w:r>
-        <w:rPr>
-          <w:rStyle w:val="Strong"/>
-          <w:sz w:val="20"/>
-        </w:rPr>
-        <w:t>Azure</w:t>
-      </w:r>
-      <w:r>
-        <w:rPr>
-          <w:sz w:val="20"/>
-        </w:rPr>
-        <w:t xml:space="preserve"> environments.</w:t>
+        <w:spacing w:before="0" w:beforeAutospacing="0" w:after="0" w:afterAutospacing="0"/>
+        <w:jc w:val="both"/>
+        <w:rPr>
+          <w:rStyle w:val="Strong"/>
+          <w:b w:val="0"/>
+          <w:bCs w:val="0"/>
+          <w:sz w:val="22"/>
+          <w:szCs w:val="22"/>
+        </w:rPr>
+      </w:pPr>
+      <w:proofErr w:type="spellStart"/>
+      <w:r>
+        <w:rPr>
+          <w:rStyle w:val="Strong"/>
+          <w:sz w:val="22"/>
+          <w:szCs w:val="22"/>
+        </w:rPr>
+        <w:t>OpenJS</w:t>
+      </w:r>
+      <w:proofErr w:type="spellEnd"/>
+      <w:r>
+        <w:rPr>
+          <w:rStyle w:val="Strong"/>
+          <w:sz w:val="22"/>
+          <w:szCs w:val="22"/>
+        </w:rPr>
+        <w:t xml:space="preserve"> Node.js Services Developer (JSNSD)</w:t>
+      </w:r>
+      <w:r>
+        <w:rPr>
+          <w:sz w:val="22"/>
+          <w:szCs w:val="22"/>
+        </w:rPr>
+        <w:t xml:space="preserve"> — </w:t>
+      </w:r>
+      <w:r>
+        <w:rPr>
+          <w:rStyle w:val="Strong"/>
+          <w:sz w:val="22"/>
+          <w:szCs w:val="22"/>
+        </w:rPr>
+        <w:t>2024</w:t>
+      </w:r>
+    </w:p>
+    <w:p>
+      <w:pPr>
+        <w:pStyle w:val="NormalWeb"/>
+        <w:spacing w:before="0" w:beforeAutospacing="0" w:after="0" w:afterAutospacing="0"/>
+        <w:ind w:left="360"/>
+        <w:jc w:val="both"/>
+        <w:rPr>
+          <w:sz w:val="22"/>
+          <w:szCs w:val="22"/>
+        </w:rPr>
+      </w:pPr>
+      <w:r>
+        <w:rPr>
+          <w:sz w:val="22"/>
+          <w:szCs w:val="22"/>
+        </w:rPr>
+        <w:t xml:space="preserve">Demonstrated proficiency in designing and developing </w:t>
+      </w:r>
+      <w:r>
+        <w:rPr>
+          <w:rStyle w:val="Strong"/>
+          <w:sz w:val="22"/>
+          <w:szCs w:val="22"/>
+        </w:rPr>
+        <w:t>Node.js</w:t>
+      </w:r>
+      <w:r>
+        <w:rPr>
+          <w:sz w:val="22"/>
+          <w:szCs w:val="22"/>
+        </w:rPr>
+        <w:t xml:space="preserve"> services and APIs, including service architecture, routing, security practices, and integration patterns for scalable backend systems.</w:t>
       </w:r>
     </w:p>
     <w:p>
@@ -4449,91 +4688,102 @@
         <w:pStyle w:val="NormalWeb"/>
         <w:numPr>
           <w:ilvl w:val="0"/>
-          <w:numId w:val="31"/>
+          <w:numId w:val="35"/>
         </w:numPr>
-      </w:pPr>
-      <w:r>
-        <w:rPr>
-          <w:rStyle w:val="Strong"/>
-          <w:sz w:val="20"/>
-        </w:rPr>
-        <w:t xml:space="preserve">Certified </w:t>
-      </w:r>
-      <w:proofErr w:type="spellStart"/>
-      <w:r>
-        <w:rPr>
-          <w:rStyle w:val="Strong"/>
-          <w:sz w:val="20"/>
-        </w:rPr>
-        <w:t>Kubernetes</w:t>
-      </w:r>
-      <w:proofErr w:type="spellEnd"/>
-      <w:r>
-        <w:rPr>
-          <w:rStyle w:val="Strong"/>
-          <w:sz w:val="20"/>
-        </w:rPr>
-        <w:t xml:space="preserve"> Application Developer (CKAD)</w:t>
-      </w:r>
-      <w:r>
-        <w:rPr>
-          <w:sz w:val="20"/>
-        </w:rPr>
-        <w:t xml:space="preserve"> — 2022</w:t>
-      </w:r>
-      <w:r>
-        <w:rPr>
-          <w:sz w:val="20"/>
-        </w:rPr>
-        <w:br/>
-      </w:r>
+        <w:spacing w:before="0" w:beforeAutospacing="0" w:after="0" w:afterAutospacing="0"/>
+        <w:jc w:val="both"/>
+        <w:rPr>
+          <w:rStyle w:val="Strong"/>
+          <w:b w:val="0"/>
+          <w:bCs w:val="0"/>
+          <w:sz w:val="22"/>
+          <w:szCs w:val="22"/>
+        </w:rPr>
+      </w:pPr>
+      <w:r>
+        <w:rPr>
+          <w:rStyle w:val="Strong"/>
+          <w:sz w:val="22"/>
+          <w:szCs w:val="22"/>
+        </w:rPr>
+        <w:t>Vue.js Certification</w:t>
+      </w:r>
+      <w:r>
+        <w:rPr>
+          <w:sz w:val="22"/>
+          <w:szCs w:val="22"/>
+        </w:rPr>
+        <w:t xml:space="preserve"> — </w:t>
+      </w:r>
+      <w:r>
+        <w:rPr>
+          <w:rStyle w:val="Strong"/>
+          <w:sz w:val="22"/>
+          <w:szCs w:val="22"/>
+        </w:rPr>
+        <w:t>2024</w:t>
+      </w:r>
+    </w:p>
+    <w:p>
+      <w:pPr>
+        <w:pStyle w:val="NormalWeb"/>
+        <w:spacing w:before="0" w:beforeAutospacing="0" w:after="0" w:afterAutospacing="0"/>
+        <w:ind w:left="360"/>
+        <w:jc w:val="both"/>
+        <w:rPr>
+          <w:sz w:val="22"/>
+          <w:szCs w:val="22"/>
+        </w:rPr>
+      </w:pPr>
       <w:proofErr w:type="gramStart"/>
       <w:r>
         <w:rPr>
-          <w:sz w:val="20"/>
-        </w:rPr>
-        <w:t>Confirmed</w:t>
+          <w:sz w:val="22"/>
+          <w:szCs w:val="22"/>
+        </w:rPr>
+        <w:t xml:space="preserve">Validated practical frontend development skills using </w:t>
+      </w:r>
+      <w:r>
+        <w:rPr>
+          <w:rStyle w:val="Strong"/>
+          <w:sz w:val="22"/>
+          <w:szCs w:val="22"/>
+        </w:rPr>
+        <w:t>Vue.js</w:t>
+      </w:r>
+      <w:r>
+        <w:rPr>
+          <w:sz w:val="22"/>
+          <w:szCs w:val="22"/>
+        </w:rPr>
+        <w:t>, including component-based architecture, state-driven UI design, reactivity, routing, and modern single-page application development practices.</w:t>
       </w:r>
       <w:proofErr w:type="gramEnd"/>
-      <w:r>
-        <w:rPr>
-          <w:sz w:val="20"/>
-        </w:rPr>
-        <w:t xml:space="preserve"> strong skills in containerized application design, deployment behavior, </w:t>
-      </w:r>
-      <w:proofErr w:type="spellStart"/>
-      <w:r>
-        <w:rPr>
-          <w:sz w:val="20"/>
-        </w:rPr>
-        <w:t>observability</w:t>
-      </w:r>
-      <w:proofErr w:type="spellEnd"/>
-      <w:r>
-        <w:rPr>
-          <w:sz w:val="20"/>
-        </w:rPr>
-        <w:t xml:space="preserve">, configuration management, and day-to-day workload operation in </w:t>
-      </w:r>
-      <w:proofErr w:type="spellStart"/>
-      <w:r>
-        <w:rPr>
-          <w:rStyle w:val="Strong"/>
-          <w:sz w:val="20"/>
-        </w:rPr>
-        <w:t>Kubernetes</w:t>
-      </w:r>
-      <w:proofErr w:type="spellEnd"/>
-      <w:r>
-        <w:rPr>
-          <w:sz w:val="20"/>
-        </w:rPr>
-        <w:t>.</w:t>
-      </w:r>
+    </w:p>
+    <w:p>
+      <w:pPr>
+        <w:pStyle w:val="NormalWeb"/>
+        <w:spacing w:before="0" w:beforeAutospacing="0" w:after="0" w:afterAutospacing="0"/>
+        <w:ind w:left="360"/>
+        <w:jc w:val="both"/>
+        <w:rPr>
+          <w:sz w:val="22"/>
+        </w:rPr>
+      </w:pPr>
+    </w:p>
+    <w:p>
+      <w:pPr>
+        <w:pStyle w:val="NormalWeb"/>
+        <w:spacing w:before="0" w:beforeAutospacing="0" w:after="0" w:afterAutospacing="0"/>
+        <w:jc w:val="both"/>
+        <w:rPr>
+          <w:sz w:val="28"/>
+        </w:rPr>
+      </w:pPr>
     </w:p>
     <w:sectPr>
       <w:pgSz w:w="11906" w:h="16838"/>
-      <w:pgMar w:top="863" w:right="863" w:bottom="863" w:left="863" w:header="708" w:footer="708" w:gutter="0"/>
+      <w:pgMar w:top="720" w:right="720" w:bottom="720" w:left="720" w:header="708" w:footer="708" w:gutter="0"/>
       <w:cols w:space="720"/>
       <w:docGrid w:linePitch="360"/>
     </w:sectPr>
@@ -5181,6 +5431,92 @@
     </w:lvl>
   </w:abstractNum>
   <w:abstractNum w:abstractNumId="5">
+    <w:nsid w:val="1A514E30"/>
+    <w:multiLevelType w:val="hybridMultilevel"/>
+    <w:tmpl w:val="A63245D0"/>
+    <w:lvl w:ilvl="0" w:tplc="0409000F">
+      <w:start w:val="1"/>
+      <w:numFmt w:val="decimal"/>
+      <w:lvlText w:val="%1."/>
+      <w:lvlJc w:val="left"/>
+      <w:pPr>
+        <w:ind w:left="720" w:hanging="360"/>
+      </w:pPr>
+    </w:lvl>
+    <w:lvl w:ilvl="1" w:tplc="04090019" w:tentative="1">
+      <w:start w:val="1"/>
+      <w:numFmt w:val="lowerLetter"/>
+      <w:lvlText w:val="%2."/>
+      <w:lvlJc w:val="left"/>
+      <w:pPr>
+        <w:ind w:left="1440" w:hanging="360"/>
+      </w:pPr>
+    </w:lvl>
+    <w:lvl w:ilvl="2" w:tplc="0409001B" w:tentative="1">
+      <w:start w:val="1"/>
+      <w:numFmt w:val="lowerRoman"/>
+      <w:lvlText w:val="%3."/>
+      <w:lvlJc w:val="right"/>
+      <w:pPr>
+        <w:ind w:left="2160" w:hanging="180"/>
+      </w:pPr>
+    </w:lvl>
+    <w:lvl w:ilvl="3" w:tplc="0409000F" w:tentative="1">
+      <w:start w:val="1"/>
+      <w:numFmt w:val="decimal"/>
+      <w:lvlText w:val="%4."/>
+      <w:lvlJc w:val="left"/>
+      <w:pPr>
+        <w:ind w:left="2880" w:hanging="360"/>
+      </w:pPr>
+    </w:lvl>
+    <w:lvl w:ilvl="4" w:tplc="04090019" w:tentative="1">
+      <w:start w:val="1"/>
+      <w:numFmt w:val="lowerLetter"/>
+      <w:lvlText w:val="%5."/>
+      <w:lvlJc w:val="left"/>
+      <w:pPr>
+        <w:ind w:left="3600" w:hanging="360"/>
+      </w:pPr>
+    </w:lvl>
+    <w:lvl w:ilvl="5" w:tplc="0409001B" w:tentative="1">
+      <w:start w:val="1"/>
+      <w:numFmt w:val="lowerRoman"/>
+      <w:lvlText w:val="%6."/>
+      <w:lvlJc w:val="right"/>
+      <w:pPr>
+        <w:ind w:left="4320" w:hanging="180"/>
+      </w:pPr>
+    </w:lvl>
+    <w:lvl w:ilvl="6" w:tplc="0409000F" w:tentative="1">
+      <w:start w:val="1"/>
+      <w:numFmt w:val="decimal"/>
+      <w:lvlText w:val="%7."/>
+      <w:lvlJc w:val="left"/>
+      <w:pPr>
+        <w:ind w:left="5040" w:hanging="360"/>
+      </w:pPr>
+    </w:lvl>
+    <w:lvl w:ilvl="7" w:tplc="04090019" w:tentative="1">
+      <w:start w:val="1"/>
+      <w:numFmt w:val="lowerLetter"/>
+      <w:lvlText w:val="%8."/>
+      <w:lvlJc w:val="left"/>
+      <w:pPr>
+        <w:ind w:left="5760" w:hanging="360"/>
+      </w:pPr>
+    </w:lvl>
+    <w:lvl w:ilvl="8" w:tplc="0409001B" w:tentative="1">
+      <w:start w:val="1"/>
+      <w:numFmt w:val="lowerRoman"/>
+      <w:lvlText w:val="%9."/>
+      <w:lvlJc w:val="right"/>
+      <w:pPr>
+        <w:ind w:left="6480" w:hanging="180"/>
+      </w:pPr>
+    </w:lvl>
+  </w:abstractNum>
+  <w:abstractNum w:abstractNumId="6">
     <w:nsid w:val="1B1D51A8"/>
     <w:multiLevelType w:val="multilevel"/>
     <w:tmpl w:val="CDA024C6"/>
@@ -5329,7 +5665,7 @@
       </w:rPr>
     </w:lvl>
   </w:abstractNum>
-  <w:abstractNum w:abstractNumId="6">
+  <w:abstractNum w:abstractNumId="7">
     <w:nsid w:val="1B640FDE"/>
     <w:multiLevelType w:val="multilevel"/>
     <w:tmpl w:val="F32A36FE"/>
@@ -5478,7 +5814,7 @@
       </w:rPr>
     </w:lvl>
   </w:abstractNum>
-  <w:abstractNum w:abstractNumId="7">
+  <w:abstractNum w:abstractNumId="8">
     <w:nsid w:val="22107652"/>
     <w:multiLevelType w:val="hybridMultilevel"/>
     <w:tmpl w:val="D038B3C2"/>
@@ -5567,7 +5903,7 @@
       </w:pPr>
     </w:lvl>
   </w:abstractNum>
-  <w:abstractNum w:abstractNumId="8">
+  <w:abstractNum w:abstractNumId="9">
     <w:nsid w:val="2A9130BD"/>
     <w:multiLevelType w:val="hybridMultilevel"/>
     <w:tmpl w:val="E0D62C08"/>
@@ -5680,7 +6016,7 @@
       </w:rPr>
     </w:lvl>
   </w:abstractNum>
-  <w:abstractNum w:abstractNumId="9">
+  <w:abstractNum w:abstractNumId="10">
     <w:nsid w:val="2A9A0572"/>
     <w:multiLevelType w:val="hybridMultilevel"/>
     <w:tmpl w:val="1D8281A0"/>
@@ -5793,11 +6129,11 @@
       </w:rPr>
     </w:lvl>
   </w:abstractNum>
-  <w:abstractNum w:abstractNumId="10">
+  <w:abstractNum w:abstractNumId="11">
     <w:nsid w:val="2E996D84"/>
     <w:multiLevelType w:val="hybridMultilevel"/>
-    <w:tmpl w:val="0D4800A6"/>
-    <w:lvl w:ilvl="0" w:tplc="4DD2C1F0">
+    <w:tmpl w:val="7840A8CE"/>
+    <w:lvl w:ilvl="0" w:tplc="D320F798">
       <w:start w:val="1"/>
       <w:numFmt w:val="bullet"/>
       <w:lvlText w:val="-"/>
@@ -5806,7 +6142,7 @@
         <w:ind w:left="360" w:hanging="360"/>
       </w:pPr>
       <w:rPr>
-        <w:rFonts w:ascii="Tw Cen MT" w:hAnsi="Tw Cen MT" w:hint="default"/>
+        <w:rFonts w:ascii="Yu Gothic" w:eastAsia="Yu Gothic" w:hAnsi="Yu Gothic" w:hint="eastAsia"/>
         <w:sz w:val="20"/>
       </w:rPr>
     </w:lvl>
@@ -5907,7 +6243,7 @@
       </w:rPr>
     </w:lvl>
   </w:abstractNum>
-  <w:abstractNum w:abstractNumId="11">
+  <w:abstractNum w:abstractNumId="12">
     <w:nsid w:val="334777AF"/>
     <w:multiLevelType w:val="hybridMultilevel"/>
     <w:tmpl w:val="A17CC1A6"/>
@@ -6020,7 +6356,7 @@
       </w:rPr>
     </w:lvl>
   </w:abstractNum>
-  <w:abstractNum w:abstractNumId="12">
+  <w:abstractNum w:abstractNumId="13">
     <w:nsid w:val="37921EE2"/>
     <w:multiLevelType w:val="hybridMultilevel"/>
     <w:tmpl w:val="BF7A2574"/>
@@ -6133,7 +6469,120 @@
       </w:rPr>
     </w:lvl>
   </w:abstractNum>
-  <w:abstractNum w:abstractNumId="13">
+  <w:abstractNum w:abstractNumId="14">
+    <w:nsid w:val="4059569D"/>
+    <w:multiLevelType w:val="hybridMultilevel"/>
+    <w:tmpl w:val="57CC8312"/>
+    <w:lvl w:ilvl="0" w:tplc="D320F798">
+      <w:start w:val="1"/>
+      <w:numFmt w:val="bullet"/>
+      <w:lvlText w:val="-"/>
+      <w:lvlJc w:val="left"/>
+      <w:pPr>
+        <w:ind w:left="360" w:hanging="360"/>
+      </w:pPr>
+      <w:rPr>
+        <w:rFonts w:ascii="Yu Gothic" w:eastAsia="Yu Gothic" w:hAnsi="Yu Gothic" w:hint="eastAsia"/>
+      </w:rPr>
+    </w:lvl>
+    <w:lvl w:ilvl="1" w:tplc="04090003" w:tentative="1">
+      <w:start w:val="1"/>
+      <w:numFmt w:val="bullet"/>
+      <w:lvlText w:val="o"/>
+      <w:lvlJc w:val="left"/>
+      <w:pPr>
+        <w:ind w:left="1080" w:hanging="360"/>
+      </w:pPr>
+      <w:rPr>
+        <w:rFonts w:ascii="Courier New" w:hAnsi="Courier New" w:cs="Courier New" w:hint="default"/>
+      </w:rPr>
+    </w:lvl>
+    <w:lvl w:ilvl="2" w:tplc="04090005" w:tentative="1">
+      <w:start w:val="1"/>
+      <w:numFmt w:val="bullet"/>
+      <w:lvlText w:val=""/>
+      <w:lvlJc w:val="left"/>
+      <w:pPr>
+        <w:ind w:left="1800" w:hanging="360"/>
+      </w:pPr>
+      <w:rPr>
+        <w:rFonts w:ascii="Wingdings" w:hAnsi="Wingdings" w:hint="default"/>
+      </w:rPr>
+    </w:lvl>
+    <w:lvl w:ilvl="3" w:tplc="04090001" w:tentative="1">
+      <w:start w:val="1"/>
+      <w:numFmt w:val="bullet"/>
+      <w:lvlText w:val=""/>
+      <w:lvlJc w:val="left"/>
+      <w:pPr>
+        <w:ind w:left="2520" w:hanging="360"/>
+      </w:pPr>
+      <w:rPr>
+        <w:rFonts w:ascii="Symbol" w:hAnsi="Symbol" w:hint="default"/>
+      </w:rPr>
+    </w:lvl>
+    <w:lvl w:ilvl="4" w:tplc="04090003" w:tentative="1">
+      <w:start w:val="1"/>
+      <w:numFmt w:val="bullet"/>
+      <w:lvlText w:val="o"/>
+      <w:lvlJc w:val="left"/>
+      <w:pPr>
+        <w:ind w:left="3240" w:hanging="360"/>
+      </w:pPr>
+      <w:rPr>
+        <w:rFonts w:ascii="Courier New" w:hAnsi="Courier New" w:cs="Courier New" w:hint="default"/>
+      </w:rPr>
+    </w:lvl>
+    <w:lvl w:ilvl="5" w:tplc="04090005" w:tentative="1">
+      <w:start w:val="1"/>
+      <w:numFmt w:val="bullet"/>
+      <w:lvlText w:val=""/>
+      <w:lvlJc w:val="left"/>
+      <w:pPr>
+        <w:ind w:left="3960" w:hanging="360"/>
+      </w:pPr>
+      <w:rPr>
+        <w:rFonts w:ascii="Wingdings" w:hAnsi="Wingdings" w:hint="default"/>
+      </w:rPr>
+    </w:lvl>
+    <w:lvl w:ilvl="6" w:tplc="04090001" w:tentative="1">
+      <w:start w:val="1"/>
+      <w:numFmt w:val="bullet"/>
+      <w:lvlText w:val=""/>
+      <w:lvlJc w:val="left"/>
+      <w:pPr>
+        <w:ind w:left="4680" w:hanging="360"/>
+      </w:pPr>
+      <w:rPr>
+        <w:rFonts w:ascii="Symbol" w:hAnsi="Symbol" w:hint="default"/>
+      </w:rPr>
+    </w:lvl>
+    <w:lvl w:ilvl="7" w:tplc="04090003" w:tentative="1">
+      <w:start w:val="1"/>
+      <w:numFmt w:val="bullet"/>
+      <w:lvlText w:val="o"/>
+      <w:lvlJc w:val="left"/>
+      <w:pPr>
+        <w:ind w:left="5400" w:hanging="360"/>
+      </w:pPr>
+      <w:rPr>
+        <w:rFonts w:ascii="Courier New" w:hAnsi="Courier New" w:cs="Courier New" w:hint="default"/>
+      </w:rPr>
+    </w:lvl>
+    <w:lvl w:ilvl="8" w:tplc="04090005" w:tentative="1">
+      <w:start w:val="1"/>
+      <w:numFmt w:val="bullet"/>
+      <w:lvlText w:val=""/>
+      <w:lvlJc w:val="left"/>
+      <w:pPr>
+        <w:ind w:left="6120" w:hanging="360"/>
+      </w:pPr>
+      <w:rPr>
+        <w:rFonts w:ascii="Wingdings" w:hAnsi="Wingdings" w:hint="default"/>
+      </w:rPr>
+    </w:lvl>
+  </w:abstractNum>
+  <w:abstractNum w:abstractNumId="15">
     <w:nsid w:val="40745A8C"/>
     <w:multiLevelType w:val="multilevel"/>
     <w:tmpl w:val="EB3CEF12"/>
@@ -6282,7 +6731,7 @@
       </w:rPr>
     </w:lvl>
   </w:abstractNum>
-  <w:abstractNum w:abstractNumId="14">
+  <w:abstractNum w:abstractNumId="16">
     <w:nsid w:val="4154681F"/>
     <w:multiLevelType w:val="hybridMultilevel"/>
     <w:tmpl w:val="61F0BC8C"/>
@@ -6395,11 +6844,11 @@
       </w:rPr>
     </w:lvl>
   </w:abstractNum>
-  <w:abstractNum w:abstractNumId="15">
+  <w:abstractNum w:abstractNumId="17">
     <w:nsid w:val="422B3E67"/>
     <w:multiLevelType w:val="hybridMultilevel"/>
-    <w:tmpl w:val="6456AC5C"/>
-    <w:lvl w:ilvl="0" w:tplc="3E6E6F98">
+    <w:tmpl w:val="D3E0F66E"/>
+    <w:lvl w:ilvl="0" w:tplc="D320F798">
       <w:start w:val="1"/>
       <w:numFmt w:val="bullet"/>
       <w:lvlText w:val="-"/>
@@ -6408,8 +6857,8 @@
         <w:ind w:left="360" w:hanging="360"/>
       </w:pPr>
       <w:rPr>
-        <w:rFonts w:ascii="Tw Cen MT" w:hAnsi="Tw Cen MT" w:hint="default"/>
-        <w:sz w:val="20"/>
+        <w:rFonts w:ascii="Yu Gothic" w:eastAsia="Yu Gothic" w:hAnsi="Yu Gothic" w:hint="eastAsia"/>
+        <w:sz w:val="22"/>
       </w:rPr>
     </w:lvl>
     <w:lvl w:ilvl="1" w:tplc="04090003" w:tentative="1">
@@ -6509,11 +6958,11 @@
       </w:rPr>
     </w:lvl>
   </w:abstractNum>
-  <w:abstractNum w:abstractNumId="16">
+  <w:abstractNum w:abstractNumId="18">
     <w:nsid w:val="45602E8F"/>
     <w:multiLevelType w:val="hybridMultilevel"/>
-    <w:tmpl w:val="AE186BAA"/>
-    <w:lvl w:ilvl="0" w:tplc="3E6E6F98">
+    <w:tmpl w:val="B4CCAA4E"/>
+    <w:lvl w:ilvl="0" w:tplc="D320F798">
       <w:start w:val="1"/>
       <w:numFmt w:val="bullet"/>
       <w:lvlText w:val="-"/>
@@ -6522,8 +6971,8 @@
         <w:ind w:left="360" w:hanging="360"/>
       </w:pPr>
       <w:rPr>
-        <w:rFonts w:ascii="Tw Cen MT" w:hAnsi="Tw Cen MT" w:hint="default"/>
-        <w:sz w:val="20"/>
+        <w:rFonts w:ascii="Yu Gothic" w:eastAsia="Yu Gothic" w:hAnsi="Yu Gothic" w:hint="eastAsia"/>
+        <w:sz w:val="22"/>
       </w:rPr>
     </w:lvl>
     <w:lvl w:ilvl="1" w:tplc="04090003" w:tentative="1">
@@ -6623,11 +7072,11 @@
       </w:rPr>
     </w:lvl>
   </w:abstractNum>
-  <w:abstractNum w:abstractNumId="17">
+  <w:abstractNum w:abstractNumId="19">
     <w:nsid w:val="4B3F056C"/>
     <w:multiLevelType w:val="hybridMultilevel"/>
-    <w:tmpl w:val="0384292C"/>
-    <w:lvl w:ilvl="0" w:tplc="024EC828">
+    <w:tmpl w:val="A128225A"/>
+    <w:lvl w:ilvl="0" w:tplc="D320F798">
       <w:start w:val="1"/>
       <w:numFmt w:val="bullet"/>
       <w:lvlText w:val="-"/>
@@ -6636,7 +7085,7 @@
         <w:ind w:left="360" w:hanging="360"/>
       </w:pPr>
       <w:rPr>
-        <w:rFonts w:ascii="Tw Cen MT" w:hAnsi="Tw Cen MT" w:hint="default"/>
+        <w:rFonts w:ascii="Yu Gothic" w:eastAsia="Yu Gothic" w:hAnsi="Yu Gothic" w:hint="eastAsia"/>
         <w:sz w:val="20"/>
       </w:rPr>
     </w:lvl>
@@ -6737,7 +7186,119 @@
       </w:rPr>
     </w:lvl>
   </w:abstractNum>
-  <w:abstractNum w:abstractNumId="18">
+  <w:abstractNum w:abstractNumId="20">
+    <w:nsid w:val="4E0B44F8"/>
+    <w:multiLevelType w:val="hybridMultilevel"/>
+    <w:tmpl w:val="A0E2840C"/>
+    <w:lvl w:ilvl="0" w:tplc="04090001">
+      <w:numFmt w:val="bullet"/>
+      <w:lvlText w:val=""/>
+      <w:lvlJc w:val="left"/>
+      <w:pPr>
+        <w:ind w:left="720" w:hanging="360"/>
+      </w:pPr>
+      <w:rPr>
+        <w:rFonts w:ascii="Symbol" w:eastAsia="Times New Roman" w:hAnsi="Symbol" w:cs="Times New Roman" w:hint="default"/>
+      </w:rPr>
+    </w:lvl>
+    <w:lvl w:ilvl="1" w:tplc="04090003" w:tentative="1">
+      <w:start w:val="1"/>
+      <w:numFmt w:val="bullet"/>
+      <w:lvlText w:val="o"/>
+      <w:lvlJc w:val="left"/>
+      <w:pPr>
+        <w:ind w:left="1440" w:hanging="360"/>
+      </w:pPr>
+      <w:rPr>
+        <w:rFonts w:ascii="Courier New" w:hAnsi="Courier New" w:cs="Courier New" w:hint="default"/>
+      </w:rPr>
+    </w:lvl>
+    <w:lvl w:ilvl="2" w:tplc="04090005" w:tentative="1">
+      <w:start w:val="1"/>
+      <w:numFmt w:val="bullet"/>
+      <w:lvlText w:val=""/>
+      <w:lvlJc w:val="left"/>
+      <w:pPr>
+        <w:ind w:left="2160" w:hanging="360"/>
+      </w:pPr>
+      <w:rPr>
+        <w:rFonts w:ascii="Wingdings" w:hAnsi="Wingdings" w:hint="default"/>
+      </w:rPr>
+    </w:lvl>
+    <w:lvl w:ilvl="3" w:tplc="04090001" w:tentative="1">
+      <w:start w:val="1"/>
+      <w:numFmt w:val="bullet"/>
+      <w:lvlText w:val=""/>
+      <w:lvlJc w:val="left"/>
+      <w:pPr>
+        <w:ind w:left="2880" w:hanging="360"/>
+      </w:pPr>
+      <w:rPr>
+        <w:rFonts w:ascii="Symbol" w:hAnsi="Symbol" w:hint="default"/>
+      </w:rPr>
+    </w:lvl>
+    <w:lvl w:ilvl="4" w:tplc="04090003" w:tentative="1">
+      <w:start w:val="1"/>
+      <w:numFmt w:val="bullet"/>
+      <w:lvlText w:val="o"/>
+      <w:lvlJc w:val="left"/>
+      <w:pPr>
+        <w:ind w:left="3600" w:hanging="360"/>
+      </w:pPr>
+      <w:rPr>
+        <w:rFonts w:ascii="Courier New" w:hAnsi="Courier New" w:cs="Courier New" w:hint="default"/>
+      </w:rPr>
+    </w:lvl>
+    <w:lvl w:ilvl="5" w:tplc="04090005" w:tentative="1">
+      <w:start w:val="1"/>
+      <w:numFmt w:val="bullet"/>
+      <w:lvlText w:val=""/>
+      <w:lvlJc w:val="left"/>
+      <w:pPr>
+        <w:ind w:left="4320" w:hanging="360"/>
+      </w:pPr>
+      <w:rPr>
+        <w:rFonts w:ascii="Wingdings" w:hAnsi="Wingdings" w:hint="default"/>
+      </w:rPr>
+    </w:lvl>
+    <w:lvl w:ilvl="6" w:tplc="04090001" w:tentative="1">
+      <w:start w:val="1"/>
+      <w:numFmt w:val="bullet"/>
+      <w:lvlText w:val=""/>
+      <w:lvlJc w:val="left"/>
+      <w:pPr>
+        <w:ind w:left="5040" w:hanging="360"/>
+      </w:pPr>
+      <w:rPr>
+        <w:rFonts w:ascii="Symbol" w:hAnsi="Symbol" w:hint="default"/>
+      </w:rPr>
+    </w:lvl>
+    <w:lvl w:ilvl="7" w:tplc="04090003" w:tentative="1">
+      <w:start w:val="1"/>
+      <w:numFmt w:val="bullet"/>
+      <w:lvlText w:val="o"/>
+      <w:lvlJc w:val="left"/>
+      <w:pPr>
+        <w:ind w:left="5760" w:hanging="360"/>
+      </w:pPr>
+      <w:rPr>
+        <w:rFonts w:ascii="Courier New" w:hAnsi="Courier New" w:cs="Courier New" w:hint="default"/>
+      </w:rPr>
+    </w:lvl>
+    <w:lvl w:ilvl="8" w:tplc="04090005" w:tentative="1">
+      <w:start w:val="1"/>
+      <w:numFmt w:val="bullet"/>
+      <w:lvlText w:val=""/>
+      <w:lvlJc w:val="left"/>
+      <w:pPr>
+        <w:ind w:left="6480" w:hanging="360"/>
+      </w:pPr>
+      <w:rPr>
+        <w:rFonts w:ascii="Wingdings" w:hAnsi="Wingdings" w:hint="default"/>
+      </w:rPr>
+    </w:lvl>
+  </w:abstractNum>
+  <w:abstractNum w:abstractNumId="21">
     <w:nsid w:val="541F7259"/>
     <w:multiLevelType w:val="hybridMultilevel"/>
     <w:tmpl w:val="21DAEF7C"/>
@@ -6823,7 +7384,7 @@
       </w:pPr>
     </w:lvl>
   </w:abstractNum>
-  <w:abstractNum w:abstractNumId="19">
+  <w:abstractNum w:abstractNumId="22">
     <w:nsid w:val="550A31FD"/>
     <w:multiLevelType w:val="multilevel"/>
     <w:tmpl w:val="CF1053AA"/>
@@ -6972,7 +7533,7 @@
       </w:rPr>
     </w:lvl>
   </w:abstractNum>
-  <w:abstractNum w:abstractNumId="20">
+  <w:abstractNum w:abstractNumId="23">
     <w:nsid w:val="5580592F"/>
     <w:multiLevelType w:val="hybridMultilevel"/>
     <w:tmpl w:val="3F3AE058"/>
@@ -7085,7 +7646,7 @@
       </w:rPr>
     </w:lvl>
   </w:abstractNum>
-  <w:abstractNum w:abstractNumId="21">
+  <w:abstractNum w:abstractNumId="24">
     <w:nsid w:val="57B336E3"/>
     <w:multiLevelType w:val="hybridMultilevel"/>
     <w:tmpl w:val="DA84A0A6"/>
@@ -7198,11 +7759,11 @@
       </w:rPr>
     </w:lvl>
   </w:abstractNum>
-  <w:abstractNum w:abstractNumId="22">
+  <w:abstractNum w:abstractNumId="25">
     <w:nsid w:val="6153683F"/>
     <w:multiLevelType w:val="hybridMultilevel"/>
-    <w:tmpl w:val="2F3EB84C"/>
-    <w:lvl w:ilvl="0" w:tplc="7054EACA">
+    <w:tmpl w:val="D332CBE2"/>
+    <w:lvl w:ilvl="0" w:tplc="D320F798">
       <w:start w:val="1"/>
       <w:numFmt w:val="bullet"/>
       <w:lvlText w:val="-"/>
@@ -7211,7 +7772,7 @@
         <w:ind w:left="360" w:hanging="360"/>
       </w:pPr>
       <w:rPr>
-        <w:rFonts w:ascii="Tw Cen MT" w:hAnsi="Tw Cen MT" w:hint="default"/>
+        <w:rFonts w:ascii="Yu Gothic" w:eastAsia="Yu Gothic" w:hAnsi="Yu Gothic" w:hint="eastAsia"/>
       </w:rPr>
     </w:lvl>
     <w:lvl w:ilvl="1" w:tplc="04090003" w:tentative="1">
@@ -7311,7 +7872,7 @@
       </w:rPr>
     </w:lvl>
   </w:abstractNum>
-  <w:abstractNum w:abstractNumId="23">
+  <w:abstractNum w:abstractNumId="26">
     <w:nsid w:val="658439D6"/>
     <w:multiLevelType w:val="hybridMultilevel"/>
     <w:tmpl w:val="1E0623F0"/>
@@ -7424,7 +7985,96 @@
       </w:rPr>
     </w:lvl>
   </w:abstractNum>
-  <w:abstractNum w:abstractNumId="24">
+  <w:abstractNum w:abstractNumId="27">
+    <w:nsid w:val="68B539BC"/>
+    <w:multiLevelType w:val="hybridMultilevel"/>
+    <w:tmpl w:val="456A71C8"/>
+    <w:lvl w:ilvl="0" w:tplc="D320F798">
+      <w:start w:val="1"/>
+      <w:numFmt w:val="bullet"/>
+      <w:lvlText w:val="-"/>
+      <w:lvlJc w:val="left"/>
+      <w:pPr>
+        <w:ind w:left="360" w:hanging="360"/>
+      </w:pPr>
+      <w:rPr>
+        <w:rFonts w:ascii="Yu Gothic" w:eastAsia="Yu Gothic" w:hAnsi="Yu Gothic" w:hint="eastAsia"/>
+      </w:rPr>
+    </w:lvl>
+    <w:lvl w:ilvl="1" w:tplc="04090019" w:tentative="1">
+      <w:start w:val="1"/>
+      <w:numFmt w:val="lowerLetter"/>
+      <w:lvlText w:val="%2."/>
+      <w:lvlJc w:val="left"/>
+      <w:pPr>
+        <w:ind w:left="1080" w:hanging="360"/>
+      </w:pPr>
+    </w:lvl>
+    <w:lvl w:ilvl="2" w:tplc="0409001B" w:tentative="1">
+      <w:start w:val="1"/>
+      <w:numFmt w:val="lowerRoman"/>
+      <w:lvlText w:val="%3."/>
+      <w:lvlJc w:val="right"/>
+      <w:pPr>
+        <w:ind w:left="1800" w:hanging="180"/>
+      </w:pPr>
+    </w:lvl>
+    <w:lvl w:ilvl="3" w:tplc="0409000F" w:tentative="1">
+      <w:start w:val="1"/>
+      <w:numFmt w:val="decimal"/>
+      <w:lvlText w:val="%4."/>
+      <w:lvlJc w:val="left"/>
+      <w:pPr>
+        <w:ind w:left="2520" w:hanging="360"/>
+      </w:pPr>
+    </w:lvl>
+    <w:lvl w:ilvl="4" w:tplc="04090019" w:tentative="1">
+      <w:start w:val="1"/>
+      <w:numFmt w:val="lowerLetter"/>
+      <w:lvlText w:val="%5."/>
+      <w:lvlJc w:val="left"/>
+      <w:pPr>
+        <w:ind w:left="3240" w:hanging="360"/>
+      </w:pPr>
+    </w:lvl>
+    <w:lvl w:ilvl="5" w:tplc="0409001B" w:tentative="1">
+      <w:start w:val="1"/>
+      <w:numFmt w:val="lowerRoman"/>
+      <w:lvlText w:val="%6."/>
+      <w:lvlJc w:val="right"/>
+      <w:pPr>
+        <w:ind w:left="3960" w:hanging="180"/>
+      </w:pPr>
+    </w:lvl>
+    <w:lvl w:ilvl="6" w:tplc="0409000F" w:tentative="1">
+      <w:start w:val="1"/>
+      <w:numFmt w:val="decimal"/>
+      <w:lvlText w:val="%7."/>
+      <w:lvlJc w:val="left"/>
+      <w:pPr>
+        <w:ind w:left="4680" w:hanging="360"/>
+      </w:pPr>
+    </w:lvl>
+    <w:lvl w:ilvl="7" w:tplc="04090019" w:tentative="1">
+      <w:start w:val="1"/>
+      <w:numFmt w:val="lowerLetter"/>
+      <w:lvlText w:val="%8."/>
+      <w:lvlJc w:val="left"/>
+      <w:pPr>
+        <w:ind w:left="5400" w:hanging="360"/>
+      </w:pPr>
+    </w:lvl>
+    <w:lvl w:ilvl="8" w:tplc="0409001B" w:tentative="1">
+      <w:start w:val="1"/>
+      <w:numFmt w:val="lowerRoman"/>
+      <w:lvlText w:val="%9."/>
+      <w:lvlJc w:val="right"/>
+      <w:pPr>
+        <w:ind w:left="6120" w:hanging="180"/>
+      </w:pPr>
+    </w:lvl>
+  </w:abstractNum>
+  <w:abstractNum w:abstractNumId="28">
     <w:nsid w:val="6D5070CE"/>
     <w:multiLevelType w:val="hybridMultilevel"/>
     <w:tmpl w:val="CD0267C2"/>
@@ -7537,7 +8187,7 @@
       </w:rPr>
     </w:lvl>
   </w:abstractNum>
-  <w:abstractNum w:abstractNumId="25">
+  <w:abstractNum w:abstractNumId="29">
     <w:nsid w:val="6F3B6F99"/>
     <w:multiLevelType w:val="hybridMultilevel"/>
     <w:tmpl w:val="24DC63F2"/>
@@ -7650,11 +8300,11 @@
       </w:rPr>
     </w:lvl>
   </w:abstractNum>
-  <w:abstractNum w:abstractNumId="26">
+  <w:abstractNum w:abstractNumId="30">
     <w:nsid w:val="71407486"/>
     <w:multiLevelType w:val="hybridMultilevel"/>
-    <w:tmpl w:val="D4487EA0"/>
-    <w:lvl w:ilvl="0" w:tplc="3E6E6F98">
+    <w:tmpl w:val="1E309A28"/>
+    <w:lvl w:ilvl="0" w:tplc="D320F798">
       <w:start w:val="1"/>
       <w:numFmt w:val="bullet"/>
       <w:lvlText w:val="-"/>
@@ -7663,8 +8313,8 @@
         <w:ind w:left="360" w:hanging="360"/>
       </w:pPr>
       <w:rPr>
-        <w:rFonts w:ascii="Tw Cen MT" w:hAnsi="Tw Cen MT" w:hint="default"/>
-        <w:sz w:val="20"/>
+        <w:rFonts w:ascii="Yu Gothic" w:eastAsia="Yu Gothic" w:hAnsi="Yu Gothic" w:hint="eastAsia"/>
+        <w:sz w:val="22"/>
       </w:rPr>
     </w:lvl>
     <w:lvl w:ilvl="1" w:tplc="04090003" w:tentative="1">
@@ -7764,7 +8414,7 @@
       </w:rPr>
     </w:lvl>
   </w:abstractNum>
-  <w:abstractNum w:abstractNumId="27">
+  <w:abstractNum w:abstractNumId="31">
     <w:nsid w:val="74FA6D96"/>
     <w:multiLevelType w:val="hybridMultilevel"/>
     <w:tmpl w:val="A308DCE6"/>
@@ -7853,7 +8503,7 @@
       </w:pPr>
     </w:lvl>
   </w:abstractNum>
-  <w:abstractNum w:abstractNumId="28">
+  <w:abstractNum w:abstractNumId="32">
     <w:nsid w:val="78732326"/>
     <w:multiLevelType w:val="hybridMultilevel"/>
     <w:tmpl w:val="2D9AF204"/>
@@ -7966,7 +8616,7 @@
       </w:rPr>
     </w:lvl>
   </w:abstractNum>
-  <w:abstractNum w:abstractNumId="29">
+  <w:abstractNum w:abstractNumId="33">
     <w:nsid w:val="7B3F7699"/>
     <w:multiLevelType w:val="hybridMultilevel"/>
     <w:tmpl w:val="34DE97F4"/>
@@ -8079,7 +8729,7 @@
       </w:rPr>
     </w:lvl>
   </w:abstractNum>
-  <w:abstractNum w:abstractNumId="30">
+  <w:abstractNum w:abstractNumId="34">
     <w:nsid w:val="7F292910"/>
     <w:multiLevelType w:val="hybridMultilevel"/>
     <w:tmpl w:val="0F22ED9A"/>
@@ -8193,64 +8843,64 @@
     </w:lvl>
   </w:abstractNum>
   <w:num w:numId="1">
-    <w:abstractNumId w:val="8"/>
+    <w:abstractNumId w:val="9"/>
   </w:num>
   <w:num w:numId="2">
-    <w:abstractNumId w:val="9"/>
+    <w:abstractNumId w:val="10"/>
   </w:num>
   <w:num w:numId="3">
-    <w:abstractNumId w:val="6"/>
+    <w:abstractNumId w:val="7"/>
   </w:num>
   <w:num w:numId="4">
-    <w:abstractNumId w:val="19"/>
+    <w:abstractNumId w:val="22"/>
   </w:num>
   <w:num w:numId="5">
+    <w:abstractNumId w:val="28"/>
+  </w:num>
+  <w:num w:numId="6">
+    <w:abstractNumId w:val="12"/>
+  </w:num>
+  <w:num w:numId="7">
+    <w:abstractNumId w:val="23"/>
+  </w:num>
+  <w:num w:numId="8">
     <w:abstractNumId w:val="24"/>
   </w:num>
-  <w:num w:numId="6">
-    <w:abstractNumId w:val="11"/>
-  </w:num>
-  <w:num w:numId="7">
-    <w:abstractNumId w:val="20"/>
-  </w:num>
-  <w:num w:numId="8">
-    <w:abstractNumId w:val="21"/>
-  </w:num>
   <w:num w:numId="9">
-    <w:abstractNumId w:val="25"/>
+    <w:abstractNumId w:val="29"/>
   </w:num>
   <w:num w:numId="10">
-    <w:abstractNumId w:val="14"/>
+    <w:abstractNumId w:val="16"/>
   </w:num>
   <w:num w:numId="11">
-    <w:abstractNumId w:val="30"/>
+    <w:abstractNumId w:val="34"/>
   </w:num>
   <w:num w:numId="12">
-    <w:abstractNumId w:val="29"/>
+    <w:abstractNumId w:val="33"/>
   </w:num>
   <w:num w:numId="13">
-    <w:abstractNumId w:val="12"/>
+    <w:abstractNumId w:val="13"/>
   </w:num>
   <w:num w:numId="14">
-    <w:abstractNumId w:val="28"/>
+    <w:abstractNumId w:val="32"/>
   </w:num>
   <w:num w:numId="15">
     <w:abstractNumId w:val="3"/>
   </w:num>
   <w:num w:numId="16">
-    <w:abstractNumId w:val="18"/>
+    <w:abstractNumId w:val="21"/>
   </w:num>
   <w:num w:numId="17">
     <w:abstractNumId w:val="0"/>
   </w:num>
   <w:num w:numId="18">
-    <w:abstractNumId w:val="7"/>
+    <w:abstractNumId w:val="8"/>
   </w:num>
   <w:num w:numId="19">
-    <w:abstractNumId w:val="27"/>
+    <w:abstractNumId w:val="31"/>
   </w:num>
   <w:num w:numId="20">
-    <w:abstractNumId w:val="23"/>
+    <w:abstractNumId w:val="26"/>
   </w:num>
   <w:num w:numId="21">
     <w:abstractNumId w:val="1"/>
@@ -8262,28 +8912,40 @@
     <w:abstractNumId w:val="4"/>
   </w:num>
   <w:num w:numId="24">
-    <w:abstractNumId w:val="13"/>
+    <w:abstractNumId w:val="15"/>
   </w:num>
   <w:num w:numId="25">
+    <w:abstractNumId w:val="6"/>
+  </w:num>
+  <w:num w:numId="26">
+    <w:abstractNumId w:val="11"/>
+  </w:num>
+  <w:num w:numId="27">
+    <w:abstractNumId w:val="30"/>
+  </w:num>
+  <w:num w:numId="28">
+    <w:abstractNumId w:val="17"/>
+  </w:num>
+  <w:num w:numId="29">
+    <w:abstractNumId w:val="25"/>
+  </w:num>
+  <w:num w:numId="30">
+    <w:abstractNumId w:val="18"/>
+  </w:num>
+  <w:num w:numId="31">
+    <w:abstractNumId w:val="19"/>
+  </w:num>
+  <w:num w:numId="32">
+    <w:abstractNumId w:val="14"/>
+  </w:num>
+  <w:num w:numId="33">
     <w:abstractNumId w:val="5"/>
   </w:num>
-  <w:num w:numId="26">
-    <w:abstractNumId w:val="10"/>
+  <w:num w:numId="34">
+    <w:abstractNumId w:val="20"/>
   </w:num>
-  <w:num w:numId="27">
-    <w:abstractNumId w:val="26"/>
-  </w:num>
-  <w:num w:numId="28">
-    <w:abstractNumId w:val="15"/>
-  </w:num>
-  <w:num w:numId="29">
-    <w:abstractNumId w:val="22"/>
-  </w:num>
-  <w:num w:numId="30">
-    <w:abstractNumId w:val="16"/>
-  </w:num>
-  <w:num w:numId="31">
-    <w:abstractNumId w:val="17"/>
+  <w:num w:numId="35">
+    <w:abstractNumId w:val="27"/>
   </w:num>
   <w:numIdMacAtCleanup w:val="8"/>
 </w:numbering>
@@ -9279,7 +9941,7 @@
 </file>
 
 <file path=customXml/itemProps1.xml><?xml version="1.0" encoding="utf-8"?>
-<ds:datastoreItem xmlns:ds="http://schemas.openxmlformats.org/officeDocument/2006/customXml" ds:itemID="{E5915D66-EE70-4130-BD84-83F8E896EC01}">
+<ds:datastoreItem xmlns:ds="http://schemas.openxmlformats.org/officeDocument/2006/customXml" ds:itemID="{F5DF75A6-C6D6-495D-A27C-3F6706FE59D2}">
   <ds:schemaRefs>
     <ds:schemaRef ds:uri="http://schemas.openxmlformats.org/officeDocument/2006/bibliography"/>
   </ds:schemaRefs>

--- a/William/Node Vue/William_Jackson.docx
+++ b/William/Node Vue/William_Jackson.docx
@@ -161,7 +161,16 @@
                 <w:sz w:val="17"/>
                 <w:szCs w:val="17"/>
               </w:rPr>
-              <w:t xml:space="preserve">Wellington, Nevada, United States </w:t>
+              <w:t xml:space="preserve">Wellington, Nevada, United States | </w:t>
+            </w:r>
+            <w:r>
+              <w:rPr>
+                <w:rFonts w:ascii="Arial" w:eastAsia="Arial" w:hAnsi="Arial" w:cs="Arial"/>
+                <w:color w:val="FFFFFF"/>
+                <w:sz w:val="17"/>
+                <w:szCs w:val="17"/>
+              </w:rPr>
+              <w:t>+1 (786) 949-7561</w:t>
             </w:r>
             <w:r>
               <w:rPr>
@@ -179,7 +188,7 @@
                 <w:sz w:val="17"/>
                 <w:szCs w:val="17"/>
               </w:rPr>
-              <w:t>+1 (725) 258-7943</w:t>
+              <w:t>williamjackson.pro@outlook.com</w:t>
             </w:r>
             <w:r>
               <w:rPr>
@@ -188,34 +197,7 @@
                 <w:sz w:val="17"/>
                 <w:szCs w:val="17"/>
               </w:rPr>
-              <w:t xml:space="preserve"> </w:t>
-            </w:r>
-            <w:r>
-              <w:rPr>
-                <w:rFonts w:ascii="Arial" w:eastAsia="Arial" w:hAnsi="Arial" w:cs="Arial"/>
-                <w:color w:val="FFFFFF"/>
-                <w:sz w:val="17"/>
-                <w:szCs w:val="17"/>
-              </w:rPr>
-              <w:t xml:space="preserve">| </w:t>
-            </w:r>
-            <w:r>
-              <w:rPr>
-                <w:rFonts w:ascii="Arial" w:eastAsia="Arial" w:hAnsi="Arial" w:cs="Arial"/>
-                <w:color w:val="FFFFFF"/>
-                <w:sz w:val="17"/>
-                <w:szCs w:val="17"/>
-              </w:rPr>
-              <w:t xml:space="preserve">williamjackson.pro@outlook.com </w:t>
-            </w:r>
-            <w:r>
-              <w:rPr>
-                <w:rFonts w:ascii="Arial" w:eastAsia="Arial" w:hAnsi="Arial" w:cs="Arial"/>
-                <w:color w:val="FFFFFF"/>
-                <w:sz w:val="17"/>
-                <w:szCs w:val="17"/>
-              </w:rPr>
-              <w:t xml:space="preserve">| </w:t>
+              <w:t xml:space="preserve"> | </w:t>
             </w:r>
             <w:r>
               <w:rPr>
@@ -235,6 +217,8 @@
               </w:rPr>
               <w:t>75b9343b6</w:t>
             </w:r>
+            <w:bookmarkStart w:id="0" w:name="_GoBack"/>
+            <w:bookmarkEnd w:id="0"/>
           </w:p>
         </w:tc>
       </w:tr>
@@ -4333,19 +4317,7 @@
           <w:sz w:val="24"/>
           <w:szCs w:val="21"/>
         </w:rPr>
-        <w:t>EDUCA</w:t>
-      </w:r>
-      <w:bookmarkStart w:id="0" w:name="_GoBack"/>
-      <w:bookmarkEnd w:id="0"/>
-      <w:r>
-        <w:rPr>
-          <w:b/>
-          <w:bCs/>
-          <w:color w:val="111111"/>
-          <w:sz w:val="24"/>
-          <w:szCs w:val="21"/>
-        </w:rPr>
-        <w:t>TION</w:t>
+        <w:t>EDUCATION</w:t>
       </w:r>
     </w:p>
     <w:tbl>
@@ -9941,7 +9913,7 @@
 </file>
 
 <file path=customXml/itemProps1.xml><?xml version="1.0" encoding="utf-8"?>
-<ds:datastoreItem xmlns:ds="http://schemas.openxmlformats.org/officeDocument/2006/customXml" ds:itemID="{F5DF75A6-C6D6-495D-A27C-3F6706FE59D2}">
+<ds:datastoreItem xmlns:ds="http://schemas.openxmlformats.org/officeDocument/2006/customXml" ds:itemID="{DB92D371-4259-4458-AE34-E65FF2BB2EE8}">
   <ds:schemaRefs>
     <ds:schemaRef ds:uri="http://schemas.openxmlformats.org/officeDocument/2006/bibliography"/>
   </ds:schemaRefs>

--- a/William/Node Vue/William_Jackson.docx
+++ b/William/Node Vue/William_Jackson.docx
@@ -161,61 +161,7 @@
                 <w:sz w:val="17"/>
                 <w:szCs w:val="17"/>
               </w:rPr>
-              <w:t xml:space="preserve">Wellington, Nevada, United States | </w:t>
-            </w:r>
-            <w:r>
-              <w:rPr>
-                <w:rFonts w:ascii="Arial" w:eastAsia="Arial" w:hAnsi="Arial" w:cs="Arial"/>
-                <w:color w:val="FFFFFF"/>
-                <w:sz w:val="17"/>
-                <w:szCs w:val="17"/>
-              </w:rPr>
-              <w:t>+1 (786) 949-7561</w:t>
-            </w:r>
-            <w:r>
-              <w:rPr>
-                <w:rFonts w:ascii="Arial" w:eastAsia="Arial" w:hAnsi="Arial" w:cs="Arial"/>
-                <w:color w:val="FFFFFF"/>
-                <w:sz w:val="17"/>
-                <w:szCs w:val="17"/>
-              </w:rPr>
-              <w:t xml:space="preserve">| </w:t>
-            </w:r>
-            <w:r>
-              <w:rPr>
-                <w:rFonts w:ascii="Arial" w:eastAsia="Arial" w:hAnsi="Arial" w:cs="Arial"/>
-                <w:color w:val="FFFFFF"/>
-                <w:sz w:val="17"/>
-                <w:szCs w:val="17"/>
-              </w:rPr>
-              <w:t>williamjackson.pro@outlook.com</w:t>
-            </w:r>
-            <w:r>
-              <w:rPr>
-                <w:rFonts w:ascii="Arial" w:eastAsia="Arial" w:hAnsi="Arial" w:cs="Arial"/>
-                <w:color w:val="FFFFFF"/>
-                <w:sz w:val="17"/>
-                <w:szCs w:val="17"/>
-              </w:rPr>
-              <w:t xml:space="preserve"> | </w:t>
-            </w:r>
-            <w:r>
-              <w:rPr>
-                <w:rFonts w:ascii="Arial" w:eastAsia="Arial" w:hAnsi="Arial" w:cs="Arial"/>
-                <w:color w:val="FFFFFF"/>
-                <w:sz w:val="17"/>
-                <w:szCs w:val="17"/>
-              </w:rPr>
-              <w:t>linkedin.com/in/william-jackson-</w:t>
-            </w:r>
-            <w:r>
-              <w:rPr>
-                <w:rFonts w:ascii="Arial" w:eastAsia="Arial" w:hAnsi="Arial" w:cs="Arial"/>
-                <w:color w:val="FFFFFF"/>
-                <w:sz w:val="17"/>
-                <w:szCs w:val="17"/>
-              </w:rPr>
-              <w:t>75b9343b6</w:t>
+              <w:t>Wellington, Nevada, United States | +1 (786) 949-7561| williamjdev@outlook.com | linkedin.com/in/william-jackson-40036a3ba</w:t>
             </w:r>
             <w:bookmarkStart w:id="0" w:name="_GoBack"/>
             <w:bookmarkEnd w:id="0"/>
@@ -9913,7 +9859,7 @@
 </file>
 
 <file path=customXml/itemProps1.xml><?xml version="1.0" encoding="utf-8"?>
-<ds:datastoreItem xmlns:ds="http://schemas.openxmlformats.org/officeDocument/2006/customXml" ds:itemID="{DB92D371-4259-4458-AE34-E65FF2BB2EE8}">
+<ds:datastoreItem xmlns:ds="http://schemas.openxmlformats.org/officeDocument/2006/customXml" ds:itemID="{3D54EBE2-E377-48FF-898A-C7CCC185D5FF}">
   <ds:schemaRefs>
     <ds:schemaRef ds:uri="http://schemas.openxmlformats.org/officeDocument/2006/bibliography"/>
   </ds:schemaRefs>

--- a/William/Node Vue/William_Jackson.docx
+++ b/William/Node Vue/William_Jackson.docx
@@ -163,8 +163,6 @@
               </w:rPr>
               <w:t>Wellington, Nevada, United States | +1 (786) 949-7561| williamjdev@outlook.com | linkedin.com/in/william-jackson-40036a3ba</w:t>
             </w:r>
-            <w:bookmarkStart w:id="0" w:name="_GoBack"/>
-            <w:bookmarkEnd w:id="0"/>
           </w:p>
         </w:tc>
       </w:tr>
@@ -255,34 +253,53 @@
         </w:rPr>
         <w:t xml:space="preserve">, and cloud-native web platforms across the </w:t>
       </w:r>
+      <w:r>
+        <w:rPr>
+          <w:rStyle w:val="Strong"/>
+          <w:sz w:val="22"/>
+        </w:rPr>
+        <w:t>SaaS, enterprise software, and data-driven product industry</w:t>
+      </w:r>
+      <w:r>
+        <w:rPr>
+          <w:sz w:val="22"/>
+        </w:rPr>
+        <w:t xml:space="preserve">, with a strong record of building secure APIs, responsive frontends, and scalable backend services. </w:t>
+      </w:r>
+      <w:proofErr w:type="gramStart"/>
+      <w:r>
+        <w:rPr>
+          <w:sz w:val="22"/>
+        </w:rPr>
+        <w:t xml:space="preserve">Strong background in </w:t>
+      </w:r>
       <w:proofErr w:type="spellStart"/>
       <w:r>
         <w:rPr>
           <w:rStyle w:val="Strong"/>
           <w:sz w:val="22"/>
         </w:rPr>
-        <w:t>SaaS</w:t>
+        <w:t>microservices</w:t>
       </w:r>
       <w:proofErr w:type="spellEnd"/>
       <w:r>
         <w:rPr>
-          <w:rStyle w:val="Strong"/>
-          <w:sz w:val="22"/>
-        </w:rPr>
-        <w:t>, enterprise software, and data-driven product industry</w:t>
-      </w:r>
-      <w:r>
-        <w:rPr>
-          <w:sz w:val="22"/>
-        </w:rPr>
-        <w:t xml:space="preserve">, with a strong record of building secure APIs, responsive frontends, and scalable backend services. </w:t>
-      </w:r>
-      <w:proofErr w:type="gramStart"/>
-      <w:r>
-        <w:rPr>
-          <w:sz w:val="22"/>
-        </w:rPr>
-        <w:t xml:space="preserve">Strong background in </w:t>
+          <w:sz w:val="22"/>
+        </w:rPr>
+        <w:t xml:space="preserve">, </w:t>
+      </w:r>
+      <w:r>
+        <w:rPr>
+          <w:rStyle w:val="Strong"/>
+          <w:sz w:val="22"/>
+        </w:rPr>
+        <w:t>REST APIs</w:t>
+      </w:r>
+      <w:r>
+        <w:rPr>
+          <w:sz w:val="22"/>
+        </w:rPr>
+        <w:t xml:space="preserve">, </w:t>
       </w:r>
       <w:proofErr w:type="spellStart"/>
       <w:r>
@@ -290,7 +307,7 @@
           <w:rStyle w:val="Strong"/>
           <w:sz w:val="22"/>
         </w:rPr>
-        <w:t>microservices</w:t>
+        <w:t>GraphQL</w:t>
       </w:r>
       <w:proofErr w:type="spellEnd"/>
       <w:r>
@@ -304,7 +321,7 @@
           <w:rStyle w:val="Strong"/>
           <w:sz w:val="22"/>
         </w:rPr>
-        <w:t>REST APIs</w:t>
+        <w:t>PostgreSQL</w:t>
       </w:r>
       <w:r>
         <w:rPr>
@@ -318,7 +335,7 @@
           <w:rStyle w:val="Strong"/>
           <w:sz w:val="22"/>
         </w:rPr>
-        <w:t>GraphQL</w:t>
+        <w:t>Redis</w:t>
       </w:r>
       <w:proofErr w:type="spellEnd"/>
       <w:r>
@@ -327,36 +344,6 @@
         </w:rPr>
         <w:t xml:space="preserve">, </w:t>
       </w:r>
-      <w:proofErr w:type="spellStart"/>
-      <w:r>
-        <w:rPr>
-          <w:rStyle w:val="Strong"/>
-          <w:sz w:val="22"/>
-        </w:rPr>
-        <w:t>PostgreSQL</w:t>
-      </w:r>
-      <w:proofErr w:type="spellEnd"/>
-      <w:r>
-        <w:rPr>
-          <w:sz w:val="22"/>
-        </w:rPr>
-        <w:t xml:space="preserve">, </w:t>
-      </w:r>
-      <w:proofErr w:type="spellStart"/>
-      <w:r>
-        <w:rPr>
-          <w:rStyle w:val="Strong"/>
-          <w:sz w:val="22"/>
-        </w:rPr>
-        <w:t>Redis</w:t>
-      </w:r>
-      <w:proofErr w:type="spellEnd"/>
-      <w:r>
-        <w:rPr>
-          <w:sz w:val="22"/>
-        </w:rPr>
-        <w:t xml:space="preserve">, </w:t>
-      </w:r>
       <w:r>
         <w:rPr>
           <w:rStyle w:val="Strong"/>
@@ -370,7 +357,6 @@
         </w:rPr>
         <w:t xml:space="preserve">, </w:t>
       </w:r>
-      <w:proofErr w:type="spellStart"/>
       <w:r>
         <w:rPr>
           <w:rStyle w:val="Strong"/>
@@ -378,7 +364,6 @@
         </w:rPr>
         <w:t>Docker</w:t>
       </w:r>
-      <w:proofErr w:type="spellEnd"/>
       <w:r>
         <w:rPr>
           <w:sz w:val="22"/>
@@ -814,23 +799,13 @@
         </w:rPr>
         <w:t xml:space="preserve">, </w:t>
       </w:r>
-      <w:proofErr w:type="spellStart"/>
       <w:r>
         <w:rPr>
           <w:rStyle w:val="Strong"/>
           <w:b w:val="0"/>
           <w:sz w:val="22"/>
         </w:rPr>
-        <w:t>OpenID</w:t>
-      </w:r>
-      <w:proofErr w:type="spellEnd"/>
-      <w:r>
-        <w:rPr>
-          <w:rStyle w:val="Strong"/>
-          <w:b w:val="0"/>
-          <w:sz w:val="22"/>
-        </w:rPr>
-        <w:t xml:space="preserve"> Connect</w:t>
+        <w:t>OpenID Connect</w:t>
       </w:r>
       <w:r>
         <w:rPr>
@@ -948,7 +923,6 @@
         </w:rPr>
         <w:t xml:space="preserve"> </w:t>
       </w:r>
-      <w:proofErr w:type="spellStart"/>
       <w:r>
         <w:rPr>
           <w:rStyle w:val="Strong"/>
@@ -957,7 +931,6 @@
         </w:rPr>
         <w:t>PostgreSQL</w:t>
       </w:r>
-      <w:proofErr w:type="spellEnd"/>
       <w:r>
         <w:rPr>
           <w:b/>
@@ -995,7 +968,6 @@
         </w:rPr>
         <w:t xml:space="preserve">, </w:t>
       </w:r>
-      <w:proofErr w:type="spellStart"/>
       <w:r>
         <w:rPr>
           <w:rStyle w:val="Strong"/>
@@ -1004,7 +976,6 @@
         </w:rPr>
         <w:t>MongoDB</w:t>
       </w:r>
-      <w:proofErr w:type="spellEnd"/>
       <w:r>
         <w:rPr>
           <w:b/>
@@ -1170,29 +1141,135 @@
           <w:rStyle w:val="Strong"/>
           <w:sz w:val="22"/>
         </w:rPr>
-        <w:t xml:space="preserve">Cloud &amp; </w:t>
+        <w:t>Cloud &amp; DevOps:</w:t>
+      </w:r>
+      <w:r>
+        <w:rPr>
+          <w:sz w:val="22"/>
+        </w:rPr>
+        <w:t xml:space="preserve"> </w:t>
+      </w:r>
+      <w:r>
+        <w:rPr>
+          <w:rStyle w:val="Strong"/>
+          <w:b w:val="0"/>
+          <w:sz w:val="22"/>
+        </w:rPr>
+        <w:t>AWS</w:t>
+      </w:r>
+      <w:r>
+        <w:rPr>
+          <w:b/>
+          <w:sz w:val="22"/>
+        </w:rPr>
+        <w:t xml:space="preserve"> (</w:t>
+      </w:r>
+      <w:r>
+        <w:rPr>
+          <w:rStyle w:val="Strong"/>
+          <w:b w:val="0"/>
+          <w:sz w:val="22"/>
+        </w:rPr>
+        <w:t>EC2</w:t>
+      </w:r>
+      <w:r>
+        <w:rPr>
+          <w:b/>
+          <w:sz w:val="22"/>
+        </w:rPr>
+        <w:t xml:space="preserve">, </w:t>
+      </w:r>
+      <w:r>
+        <w:rPr>
+          <w:rStyle w:val="Strong"/>
+          <w:b w:val="0"/>
+          <w:sz w:val="22"/>
+        </w:rPr>
+        <w:t>ECS</w:t>
+      </w:r>
+      <w:r>
+        <w:rPr>
+          <w:b/>
+          <w:sz w:val="22"/>
+        </w:rPr>
+        <w:t xml:space="preserve">, </w:t>
+      </w:r>
+      <w:r>
+        <w:rPr>
+          <w:rStyle w:val="Strong"/>
+          <w:b w:val="0"/>
+          <w:sz w:val="22"/>
+        </w:rPr>
+        <w:t>EKS</w:t>
+      </w:r>
+      <w:r>
+        <w:rPr>
+          <w:b/>
+          <w:sz w:val="22"/>
+        </w:rPr>
+        <w:t xml:space="preserve">, </w:t>
+      </w:r>
+      <w:r>
+        <w:rPr>
+          <w:rStyle w:val="Strong"/>
+          <w:b w:val="0"/>
+          <w:sz w:val="22"/>
+        </w:rPr>
+        <w:t>Lambda</w:t>
+      </w:r>
+      <w:r>
+        <w:rPr>
+          <w:b/>
+          <w:sz w:val="22"/>
+        </w:rPr>
+        <w:t xml:space="preserve">, </w:t>
+      </w:r>
+      <w:r>
+        <w:rPr>
+          <w:rStyle w:val="Strong"/>
+          <w:b w:val="0"/>
+          <w:sz w:val="22"/>
+        </w:rPr>
+        <w:t>API Gateway</w:t>
+      </w:r>
+      <w:r>
+        <w:rPr>
+          <w:b/>
+          <w:sz w:val="22"/>
+        </w:rPr>
+        <w:t xml:space="preserve">, </w:t>
+      </w:r>
+      <w:r>
+        <w:rPr>
+          <w:rStyle w:val="Strong"/>
+          <w:b w:val="0"/>
+          <w:sz w:val="22"/>
+        </w:rPr>
+        <w:t>S3</w:t>
+      </w:r>
+      <w:r>
+        <w:rPr>
+          <w:b/>
+          <w:sz w:val="22"/>
+        </w:rPr>
+        <w:t xml:space="preserve">, </w:t>
       </w:r>
       <w:proofErr w:type="spellStart"/>
       <w:r>
         <w:rPr>
           <w:rStyle w:val="Strong"/>
-          <w:sz w:val="22"/>
-        </w:rPr>
-        <w:t>DevOps</w:t>
+          <w:b w:val="0"/>
+          <w:sz w:val="22"/>
+        </w:rPr>
+        <w:t>CloudFront</w:t>
       </w:r>
       <w:proofErr w:type="spellEnd"/>
       <w:r>
         <w:rPr>
-          <w:rStyle w:val="Strong"/>
-          <w:sz w:val="22"/>
-        </w:rPr>
-        <w:t>:</w:t>
-      </w:r>
-      <w:r>
-        <w:rPr>
-          <w:sz w:val="22"/>
-        </w:rPr>
-        <w:t xml:space="preserve"> </w:t>
+          <w:b/>
+          <w:sz w:val="22"/>
+        </w:rPr>
+        <w:t xml:space="preserve">, </w:t>
       </w:r>
       <w:r>
         <w:rPr>
@@ -1200,23 +1277,25 @@
           <w:b w:val="0"/>
           <w:sz w:val="22"/>
         </w:rPr>
-        <w:t>AWS</w:t>
+        <w:t>RDS</w:t>
       </w:r>
       <w:r>
         <w:rPr>
           <w:b/>
           <w:sz w:val="22"/>
         </w:rPr>
-        <w:t xml:space="preserve"> (</w:t>
-      </w:r>
+        <w:t xml:space="preserve">, </w:t>
+      </w:r>
+      <w:proofErr w:type="spellStart"/>
       <w:r>
         <w:rPr>
           <w:rStyle w:val="Strong"/>
           <w:b w:val="0"/>
           <w:sz w:val="22"/>
         </w:rPr>
-        <w:t>EC2</w:t>
-      </w:r>
+        <w:t>DynamoDB</w:t>
+      </w:r>
+      <w:proofErr w:type="spellEnd"/>
       <w:r>
         <w:rPr>
           <w:b/>
@@ -1224,14 +1303,16 @@
         </w:rPr>
         <w:t xml:space="preserve">, </w:t>
       </w:r>
+      <w:proofErr w:type="spellStart"/>
       <w:r>
         <w:rPr>
           <w:rStyle w:val="Strong"/>
           <w:b w:val="0"/>
           <w:sz w:val="22"/>
         </w:rPr>
-        <w:t>ECS</w:t>
-      </w:r>
+        <w:t>ElastiCache</w:t>
+      </w:r>
+      <w:proofErr w:type="spellEnd"/>
       <w:r>
         <w:rPr>
           <w:b/>
@@ -1239,14 +1320,16 @@
         </w:rPr>
         <w:t xml:space="preserve">, </w:t>
       </w:r>
+      <w:proofErr w:type="spellStart"/>
       <w:r>
         <w:rPr>
           <w:rStyle w:val="Strong"/>
           <w:b w:val="0"/>
           <w:sz w:val="22"/>
         </w:rPr>
-        <w:t>EKS</w:t>
-      </w:r>
+        <w:t>EventBridge</w:t>
+      </w:r>
+      <w:proofErr w:type="spellEnd"/>
       <w:r>
         <w:rPr>
           <w:b/>
@@ -1260,7 +1343,7 @@
           <w:b w:val="0"/>
           <w:sz w:val="22"/>
         </w:rPr>
-        <w:t>Lambda</w:t>
+        <w:t>Step Functions</w:t>
       </w:r>
       <w:r>
         <w:rPr>
@@ -1275,14 +1358,14 @@
           <w:b w:val="0"/>
           <w:sz w:val="22"/>
         </w:rPr>
-        <w:t>API Gateway</w:t>
+        <w:t>IAM</w:t>
       </w:r>
       <w:r>
         <w:rPr>
           <w:b/>
           <w:sz w:val="22"/>
         </w:rPr>
-        <w:t xml:space="preserve">, </w:t>
+        <w:t xml:space="preserve">), </w:t>
       </w:r>
       <w:r>
         <w:rPr>
@@ -1290,7 +1373,7 @@
           <w:b w:val="0"/>
           <w:sz w:val="22"/>
         </w:rPr>
-        <w:t>S3</w:t>
+        <w:t>Azure</w:t>
       </w:r>
       <w:r>
         <w:rPr>
@@ -1299,6 +1382,81 @@
         </w:rPr>
         <w:t xml:space="preserve">, </w:t>
       </w:r>
+      <w:r>
+        <w:rPr>
+          <w:rStyle w:val="Strong"/>
+          <w:b w:val="0"/>
+          <w:sz w:val="22"/>
+        </w:rPr>
+        <w:t>GCP</w:t>
+      </w:r>
+      <w:r>
+        <w:rPr>
+          <w:b/>
+          <w:sz w:val="22"/>
+        </w:rPr>
+        <w:t xml:space="preserve">, </w:t>
+      </w:r>
+      <w:r>
+        <w:rPr>
+          <w:rStyle w:val="Strong"/>
+          <w:b w:val="0"/>
+          <w:sz w:val="22"/>
+        </w:rPr>
+        <w:t>Docker</w:t>
+      </w:r>
+      <w:r>
+        <w:rPr>
+          <w:b/>
+          <w:sz w:val="22"/>
+        </w:rPr>
+        <w:t xml:space="preserve">, </w:t>
+      </w:r>
+      <w:r>
+        <w:rPr>
+          <w:rStyle w:val="Strong"/>
+          <w:b w:val="0"/>
+          <w:sz w:val="22"/>
+        </w:rPr>
+        <w:t>Kubernetes</w:t>
+      </w:r>
+      <w:r>
+        <w:rPr>
+          <w:b/>
+          <w:sz w:val="22"/>
+        </w:rPr>
+        <w:t xml:space="preserve">, </w:t>
+      </w:r>
+      <w:r>
+        <w:rPr>
+          <w:rStyle w:val="Strong"/>
+          <w:b w:val="0"/>
+          <w:sz w:val="22"/>
+        </w:rPr>
+        <w:t>Helm</w:t>
+      </w:r>
+      <w:r>
+        <w:rPr>
+          <w:b/>
+          <w:sz w:val="22"/>
+        </w:rPr>
+        <w:t xml:space="preserve">, </w:t>
+      </w:r>
+      <w:r>
+        <w:rPr>
+          <w:rStyle w:val="Strong"/>
+          <w:b w:val="0"/>
+          <w:sz w:val="22"/>
+        </w:rPr>
+        <w:t>Terraform</w:t>
+      </w:r>
+      <w:r>
+        <w:rPr>
+          <w:b/>
+          <w:sz w:val="22"/>
+        </w:rPr>
+        <w:t xml:space="preserve">, </w:t>
+      </w:r>
       <w:proofErr w:type="spellStart"/>
       <w:r>
         <w:rPr>
@@ -1306,7 +1464,7 @@
           <w:b w:val="0"/>
           <w:sz w:val="22"/>
         </w:rPr>
-        <w:t>CloudFront</w:t>
+        <w:t>CloudFormation</w:t>
       </w:r>
       <w:proofErr w:type="spellEnd"/>
       <w:r>
@@ -1322,226 +1480,7 @@
           <w:b w:val="0"/>
           <w:sz w:val="22"/>
         </w:rPr>
-        <w:t>RDS</w:t>
-      </w:r>
-      <w:r>
-        <w:rPr>
-          <w:b/>
-          <w:sz w:val="22"/>
-        </w:rPr>
-        <w:t xml:space="preserve">, </w:t>
-      </w:r>
-      <w:proofErr w:type="spellStart"/>
-      <w:r>
-        <w:rPr>
-          <w:rStyle w:val="Strong"/>
-          <w:b w:val="0"/>
-          <w:sz w:val="22"/>
-        </w:rPr>
-        <w:t>DynamoDB</w:t>
-      </w:r>
-      <w:proofErr w:type="spellEnd"/>
-      <w:r>
-        <w:rPr>
-          <w:b/>
-          <w:sz w:val="22"/>
-        </w:rPr>
-        <w:t xml:space="preserve">, </w:t>
-      </w:r>
-      <w:proofErr w:type="spellStart"/>
-      <w:r>
-        <w:rPr>
-          <w:rStyle w:val="Strong"/>
-          <w:b w:val="0"/>
-          <w:sz w:val="22"/>
-        </w:rPr>
-        <w:t>ElastiCache</w:t>
-      </w:r>
-      <w:proofErr w:type="spellEnd"/>
-      <w:r>
-        <w:rPr>
-          <w:b/>
-          <w:sz w:val="22"/>
-        </w:rPr>
-        <w:t xml:space="preserve">, </w:t>
-      </w:r>
-      <w:proofErr w:type="spellStart"/>
-      <w:r>
-        <w:rPr>
-          <w:rStyle w:val="Strong"/>
-          <w:b w:val="0"/>
-          <w:sz w:val="22"/>
-        </w:rPr>
-        <w:t>EventBridge</w:t>
-      </w:r>
-      <w:proofErr w:type="spellEnd"/>
-      <w:r>
-        <w:rPr>
-          <w:b/>
-          <w:sz w:val="22"/>
-        </w:rPr>
-        <w:t xml:space="preserve">, </w:t>
-      </w:r>
-      <w:r>
-        <w:rPr>
-          <w:rStyle w:val="Strong"/>
-          <w:b w:val="0"/>
-          <w:sz w:val="22"/>
-        </w:rPr>
-        <w:t>Step Functions</w:t>
-      </w:r>
-      <w:r>
-        <w:rPr>
-          <w:b/>
-          <w:sz w:val="22"/>
-        </w:rPr>
-        <w:t xml:space="preserve">, </w:t>
-      </w:r>
-      <w:r>
-        <w:rPr>
-          <w:rStyle w:val="Strong"/>
-          <w:b w:val="0"/>
-          <w:sz w:val="22"/>
-        </w:rPr>
-        <w:t>IAM</w:t>
-      </w:r>
-      <w:r>
-        <w:rPr>
-          <w:b/>
-          <w:sz w:val="22"/>
-        </w:rPr>
-        <w:t xml:space="preserve">), </w:t>
-      </w:r>
-      <w:r>
-        <w:rPr>
-          <w:rStyle w:val="Strong"/>
-          <w:b w:val="0"/>
-          <w:sz w:val="22"/>
-        </w:rPr>
-        <w:t>Azure</w:t>
-      </w:r>
-      <w:r>
-        <w:rPr>
-          <w:b/>
-          <w:sz w:val="22"/>
-        </w:rPr>
-        <w:t xml:space="preserve">, </w:t>
-      </w:r>
-      <w:r>
-        <w:rPr>
-          <w:rStyle w:val="Strong"/>
-          <w:b w:val="0"/>
-          <w:sz w:val="22"/>
-        </w:rPr>
-        <w:t>GCP</w:t>
-      </w:r>
-      <w:r>
-        <w:rPr>
-          <w:b/>
-          <w:sz w:val="22"/>
-        </w:rPr>
-        <w:t xml:space="preserve">, </w:t>
-      </w:r>
-      <w:proofErr w:type="spellStart"/>
-      <w:r>
-        <w:rPr>
-          <w:rStyle w:val="Strong"/>
-          <w:b w:val="0"/>
-          <w:sz w:val="22"/>
-        </w:rPr>
-        <w:t>Docker</w:t>
-      </w:r>
-      <w:proofErr w:type="spellEnd"/>
-      <w:r>
-        <w:rPr>
-          <w:b/>
-          <w:sz w:val="22"/>
-        </w:rPr>
-        <w:t xml:space="preserve">, </w:t>
-      </w:r>
-      <w:proofErr w:type="spellStart"/>
-      <w:r>
-        <w:rPr>
-          <w:rStyle w:val="Strong"/>
-          <w:b w:val="0"/>
-          <w:sz w:val="22"/>
-        </w:rPr>
-        <w:t>Kubernetes</w:t>
-      </w:r>
-      <w:proofErr w:type="spellEnd"/>
-      <w:r>
-        <w:rPr>
-          <w:b/>
-          <w:sz w:val="22"/>
-        </w:rPr>
-        <w:t xml:space="preserve">, </w:t>
-      </w:r>
-      <w:r>
-        <w:rPr>
-          <w:rStyle w:val="Strong"/>
-          <w:b w:val="0"/>
-          <w:sz w:val="22"/>
-        </w:rPr>
-        <w:t>Helm</w:t>
-      </w:r>
-      <w:r>
-        <w:rPr>
-          <w:b/>
-          <w:sz w:val="22"/>
-        </w:rPr>
-        <w:t xml:space="preserve">, </w:t>
-      </w:r>
-      <w:proofErr w:type="spellStart"/>
-      <w:r>
-        <w:rPr>
-          <w:rStyle w:val="Strong"/>
-          <w:b w:val="0"/>
-          <w:sz w:val="22"/>
-        </w:rPr>
-        <w:t>Terraform</w:t>
-      </w:r>
-      <w:proofErr w:type="spellEnd"/>
-      <w:r>
-        <w:rPr>
-          <w:b/>
-          <w:sz w:val="22"/>
-        </w:rPr>
-        <w:t xml:space="preserve">, </w:t>
-      </w:r>
-      <w:proofErr w:type="spellStart"/>
-      <w:r>
-        <w:rPr>
-          <w:rStyle w:val="Strong"/>
-          <w:b w:val="0"/>
-          <w:sz w:val="22"/>
-        </w:rPr>
-        <w:t>CloudFormation</w:t>
-      </w:r>
-      <w:proofErr w:type="spellEnd"/>
-      <w:r>
-        <w:rPr>
-          <w:b/>
-          <w:sz w:val="22"/>
-        </w:rPr>
-        <w:t xml:space="preserve">, </w:t>
-      </w:r>
-      <w:proofErr w:type="spellStart"/>
-      <w:r>
-        <w:rPr>
-          <w:rStyle w:val="Strong"/>
-          <w:b w:val="0"/>
-          <w:sz w:val="22"/>
-        </w:rPr>
-        <w:t>GitHub</w:t>
-      </w:r>
-      <w:proofErr w:type="spellEnd"/>
-      <w:r>
-        <w:rPr>
-          <w:rStyle w:val="Strong"/>
-          <w:b w:val="0"/>
-          <w:sz w:val="22"/>
-        </w:rPr>
-        <w:t xml:space="preserve"> Actions</w:t>
+        <w:t>GitHub Actions</w:t>
       </w:r>
       <w:r>
         <w:rPr>
@@ -1605,21 +1544,12 @@
           <w:sz w:val="28"/>
         </w:rPr>
       </w:pPr>
-      <w:proofErr w:type="spellStart"/>
-      <w:r>
-        <w:rPr>
-          <w:rStyle w:val="Strong"/>
-          <w:sz w:val="22"/>
-        </w:rPr>
-        <w:t>Observability</w:t>
-      </w:r>
-      <w:proofErr w:type="spellEnd"/>
-      <w:r>
-        <w:rPr>
-          <w:rStyle w:val="Strong"/>
-          <w:sz w:val="22"/>
-        </w:rPr>
-        <w:t>, Quality &amp; Security:</w:t>
+      <w:r>
+        <w:rPr>
+          <w:rStyle w:val="Strong"/>
+          <w:sz w:val="22"/>
+        </w:rPr>
+        <w:t>Observability, Quality &amp; Security:</w:t>
       </w:r>
       <w:r>
         <w:rPr>
@@ -2154,7 +2084,6 @@
         </w:rPr>
         <w:t xml:space="preserve">, and </w:t>
       </w:r>
-      <w:proofErr w:type="spellStart"/>
       <w:r>
         <w:rPr>
           <w:rStyle w:val="Strong"/>
@@ -2162,7 +2091,6 @@
         </w:rPr>
         <w:t>PostgreSQL</w:t>
       </w:r>
-      <w:proofErr w:type="spellEnd"/>
       <w:r>
         <w:rPr>
           <w:sz w:val="22"/>
@@ -2411,21 +2339,12 @@
         </w:rPr>
         <w:t xml:space="preserve">, </w:t>
       </w:r>
-      <w:proofErr w:type="spellStart"/>
-      <w:r>
-        <w:rPr>
-          <w:rStyle w:val="Strong"/>
-          <w:sz w:val="22"/>
-        </w:rPr>
-        <w:t>OpenID</w:t>
-      </w:r>
-      <w:proofErr w:type="spellEnd"/>
-      <w:r>
-        <w:rPr>
-          <w:rStyle w:val="Strong"/>
-          <w:sz w:val="22"/>
-        </w:rPr>
-        <w:t xml:space="preserve"> Connect</w:t>
+      <w:r>
+        <w:rPr>
+          <w:rStyle w:val="Strong"/>
+          <w:sz w:val="22"/>
+        </w:rPr>
+        <w:t>OpenID Connect</w:t>
       </w:r>
       <w:r>
         <w:rPr>
@@ -2570,29 +2489,19 @@
         </w:rPr>
         <w:t xml:space="preserve">Built reusable CI/CD pipelines with </w:t>
       </w:r>
-      <w:proofErr w:type="spellStart"/>
-      <w:r>
-        <w:rPr>
-          <w:rStyle w:val="Strong"/>
-          <w:sz w:val="22"/>
-        </w:rPr>
-        <w:t>GitHub</w:t>
-      </w:r>
-      <w:proofErr w:type="spellEnd"/>
-      <w:r>
-        <w:rPr>
-          <w:rStyle w:val="Strong"/>
-          <w:sz w:val="22"/>
-        </w:rPr>
-        <w:t xml:space="preserve"> Actions</w:t>
-      </w:r>
-      <w:r>
-        <w:rPr>
-          <w:sz w:val="22"/>
-        </w:rPr>
-        <w:t xml:space="preserve">, </w:t>
-      </w:r>
-      <w:proofErr w:type="spellStart"/>
+      <w:r>
+        <w:rPr>
+          <w:rStyle w:val="Strong"/>
+          <w:sz w:val="22"/>
+        </w:rPr>
+        <w:t>GitHub Actions</w:t>
+      </w:r>
+      <w:r>
+        <w:rPr>
+          <w:sz w:val="22"/>
+        </w:rPr>
+        <w:t xml:space="preserve">, </w:t>
+      </w:r>
       <w:r>
         <w:rPr>
           <w:rStyle w:val="Strong"/>
@@ -2600,14 +2509,12 @@
         </w:rPr>
         <w:t>Docker</w:t>
       </w:r>
-      <w:proofErr w:type="spellEnd"/>
       <w:r>
         <w:rPr>
           <w:sz w:val="22"/>
         </w:rPr>
         <w:t xml:space="preserve">, and </w:t>
       </w:r>
-      <w:proofErr w:type="spellStart"/>
       <w:r>
         <w:rPr>
           <w:rStyle w:val="Strong"/>
@@ -2615,7 +2522,6 @@
         </w:rPr>
         <w:t>Terraform</w:t>
       </w:r>
-      <w:proofErr w:type="spellEnd"/>
       <w:r>
         <w:rPr>
           <w:sz w:val="22"/>
@@ -2697,21 +2603,7 @@
         <w:rPr>
           <w:sz w:val="22"/>
         </w:rPr>
-        <w:t xml:space="preserve">Added </w:t>
-      </w:r>
-      <w:proofErr w:type="spellStart"/>
-      <w:r>
-        <w:rPr>
-          <w:sz w:val="22"/>
-        </w:rPr>
-        <w:t>observability</w:t>
-      </w:r>
-      <w:proofErr w:type="spellEnd"/>
-      <w:r>
-        <w:rPr>
-          <w:sz w:val="22"/>
-        </w:rPr>
-        <w:t xml:space="preserve"> with </w:t>
+        <w:t xml:space="preserve">Added observability with </w:t>
       </w:r>
       <w:proofErr w:type="spellStart"/>
       <w:r>
@@ -2973,21 +2865,7 @@
         <w:rPr>
           <w:sz w:val="22"/>
         </w:rPr>
-        <w:t xml:space="preserve">, supporting sales operations, internal workflow automation, and data-heavy reporting across a growing </w:t>
-      </w:r>
-      <w:proofErr w:type="spellStart"/>
-      <w:r>
-        <w:rPr>
-          <w:sz w:val="22"/>
-        </w:rPr>
-        <w:t>SaaS</w:t>
-      </w:r>
-      <w:proofErr w:type="spellEnd"/>
-      <w:r>
-        <w:rPr>
-          <w:sz w:val="22"/>
-        </w:rPr>
-        <w:t xml:space="preserve"> product suite.</w:t>
+        <w:t>, supporting sales operations, internal workflow automation, and data-heavy reporting across a growing SaaS product suite.</w:t>
       </w:r>
     </w:p>
     <w:p>
@@ -3021,7 +2899,6 @@
         </w:rPr>
         <w:t xml:space="preserve">, </w:t>
       </w:r>
-      <w:proofErr w:type="spellStart"/>
       <w:r>
         <w:rPr>
           <w:rStyle w:val="Strong"/>
@@ -3029,7 +2906,6 @@
         </w:rPr>
         <w:t>PostgreSQL</w:t>
       </w:r>
-      <w:proofErr w:type="spellEnd"/>
       <w:r>
         <w:rPr>
           <w:sz w:val="22"/>
@@ -3783,7 +3659,6 @@
         </w:rPr>
         <w:t xml:space="preserve">, </w:t>
       </w:r>
-      <w:proofErr w:type="spellStart"/>
       <w:r>
         <w:rPr>
           <w:rStyle w:val="Strong"/>
@@ -3791,7 +3666,6 @@
         </w:rPr>
         <w:t>Docker</w:t>
       </w:r>
-      <w:proofErr w:type="spellEnd"/>
       <w:r>
         <w:rPr>
           <w:sz w:val="22"/>
@@ -4124,21 +3998,7 @@
         <w:rPr>
           <w:sz w:val="22"/>
         </w:rPr>
-        <w:t xml:space="preserve">Supported migration of selected </w:t>
-      </w:r>
-      <w:proofErr w:type="spellStart"/>
-      <w:r>
-        <w:rPr>
-          <w:sz w:val="22"/>
-        </w:rPr>
-        <w:t>jQuery</w:t>
-      </w:r>
-      <w:proofErr w:type="spellEnd"/>
-      <w:r>
-        <w:rPr>
-          <w:sz w:val="22"/>
-        </w:rPr>
-        <w:t xml:space="preserve">-heavy pages into early </w:t>
+        <w:t xml:space="preserve">Supported migration of selected jQuery-heavy pages into early </w:t>
       </w:r>
       <w:r>
         <w:rPr>
@@ -4347,22 +4207,19 @@
       </w:tr>
     </w:tbl>
     <w:p>
-      <w:pPr>
-        <w:rPr>
-          <w:sz w:val="22"/>
-        </w:rPr>
-      </w:pPr>
-      <w:r>
-        <w:rPr>
-          <w:rFonts w:ascii="Arial" w:eastAsia="Arial" w:hAnsi="Arial" w:cs="Arial"/>
+      <w:bookmarkStart w:id="0" w:name="_GoBack"/>
+      <w:r>
+        <w:rPr>
+          <w:rFonts w:ascii="Arial" w:hAnsi="Arial" w:cs="Arial"/>
           <w:b/>
           <w:bCs/>
-          <w:color w:val="111111"/>
-          <w:szCs w:val="18"/>
-        </w:rPr>
-        <w:t>Stanford University Department of Computer Science</w:t>
+          <w:color w:val="000000"/>
+          <w:szCs w:val="23"/>
+        </w:rPr>
+        <w:t>Harvard University</w:t>
       </w:r>
     </w:p>
+    <w:bookmarkEnd w:id="0"/>
     <w:p>
       <w:pPr>
         <w:pStyle w:val="ListParagraph"/>
@@ -9859,7 +9716,7 @@
 </file>
 
 <file path=customXml/itemProps1.xml><?xml version="1.0" encoding="utf-8"?>
-<ds:datastoreItem xmlns:ds="http://schemas.openxmlformats.org/officeDocument/2006/customXml" ds:itemID="{3D54EBE2-E377-48FF-898A-C7CCC185D5FF}">
+<ds:datastoreItem xmlns:ds="http://schemas.openxmlformats.org/officeDocument/2006/customXml" ds:itemID="{0C2236A0-9A35-41A6-BD50-A8CDA57482BB}">
   <ds:schemaRefs>
     <ds:schemaRef ds:uri="http://schemas.openxmlformats.org/officeDocument/2006/bibliography"/>
   </ds:schemaRefs>
